--- a/docs/DAIT-BRD- Dự án AI Data Room v1.0 - 07.10.2026.docx
+++ b/docs/DAIT-BRD- Dự án AI Data Room v1.0 - 07.10.2026.docx
@@ -314,6 +314,18 @@
               </w:rPr>
               <w:t>Đơn vị nghiệp vụ</w:t>
             </w:r>
+            <w:r>
+              <w:rPr>
+                <w:rFonts w:ascii="Times New Roman" w:hAnsi="Times New Roman" w:eastAsia="Times New Roman" w:cs="Times New Roman"/>
+                <w:b/>
+                <w:bCs/>
+                <w:color w:val="000000"/>
+                <w:kern w:val="0"/>
+                <w:lang w:val="vi-VN"/>
+                <w14:ligatures w14:val="none"/>
+              </w:rPr>
+              <w:t xml:space="preserve"/>
+            </w:r>
           </w:p>
         </w:tc>
         <w:tc>
@@ -339,7 +351,26 @@
                 <w:kern w:val="0"/>
                 <w14:ligatures w14:val="none"/>
               </w:rPr>
-              <w:t>Chủ Data Room IPO (Deal team / Ban IPO); Quản trị tenant Microsoft 365 và Purview</w:t>
+              <w:t>Chủ Data Room IPO (Deal team) - Quản trị tenant Microsoft 365</w:t>
+            </w:r>
+            <w:r>
+              <w:rPr>
+                <w:rFonts w:ascii="Times New Roman" w:hAnsi="Times New Roman" w:eastAsia="Times New Roman" w:cs="Times New Roman"/>
+                <w:color w:val="000000"/>
+                <w:kern w:val="0"/>
+                <w:lang w:val="vi-VN"/>
+                <w14:ligatures w14:val="none"/>
+              </w:rPr>
+              <w:t xml:space="preserve"/>
+            </w:r>
+            <w:r>
+              <w:rPr>
+                <w:rFonts w:ascii="Times New Roman" w:hAnsi="Times New Roman" w:eastAsia="Times New Roman" w:cs="Times New Roman"/>
+                <w:color w:val="000000"/>
+                <w:kern w:val="0"/>
+                <w14:ligatures w14:val="none"/>
+              </w:rPr>
+              <w:t/>
             </w:r>
           </w:p>
         </w:tc>
@@ -377,6 +408,18 @@
               </w:rPr>
               <w:t>Đơn vị triển khai</w:t>
             </w:r>
+            <w:r>
+              <w:rPr>
+                <w:rFonts w:ascii="Times New Roman" w:hAnsi="Times New Roman" w:eastAsia="Times New Roman" w:cs="Times New Roman"/>
+                <w:b/>
+                <w:bCs/>
+                <w:color w:val="000000"/>
+                <w:kern w:val="0"/>
+                <w:lang w:val="vi-VN"/>
+                <w14:ligatures w14:val="none"/>
+              </w:rPr>
+              <w:t xml:space="preserve"/>
+            </w:r>
           </w:p>
         </w:tc>
         <w:tc>
@@ -468,7 +511,70 @@
                 <w:lang w:val="vi-VN"/>
                 <w14:ligatures w14:val="none"/>
               </w:rPr>
-              <w:t>Cổng đi tiếp sau 9 phép thử tích hợp ngày 23/10/2026; Go-live Bản 1 dự kiến 26/02/2027 (tuần 20)</w:t>
+              <w:t xml:space="preserve">Go-live Bản 1 ngày 26/02/2027</w:t>
+            </w:r>
+            <w:r>
+              <w:rPr>
+                <w:rFonts w:ascii="Times New Roman" w:hAnsi="Times New Roman" w:eastAsia="Times New Roman" w:cs="Times New Roman"/>
+                <w:color w:val="000000" w:themeColor="text1" w:themeTint="FF" w:themeShade="FF"/>
+                <w:lang w:val="vi-VN"/>
+              </w:rPr>
+              <w:t xml:space="preserve"/>
+            </w:r>
+            <w:r>
+              <w:rPr>
+                <w:rFonts w:ascii="Times New Roman" w:hAnsi="Times New Roman" w:eastAsia="Times New Roman" w:cs="Times New Roman"/>
+                <w:color w:val="000000" w:themeColor="text1" w:themeTint="FF" w:themeShade="FF"/>
+                <w:lang w:val="vi-VN"/>
+              </w:rPr>
+              <w:t/>
+            </w:r>
+            <w:r>
+              <w:rPr>
+                <w:rFonts w:ascii="Times New Roman" w:hAnsi="Times New Roman" w:eastAsia="Times New Roman" w:cs="Times New Roman"/>
+                <w:color w:val="000000" w:themeColor="text1" w:themeTint="FF" w:themeShade="FF"/>
+                <w:lang w:val="vi-VN"/>
+              </w:rPr>
+              <w:t xml:space="preserve"/>
+            </w:r>
+            <w:r>
+              <w:rPr>
+                <w:rFonts w:ascii="Times New Roman" w:hAnsi="Times New Roman" w:eastAsia="Times New Roman" w:cs="Times New Roman"/>
+                <w:color w:val="000000" w:themeColor="text1" w:themeTint="FF" w:themeShade="FF"/>
+                <w:lang w:val="vi-VN"/>
+              </w:rPr>
+              <w:t/>
+            </w:r>
+            <w:r>
+              <w:rPr>
+                <w:rFonts w:ascii="Times New Roman" w:hAnsi="Times New Roman" w:eastAsia="Times New Roman" w:cs="Times New Roman"/>
+                <w:color w:val="000000" w:themeColor="text1" w:themeTint="FF" w:themeShade="FF"/>
+                <w:lang w:val="vi-VN"/>
+              </w:rPr>
+              <w:t xml:space="preserve"/>
+            </w:r>
+            <w:r>
+              <w:rPr>
+                <w:rFonts w:ascii="Times New Roman" w:hAnsi="Times New Roman" w:eastAsia="Times New Roman" w:cs="Times New Roman"/>
+                <w:color w:val="000000"/>
+                <w:kern w:val="0"/>
+                <w14:ligatures w14:val="none"/>
+              </w:rPr>
+              <w:t/>
+            </w:r>
+            <w:r>
+              <w:rPr>
+                <w:rFonts w:ascii="Times New Roman" w:hAnsi="Times New Roman" w:eastAsia="Times New Roman" w:cs="Times New Roman"/>
+                <w:color w:val="000000" w:themeColor="text1" w:themeTint="FF" w:themeShade="FF"/>
+              </w:rPr>
+              <w:t/>
+            </w:r>
+            <w:r>
+              <w:rPr>
+                <w:rFonts w:ascii="Times New Roman" w:hAnsi="Times New Roman" w:eastAsia="Times New Roman" w:cs="Times New Roman"/>
+                <w:color w:val="000000" w:themeColor="text1" w:themeTint="FF" w:themeShade="FF"/>
+              </w:rPr>
+              <w:t/>
             </w:r>
           </w:p>
         </w:tc>
@@ -534,7 +640,7 @@
                 <w:lang w:val="vi-VN"/>
                 <w14:ligatures w14:val="none"/>
               </w:rPr>
-              <w:t>AI core on-prem tại Việt Nam trả lời câu hỏi của nhà đầu tư và nhân viên trên tài liệu Data Room SharePoint, đúng quyền SharePoint, mọi ý có trích dẫn nguyên văn đã kiểm chứng</w:t>
+              <w:t>AI core on-prem trả lời câu hỏi trên tài liệu Data Room SharePoint, đúng quyền SharePoint, có trích dẫn nguyên văn đã kiểm chứng</w:t>
             </w:r>
           </w:p>
         </w:tc>
@@ -601,7 +707,7 @@
                 <w:lang w:val="vi-VN"/>
                 <w14:ligatures w14:val="none"/>
               </w:rPr>
-              <w:t>Dự thảo – Kế hoạch tổng v0.6 và bản demo local đã chạy, có số đo; đang chờ Chủ Data Room, Quản trị tenant và BOD xác nhận các Business Rule</w:t>
+              <w:t>Dự thảo – Đang chờ Chủ Data Room và BOD xác nhận các Business Rule và một số yêu cầu liên quan</w:t>
             </w:r>
           </w:p>
         </w:tc>
@@ -709,7 +815,7 @@
           <w:szCs w:val="24"/>
           <w:lang w:val="en-US"/>
         </w:rPr>
-        <w:t>Mục tiêu: Xây AI core chạy on-prem tại Việt Nam cho Data Room IPO trên SharePoint Online. Nhà đầu tư và nhân viên hỏi bằng tiếng Việt (có dấu hoặc không dấu) hoặc tiếng Anh; AI chỉ trả lời từ tài liệu người hỏi được mở trên SharePoint và được phép dùng AI; mọi ý có trích dẫn nguyên văn đã kiểm chứng; không rò rỉ chéo giữa các nhóm nhà đầu tư; trên các câu AI trả lời, độ đúng ≥ 99% với độ tin cậy 95%.</w:t>
+        <w:t>Mục tiêu: Xây AI core chạy on-prem tại Việt Nam cho Data Room IPO trên SharePoint Online, cho phép nhà đầu tư và nhân viên hỏi đáp trên tài liệu, chỉ trả lời từ tài liệu người hỏi được mở trên SharePoint và được phép dùng AI, mọi ý có trích dẫn nguyên văn đã kiểm chứng, không rò rỉ chéo giữa các nhóm nhà đầu tư.</w:t>
       </w:r>
     </w:p>
     <w:p xmlns:wp14="http://schemas.microsoft.com/office/word/2010/wordml" wp14:textId="40F8A31B">
@@ -730,7 +836,239 @@
           <w:lang w:val="en-US"/>
           <w14:ligatures w14:val="none"/>
         </w:rPr>
-        <w:t>Phạm vi In-scope: Bắt đầu từ khi tài liệu đã nằm trên site Data Room SharePoint (đã gán AI_Use và nhãn) → Đồng bộ quyền và nạp tài liệu (an toàn file, đọc/OCR, cắt đoạn, lập chỉ mục) → Hỏi đáp qua giao diện chat (đăng nhập Entra) với 4 cổng quyền → Trả lời có trích dẫn, link mở file trên SharePoint → Nhật ký và báo cáo.</w:t>
+        <w:t xml:space="preserve">Phạm vi In-scope: Bắt đầu từ khi tài liệu đã nằm trên site Data Room SharePoint (đã gán AI_Use và nhãn) → Đồng bộ quyền &amp; nạp tài liệu (OCR) → Hỏi đáp qua 4 cổng quyền → Trả lời có trích dẫn &amp; Nhật ký.</w:t>
+      </w:r>
+      <w:r>
+        <w:rPr>
+          <w:rFonts w:ascii="Times New Roman" w:hAnsi="Times New Roman" w:eastAsia="Times New Roman" w:cs="Times New Roman"/>
+          <w:color w:val="000000" w:themeColor="text1" w:themeTint="FF" w:themeShade="FF"/>
+          <w:lang w:val="en-US"/>
+        </w:rPr>
+        <w:t/>
+      </w:r>
+      <w:r>
+        <w:rPr>
+          <w:rFonts w:ascii="Times New Roman" w:hAnsi="Times New Roman" w:eastAsia="Times New Roman" w:cs="Times New Roman"/>
+          <w:color w:val="000000" w:themeColor="text1" w:themeTint="FF" w:themeShade="FF"/>
+          <w:lang w:val="en-US"/>
+        </w:rPr>
+        <w:t xml:space="preserve"/>
+      </w:r>
+      <w:r>
+        <w:rPr>
+          <w:rFonts w:ascii="Times New Roman" w:hAnsi="Times New Roman" w:eastAsia="Times New Roman" w:cs="Times New Roman"/>
+          <w:color w:val="000000" w:themeColor="text1" w:themeTint="FF" w:themeShade="FF"/>
+          <w:lang w:val="en-US"/>
+        </w:rPr>
+        <w:t/>
+      </w:r>
+      <w:r>
+        <w:rPr>
+          <w:rFonts w:ascii="Times New Roman" w:hAnsi="Times New Roman" w:eastAsia="Times New Roman" w:cs="Times New Roman"/>
+          <w:color w:val="000000" w:themeColor="text1" w:themeTint="FF" w:themeShade="FF"/>
+          <w:lang w:val="en-US"/>
+        </w:rPr>
+        <w:t xml:space="preserve"/>
+      </w:r>
+      <w:r>
+        <w:rPr>
+          <w:rFonts w:ascii="Times New Roman" w:hAnsi="Times New Roman" w:eastAsia="Times New Roman" w:cs="Times New Roman"/>
+          <w:color w:val="000000" w:themeColor="text1" w:themeTint="FF" w:themeShade="FF"/>
+          <w:lang w:val="en-US"/>
+        </w:rPr>
+        <w:t/>
+      </w:r>
+      <w:r>
+        <w:rPr>
+          <w:rFonts w:ascii="Times New Roman" w:hAnsi="Times New Roman" w:eastAsia="Times New Roman" w:cs="Times New Roman"/>
+          <w:color w:val="000000" w:themeColor="text1" w:themeTint="FF" w:themeShade="FF"/>
+          <w:lang w:val="en-US"/>
+        </w:rPr>
+        <w:t xml:space="preserve"/>
+      </w:r>
+      <w:r>
+        <w:rPr>
+          <w:rFonts w:ascii="Times New Roman" w:hAnsi="Times New Roman" w:eastAsia="Times New Roman" w:cs="Times New Roman"/>
+          <w:color w:val="000000" w:themeColor="text1" w:themeTint="FF" w:themeShade="FF"/>
+          <w:lang w:val="en-US"/>
+        </w:rPr>
+        <w:t/>
+      </w:r>
+      <w:r>
+        <w:rPr>
+          <w:rFonts w:ascii="Times New Roman" w:hAnsi="Times New Roman" w:eastAsia="Times New Roman" w:cs="Times New Roman"/>
+          <w:color w:val="000000" w:themeColor="text1" w:themeTint="FF" w:themeShade="FF"/>
+          <w:lang w:val="en-US"/>
+        </w:rPr>
+        <w:t xml:space="preserve"/>
+      </w:r>
+      <w:r>
+        <w:rPr>
+          <w:rFonts w:ascii="Times New Roman" w:hAnsi="Times New Roman" w:eastAsia="Times New Roman" w:cs="Times New Roman"/>
+          <w:color w:val="000000" w:themeColor="text1" w:themeTint="FF" w:themeShade="FF"/>
+          <w:lang w:val="en-US"/>
+        </w:rPr>
+        <w:t/>
+      </w:r>
+      <w:r>
+        <w:rPr>
+          <w:rFonts w:ascii="Times New Roman" w:hAnsi="Times New Roman" w:eastAsia="Times New Roman" w:cs="Times New Roman"/>
+          <w:color w:val="000000" w:themeColor="text1" w:themeTint="FF" w:themeShade="FF"/>
+          <w:lang w:val="en-US"/>
+        </w:rPr>
+        <w:t xml:space="preserve"/>
+      </w:r>
+      <w:r>
+        <w:rPr>
+          <w:rFonts w:ascii="Times New Roman" w:hAnsi="Times New Roman" w:eastAsia="Times New Roman" w:cs="Times New Roman"/>
+          <w:color w:val="000000" w:themeColor="text1" w:themeTint="FF" w:themeShade="FF"/>
+          <w:lang w:val="en-US"/>
+        </w:rPr>
+        <w:t/>
+      </w:r>
+      <w:r>
+        <w:rPr>
+          <w:rFonts w:ascii="Times New Roman" w:hAnsi="Times New Roman" w:eastAsia="Times New Roman" w:cs="Times New Roman"/>
+          <w:color w:val="000000" w:themeColor="text1" w:themeTint="FF" w:themeShade="FF"/>
+          <w:lang w:val="en-US"/>
+        </w:rPr>
+        <w:t xml:space="preserve"/>
+      </w:r>
+      <w:r>
+        <w:rPr>
+          <w:rFonts w:ascii="Times New Roman" w:hAnsi="Times New Roman" w:eastAsia="Times New Roman" w:cs="Times New Roman"/>
+          <w:color w:val="000000" w:themeColor="text1" w:themeTint="FF" w:themeShade="FF"/>
+          <w:lang w:val="en-US"/>
+        </w:rPr>
+        <w:t xml:space="preserve"/>
+      </w:r>
+      <w:r>
+        <w:rPr>
+          <w:rFonts w:ascii="Times New Roman" w:hAnsi="Times New Roman" w:eastAsia="Times New Roman" w:cs="Times New Roman"/>
+          <w:color w:val="000000" w:themeColor="text1" w:themeTint="FF" w:themeShade="FF"/>
+          <w:lang w:val="en-US"/>
+        </w:rPr>
+        <w:t/>
+      </w:r>
+      <w:r>
+        <w:rPr>
+          <w:rFonts w:ascii="Times New Roman" w:hAnsi="Times New Roman" w:eastAsia="Times New Roman" w:cs="Times New Roman"/>
+          <w:color w:val="000000" w:themeColor="text1" w:themeTint="FF" w:themeShade="FF"/>
+          <w:lang w:val="en-US"/>
+        </w:rPr>
+        <w:t xml:space="preserve"/>
+      </w:r>
+      <w:r>
+        <w:rPr>
+          <w:rFonts w:ascii="Times New Roman" w:hAnsi="Times New Roman" w:eastAsia="Times New Roman" w:cs="Times New Roman"/>
+          <w:color w:val="000000" w:themeColor="text1" w:themeTint="FF" w:themeShade="FF"/>
+          <w:lang w:val="en-US"/>
+        </w:rPr>
+        <w:t/>
+      </w:r>
+      <w:r>
+        <w:rPr>
+          <w:rFonts w:ascii="Times New Roman" w:hAnsi="Times New Roman" w:eastAsia="Times New Roman" w:cs="Times New Roman"/>
+          <w:color w:val="000000" w:themeColor="text1" w:themeTint="FF" w:themeShade="FF"/>
+          <w:lang w:val="en-US"/>
+        </w:rPr>
+        <w:t xml:space="preserve"/>
+      </w:r>
+      <w:r>
+        <w:rPr>
+          <w:rFonts w:ascii="Times New Roman" w:hAnsi="Times New Roman" w:eastAsia="Times New Roman" w:cs="Times New Roman"/>
+          <w:color w:val="000000" w:themeColor="text1" w:themeTint="FF" w:themeShade="FF"/>
+          <w:lang w:val="en-US"/>
+        </w:rPr>
+        <w:t/>
+      </w:r>
+      <w:r>
+        <w:rPr>
+          <w:rFonts w:ascii="Times New Roman" w:hAnsi="Times New Roman" w:eastAsia="Times New Roman" w:cs="Times New Roman"/>
+          <w:color w:val="000000" w:themeColor="text1" w:themeTint="FF" w:themeShade="FF"/>
+          <w:lang w:val="en-US"/>
+        </w:rPr>
+        <w:t xml:space="preserve"/>
+      </w:r>
+      <w:r>
+        <w:rPr>
+          <w:rFonts w:ascii="Times New Roman" w:hAnsi="Times New Roman" w:eastAsia="Times New Roman" w:cs="Times New Roman"/>
+          <w:color w:val="000000" w:themeColor="text1" w:themeTint="FF" w:themeShade="FF"/>
+          <w:lang w:val="en-US"/>
+        </w:rPr>
+        <w:t/>
+      </w:r>
+      <w:r>
+        <w:rPr>
+          <w:rFonts w:ascii="Times New Roman" w:hAnsi="Times New Roman" w:eastAsia="Times New Roman" w:cs="Times New Roman"/>
+          <w:color w:val="000000" w:themeColor="text1" w:themeTint="FF" w:themeShade="FF"/>
+          <w:lang w:val="en-US"/>
+        </w:rPr>
+        <w:t xml:space="preserve"/>
+      </w:r>
+      <w:r>
+        <w:rPr>
+          <w:rFonts w:ascii="Times New Roman" w:hAnsi="Times New Roman" w:eastAsia="Times New Roman" w:cs="Times New Roman"/>
+          <w:color w:val="000000" w:themeColor="text1" w:themeTint="FF" w:themeShade="FF"/>
+          <w:lang w:val="en-US"/>
+        </w:rPr>
+        <w:t/>
+      </w:r>
+      <w:r>
+        <w:rPr>
+          <w:rFonts w:ascii="Times New Roman" w:hAnsi="Times New Roman" w:eastAsia="Times New Roman" w:cs="Times New Roman"/>
+          <w:color w:val="000000" w:themeColor="text1" w:themeTint="FF" w:themeShade="FF"/>
+          <w:lang w:val="en-US"/>
+        </w:rPr>
+        <w:t xml:space="preserve"/>
+      </w:r>
+      <w:r>
+        <w:rPr>
+          <w:rFonts w:ascii="Times New Roman" w:hAnsi="Times New Roman" w:eastAsia="Times New Roman" w:cs="Times New Roman"/>
+          <w:color w:val="000000" w:themeColor="text1" w:themeTint="FF" w:themeShade="FF"/>
+          <w:lang w:val="en-US"/>
+        </w:rPr>
+        <w:t/>
+      </w:r>
+      <w:r>
+        <w:rPr>
+          <w:rFonts w:ascii="Times New Roman" w:hAnsi="Times New Roman" w:eastAsia="Times New Roman" w:cs="Times New Roman"/>
+          <w:color w:val="000000" w:themeColor="text1" w:themeTint="FF" w:themeShade="FF"/>
+          <w:lang w:val="en-US"/>
+        </w:rPr>
+        <w:t xml:space="preserve"/>
+      </w:r>
+      <w:r>
+        <w:rPr>
+          <w:rFonts w:ascii="Times New Roman" w:hAnsi="Times New Roman" w:eastAsia="Times New Roman" w:cs="Times New Roman"/>
+          <w:color w:val="000000" w:themeColor="text1" w:themeTint="FF" w:themeShade="FF"/>
+          <w:lang w:val="en-US"/>
+        </w:rPr>
+        <w:t/>
+      </w:r>
+      <w:r>
+        <w:rPr>
+          <w:rFonts w:ascii="Times New Roman" w:hAnsi="Times New Roman" w:eastAsia="Times New Roman" w:cs="Times New Roman"/>
+          <w:color w:val="000000" w:themeColor="text1" w:themeTint="FF" w:themeShade="FF"/>
+          <w:lang w:val="en-US"/>
+        </w:rPr>
+        <w:t xml:space="preserve"/>
+      </w:r>
+      <w:r>
+        <w:rPr>
+          <w:rFonts w:ascii="Times New Roman" w:hAnsi="Times New Roman" w:eastAsia="Times New Roman" w:cs="Times New Roman"/>
+          <w:color w:val="000000" w:themeColor="text1" w:themeTint="FF" w:themeShade="FF"/>
+          <w:lang w:val="en-US"/>
+        </w:rPr>
+        <w:t/>
+      </w:r>
+      <w:r>
+        <w:rPr>
+          <w:rFonts w:ascii="Times New Roman" w:hAnsi="Times New Roman" w:eastAsia="Times New Roman" w:cs="Times New Roman"/>
+          <w:color w:val="000000" w:themeColor="text1" w:themeTint="FF" w:themeShade="FF"/>
+          <w:lang w:val="en-US"/>
+        </w:rPr>
+        <w:t/>
       </w:r>
     </w:p>
     <w:p xmlns:wp14="http://schemas.microsoft.com/office/word/2010/wordml" wp14:textId="18E0F00F">
@@ -744,7 +1082,7 @@
           <w:color w:val="000000" w:themeColor="text1" w:themeTint="FF" w:themeShade="FF"/>
           <w:lang w:val="en-US"/>
         </w:rPr>
-        <w:t>Phạm vi Out-of-scope: Không xây Data Room, trình xem, watermark hay chức năng cấp quyền (thuộc SharePoint, Entra, Purview do Chủ Data Room và Quản trị tenant thực hiện). Không lưu file gốc on-prem. Không dùng Copilot hay agent của Microsoft cho nhà đầu tư. Câu hỏi đếm/tổng và kho bản ghi thuộc Bản 2; không tư vấn đầu tư.</w:t>
+        <w:t>Phạm vi Out-of-scope: Không xây Data Room, trình xem, watermark hay chức năng cấp quyền (thuộc SharePoint, Entra, Purview do Chủ Data Room và Quản trị tenant thực hiện). Không lưu file gốc on-prem. Câu hỏi đếm/tổng và kho bản ghi thuộc Bản 2, chờ đánh giá sau Go-live.</w:t>
       </w:r>
     </w:p>
     <w:p xmlns:wp14="http://schemas.microsoft.com/office/word/2010/wordml" wp14:textId="77777777" wp14:noSpellErr="1">
@@ -804,7 +1142,471 @@
           <w:color w:val="000000" w:themeColor="text1" w:themeTint="FF" w:themeShade="FF"/>
           <w:lang w:val="en-US"/>
         </w:rPr>
-        <w:t>B0 – Chuẩn bị Data Room: Chủ Data Room đưa tài liệu lên SharePoint, gán AI_Use và nhãn; Quản trị tenant mời nhà đầu tư thành khách Entra B2B và cấp access package theo nhóm. AI core bắt đầu xử lý khi tài liệu xuất hiện trong delta của Microsoft Graph.</w:t>
+        <w:t xml:space="preserve">B0 – Chuẩn bị Data Room: Chủ Data Room đưa tài liệu lên SharePoint, gán AI_Use và nhãn; Quản trị tenant cấp quyền cho nhà đầu tư (khách Entra B2B). AI core bắt đầu xử lý khi tài liệu xuất hiện trong delta của Graph. </w:t>
+      </w:r>
+      <w:r>
+        <w:rPr>
+          <w:rFonts w:ascii="Times New Roman" w:hAnsi="Times New Roman" w:eastAsia="Times New Roman" w:cs="Times New Roman"/>
+          <w:color w:val="000000" w:themeColor="text1" w:themeTint="FF" w:themeShade="FF"/>
+          <w:lang w:val="en-US"/>
+        </w:rPr>
+        <w:t/>
+      </w:r>
+      <w:r>
+        <w:rPr>
+          <w:rFonts w:ascii="Times New Roman" w:hAnsi="Times New Roman" w:eastAsia="Times New Roman" w:cs="Times New Roman"/>
+          <w:color w:val="000000" w:themeColor="text1" w:themeTint="FF" w:themeShade="FF"/>
+          <w:lang w:val="en-US"/>
+        </w:rPr>
+        <w:t xml:space="preserve"/>
+      </w:r>
+      <w:r>
+        <w:rPr>
+          <w:rFonts w:ascii="Times New Roman" w:hAnsi="Times New Roman" w:eastAsia="Times New Roman" w:cs="Times New Roman"/>
+          <w:color w:val="000000" w:themeColor="text1" w:themeTint="FF" w:themeShade="FF"/>
+          <w:lang w:val="en-US"/>
+        </w:rPr>
+        <w:t/>
+      </w:r>
+      <w:r>
+        <w:rPr>
+          <w:rFonts w:ascii="Times New Roman" w:hAnsi="Times New Roman" w:eastAsia="Times New Roman" w:cs="Times New Roman"/>
+          <w:color w:val="000000" w:themeColor="text1" w:themeTint="FF" w:themeShade="FF"/>
+          <w:lang w:val="en-US"/>
+        </w:rPr>
+        <w:t xml:space="preserve"/>
+      </w:r>
+      <w:r>
+        <w:rPr>
+          <w:rFonts w:ascii="Times New Roman" w:hAnsi="Times New Roman" w:eastAsia="Times New Roman" w:cs="Times New Roman"/>
+          <w:color w:val="000000" w:themeColor="text1" w:themeTint="FF" w:themeShade="FF"/>
+          <w:lang w:val="en-US"/>
+        </w:rPr>
+        <w:t/>
+      </w:r>
+      <w:r>
+        <w:rPr>
+          <w:rFonts w:ascii="Times New Roman" w:hAnsi="Times New Roman" w:eastAsia="Times New Roman" w:cs="Times New Roman"/>
+          <w:color w:val="000000" w:themeColor="text1" w:themeTint="FF" w:themeShade="FF"/>
+          <w:lang w:val="en-US"/>
+        </w:rPr>
+        <w:t xml:space="preserve"/>
+      </w:r>
+      <w:r>
+        <w:rPr>
+          <w:rFonts w:ascii="Times New Roman" w:hAnsi="Times New Roman" w:eastAsia="Times New Roman" w:cs="Times New Roman"/>
+          <w:color w:val="000000" w:themeColor="text1" w:themeTint="FF" w:themeShade="FF"/>
+          <w:lang w:val="en-US"/>
+        </w:rPr>
+        <w:t/>
+      </w:r>
+      <w:r>
+        <w:rPr>
+          <w:rFonts w:ascii="Times New Roman" w:hAnsi="Times New Roman" w:eastAsia="Times New Roman" w:cs="Times New Roman"/>
+          <w:color w:val="000000" w:themeColor="text1" w:themeTint="FF" w:themeShade="FF"/>
+          <w:lang w:val="en-US"/>
+        </w:rPr>
+        <w:t xml:space="preserve"/>
+      </w:r>
+      <w:r>
+        <w:rPr>
+          <w:rFonts w:ascii="Times New Roman" w:hAnsi="Times New Roman" w:eastAsia="Times New Roman" w:cs="Times New Roman"/>
+          <w:color w:val="000000" w:themeColor="text1" w:themeTint="FF" w:themeShade="FF"/>
+          <w:lang w:val="en-US"/>
+        </w:rPr>
+        <w:t/>
+      </w:r>
+      <w:r>
+        <w:rPr>
+          <w:rFonts w:ascii="Times New Roman" w:hAnsi="Times New Roman" w:eastAsia="Times New Roman" w:cs="Times New Roman"/>
+          <w:color w:val="000000" w:themeColor="text1" w:themeTint="FF" w:themeShade="FF"/>
+          <w:lang w:val="en-US"/>
+        </w:rPr>
+        <w:t xml:space="preserve"/>
+      </w:r>
+      <w:r>
+        <w:rPr>
+          <w:rFonts w:ascii="Times New Roman" w:hAnsi="Times New Roman" w:eastAsia="Times New Roman" w:cs="Times New Roman"/>
+          <w:color w:val="000000" w:themeColor="text1" w:themeTint="FF" w:themeShade="FF"/>
+          <w:lang w:val="en-US"/>
+        </w:rPr>
+        <w:t/>
+      </w:r>
+      <w:r>
+        <w:rPr>
+          <w:rFonts w:ascii="Times New Roman" w:hAnsi="Times New Roman" w:eastAsia="Times New Roman" w:cs="Times New Roman"/>
+          <w:color w:val="000000" w:themeColor="text1" w:themeTint="FF" w:themeShade="FF"/>
+          <w:lang w:val="en-US"/>
+        </w:rPr>
+        <w:t xml:space="preserve"/>
+      </w:r>
+      <w:r>
+        <w:rPr>
+          <w:rFonts w:ascii="Times New Roman" w:hAnsi="Times New Roman" w:eastAsia="Times New Roman" w:cs="Times New Roman"/>
+          <w:color w:val="000000" w:themeColor="text1" w:themeTint="FF" w:themeShade="FF"/>
+          <w:lang w:val="en-US"/>
+        </w:rPr>
+        <w:t/>
+      </w:r>
+      <w:r>
+        <w:rPr>
+          <w:rFonts w:ascii="Times New Roman" w:hAnsi="Times New Roman" w:eastAsia="Times New Roman" w:cs="Times New Roman"/>
+          <w:color w:val="000000" w:themeColor="text1" w:themeTint="FF" w:themeShade="FF"/>
+          <w:lang w:val="en-US"/>
+        </w:rPr>
+        <w:t xml:space="preserve"/>
+      </w:r>
+      <w:r>
+        <w:rPr>
+          <w:rFonts w:ascii="Times New Roman" w:hAnsi="Times New Roman" w:eastAsia="Times New Roman" w:cs="Times New Roman"/>
+          <w:color w:val="000000" w:themeColor="text1" w:themeTint="FF" w:themeShade="FF"/>
+          <w:lang w:val="en-US"/>
+        </w:rPr>
+        <w:t/>
+      </w:r>
+      <w:r>
+        <w:rPr>
+          <w:rFonts w:ascii="Times New Roman" w:hAnsi="Times New Roman" w:eastAsia="Times New Roman" w:cs="Times New Roman"/>
+          <w:color w:val="000000" w:themeColor="text1" w:themeTint="FF" w:themeShade="FF"/>
+          <w:lang w:val="en-US"/>
+        </w:rPr>
+        <w:t xml:space="preserve"/>
+      </w:r>
+      <w:r>
+        <w:rPr>
+          <w:rFonts w:ascii="Times New Roman" w:hAnsi="Times New Roman" w:eastAsia="Times New Roman" w:cs="Times New Roman"/>
+          <w:color w:val="000000" w:themeColor="text1" w:themeTint="FF" w:themeShade="FF"/>
+          <w:lang w:val="en-US"/>
+        </w:rPr>
+        <w:t/>
+      </w:r>
+      <w:r>
+        <w:rPr>
+          <w:rFonts w:ascii="Times New Roman" w:hAnsi="Times New Roman" w:eastAsia="Times New Roman" w:cs="Times New Roman"/>
+          <w:color w:val="000000" w:themeColor="text1" w:themeTint="FF" w:themeShade="FF"/>
+          <w:lang w:val="en-US"/>
+        </w:rPr>
+        <w:t xml:space="preserve"/>
+      </w:r>
+      <w:r>
+        <w:rPr>
+          <w:rFonts w:ascii="Times New Roman" w:hAnsi="Times New Roman" w:eastAsia="Times New Roman" w:cs="Times New Roman"/>
+          <w:color w:val="000000" w:themeColor="text1" w:themeTint="FF" w:themeShade="FF"/>
+          <w:lang w:val="en-US"/>
+        </w:rPr>
+        <w:t/>
+      </w:r>
+      <w:r>
+        <w:rPr>
+          <w:rFonts w:ascii="Times New Roman" w:hAnsi="Times New Roman" w:eastAsia="Times New Roman" w:cs="Times New Roman"/>
+          <w:color w:val="000000" w:themeColor="text1" w:themeTint="FF" w:themeShade="FF"/>
+          <w:lang w:val="en-US"/>
+        </w:rPr>
+        <w:t xml:space="preserve"/>
+      </w:r>
+      <w:r>
+        <w:rPr>
+          <w:rFonts w:ascii="Times New Roman" w:hAnsi="Times New Roman" w:eastAsia="Times New Roman" w:cs="Times New Roman"/>
+          <w:color w:val="000000" w:themeColor="text1" w:themeTint="FF" w:themeShade="FF"/>
+          <w:lang w:val="en-US"/>
+        </w:rPr>
+        <w:t/>
+      </w:r>
+      <w:r>
+        <w:rPr>
+          <w:rFonts w:ascii="Times New Roman" w:hAnsi="Times New Roman" w:eastAsia="Times New Roman" w:cs="Times New Roman"/>
+          <w:color w:val="000000" w:themeColor="text1" w:themeTint="FF" w:themeShade="FF"/>
+          <w:lang w:val="en-US"/>
+        </w:rPr>
+        <w:t xml:space="preserve"/>
+      </w:r>
+      <w:r>
+        <w:rPr>
+          <w:rFonts w:ascii="Times New Roman" w:hAnsi="Times New Roman" w:eastAsia="Times New Roman" w:cs="Times New Roman"/>
+          <w:color w:val="000000" w:themeColor="text1" w:themeTint="FF" w:themeShade="FF"/>
+          <w:lang w:val="en-US"/>
+        </w:rPr>
+        <w:t/>
+      </w:r>
+      <w:r>
+        <w:rPr>
+          <w:rFonts w:ascii="Times New Roman" w:hAnsi="Times New Roman" w:eastAsia="Times New Roman" w:cs="Times New Roman"/>
+          <w:color w:val="000000" w:themeColor="text1" w:themeTint="FF" w:themeShade="FF"/>
+          <w:lang w:val="en-US"/>
+        </w:rPr>
+        <w:t xml:space="preserve"/>
+      </w:r>
+      <w:r>
+        <w:rPr>
+          <w:rFonts w:ascii="Times New Roman" w:hAnsi="Times New Roman" w:eastAsia="Times New Roman" w:cs="Times New Roman"/>
+          <w:color w:val="000000" w:themeColor="text1" w:themeTint="FF" w:themeShade="FF"/>
+          <w:lang w:val="en-US"/>
+        </w:rPr>
+        <w:t/>
+      </w:r>
+      <w:r>
+        <w:rPr>
+          <w:rFonts w:ascii="Times New Roman" w:hAnsi="Times New Roman" w:eastAsia="Times New Roman" w:cs="Times New Roman"/>
+          <w:color w:val="000000" w:themeColor="text1" w:themeTint="FF" w:themeShade="FF"/>
+          <w:lang w:val="en-US"/>
+        </w:rPr>
+        <w:t xml:space="preserve"/>
+      </w:r>
+      <w:r>
+        <w:rPr>
+          <w:rFonts w:ascii="Times New Roman" w:hAnsi="Times New Roman" w:eastAsia="Times New Roman" w:cs="Times New Roman"/>
+          <w:color w:val="000000" w:themeColor="text1" w:themeTint="FF" w:themeShade="FF"/>
+          <w:lang w:val="en-US"/>
+        </w:rPr>
+        <w:t/>
+      </w:r>
+      <w:r>
+        <w:rPr>
+          <w:rFonts w:ascii="Times New Roman" w:hAnsi="Times New Roman" w:eastAsia="Times New Roman" w:cs="Times New Roman"/>
+          <w:color w:val="000000" w:themeColor="text1" w:themeTint="FF" w:themeShade="FF"/>
+          <w:lang w:val="en-US"/>
+        </w:rPr>
+        <w:t xml:space="preserve"/>
+      </w:r>
+      <w:r>
+        <w:rPr>
+          <w:rFonts w:ascii="Times New Roman" w:hAnsi="Times New Roman" w:eastAsia="Times New Roman" w:cs="Times New Roman"/>
+          <w:color w:val="000000" w:themeColor="text1" w:themeTint="FF" w:themeShade="FF"/>
+          <w:lang w:val="en-US"/>
+        </w:rPr>
+        <w:t/>
+      </w:r>
+      <w:r>
+        <w:rPr>
+          <w:rFonts w:ascii="Times New Roman" w:hAnsi="Times New Roman" w:eastAsia="Times New Roman" w:cs="Times New Roman"/>
+          <w:color w:val="000000" w:themeColor="text1" w:themeTint="FF" w:themeShade="FF"/>
+          <w:lang w:val="en-US"/>
+        </w:rPr>
+        <w:t xml:space="preserve"/>
+      </w:r>
+      <w:r>
+        <w:rPr>
+          <w:rFonts w:ascii="Times New Roman" w:hAnsi="Times New Roman" w:eastAsia="Times New Roman" w:cs="Times New Roman"/>
+          <w:color w:val="000000" w:themeColor="text1" w:themeTint="FF" w:themeShade="FF"/>
+          <w:lang w:val="en-US"/>
+        </w:rPr>
+        <w:t/>
+      </w:r>
+      <w:r>
+        <w:rPr>
+          <w:rFonts w:ascii="Times New Roman" w:hAnsi="Times New Roman" w:eastAsia="Times New Roman" w:cs="Times New Roman"/>
+          <w:color w:val="000000" w:themeColor="text1" w:themeTint="FF" w:themeShade="FF"/>
+          <w:lang w:val="en-US"/>
+        </w:rPr>
+        <w:t xml:space="preserve"/>
+      </w:r>
+      <w:r>
+        <w:rPr>
+          <w:rFonts w:ascii="Times New Roman" w:hAnsi="Times New Roman" w:eastAsia="Times New Roman" w:cs="Times New Roman"/>
+          <w:color w:val="000000" w:themeColor="text1" w:themeTint="FF" w:themeShade="FF"/>
+          <w:lang w:val="en-US"/>
+        </w:rPr>
+        <w:t/>
+      </w:r>
+      <w:r>
+        <w:rPr>
+          <w:rFonts w:ascii="Times New Roman" w:hAnsi="Times New Roman" w:eastAsia="Times New Roman" w:cs="Times New Roman"/>
+          <w:color w:val="000000" w:themeColor="text1" w:themeTint="FF" w:themeShade="FF"/>
+          <w:lang w:val="en-US"/>
+        </w:rPr>
+        <w:t xml:space="preserve"/>
+      </w:r>
+      <w:r>
+        <w:rPr>
+          <w:rFonts w:ascii="Times New Roman" w:hAnsi="Times New Roman" w:eastAsia="Times New Roman" w:cs="Times New Roman"/>
+          <w:color w:val="000000" w:themeColor="text1" w:themeTint="FF" w:themeShade="FF"/>
+          <w:lang w:val="en-US"/>
+        </w:rPr>
+        <w:t/>
+      </w:r>
+      <w:r>
+        <w:rPr>
+          <w:rFonts w:ascii="Times New Roman" w:hAnsi="Times New Roman" w:eastAsia="Times New Roman" w:cs="Times New Roman"/>
+          <w:color w:val="000000" w:themeColor="text1" w:themeTint="FF" w:themeShade="FF"/>
+          <w:lang w:val="en-US"/>
+        </w:rPr>
+        <w:t xml:space="preserve"/>
+      </w:r>
+      <w:r>
+        <w:rPr>
+          <w:rFonts w:ascii="Times New Roman" w:hAnsi="Times New Roman" w:eastAsia="Times New Roman" w:cs="Times New Roman"/>
+          <w:color w:val="000000" w:themeColor="text1" w:themeTint="FF" w:themeShade="FF"/>
+          <w:lang w:val="en-US"/>
+        </w:rPr>
+        <w:t/>
+      </w:r>
+      <w:r>
+        <w:rPr>
+          <w:rFonts w:ascii="Times New Roman" w:hAnsi="Times New Roman" w:eastAsia="Times New Roman" w:cs="Times New Roman"/>
+          <w:color w:val="000000" w:themeColor="text1" w:themeTint="FF" w:themeShade="FF"/>
+          <w:lang w:val="en-US"/>
+        </w:rPr>
+        <w:t xml:space="preserve"/>
+      </w:r>
+      <w:r>
+        <w:rPr>
+          <w:rFonts w:ascii="Times New Roman" w:hAnsi="Times New Roman" w:eastAsia="Times New Roman" w:cs="Times New Roman"/>
+          <w:color w:val="000000" w:themeColor="text1" w:themeTint="FF" w:themeShade="FF"/>
+          <w:lang w:val="en-US"/>
+        </w:rPr>
+        <w:t/>
+      </w:r>
+      <w:r>
+        <w:rPr>
+          <w:rFonts w:ascii="Times New Roman" w:hAnsi="Times New Roman" w:eastAsia="Times New Roman" w:cs="Times New Roman"/>
+          <w:color w:val="000000" w:themeColor="text1" w:themeTint="FF" w:themeShade="FF"/>
+          <w:lang w:val="en-US"/>
+        </w:rPr>
+        <w:t xml:space="preserve"/>
+      </w:r>
+      <w:r>
+        <w:rPr>
+          <w:rFonts w:ascii="Times New Roman" w:hAnsi="Times New Roman" w:eastAsia="Times New Roman" w:cs="Times New Roman"/>
+          <w:color w:val="000000" w:themeColor="text1" w:themeTint="FF" w:themeShade="FF"/>
+          <w:lang w:val="en-US"/>
+        </w:rPr>
+        <w:t/>
+      </w:r>
+      <w:r>
+        <w:rPr>
+          <w:rFonts w:ascii="Times New Roman" w:hAnsi="Times New Roman" w:eastAsia="Times New Roman" w:cs="Times New Roman"/>
+          <w:color w:val="000000" w:themeColor="text1" w:themeTint="FF" w:themeShade="FF"/>
+          <w:lang w:val="en-US"/>
+        </w:rPr>
+        <w:t xml:space="preserve"/>
+      </w:r>
+      <w:r>
+        <w:rPr>
+          <w:rFonts w:ascii="Times New Roman" w:hAnsi="Times New Roman" w:eastAsia="Times New Roman" w:cs="Times New Roman"/>
+          <w:color w:val="000000" w:themeColor="text1" w:themeTint="FF" w:themeShade="FF"/>
+          <w:lang w:val="en-US"/>
+        </w:rPr>
+        <w:t/>
+      </w:r>
+      <w:r>
+        <w:rPr>
+          <w:rFonts w:ascii="Times New Roman" w:hAnsi="Times New Roman" w:eastAsia="Times New Roman" w:cs="Times New Roman"/>
+          <w:color w:val="000000" w:themeColor="text1" w:themeTint="FF" w:themeShade="FF"/>
+          <w:lang w:val="en-US"/>
+        </w:rPr>
+        <w:t xml:space="preserve"/>
+      </w:r>
+      <w:r>
+        <w:rPr>
+          <w:rFonts w:ascii="Times New Roman" w:hAnsi="Times New Roman" w:eastAsia="Times New Roman" w:cs="Times New Roman"/>
+          <w:color w:val="000000" w:themeColor="text1" w:themeTint="FF" w:themeShade="FF"/>
+          <w:lang w:val="en-US"/>
+        </w:rPr>
+        <w:t/>
+      </w:r>
+      <w:r>
+        <w:rPr>
+          <w:rFonts w:ascii="Times New Roman" w:hAnsi="Times New Roman" w:eastAsia="Times New Roman" w:cs="Times New Roman"/>
+          <w:color w:val="000000" w:themeColor="text1" w:themeTint="FF" w:themeShade="FF"/>
+          <w:lang w:val="en-US"/>
+        </w:rPr>
+        <w:t xml:space="preserve"/>
+      </w:r>
+      <w:r>
+        <w:rPr>
+          <w:rFonts w:ascii="Times New Roman" w:hAnsi="Times New Roman" w:eastAsia="Times New Roman" w:cs="Times New Roman"/>
+          <w:color w:val="000000" w:themeColor="text1" w:themeTint="FF" w:themeShade="FF"/>
+          <w:lang w:val="en-US"/>
+        </w:rPr>
+        <w:t/>
+      </w:r>
+      <w:r>
+        <w:rPr>
+          <w:rFonts w:ascii="Times New Roman" w:hAnsi="Times New Roman" w:eastAsia="Times New Roman" w:cs="Times New Roman"/>
+          <w:color w:val="000000" w:themeColor="text1" w:themeTint="FF" w:themeShade="FF"/>
+          <w:lang w:val="en-US"/>
+        </w:rPr>
+        <w:t xml:space="preserve"/>
+      </w:r>
+      <w:r>
+        <w:rPr>
+          <w:rFonts w:ascii="Times New Roman" w:hAnsi="Times New Roman" w:eastAsia="Times New Roman" w:cs="Times New Roman"/>
+          <w:color w:val="000000" w:themeColor="text1" w:themeTint="FF" w:themeShade="FF"/>
+          <w:lang w:val="en-US"/>
+        </w:rPr>
+        <w:t/>
+      </w:r>
+      <w:r>
+        <w:rPr>
+          <w:rFonts w:ascii="Times New Roman" w:hAnsi="Times New Roman" w:eastAsia="Times New Roman" w:cs="Times New Roman"/>
+          <w:color w:val="000000" w:themeColor="text1" w:themeTint="FF" w:themeShade="FF"/>
+          <w:lang w:val="en-US"/>
+        </w:rPr>
+        <w:t xml:space="preserve"/>
+      </w:r>
+      <w:r>
+        <w:rPr>
+          <w:rFonts w:ascii="Times New Roman" w:hAnsi="Times New Roman" w:eastAsia="Times New Roman" w:cs="Times New Roman"/>
+          <w:color w:val="000000" w:themeColor="text1" w:themeTint="FF" w:themeShade="FF"/>
+          <w:lang w:val="en-US"/>
+        </w:rPr>
+        <w:t/>
+      </w:r>
+      <w:r>
+        <w:rPr>
+          <w:rFonts w:ascii="Times New Roman" w:hAnsi="Times New Roman" w:eastAsia="Times New Roman" w:cs="Times New Roman"/>
+          <w:color w:val="000000" w:themeColor="text1" w:themeTint="FF" w:themeShade="FF"/>
+          <w:lang w:val="en-US"/>
+        </w:rPr>
+        <w:t xml:space="preserve"/>
+      </w:r>
+      <w:r>
+        <w:rPr>
+          <w:rFonts w:ascii="Times New Roman" w:hAnsi="Times New Roman" w:eastAsia="Times New Roman" w:cs="Times New Roman"/>
+          <w:color w:val="000000" w:themeColor="text1" w:themeTint="FF" w:themeShade="FF"/>
+          <w:lang w:val="en-US"/>
+        </w:rPr>
+        <w:t/>
+      </w:r>
+      <w:r>
+        <w:rPr>
+          <w:rFonts w:ascii="Times New Roman" w:hAnsi="Times New Roman" w:eastAsia="Times New Roman" w:cs="Times New Roman"/>
+          <w:color w:val="000000" w:themeColor="text1" w:themeTint="FF" w:themeShade="FF"/>
+          <w:lang w:val="en-US"/>
+        </w:rPr>
+        <w:t xml:space="preserve"/>
+      </w:r>
+      <w:r>
+        <w:rPr>
+          <w:rFonts w:ascii="Times New Roman" w:hAnsi="Times New Roman" w:eastAsia="Times New Roman" w:cs="Times New Roman"/>
+          <w:color w:val="000000" w:themeColor="text1" w:themeTint="FF" w:themeShade="FF"/>
+          <w:lang w:val="en-US"/>
+        </w:rPr>
+        <w:t/>
+      </w:r>
+      <w:r>
+        <w:rPr>
+          <w:rFonts w:ascii="Times New Roman" w:hAnsi="Times New Roman" w:eastAsia="Times New Roman" w:cs="Times New Roman"/>
+          <w:color w:val="000000" w:themeColor="text1" w:themeTint="FF" w:themeShade="FF"/>
+          <w:lang w:val="en-US"/>
+        </w:rPr>
+        <w:t xml:space="preserve"/>
+      </w:r>
+      <w:r>
+        <w:rPr>
+          <w:rFonts w:ascii="Times New Roman" w:hAnsi="Times New Roman" w:eastAsia="Times New Roman" w:cs="Times New Roman"/>
+          <w:color w:val="000000" w:themeColor="text1" w:themeTint="FF" w:themeShade="FF"/>
+          <w:lang w:val="en-US"/>
+        </w:rPr>
+        <w:t/>
+      </w:r>
+      <w:r>
+        <w:rPr>
+          <w:rFonts w:ascii="Times New Roman" w:hAnsi="Times New Roman" w:eastAsia="Times New Roman" w:cs="Times New Roman"/>
+          <w:color w:val="000000" w:themeColor="text1" w:themeTint="FF" w:themeShade="FF"/>
+          <w:lang w:val="en-US"/>
+        </w:rPr>
+        <w:t xml:space="preserve"/>
       </w:r>
     </w:p>
     <w:p xmlns:wp14="http://schemas.microsoft.com/office/word/2010/wordml" wp14:textId="77777777" wp14:noSpellErr="1">
@@ -825,20 +1627,37 @@
           <w:kern w:val="0"/>
           <w14:ligatures w14:val="none"/>
         </w:rPr>
-        <w:t>B1 Đồng bộ quyền &amp; delta → B2 Nạp tài liệu (an toàn file, đọc/OCR) → B3 Lập chỉ mục theo phân vùng</w:t>
-      </w:r>
-    </w:p>
-    <w:p xmlns:wp14="http://schemas.microsoft.com/office/word/2010/wordml" wp14:textId="77777777">
-      <w:pPr>
-        <w:spacing w:before="100" w:beforeAutospacing="1" w:after="100" w:afterAutospacing="1"/>
-        <w:jc w:val="center"/>
+        <w:t>B1 Đồng bộ quyền &amp; delta → B2 Nạp tài liệu &amp; OCR → B3 Lập chỉ mục theo phân vùng</w:t>
+      </w:r>
+      <w:r>
+        <w:rPr>
+          <w:rFonts w:ascii="Times New Roman" w:hAnsi="Times New Roman" w:eastAsia="Times New Roman" w:cs="Times New Roman"/>
+          <w:color w:val="000000"/>
+          <w:kern w:val="0"/>
+          <w:lang w:val="vi-VN"/>
+          <w14:ligatures w14:val="none"/>
+        </w:rPr>
+        <w:t xml:space="preserve"/>
+      </w:r>
+      <w:r>
         <w:rPr>
           <w:rFonts w:ascii="Times New Roman" w:hAnsi="Times New Roman" w:eastAsia="Times New Roman" w:cs="Times New Roman"/>
           <w:color w:val="000000"/>
           <w:kern w:val="0"/>
           <w14:ligatures w14:val="none"/>
         </w:rPr>
-      </w:pPr>
+        <w:t/>
+      </w:r>
+      <w:r>
+        <w:rPr>
+          <w:rFonts w:ascii="Times New Roman" w:hAnsi="Times New Roman" w:eastAsia="Times New Roman" w:cs="Times New Roman"/>
+          <w:color w:val="000000"/>
+          <w:kern w:val="0"/>
+          <w:lang w:val="vi-VN"/>
+          <w14:ligatures w14:val="none"/>
+        </w:rPr>
+        <w:t xml:space="preserve"/>
+      </w:r>
       <w:r>
         <w:rPr>
           <w:rFonts w:ascii="Times New Roman" w:hAnsi="Times New Roman" w:eastAsia="Times New Roman" w:cs="Times New Roman"/>
@@ -846,20 +1665,27 @@
           <w:kern w:val="0"/>
           <w14:ligatures w14:val="none"/>
         </w:rPr>
-        <w:t>B4 Hỏi &amp; kiểm 4 cổng quyền → B5 Tìm kiếm, rerank &amp; kiểm tra trực tiếp SharePoint</w:t>
-      </w:r>
-    </w:p>
-    <w:p xmlns:wp14="http://schemas.microsoft.com/office/word/2010/wordml" wp14:textId="1D3D7964">
-      <w:pPr>
-        <w:spacing w:before="100" w:beforeAutospacing="on" w:after="100" w:afterAutospacing="on"/>
-        <w:jc w:val="center"/>
+        <w:t xml:space="preserve"/>
+      </w:r>
+      <w:r>
         <w:rPr>
           <w:rFonts w:ascii="Times New Roman" w:hAnsi="Times New Roman" w:eastAsia="Times New Roman" w:cs="Times New Roman"/>
           <w:color w:val="000000"/>
           <w:kern w:val="0"/>
           <w14:ligatures w14:val="none"/>
         </w:rPr>
-      </w:pPr>
+        <w:t/>
+      </w:r>
+      <w:r>
+        <w:rPr>
+          <w:rFonts w:ascii="Times New Roman" w:hAnsi="Times New Roman" w:eastAsia="Times New Roman" w:cs="Times New Roman"/>
+          <w:color w:val="000000"/>
+          <w:kern w:val="0"/>
+          <w:lang w:val="vi-VN"/>
+          <w14:ligatures w14:val="none"/>
+        </w:rPr>
+        <w:t xml:space="preserve"/>
+      </w:r>
       <w:r>
         <w:rPr>
           <w:rFonts w:ascii="Times New Roman" w:hAnsi="Times New Roman" w:eastAsia="Times New Roman" w:cs="Times New Roman"/>
@@ -867,7 +1693,338 @@
           <w:kern w:val="0"/>
           <w14:ligatures w14:val="none"/>
         </w:rPr>
-        <w:t>B6 Sinh câu trả lời &amp; kiểm chứng trích dẫn → B7 Trả lời một khối &amp; ghi nhật ký</w:t>
+        <w:t/>
+      </w:r>
+      <w:r>
+        <w:rPr>
+          <w:rFonts w:ascii="Times New Roman" w:hAnsi="Times New Roman" w:eastAsia="Times New Roman" w:cs="Times New Roman"/>
+          <w:color w:val="000000"/>
+          <w:kern w:val="0"/>
+          <w:lang w:val="vi-VN"/>
+          <w14:ligatures w14:val="none"/>
+        </w:rPr>
+        <w:t xml:space="preserve"/>
+      </w:r>
+      <w:r>
+        <w:rPr>
+          <w:rFonts w:ascii="Times New Roman" w:hAnsi="Times New Roman" w:eastAsia="Times New Roman" w:cs="Times New Roman"/>
+          <w:color w:val="000000"/>
+          <w:kern w:val="0"/>
+          <w14:ligatures w14:val="none"/>
+        </w:rPr>
+        <w:t xml:space="preserve"/>
+      </w:r>
+      <w:r>
+        <w:rPr>
+          <w:rFonts w:ascii="Times New Roman" w:hAnsi="Times New Roman" w:eastAsia="Times New Roman" w:cs="Times New Roman"/>
+          <w:color w:val="000000"/>
+          <w:kern w:val="0"/>
+          <w14:ligatures w14:val="none"/>
+        </w:rPr>
+        <w:t/>
+      </w:r>
+      <w:r>
+        <w:rPr>
+          <w:rFonts w:ascii="Times New Roman" w:hAnsi="Times New Roman" w:eastAsia="Times New Roman" w:cs="Times New Roman"/>
+          <w:color w:val="000000"/>
+          <w:kern w:val="0"/>
+          <w:lang w:val="vi-VN"/>
+          <w14:ligatures w14:val="none"/>
+        </w:rPr>
+        <w:t xml:space="preserve"/>
+      </w:r>
+      <w:r>
+        <w:rPr>
+          <w:rFonts w:ascii="Times New Roman" w:hAnsi="Times New Roman" w:eastAsia="Times New Roman" w:cs="Times New Roman"/>
+          <w:color w:val="000000"/>
+          <w:kern w:val="0"/>
+          <w14:ligatures w14:val="none"/>
+        </w:rPr>
+        <w:t/>
+      </w:r>
+      <w:r>
+        <w:rPr>
+          <w:rFonts w:ascii="Times New Roman" w:hAnsi="Times New Roman" w:eastAsia="Times New Roman" w:cs="Times New Roman"/>
+          <w:color w:val="000000"/>
+          <w:kern w:val="0"/>
+          <w:lang w:val="vi-VN"/>
+          <w14:ligatures w14:val="none"/>
+        </w:rPr>
+        <w:t xml:space="preserve"/>
+      </w:r>
+      <w:r>
+        <w:rPr>
+          <w:rFonts w:ascii="Times New Roman" w:hAnsi="Times New Roman" w:eastAsia="Times New Roman" w:cs="Times New Roman"/>
+          <w:color w:val="000000"/>
+          <w:kern w:val="0"/>
+          <w14:ligatures w14:val="none"/>
+        </w:rPr>
+        <w:t/>
+      </w:r>
+    </w:p>
+    <w:p xmlns:wp14="http://schemas.microsoft.com/office/word/2010/wordml" wp14:textId="77777777">
+      <w:pPr>
+        <w:spacing w:before="100" w:beforeAutospacing="1" w:after="100" w:afterAutospacing="1"/>
+        <w:jc w:val="center"/>
+        <w:rPr>
+          <w:rFonts w:ascii="Times New Roman" w:hAnsi="Times New Roman" w:eastAsia="Times New Roman" w:cs="Times New Roman"/>
+          <w:color w:val="000000"/>
+          <w:kern w:val="0"/>
+          <w14:ligatures w14:val="none"/>
+        </w:rPr>
+      </w:pPr>
+      <w:r>
+        <w:rPr>
+          <w:rFonts w:ascii="Times New Roman" w:hAnsi="Times New Roman" w:eastAsia="Times New Roman" w:cs="Times New Roman"/>
+          <w:color w:val="000000"/>
+          <w:kern w:val="0"/>
+          <w14:ligatures w14:val="none"/>
+        </w:rPr>
+        <w:t>B4 Hỏi &amp; kiểm 4 cổng quyền → B5 Tìm kiếm &amp; kiểm tra trực tiếp SharePoint</w:t>
+      </w:r>
+      <w:r>
+        <w:rPr>
+          <w:rFonts w:ascii="Times New Roman" w:hAnsi="Times New Roman" w:eastAsia="Times New Roman" w:cs="Times New Roman"/>
+          <w:color w:val="000000"/>
+          <w:kern w:val="0"/>
+          <w:lang w:val="vi-VN"/>
+          <w14:ligatures w14:val="none"/>
+        </w:rPr>
+        <w:t xml:space="preserve"/>
+      </w:r>
+      <w:r>
+        <w:rPr>
+          <w:rFonts w:ascii="Times New Roman" w:hAnsi="Times New Roman" w:eastAsia="Times New Roman" w:cs="Times New Roman"/>
+          <w:color w:val="000000"/>
+          <w:kern w:val="0"/>
+          <w14:ligatures w14:val="none"/>
+        </w:rPr>
+        <w:t/>
+      </w:r>
+      <w:r>
+        <w:rPr>
+          <w:rFonts w:ascii="Times New Roman" w:hAnsi="Times New Roman" w:eastAsia="Times New Roman" w:cs="Times New Roman"/>
+          <w:color w:val="000000"/>
+          <w:kern w:val="0"/>
+          <w:lang w:val="vi-VN"/>
+          <w14:ligatures w14:val="none"/>
+        </w:rPr>
+        <w:t xml:space="preserve"/>
+      </w:r>
+      <w:r>
+        <w:rPr>
+          <w:rFonts w:ascii="Times New Roman" w:hAnsi="Times New Roman" w:eastAsia="Times New Roman" w:cs="Times New Roman"/>
+          <w:color w:val="000000"/>
+          <w:kern w:val="0"/>
+          <w14:ligatures w14:val="none"/>
+        </w:rPr>
+        <w:t xml:space="preserve"/>
+      </w:r>
+      <w:r>
+        <w:rPr>
+          <w:rFonts w:ascii="Times New Roman" w:hAnsi="Times New Roman" w:eastAsia="Times New Roman" w:cs="Times New Roman"/>
+          <w:color w:val="000000"/>
+          <w:kern w:val="0"/>
+          <w14:ligatures w14:val="none"/>
+        </w:rPr>
+        <w:t/>
+      </w:r>
+      <w:r>
+        <w:rPr>
+          <w:rFonts w:ascii="Times New Roman" w:hAnsi="Times New Roman" w:eastAsia="Times New Roman" w:cs="Times New Roman"/>
+          <w:color w:val="000000"/>
+          <w:kern w:val="0"/>
+          <w:lang w:val="vi-VN"/>
+          <w14:ligatures w14:val="none"/>
+        </w:rPr>
+        <w:t xml:space="preserve"/>
+      </w:r>
+      <w:r>
+        <w:rPr>
+          <w:rFonts w:ascii="Times New Roman" w:hAnsi="Times New Roman" w:eastAsia="Times New Roman" w:cs="Times New Roman"/>
+          <w:color w:val="000000"/>
+          <w:kern w:val="0"/>
+          <w14:ligatures w14:val="none"/>
+        </w:rPr>
+        <w:t/>
+      </w:r>
+    </w:p>
+    <w:p xmlns:wp14="http://schemas.microsoft.com/office/word/2010/wordml" wp14:textId="1D3D7964">
+      <w:pPr>
+        <w:spacing w:before="100" w:beforeAutospacing="on" w:after="100" w:afterAutospacing="on"/>
+        <w:jc w:val="center"/>
+        <w:rPr>
+          <w:rFonts w:ascii="Times New Roman" w:hAnsi="Times New Roman" w:eastAsia="Times New Roman" w:cs="Times New Roman"/>
+          <w:color w:val="000000"/>
+          <w:kern w:val="0"/>
+          <w14:ligatures w14:val="none"/>
+        </w:rPr>
+      </w:pPr>
+      <w:r>
+        <w:rPr>
+          <w:rFonts w:ascii="Times New Roman" w:hAnsi="Times New Roman" w:eastAsia="Times New Roman" w:cs="Times New Roman"/>
+          <w:color w:val="000000"/>
+          <w:kern w:val="0"/>
+          <w14:ligatures w14:val="none"/>
+        </w:rPr>
+        <w:t>B6 Sinh &amp; kiểm chứng câu trả lời → B7 Trả lời &amp; Ghi nhật ký</w:t>
+      </w:r>
+      <w:r>
+        <w:rPr>
+          <w:rFonts w:ascii="Times New Roman" w:hAnsi="Times New Roman" w:eastAsia="Times New Roman" w:cs="Times New Roman"/>
+          <w:color w:val="000000"/>
+          <w:kern w:val="0"/>
+          <w:lang w:val="vi-VN"/>
+          <w14:ligatures w14:val="none"/>
+        </w:rPr>
+        <w:t xml:space="preserve"/>
+      </w:r>
+      <w:r>
+        <w:rPr>
+          <w:rFonts w:ascii="Times New Roman" w:hAnsi="Times New Roman" w:eastAsia="Times New Roman" w:cs="Times New Roman"/>
+          <w:color w:val="000000"/>
+          <w:kern w:val="0"/>
+          <w14:ligatures w14:val="none"/>
+        </w:rPr>
+        <w:t/>
+      </w:r>
+      <w:r>
+        <w:rPr>
+          <w:rFonts w:ascii="Times New Roman" w:hAnsi="Times New Roman" w:eastAsia="Times New Roman" w:cs="Times New Roman"/>
+          <w:color w:val="000000" w:themeColor="text1" w:themeTint="FF" w:themeShade="FF"/>
+        </w:rPr>
+        <w:t xml:space="preserve"/>
+      </w:r>
+      <w:r>
+        <w:rPr>
+          <w:rFonts w:ascii="Times New Roman" w:hAnsi="Times New Roman" w:eastAsia="Times New Roman" w:cs="Times New Roman"/>
+          <w:color w:val="000000" w:themeColor="text1" w:themeTint="FF" w:themeShade="FF"/>
+        </w:rPr>
+        <w:t/>
+      </w:r>
+      <w:r>
+        <w:rPr>
+          <w:rFonts w:ascii="Times New Roman" w:hAnsi="Times New Roman" w:eastAsia="Times New Roman" w:cs="Times New Roman"/>
+          <w:color w:val="000000" w:themeColor="text1" w:themeTint="FF" w:themeShade="FF"/>
+        </w:rPr>
+        <w:t xml:space="preserve"/>
+      </w:r>
+      <w:r>
+        <w:rPr>
+          <w:rFonts w:ascii="Times New Roman" w:hAnsi="Times New Roman" w:eastAsia="Times New Roman" w:cs="Times New Roman"/>
+          <w:color w:val="000000" w:themeColor="text1" w:themeTint="FF" w:themeShade="FF"/>
+        </w:rPr>
+        <w:t/>
+      </w:r>
+      <w:r>
+        <w:rPr>
+          <w:rFonts w:ascii="Times New Roman" w:hAnsi="Times New Roman" w:eastAsia="Times New Roman" w:cs="Times New Roman"/>
+          <w:color w:val="000000" w:themeColor="text1" w:themeTint="FF" w:themeShade="FF"/>
+        </w:rPr>
+        <w:t xml:space="preserve"/>
+      </w:r>
+      <w:r>
+        <w:rPr>
+          <w:rFonts w:ascii="Times New Roman" w:hAnsi="Times New Roman" w:eastAsia="Times New Roman" w:cs="Times New Roman"/>
+          <w:color w:val="000000" w:themeColor="text1" w:themeTint="FF" w:themeShade="FF"/>
+        </w:rPr>
+        <w:t/>
+      </w:r>
+      <w:r>
+        <w:rPr>
+          <w:rFonts w:ascii="Times New Roman" w:hAnsi="Times New Roman" w:eastAsia="Times New Roman" w:cs="Times New Roman"/>
+          <w:color w:val="000000" w:themeColor="text1" w:themeTint="FF" w:themeShade="FF"/>
+        </w:rPr>
+        <w:t xml:space="preserve"/>
+      </w:r>
+      <w:r>
+        <w:rPr>
+          <w:rFonts w:ascii="Times New Roman" w:hAnsi="Times New Roman" w:eastAsia="Times New Roman" w:cs="Times New Roman"/>
+          <w:color w:val="000000" w:themeColor="text1" w:themeTint="FF" w:themeShade="FF"/>
+        </w:rPr>
+        <w:t/>
+      </w:r>
+      <w:r>
+        <w:rPr>
+          <w:rFonts w:ascii="Times New Roman" w:hAnsi="Times New Roman" w:eastAsia="Times New Roman" w:cs="Times New Roman"/>
+          <w:color w:val="000000" w:themeColor="text1" w:themeTint="FF" w:themeShade="FF"/>
+        </w:rPr>
+        <w:t xml:space="preserve"/>
+      </w:r>
+      <w:r>
+        <w:rPr>
+          <w:rFonts w:ascii="Times New Roman" w:hAnsi="Times New Roman" w:eastAsia="Times New Roman" w:cs="Times New Roman"/>
+          <w:color w:val="000000" w:themeColor="text1" w:themeTint="FF" w:themeShade="FF"/>
+        </w:rPr>
+        <w:t/>
+      </w:r>
+      <w:r>
+        <w:rPr>
+          <w:rFonts w:ascii="Times New Roman" w:hAnsi="Times New Roman" w:eastAsia="Times New Roman" w:cs="Times New Roman"/>
+          <w:color w:val="000000"/>
+          <w:kern w:val="0"/>
+          <w:lang w:val="vi-VN"/>
+          <w14:ligatures w14:val="none"/>
+        </w:rPr>
+        <w:t xml:space="preserve"/>
+      </w:r>
+      <w:r>
+        <w:rPr>
+          <w:rFonts w:ascii="Times New Roman" w:hAnsi="Times New Roman" w:eastAsia="Times New Roman" w:cs="Times New Roman"/>
+          <w:color w:val="000000"/>
+          <w:kern w:val="0"/>
+          <w14:ligatures w14:val="none"/>
+        </w:rPr>
+        <w:t xml:space="preserve"/>
+      </w:r>
+      <w:r>
+        <w:rPr>
+          <w:rFonts w:ascii="Times New Roman" w:hAnsi="Times New Roman" w:eastAsia="Times New Roman" w:cs="Times New Roman"/>
+          <w:color w:val="000000"/>
+          <w:kern w:val="0"/>
+          <w14:ligatures w14:val="none"/>
+        </w:rPr>
+        <w:t/>
+      </w:r>
+      <w:r>
+        <w:rPr>
+          <w:rFonts w:ascii="Times New Roman" w:hAnsi="Times New Roman" w:eastAsia="Times New Roman" w:cs="Times New Roman"/>
+          <w:color w:val="000000"/>
+          <w:kern w:val="0"/>
+          <w:lang w:val="vi-VN"/>
+          <w14:ligatures w14:val="none"/>
+        </w:rPr>
+        <w:t xml:space="preserve"/>
+      </w:r>
+      <w:r>
+        <w:rPr>
+          <w:rFonts w:ascii="Times New Roman" w:hAnsi="Times New Roman" w:eastAsia="Times New Roman" w:cs="Times New Roman"/>
+          <w:color w:val="000000"/>
+          <w:kern w:val="0"/>
+          <w14:ligatures w14:val="none"/>
+        </w:rPr>
+        <w:t/>
+      </w:r>
+      <w:r>
+        <w:rPr>
+          <w:rFonts w:ascii="Times New Roman" w:hAnsi="Times New Roman" w:eastAsia="Times New Roman" w:cs="Times New Roman"/>
+          <w:color w:val="000000" w:themeColor="text1" w:themeTint="FF" w:themeShade="FF"/>
+        </w:rPr>
+        <w:t xml:space="preserve"/>
+      </w:r>
+      <w:r>
+        <w:rPr>
+          <w:rFonts w:ascii="Times New Roman" w:hAnsi="Times New Roman" w:eastAsia="Times New Roman" w:cs="Times New Roman"/>
+          <w:color w:val="000000" w:themeColor="text1" w:themeTint="FF" w:themeShade="FF"/>
+        </w:rPr>
+        <w:t/>
+      </w:r>
+      <w:r>
+        <w:rPr>
+          <w:rFonts w:ascii="Times New Roman" w:hAnsi="Times New Roman" w:eastAsia="Times New Roman" w:cs="Times New Roman"/>
+          <w:color w:val="000000" w:themeColor="text1" w:themeTint="FF" w:themeShade="FF"/>
+        </w:rPr>
+        <w:t xml:space="preserve"/>
       </w:r>
     </w:p>
     <w:p xmlns:wp14="http://schemas.microsoft.com/office/word/2010/wordml" wp14:textId="77777777">
@@ -1133,7 +2290,7 @@
                 <w:lang w:val="en-US"/>
                 <w14:ligatures w14:val="none"/>
               </w:rPr>
-              <w:t>Đăng nhập &amp; vai trò AI</w:t>
+              <w:t>Đăng nhập &amp; Vai trò AI</w:t>
             </w:r>
           </w:p>
         </w:tc>
@@ -1160,7 +2317,199 @@
                 <w:color w:val="000000" w:themeColor="text1" w:themeTint="FF" w:themeShade="FF"/>
                 <w:lang w:val="en-US"/>
               </w:rPr>
-              <w:t>Nhà đầu tư (khách Entra B2B) và nhân viên đăng nhập bằng Entra (MFA, Conditional Access). Quyền dùng AI cấp qua app role Investor.AI / Investor.AI.Summarize / Staff.AI / Reviewer theo access package của từng nhóm.</w:t>
+              <w:t xml:space="preserve">Nhà đầu tư (khách Entra B2B) và nhân viên đăng nhập bằng Entra (MFA, Conditional Access). Quyền dùng AI cấp qua app role Investor.AI / Investor.AI.Summarize / Staff.AI theo access package của từng nhóm; Chủ Data Room cấu hình AI_Use cho từng thư mục/file.</w:t>
+            </w:r>
+            <w:r>
+              <w:rPr>
+                <w:rFonts w:ascii="Times New Roman" w:hAnsi="Times New Roman" w:eastAsia="Times New Roman" w:cs="Times New Roman"/>
+                <w:color w:val="000000" w:themeColor="text1" w:themeTint="FF" w:themeShade="FF"/>
+                <w:lang w:val="en-US"/>
+              </w:rPr>
+              <w:t/>
+            </w:r>
+            <w:r>
+              <w:rPr>
+                <w:rFonts w:ascii="Times New Roman" w:hAnsi="Times New Roman" w:eastAsia="Times New Roman" w:cs="Times New Roman"/>
+                <w:color w:val="000000" w:themeColor="text1" w:themeTint="FF" w:themeShade="FF"/>
+                <w:lang w:val="en-US"/>
+              </w:rPr>
+              <w:t xml:space="preserve"/>
+            </w:r>
+            <w:r>
+              <w:rPr>
+                <w:rFonts w:ascii="Times New Roman" w:hAnsi="Times New Roman" w:eastAsia="Times New Roman" w:cs="Times New Roman"/>
+                <w:color w:val="000000" w:themeColor="text1" w:themeTint="FF" w:themeShade="FF"/>
+                <w:lang w:val="en-US"/>
+              </w:rPr>
+              <w:t/>
+            </w:r>
+            <w:r>
+              <w:rPr>
+                <w:rFonts w:ascii="Times New Roman" w:hAnsi="Times New Roman" w:eastAsia="Times New Roman" w:cs="Times New Roman"/>
+                <w:color w:val="000000" w:themeColor="text1" w:themeTint="FF" w:themeShade="FF"/>
+                <w:lang w:val="en-US"/>
+              </w:rPr>
+              <w:t xml:space="preserve"/>
+            </w:r>
+            <w:r>
+              <w:rPr>
+                <w:rFonts w:ascii="Times New Roman" w:hAnsi="Times New Roman" w:eastAsia="Times New Roman" w:cs="Times New Roman"/>
+                <w:color w:val="000000" w:themeColor="text1" w:themeTint="FF" w:themeShade="FF"/>
+                <w:lang w:val="en-US"/>
+              </w:rPr>
+              <w:t/>
+            </w:r>
+            <w:r>
+              <w:rPr>
+                <w:rFonts w:ascii="Times New Roman" w:hAnsi="Times New Roman" w:eastAsia="Times New Roman" w:cs="Times New Roman"/>
+                <w:color w:val="000000" w:themeColor="text1" w:themeTint="FF" w:themeShade="FF"/>
+                <w:lang w:val="en-US"/>
+              </w:rPr>
+              <w:t xml:space="preserve"/>
+            </w:r>
+            <w:r>
+              <w:rPr>
+                <w:rFonts w:ascii="Times New Roman" w:hAnsi="Times New Roman" w:eastAsia="Times New Roman" w:cs="Times New Roman"/>
+                <w:color w:val="000000" w:themeColor="text1" w:themeTint="FF" w:themeShade="FF"/>
+                <w:lang w:val="en-US"/>
+              </w:rPr>
+              <w:t/>
+            </w:r>
+            <w:r>
+              <w:rPr>
+                <w:rFonts w:ascii="Times New Roman" w:hAnsi="Times New Roman" w:eastAsia="Times New Roman" w:cs="Times New Roman"/>
+                <w:color w:val="000000" w:themeColor="text1" w:themeTint="FF" w:themeShade="FF"/>
+                <w:lang w:val="en-US"/>
+              </w:rPr>
+              <w:t xml:space="preserve"/>
+            </w:r>
+            <w:r>
+              <w:rPr>
+                <w:rFonts w:ascii="Times New Roman" w:hAnsi="Times New Roman" w:eastAsia="Times New Roman" w:cs="Times New Roman"/>
+                <w:color w:val="000000" w:themeColor="text1" w:themeTint="FF" w:themeShade="FF"/>
+                <w:lang w:val="en-US"/>
+              </w:rPr>
+              <w:t xml:space="preserve"/>
+            </w:r>
+            <w:r>
+              <w:rPr>
+                <w:rFonts w:ascii="Times New Roman" w:hAnsi="Times New Roman" w:eastAsia="Times New Roman" w:cs="Times New Roman"/>
+                <w:color w:val="000000" w:themeColor="text1" w:themeTint="FF" w:themeShade="FF"/>
+                <w:lang w:val="en-US"/>
+              </w:rPr>
+              <w:t xml:space="preserve"/>
+            </w:r>
+            <w:r>
+              <w:rPr>
+                <w:rFonts w:ascii="Times New Roman" w:hAnsi="Times New Roman" w:eastAsia="Times New Roman" w:cs="Times New Roman"/>
+                <w:color w:val="000000" w:themeColor="text1" w:themeTint="FF" w:themeShade="FF"/>
+                <w:lang w:val="en-US"/>
+              </w:rPr>
+              <w:t/>
+            </w:r>
+            <w:r>
+              <w:rPr>
+                <w:rFonts w:ascii="Times New Roman" w:hAnsi="Times New Roman" w:eastAsia="Times New Roman" w:cs="Times New Roman"/>
+                <w:color w:val="000000" w:themeColor="text1" w:themeTint="FF" w:themeShade="FF"/>
+                <w:lang w:val="en-US"/>
+              </w:rPr>
+              <w:t xml:space="preserve"/>
+            </w:r>
+            <w:r>
+              <w:rPr>
+                <w:rFonts w:ascii="Times New Roman" w:hAnsi="Times New Roman" w:eastAsia="Times New Roman" w:cs="Times New Roman"/>
+                <w:color w:val="000000" w:themeColor="text1" w:themeTint="FF" w:themeShade="FF"/>
+                <w:lang w:val="en-US"/>
+              </w:rPr>
+              <w:t/>
+            </w:r>
+            <w:r>
+              <w:rPr>
+                <w:rFonts w:ascii="Times New Roman" w:hAnsi="Times New Roman" w:eastAsia="Times New Roman" w:cs="Times New Roman"/>
+                <w:color w:val="000000" w:themeColor="text1" w:themeTint="FF" w:themeShade="FF"/>
+                <w:lang w:val="en-US"/>
+              </w:rPr>
+              <w:t xml:space="preserve"/>
+            </w:r>
+            <w:r>
+              <w:rPr>
+                <w:rFonts w:ascii="Times New Roman" w:hAnsi="Times New Roman" w:eastAsia="Times New Roman" w:cs="Times New Roman"/>
+                <w:color w:val="000000" w:themeColor="text1" w:themeTint="FF" w:themeShade="FF"/>
+                <w:lang w:val="en-US"/>
+              </w:rPr>
+              <w:t/>
+            </w:r>
+            <w:r>
+              <w:rPr>
+                <w:rFonts w:ascii="Times New Roman" w:hAnsi="Times New Roman" w:eastAsia="Times New Roman" w:cs="Times New Roman"/>
+                <w:color w:val="000000" w:themeColor="text1" w:themeTint="FF" w:themeShade="FF"/>
+                <w:lang w:val="en-US"/>
+              </w:rPr>
+              <w:t xml:space="preserve"/>
+            </w:r>
+            <w:r>
+              <w:rPr>
+                <w:rFonts w:ascii="Times New Roman" w:hAnsi="Times New Roman" w:eastAsia="Times New Roman" w:cs="Times New Roman"/>
+                <w:color w:val="000000" w:themeColor="text1" w:themeTint="FF" w:themeShade="FF"/>
+                <w:lang w:val="en-US"/>
+              </w:rPr>
+              <w:t/>
+            </w:r>
+            <w:r>
+              <w:rPr>
+                <w:rFonts w:ascii="Times New Roman" w:hAnsi="Times New Roman" w:eastAsia="Times New Roman" w:cs="Times New Roman"/>
+                <w:color w:val="000000" w:themeColor="text1" w:themeTint="FF" w:themeShade="FF"/>
+                <w:lang w:val="en-US"/>
+              </w:rPr>
+              <w:t/>
+            </w:r>
+            <w:r>
+              <w:rPr>
+                <w:rFonts w:ascii="Times New Roman" w:hAnsi="Times New Roman" w:eastAsia="Times New Roman" w:cs="Times New Roman"/>
+                <w:color w:val="000000" w:themeColor="text1" w:themeTint="FF" w:themeShade="FF"/>
+                <w:lang w:val="en-US"/>
+              </w:rPr>
+              <w:t xml:space="preserve"/>
+            </w:r>
+            <w:r>
+              <w:rPr>
+                <w:rFonts w:ascii="Times New Roman" w:hAnsi="Times New Roman" w:eastAsia="Times New Roman" w:cs="Times New Roman"/>
+                <w:color w:val="000000" w:themeColor="text1" w:themeTint="FF" w:themeShade="FF"/>
+                <w:lang w:val="en-US"/>
+              </w:rPr>
+              <w:t/>
+            </w:r>
+            <w:r>
+              <w:rPr>
+                <w:rFonts w:ascii="Times New Roman" w:hAnsi="Times New Roman" w:eastAsia="Times New Roman" w:cs="Times New Roman"/>
+                <w:color w:val="000000" w:themeColor="text1" w:themeTint="FF" w:themeShade="FF"/>
+                <w:lang w:val="en-US"/>
+              </w:rPr>
+              <w:t/>
+            </w:r>
+            <w:r>
+              <w:rPr>
+                <w:rFonts w:ascii="Times New Roman" w:hAnsi="Times New Roman" w:eastAsia="Times New Roman" w:cs="Times New Roman"/>
+                <w:color w:val="000000" w:themeColor="text1" w:themeTint="FF" w:themeShade="FF"/>
+                <w:lang w:val="en-US"/>
+              </w:rPr>
+              <w:t/>
+            </w:r>
+            <w:r>
+              <w:rPr>
+                <w:rFonts w:ascii="Times New Roman" w:hAnsi="Times New Roman" w:eastAsia="Times New Roman" w:cs="Times New Roman"/>
+                <w:color w:val="000000" w:themeColor="text1" w:themeTint="FF" w:themeShade="FF"/>
+                <w:lang w:val="en-US"/>
+              </w:rPr>
+              <w:t xml:space="preserve"/>
+            </w:r>
+            <w:r>
+              <w:rPr>
+                <w:rFonts w:ascii="Times New Roman" w:hAnsi="Times New Roman" w:eastAsia="Times New Roman" w:cs="Times New Roman"/>
+                <w:color w:val="000000" w:themeColor="text1" w:themeTint="FF" w:themeShade="FF"/>
+                <w:lang w:val="en-US"/>
+              </w:rPr>
+              <w:t xml:space="preserve"/>
             </w:r>
           </w:p>
         </w:tc>
@@ -1179,7 +2528,103 @@
                 <w:color w:val="000000" w:themeColor="text1" w:themeTint="FF" w:themeShade="FF"/>
                 <w:lang w:val="en-US"/>
               </w:rPr>
-              <w:t>Không tạo tài khoản riêng trong AI core. Người không có app role AI không hỏi được, vẫn mở file trên SharePoint bình thường.</w:t>
+              <w:t xml:space="preserve">Không tạo tài khoản riêng trong AI core. File chưa gán AI_Use được coi là Excluded.</w:t>
+            </w:r>
+            <w:r>
+              <w:rPr>
+                <w:rFonts w:ascii="Times New Roman" w:hAnsi="Times New Roman" w:eastAsia="Times New Roman" w:cs="Times New Roman"/>
+                <w:color w:val="000000" w:themeColor="text1" w:themeTint="FF" w:themeShade="FF"/>
+                <w:lang w:val="en-US"/>
+              </w:rPr>
+              <w:t/>
+            </w:r>
+            <w:r>
+              <w:rPr>
+                <w:rFonts w:ascii="Times New Roman" w:hAnsi="Times New Roman" w:eastAsia="Times New Roman" w:cs="Times New Roman"/>
+                <w:color w:val="000000" w:themeColor="text1" w:themeTint="FF" w:themeShade="FF"/>
+                <w:lang w:val="en-US"/>
+              </w:rPr>
+              <w:t xml:space="preserve"/>
+            </w:r>
+            <w:r>
+              <w:rPr>
+                <w:rFonts w:ascii="Times New Roman" w:hAnsi="Times New Roman" w:eastAsia="Times New Roman" w:cs="Times New Roman"/>
+                <w:color w:val="000000" w:themeColor="text1" w:themeTint="FF" w:themeShade="FF"/>
+                <w:lang w:val="en-US"/>
+              </w:rPr>
+              <w:t/>
+            </w:r>
+            <w:r>
+              <w:rPr>
+                <w:rFonts w:ascii="Times New Roman" w:hAnsi="Times New Roman" w:eastAsia="Times New Roman" w:cs="Times New Roman"/>
+                <w:color w:val="000000" w:themeColor="text1" w:themeTint="FF" w:themeShade="FF"/>
+                <w:lang w:val="en-US"/>
+              </w:rPr>
+              <w:t xml:space="preserve"/>
+            </w:r>
+            <w:r>
+              <w:rPr>
+                <w:rFonts w:ascii="Times New Roman" w:hAnsi="Times New Roman" w:eastAsia="Times New Roman" w:cs="Times New Roman"/>
+                <w:color w:val="000000" w:themeColor="text1" w:themeTint="FF" w:themeShade="FF"/>
+                <w:lang w:val="en-US"/>
+              </w:rPr>
+              <w:t/>
+            </w:r>
+            <w:r>
+              <w:rPr>
+                <w:rFonts w:ascii="Times New Roman" w:hAnsi="Times New Roman" w:eastAsia="Times New Roman" w:cs="Times New Roman"/>
+                <w:color w:val="000000" w:themeColor="text1" w:themeTint="FF" w:themeShade="FF"/>
+                <w:lang w:val="en-US"/>
+              </w:rPr>
+              <w:t xml:space="preserve"/>
+            </w:r>
+            <w:r>
+              <w:rPr>
+                <w:rFonts w:ascii="Times New Roman" w:hAnsi="Times New Roman" w:eastAsia="Times New Roman" w:cs="Times New Roman"/>
+                <w:color w:val="000000" w:themeColor="text1" w:themeTint="FF" w:themeShade="FF"/>
+                <w:lang w:val="en-US"/>
+              </w:rPr>
+              <w:t/>
+            </w:r>
+            <w:r>
+              <w:rPr>
+                <w:rFonts w:ascii="Times New Roman" w:hAnsi="Times New Roman" w:eastAsia="Times New Roman" w:cs="Times New Roman"/>
+                <w:color w:val="000000" w:themeColor="text1" w:themeTint="FF" w:themeShade="FF"/>
+                <w:lang w:val="en-US"/>
+              </w:rPr>
+              <w:t xml:space="preserve"/>
+            </w:r>
+            <w:r>
+              <w:rPr>
+                <w:rFonts w:ascii="Times New Roman" w:hAnsi="Times New Roman" w:eastAsia="Times New Roman" w:cs="Times New Roman"/>
+                <w:color w:val="000000" w:themeColor="text1" w:themeTint="FF" w:themeShade="FF"/>
+                <w:lang w:val="en-US"/>
+              </w:rPr>
+              <w:t/>
+            </w:r>
+            <w:r>
+              <w:rPr>
+                <w:rFonts w:ascii="Times New Roman" w:hAnsi="Times New Roman" w:eastAsia="Times New Roman" w:cs="Times New Roman"/>
+                <w:color w:val="000000" w:themeColor="text1" w:themeTint="FF" w:themeShade="FF"/>
+                <w:lang w:val="en-US"/>
+              </w:rPr>
+              <w:t xml:space="preserve"/>
+            </w:r>
+            <w:r>
+              <w:rPr>
+                <w:rFonts w:ascii="Times New Roman" w:hAnsi="Times New Roman" w:eastAsia="Times New Roman" w:cs="Times New Roman"/>
+                <w:color w:val="000000" w:themeColor="text1" w:themeTint="FF" w:themeShade="FF"/>
+                <w:lang w:val="en-US"/>
+              </w:rPr>
+              <w:t/>
+            </w:r>
+            <w:r>
+              <w:rPr>
+                <w:rFonts w:ascii="Times New Roman" w:hAnsi="Times New Roman" w:eastAsia="Times New Roman" w:cs="Times New Roman"/>
+                <w:color w:val="000000" w:themeColor="text1" w:themeTint="FF" w:themeShade="FF"/>
+                <w:lang w:val="en-US"/>
+              </w:rPr>
+              <w:t xml:space="preserve"/>
             </w:r>
           </w:p>
         </w:tc>
@@ -1241,7 +2686,7 @@
                 <w:lang w:val="en-US"/>
                 <w14:ligatures w14:val="none"/>
               </w:rPr>
-              <w:t>Đồng bộ quyền &amp; Thu hồi</w:t>
+              <w:t>Nạp tài liệu (Input/OCR)</w:t>
             </w:r>
           </w:p>
         </w:tc>
@@ -1270,7 +2715,7 @@
                 <w:lang w:val="en-US"/>
                 <w14:ligatures w14:val="none"/>
               </w:rPr>
-              <w:t>Đọc quyền SharePoint/Entra qua Graph delta (60 giây), dựng bản chép quyền. Gỡ khỏi nhóm, chuyển nhóm, offboard có hiệu lực ở AI ngay cả khi SharePoint còn trễ; token còn hạn của người bị offboard cũng bị chặn.</w:t>
+              <w:t>Nạp Word, Excel, PowerPoint, PDF, bản scan/ảnh, email, HTML, CSV. Bản scan được làm sạch (nắn ảnh chụp, xoay, chỉnh nghiêng, phóng to) rồi OCR bằng PaddleOCR-VL; con số được bộ đọc thứ hai đối chiếu.</w:t>
             </w:r>
           </w:p>
         </w:tc>
@@ -1289,7 +2734,7 @@
                 <w:color w:val="000000" w:themeColor="text1" w:themeTint="FF" w:themeShade="FF"/>
                 <w:lang w:val="en-US"/>
               </w:rPr>
-              <w:t>Chỉ quyền đọc (Sites.Selected). Nguồn quyền ngừng cập nhật quá ngưỡng → từ chối mọi câu hỏi (đóng an toàn).</w:t>
+              <w:t>File Excluded, mã hóa, có mã độc → không nạp, ghi lý do. Trang có số chưa xác nhận/viết tay → hàng chờ duyệt.</w:t>
             </w:r>
           </w:p>
         </w:tc>
@@ -1351,7 +2796,7 @@
                 <w:lang w:val="en-US"/>
                 <w14:ligatures w14:val="none"/>
               </w:rPr>
-              <w:t>Nạp tài liệu đa định dạng &amp; OCR</w:t>
+              <w:t>Đồng bộ quyền &amp; Thu hồi</w:t>
             </w:r>
           </w:p>
         </w:tc>
@@ -1370,7 +2815,7 @@
                 <w:color w:val="000000" w:themeColor="text1" w:themeTint="FF" w:themeShade="FF"/>
                 <w:lang w:val="en-US"/>
               </w:rPr>
-              <w:t>Nạp Word, Excel, PowerPoint, PDF có chữ, PDF scan/ảnh, email, HTML, CSV, TXT. Bản scan được làm sạch (nắn ảnh chụp, xoay, chỉnh nghiêng, phóng to) rồi OCR bằng PaddleOCR-VL; con số được bộ đọc thứ hai đối chiếu. Đổi phiên bản thì đoạn của bản cũ bị vô hiệu ngay.</w:t>
+              <w:t>Đọc quyền SharePoint/Entra qua Graph delta (60 giây), dựng bản chép quyền. Gỡ khỏi nhóm, offboard, đổi AI_Use, thay phiên bản có hiệu lực ở AI ngay, kể cả khi SharePoint còn trễ.</w:t>
             </w:r>
           </w:p>
         </w:tc>
@@ -1399,7 +2844,7 @@
                 <w:lang w:val="en-US"/>
                 <w14:ligatures w14:val="none"/>
               </w:rPr>
-              <w:t>File AI_Use = Excluded, nhãn mã hóa, có mã độc → không nạp, ghi lý do. Không giữ file gốc on-prem. Trang có số chưa xác nhận hoặc chữ viết tay → hàng chờ người duyệt.</w:t>
+              <w:t>Bắt buộc đóng an toàn: nguồn quyền ngừng cập nhật quá ngưỡng → từ chối mọi câu hỏi.</w:t>
             </w:r>
           </w:p>
         </w:tc>
@@ -1490,7 +2935,7 @@
                 <w:lang w:val="en-US"/>
                 <w14:ligatures w14:val="none"/>
               </w:rPr>
-              <w:t>Chỉ trả lời từ tài liệu người hỏi mở được trên SharePoint và được phép AI: RLS trên bản chép quyền + kiểm tra trực tiếp với SharePoint bằng token người hỏi + tập thu hồi + danh sách chặn.</w:t>
+              <w:t>Chỉ trả lời từ tài liệu người hỏi mở được trên SharePoint và được phép AI: RLS + kiểm tra trực tiếp SharePoint bằng token người hỏi + tập thu hồi + danh sách chặn. Người dùng xem được phạm vi AI truy xuất của mình.</w:t>
             </w:r>
           </w:p>
         </w:tc>
@@ -1519,7 +2964,7 @@
                 <w:lang w:val="en-US"/>
                 <w14:ligatures w14:val="none"/>
               </w:rPr>
-              <w:t>Bắt buộc 0 rò rỉ chéo giữa các nhóm nhà đầu tư. Từ chối trung tính, không tiết lộ tài liệu ngoài quyền có tồn tại.</w:t>
+              <w:t>Áp dụng triệt để: 0 rò rỉ chéo giữa các nhóm nhà đầu tư. Từ chối trung tính, không tiết lộ tài liệu ngoài quyền.</w:t>
             </w:r>
           </w:p>
         </w:tc>
@@ -1601,7 +3046,199 @@
                 <w:color w:val="000000" w:themeColor="text1" w:themeTint="FF" w:themeShade="FF"/>
                 <w:lang w:val="en-US"/>
               </w:rPr>
-              <w:t>Mọi ý có trích dẫn nguyên văn; con số trong ý phải có trong câu trích; NLI làm tín hiệu phụ; số từ bản scan chưa xác nhận gắn nhãn "chưa chắc"; link mở đúng file và vị trí trên SharePoint.</w:t>
+              <w:t>Mọi ý có trích dẫn nguyên văn; con số phải có trong câu trích; số từ bản scan chưa xác nhận gắn nhãn "chưa chắc"; link mở đúng file và vị trí trên SharePoint.</w:t>
+            </w:r>
+            <w:r>
+              <w:rPr>
+                <w:rFonts w:ascii="Times New Roman" w:hAnsi="Times New Roman" w:eastAsia="Times New Roman" w:cs="Times New Roman"/>
+                <w:color w:val="000000" w:themeColor="text1" w:themeTint="FF" w:themeShade="FF"/>
+                <w:lang w:val="en-US"/>
+              </w:rPr>
+              <w:t xml:space="preserve"/>
+            </w:r>
+            <w:r>
+              <w:rPr>
+                <w:rFonts w:ascii="Times New Roman" w:hAnsi="Times New Roman" w:eastAsia="Times New Roman" w:cs="Times New Roman"/>
+                <w:color w:val="000000" w:themeColor="text1" w:themeTint="FF" w:themeShade="FF"/>
+                <w:lang w:val="en-US"/>
+              </w:rPr>
+              <w:t/>
+            </w:r>
+            <w:r>
+              <w:rPr>
+                <w:rFonts w:ascii="Times New Roman" w:hAnsi="Times New Roman" w:eastAsia="Times New Roman" w:cs="Times New Roman"/>
+                <w:color w:val="000000" w:themeColor="text1" w:themeTint="FF" w:themeShade="FF"/>
+                <w:lang w:val="en-US"/>
+              </w:rPr>
+              <w:t xml:space="preserve"/>
+            </w:r>
+            <w:r>
+              <w:rPr>
+                <w:rFonts w:ascii="Times New Roman" w:hAnsi="Times New Roman" w:eastAsia="Times New Roman" w:cs="Times New Roman"/>
+                <w:color w:val="000000" w:themeColor="text1" w:themeTint="FF" w:themeShade="FF"/>
+                <w:lang w:val="en-US"/>
+              </w:rPr>
+              <w:t/>
+            </w:r>
+            <w:r>
+              <w:rPr>
+                <w:rFonts w:ascii="Times New Roman" w:hAnsi="Times New Roman" w:eastAsia="Times New Roman" w:cs="Times New Roman"/>
+                <w:color w:val="000000" w:themeColor="text1" w:themeTint="FF" w:themeShade="FF"/>
+                <w:lang w:val="en-US"/>
+              </w:rPr>
+              <w:t xml:space="preserve"/>
+            </w:r>
+            <w:r>
+              <w:rPr>
+                <w:rFonts w:ascii="Times New Roman" w:hAnsi="Times New Roman" w:eastAsia="Times New Roman" w:cs="Times New Roman"/>
+                <w:color w:val="000000" w:themeColor="text1" w:themeTint="FF" w:themeShade="FF"/>
+                <w:lang w:val="en-US"/>
+              </w:rPr>
+              <w:t/>
+            </w:r>
+            <w:r>
+              <w:rPr>
+                <w:rFonts w:ascii="Times New Roman" w:hAnsi="Times New Roman" w:eastAsia="Times New Roman" w:cs="Times New Roman"/>
+                <w:color w:val="000000" w:themeColor="text1" w:themeTint="FF" w:themeShade="FF"/>
+                <w:lang w:val="en-US"/>
+              </w:rPr>
+              <w:t xml:space="preserve"/>
+            </w:r>
+            <w:r>
+              <w:rPr>
+                <w:rFonts w:ascii="Times New Roman" w:hAnsi="Times New Roman" w:eastAsia="Times New Roman" w:cs="Times New Roman"/>
+                <w:color w:val="000000" w:themeColor="text1" w:themeTint="FF" w:themeShade="FF"/>
+                <w:lang w:val="en-US"/>
+              </w:rPr>
+              <w:t/>
+            </w:r>
+            <w:r>
+              <w:rPr>
+                <w:rFonts w:ascii="Times New Roman" w:hAnsi="Times New Roman" w:eastAsia="Times New Roman" w:cs="Times New Roman"/>
+                <w:color w:val="000000" w:themeColor="text1" w:themeTint="FF" w:themeShade="FF"/>
+                <w:lang w:val="en-US"/>
+              </w:rPr>
+              <w:t xml:space="preserve"/>
+            </w:r>
+            <w:r>
+              <w:rPr>
+                <w:rFonts w:ascii="Times New Roman" w:hAnsi="Times New Roman" w:eastAsia="Times New Roman" w:cs="Times New Roman"/>
+                <w:color w:val="000000" w:themeColor="text1" w:themeTint="FF" w:themeShade="FF"/>
+                <w:lang w:val="en-US"/>
+              </w:rPr>
+              <w:t/>
+            </w:r>
+            <w:r>
+              <w:rPr>
+                <w:rFonts w:ascii="Times New Roman" w:hAnsi="Times New Roman" w:eastAsia="Times New Roman" w:cs="Times New Roman"/>
+                <w:color w:val="000000" w:themeColor="text1" w:themeTint="FF" w:themeShade="FF"/>
+                <w:lang w:val="en-US"/>
+              </w:rPr>
+              <w:t xml:space="preserve"/>
+            </w:r>
+            <w:r>
+              <w:rPr>
+                <w:rFonts w:ascii="Times New Roman" w:hAnsi="Times New Roman" w:eastAsia="Times New Roman" w:cs="Times New Roman"/>
+                <w:color w:val="000000" w:themeColor="text1" w:themeTint="FF" w:themeShade="FF"/>
+                <w:lang w:val="en-US"/>
+              </w:rPr>
+              <w:t/>
+            </w:r>
+            <w:r>
+              <w:rPr>
+                <w:rFonts w:ascii="Times New Roman" w:hAnsi="Times New Roman" w:eastAsia="Times New Roman" w:cs="Times New Roman"/>
+                <w:color w:val="000000" w:themeColor="text1" w:themeTint="FF" w:themeShade="FF"/>
+                <w:lang w:val="en-US"/>
+              </w:rPr>
+              <w:t xml:space="preserve"/>
+            </w:r>
+            <w:r>
+              <w:rPr>
+                <w:rFonts w:ascii="Times New Roman" w:hAnsi="Times New Roman" w:eastAsia="Times New Roman" w:cs="Times New Roman"/>
+                <w:color w:val="000000" w:themeColor="text1" w:themeTint="FF" w:themeShade="FF"/>
+                <w:lang w:val="en-US"/>
+              </w:rPr>
+              <w:t/>
+            </w:r>
+            <w:r>
+              <w:rPr>
+                <w:rFonts w:ascii="Times New Roman" w:hAnsi="Times New Roman" w:eastAsia="Times New Roman" w:cs="Times New Roman"/>
+                <w:color w:val="000000" w:themeColor="text1" w:themeTint="FF" w:themeShade="FF"/>
+                <w:lang w:val="en-US"/>
+              </w:rPr>
+              <w:t xml:space="preserve"/>
+            </w:r>
+            <w:r>
+              <w:rPr>
+                <w:rFonts w:ascii="Times New Roman" w:hAnsi="Times New Roman" w:eastAsia="Times New Roman" w:cs="Times New Roman"/>
+                <w:color w:val="000000" w:themeColor="text1" w:themeTint="FF" w:themeShade="FF"/>
+                <w:lang w:val="en-US"/>
+              </w:rPr>
+              <w:t/>
+            </w:r>
+            <w:r>
+              <w:rPr>
+                <w:rFonts w:ascii="Times New Roman" w:hAnsi="Times New Roman" w:eastAsia="Times New Roman" w:cs="Times New Roman"/>
+                <w:color w:val="000000" w:themeColor="text1" w:themeTint="FF" w:themeShade="FF"/>
+                <w:lang w:val="en-US"/>
+              </w:rPr>
+              <w:t xml:space="preserve"/>
+            </w:r>
+            <w:r>
+              <w:rPr>
+                <w:rFonts w:ascii="Times New Roman" w:hAnsi="Times New Roman" w:eastAsia="Times New Roman" w:cs="Times New Roman"/>
+                <w:color w:val="000000" w:themeColor="text1" w:themeTint="FF" w:themeShade="FF"/>
+                <w:lang w:val="en-US"/>
+              </w:rPr>
+              <w:t/>
+            </w:r>
+            <w:r>
+              <w:rPr>
+                <w:rFonts w:ascii="Times New Roman" w:hAnsi="Times New Roman" w:eastAsia="Times New Roman" w:cs="Times New Roman"/>
+                <w:color w:val="000000" w:themeColor="text1" w:themeTint="FF" w:themeShade="FF"/>
+                <w:lang w:val="en-US"/>
+              </w:rPr>
+              <w:t xml:space="preserve"/>
+            </w:r>
+            <w:r>
+              <w:rPr>
+                <w:rFonts w:ascii="Times New Roman" w:hAnsi="Times New Roman" w:eastAsia="Times New Roman" w:cs="Times New Roman"/>
+                <w:color w:val="000000" w:themeColor="text1" w:themeTint="FF" w:themeShade="FF"/>
+                <w:lang w:val="en-US"/>
+              </w:rPr>
+              <w:t/>
+            </w:r>
+            <w:r>
+              <w:rPr>
+                <w:rFonts w:ascii="Times New Roman" w:hAnsi="Times New Roman" w:eastAsia="Times New Roman" w:cs="Times New Roman"/>
+                <w:color w:val="000000" w:themeColor="text1" w:themeTint="FF" w:themeShade="FF"/>
+                <w:lang w:val="en-US"/>
+              </w:rPr>
+              <w:t xml:space="preserve"/>
+            </w:r>
+            <w:r>
+              <w:rPr>
+                <w:rFonts w:ascii="Times New Roman" w:hAnsi="Times New Roman" w:eastAsia="Times New Roman" w:cs="Times New Roman"/>
+                <w:color w:val="000000" w:themeColor="text1" w:themeTint="FF" w:themeShade="FF"/>
+                <w:lang w:val="en-US"/>
+              </w:rPr>
+              <w:t/>
+            </w:r>
+            <w:r>
+              <w:rPr>
+                <w:rFonts w:ascii="Times New Roman" w:hAnsi="Times New Roman" w:eastAsia="Times New Roman" w:cs="Times New Roman"/>
+                <w:color w:val="000000" w:themeColor="text1" w:themeTint="FF" w:themeShade="FF"/>
+                <w:lang w:val="en-US"/>
+              </w:rPr>
+              <w:t xml:space="preserve"/>
+            </w:r>
+            <w:r>
+              <w:rPr>
+                <w:rFonts w:ascii="Times New Roman" w:hAnsi="Times New Roman" w:eastAsia="Times New Roman" w:cs="Times New Roman"/>
+                <w:color w:val="000000" w:themeColor="text1" w:themeTint="FF" w:themeShade="FF"/>
+                <w:lang w:val="en-US"/>
+              </w:rPr>
+              <w:t/>
             </w:r>
           </w:p>
         </w:tc>
@@ -1630,7 +3267,7 @@
                 <w:lang w:val="en-US"/>
                 <w14:ligatures w14:val="none"/>
               </w:rPr>
-              <w:t>Câu trả lời giữ ở server tới khi kiểm xong, gửi một khối. Không trả downloadUrl hay file gốc; ảnh cắt trang scan chỉ khi file không chặn tải.</w:t>
+              <w:t>Bắt buộc: Tuyệt đối không trả file gốc hay downloadUrl; câu trả lời chỉ gửi sau khi kiểm chứng xong.</w:t>
             </w:r>
           </w:p>
         </w:tc>
@@ -1722,7 +3359,7 @@
                 <w:lang w:val="en-US"/>
                 <w14:ligatures w14:val="none"/>
               </w:rPr>
-              <w:t>Chuẩn hóa câu hỏi, chặn prompt injection (luật tiếng Việt/Anh + bộ phân loại), che dữ liệu cá nhân (CCCD, di động, email), hạn mức theo người dùng; tài liệu luôn được coi là dữ liệu không đáng tin.</w:t>
+              <w:t>Chuẩn hóa câu hỏi, chặn prompt injection (luật tiếng Việt/Anh + bộ phân loại), che dữ liệu cá nhân, hạn mức theo người dùng; tài liệu luôn được coi là dữ liệu không đáng tin.</w:t>
             </w:r>
           </w:p>
         </w:tc>
@@ -1751,7 +3388,7 @@
                 <w:lang w:val="en-US"/>
                 <w14:ligatures w14:val="none"/>
               </w:rPr>
-              <w:t>Không tư vấn đầu tư, không dự báo. Bộ lọc chặn nhầm &gt; 1% trên câu hỏi thật thì chuyển sang chỉ ghi log.</w:t>
+              <w:t>Không tư vấn đầu tư. Chặn nhầm &gt; 1% trên câu hỏi thật → chuyển sang chỉ ghi log.</w:t>
             </w:r>
           </w:p>
         </w:tc>
@@ -1814,7 +3451,7 @@
                 <w:lang w:val="vi-VN"/>
                 <w14:ligatures w14:val="none"/>
               </w:rPr>
-              <w:t>Phạm vi truy xuất &amp; Minh bạch</w:t>
+              <w:t>Audit Log &amp; Dashboard</w:t>
             </w:r>
           </w:p>
         </w:tc>
@@ -1843,7 +3480,7 @@
                 <w:lang w:val="en-US"/>
                 <w14:ligatures w14:val="none"/>
               </w:rPr>
-              <w:t>Người dùng xem được AI truy xuất được những file nào trong phạm vi của mình, file nào bị loại và lý do (Excluded, mã hóa, đang nạp, AI đang chặn do thu hồi).</w:t>
+              <w:t>Ghi mọi câu hỏi, câu trả lời, file và phiên bản đã trích, từ chối, thay đổi quyền (chuỗi hash chống sửa). Dashboard trạng thái đồng bộ, model, chỉ mục, hàng chờ duyệt.</w:t>
             </w:r>
           </w:p>
         </w:tc>
@@ -1872,334 +3509,7 @@
                 <w:lang w:val="en-US"/>
                 <w14:ligatures w14:val="none"/>
               </w:rPr>
-              <w:t>Không bao giờ hiện file ngoài phạm vi SharePoint của người hỏi.</w:t>
-            </w:r>
-          </w:p>
-        </w:tc>
-      </w:tr>
-      <w:tr>
-        <w:trPr>
-          <w:trHeight w:val="1812"/>
-          <w:tblCellSpacing w:w="15" w:type="dxa"/>
-        </w:trPr>
-        <w:tc>
-          <w:tcPr>
-            <w:tcW w:w="988" w:type="dxa"/>
-            <w:tcMar/>
-            <w:vAlign w:val="center"/>
-            <w:hideMark/>
-          </w:tcPr>
-          <w:p>
-            <w:pPr>
-              <w:jc w:val="center"/>
-              <w:rPr>
-                <w:rFonts w:ascii="Times New Roman" w:hAnsi="Times New Roman" w:eastAsia="Times New Roman" w:cs="Times New Roman"/>
-                <w:color w:val="000000"/>
-                <w:kern w:val="0"/>
-                <w14:ligatures w14:val="none"/>
-              </w:rPr>
-            </w:pPr>
-            <w:r>
-              <w:rPr>
-                <w:rFonts w:ascii="Times New Roman" w:hAnsi="Times New Roman" w:eastAsia="Times New Roman" w:cs="Times New Roman"/>
-                <w:color w:val="000000"/>
-                <w:kern w:val="0"/>
-                <w14:ligatures w14:val="none"/>
-              </w:rPr>
-              <w:t>BR-08</w:t>
-            </w:r>
-          </w:p>
-        </w:tc>
-        <w:tc>
-          <w:tcPr>
-            <w:tcW w:w="1842" w:type="dxa"/>
-            <w:tcMar/>
-            <w:vAlign w:val="center"/>
-            <w:hideMark/>
-          </w:tcPr>
-          <w:p>
-            <w:pPr>
-              <w:rPr>
-                <w:rFonts w:ascii="Times New Roman" w:hAnsi="Times New Roman" w:eastAsia="Times New Roman" w:cs="Times New Roman"/>
-                <w:color w:val="000000"/>
-                <w:kern w:val="0"/>
-                <w:lang w:val="en-US"/>
-                <w14:ligatures w14:val="none"/>
-              </w:rPr>
-            </w:pPr>
-            <w:r>
-              <w:rPr>
-                <w:rFonts w:ascii="Times New Roman" w:hAnsi="Times New Roman" w:eastAsia="Times New Roman" w:cs="Times New Roman"/>
-                <w:color w:val="000000"/>
-                <w:kern w:val="0"/>
-                <w:lang w:val="en-US"/>
-                <w14:ligatures w14:val="none"/>
-              </w:rPr>
-              <w:t>Audit Log &amp; Kiểm toán</w:t>
-            </w:r>
-          </w:p>
-        </w:tc>
-        <w:tc>
-          <w:tcPr>
-            <w:tcW w:w="3128" w:type="dxa"/>
-            <w:tcMar/>
-            <w:vAlign w:val="center"/>
-            <w:hideMark/>
-          </w:tcPr>
-          <w:p>
-            <w:pPr>
-              <w:rPr>
-                <w:rFonts w:ascii="Times New Roman" w:hAnsi="Times New Roman" w:eastAsia="Times New Roman" w:cs="Times New Roman"/>
-                <w:color w:val="000000"/>
-                <w:kern w:val="0"/>
-                <w:lang w:val="en-US"/>
-                <w14:ligatures w14:val="none"/>
-              </w:rPr>
-            </w:pPr>
-            <w:r>
-              <w:rPr>
-                <w:rFonts w:ascii="Times New Roman" w:hAnsi="Times New Roman" w:eastAsia="Times New Roman" w:cs="Times New Roman"/>
-                <w:color w:val="000000" w:themeColor="text1" w:themeTint="FF" w:themeShade="FF"/>
-                <w:lang w:val="en-US"/>
-              </w:rPr>
-              <w:t>Ghi mọi câu hỏi, câu trả lời, file và phiên bản đã trích, từ chối, chặn, thay đổi quyền; chuỗi hash chống sửa; neo WORM trên SharePoint; đối chiếu với nhật ký Purview.</w:t>
-            </w:r>
-          </w:p>
-        </w:tc>
-        <w:tc>
-          <w:tcPr>
-            <w:tcW w:w="3392" w:type="dxa"/>
-            <w:tcMar/>
-            <w:vAlign w:val="center"/>
-            <w:hideMark/>
-          </w:tcPr>
-          <w:p>
-            <w:pPr/>
-            <w:r>
-              <w:rPr>
-                <w:rFonts w:ascii="Times New Roman" w:hAnsi="Times New Roman" w:eastAsia="Times New Roman" w:cs="Times New Roman"/>
-                <w:color w:val="000000" w:themeColor="text1" w:themeTint="FF" w:themeShade="FF"/>
-                <w:lang w:val="en-US"/>
-              </w:rPr>
-              <w:t>Phục vụ kiểm toán IPO. Thời hạn lưu do luật sư chốt; dữ liệu cá nhân được che trong nhật ký.</w:t>
-            </w:r>
-          </w:p>
-        </w:tc>
-      </w:tr>
-      <w:tr>
-        <w:trPr>
-          <w:trHeight w:val="1812"/>
-          <w:tblCellSpacing w:w="15" w:type="dxa"/>
-        </w:trPr>
-        <w:tc>
-          <w:tcPr>
-            <w:tcW w:w="988" w:type="dxa"/>
-            <w:tcMar/>
-            <w:vAlign w:val="center"/>
-            <w:hideMark/>
-          </w:tcPr>
-          <w:p>
-            <w:pPr>
-              <w:jc w:val="center"/>
-              <w:rPr>
-                <w:rFonts w:ascii="Times New Roman" w:hAnsi="Times New Roman" w:eastAsia="Times New Roman" w:cs="Times New Roman"/>
-                <w:color w:val="000000"/>
-                <w:kern w:val="0"/>
-                <w14:ligatures w14:val="none"/>
-              </w:rPr>
-            </w:pPr>
-            <w:r>
-              <w:rPr>
-                <w:rFonts w:ascii="Times New Roman" w:hAnsi="Times New Roman" w:eastAsia="Times New Roman" w:cs="Times New Roman"/>
-                <w:color w:val="000000"/>
-                <w:kern w:val="0"/>
-                <w14:ligatures w14:val="none"/>
-              </w:rPr>
-              <w:t>BR-09</w:t>
-            </w:r>
-          </w:p>
-        </w:tc>
-        <w:tc>
-          <w:tcPr>
-            <w:tcW w:w="1842" w:type="dxa"/>
-            <w:tcMar/>
-            <w:vAlign w:val="center"/>
-            <w:hideMark/>
-          </w:tcPr>
-          <w:p>
-            <w:pPr>
-              <w:rPr>
-                <w:rFonts w:ascii="Times New Roman" w:hAnsi="Times New Roman" w:eastAsia="Times New Roman" w:cs="Times New Roman"/>
-                <w:color w:val="000000"/>
-                <w:kern w:val="0"/>
-                <w:lang w:val="en-US"/>
-                <w14:ligatures w14:val="none"/>
-              </w:rPr>
-            </w:pPr>
-            <w:r>
-              <w:rPr>
-                <w:rFonts w:ascii="Times New Roman" w:hAnsi="Times New Roman" w:eastAsia="Times New Roman" w:cs="Times New Roman"/>
-                <w:color w:val="000000"/>
-                <w:kern w:val="0"/>
-                <w:lang w:val="en-US"/>
-                <w14:ligatures w14:val="none"/>
-              </w:rPr>
-              <w:t>Vận hành &amp; Dashboard</w:t>
-            </w:r>
-          </w:p>
-        </w:tc>
-        <w:tc>
-          <w:tcPr>
-            <w:tcW w:w="3128" w:type="dxa"/>
-            <w:tcMar/>
-            <w:vAlign w:val="center"/>
-            <w:hideMark/>
-          </w:tcPr>
-          <w:p>
-            <w:pPr>
-              <w:rPr>
-                <w:rFonts w:ascii="Times New Roman" w:hAnsi="Times New Roman" w:eastAsia="Times New Roman" w:cs="Times New Roman"/>
-                <w:color w:val="000000"/>
-                <w:kern w:val="0"/>
-                <w:lang w:val="en-US"/>
-                <w14:ligatures w14:val="none"/>
-              </w:rPr>
-            </w:pPr>
-            <w:r>
-              <w:rPr>
-                <w:rFonts w:ascii="Times New Roman" w:hAnsi="Times New Roman" w:eastAsia="Times New Roman" w:cs="Times New Roman"/>
-                <w:color w:val="000000" w:themeColor="text1" w:themeTint="FF" w:themeShade="FF"/>
-                <w:lang w:val="en-US"/>
-              </w:rPr>
-              <w:t>Theo dõi độ tươi nguồn đồng bộ, model, chỉ mục, hàng chờ duyệt; runbook RB-1…RB-7; công tắc tắt AI theo site hoặc toàn hệ thống.</w:t>
-            </w:r>
-          </w:p>
-        </w:tc>
-        <w:tc>
-          <w:tcPr>
-            <w:tcW w:w="3392" w:type="dxa"/>
-            <w:tcMar/>
-            <w:vAlign w:val="center"/>
-            <w:hideMark/>
-          </w:tcPr>
-          <w:p>
-            <w:pPr/>
-            <w:r>
-              <w:rPr>
-                <w:rFonts w:ascii="Times New Roman" w:hAnsi="Times New Roman" w:eastAsia="Times New Roman" w:cs="Times New Roman"/>
-                <w:color w:val="000000" w:themeColor="text1" w:themeTint="FF" w:themeShade="FF"/>
-                <w:lang w:val="en-US"/>
-              </w:rPr>
-              <w:t>Hypercare 4 tuần, ca trực có tên ≥ 2 người.</w:t>
-            </w:r>
-          </w:p>
-        </w:tc>
-      </w:tr>
-      <w:tr>
-        <w:trPr>
-          <w:trHeight w:val="1812"/>
-          <w:tblCellSpacing w:w="15" w:type="dxa"/>
-        </w:trPr>
-        <w:tc>
-          <w:tcPr>
-            <w:tcW w:w="988" w:type="dxa"/>
-            <w:tcMar/>
-            <w:vAlign w:val="center"/>
-            <w:hideMark/>
-          </w:tcPr>
-          <w:p>
-            <w:pPr>
-              <w:jc w:val="center"/>
-              <w:rPr>
-                <w:rFonts w:ascii="Times New Roman" w:hAnsi="Times New Roman" w:eastAsia="Times New Roman" w:cs="Times New Roman"/>
-                <w:color w:val="000000"/>
-                <w:kern w:val="0"/>
-                <w14:ligatures w14:val="none"/>
-              </w:rPr>
-            </w:pPr>
-            <w:r>
-              <w:rPr>
-                <w:rFonts w:ascii="Times New Roman" w:hAnsi="Times New Roman" w:eastAsia="Times New Roman" w:cs="Times New Roman"/>
-                <w:color w:val="000000"/>
-                <w:kern w:val="0"/>
-                <w14:ligatures w14:val="none"/>
-              </w:rPr>
-              <w:t>BR-10</w:t>
-            </w:r>
-          </w:p>
-        </w:tc>
-        <w:tc>
-          <w:tcPr>
-            <w:tcW w:w="1842" w:type="dxa"/>
-            <w:tcMar/>
-            <w:vAlign w:val="center"/>
-            <w:hideMark/>
-          </w:tcPr>
-          <w:p>
-            <w:pPr>
-              <w:rPr>
-                <w:rFonts w:ascii="Times New Roman" w:hAnsi="Times New Roman" w:eastAsia="Times New Roman" w:cs="Times New Roman"/>
-                <w:color w:val="000000"/>
-                <w:kern w:val="0"/>
-                <w:lang w:val="en-US"/>
-                <w14:ligatures w14:val="none"/>
-              </w:rPr>
-            </w:pPr>
-            <w:r>
-              <w:rPr>
-                <w:rFonts w:ascii="Times New Roman" w:hAnsi="Times New Roman" w:eastAsia="Times New Roman" w:cs="Times New Roman"/>
-                <w:color w:val="000000"/>
-                <w:kern w:val="0"/>
-                <w:lang w:val="en-US"/>
-                <w14:ligatures w14:val="none"/>
-              </w:rPr>
-              <w:t>Câu hỏi đếm/tổng (Bản 2)</w:t>
-            </w:r>
-          </w:p>
-        </w:tc>
-        <w:tc>
-          <w:tcPr>
-            <w:tcW w:w="3128" w:type="dxa"/>
-            <w:tcMar/>
-            <w:vAlign w:val="center"/>
-            <w:hideMark/>
-          </w:tcPr>
-          <w:p>
-            <w:pPr>
-              <w:rPr>
-                <w:rFonts w:ascii="Times New Roman" w:hAnsi="Times New Roman" w:eastAsia="Times New Roman" w:cs="Times New Roman"/>
-                <w:color w:val="000000"/>
-                <w:kern w:val="0"/>
-                <w:lang w:val="en-US"/>
-                <w14:ligatures w14:val="none"/>
-              </w:rPr>
-            </w:pPr>
-            <w:r>
-              <w:rPr>
-                <w:rFonts w:ascii="Times New Roman" w:hAnsi="Times New Roman" w:eastAsia="Times New Roman" w:cs="Times New Roman"/>
-                <w:color w:val="000000" w:themeColor="text1" w:themeTint="FF" w:themeShade="FF"/>
-                <w:lang w:val="en-US"/>
-              </w:rPr>
-              <w:t>Trả lời câu hỏi đếm và tổng trên kho bản ghi trích từ tài liệu, kiểm tra trực tiếp toàn bộ file nguồn.</w:t>
-            </w:r>
-          </w:p>
-        </w:tc>
-        <w:tc>
-          <w:tcPr>
-            <w:tcW w:w="3392" w:type="dxa"/>
-            <w:tcMar/>
-            <w:vAlign w:val="center"/>
-            <w:hideMark/>
-          </w:tcPr>
-          <w:p>
-            <w:pPr/>
-            <w:r>
-              <w:rPr>
-                <w:rFonts w:ascii="Times New Roman" w:hAnsi="Times New Roman" w:eastAsia="Times New Roman" w:cs="Times New Roman"/>
-                <w:color w:val="000000" w:themeColor="text1" w:themeTint="FF" w:themeShade="FF"/>
-                <w:lang w:val="en-US"/>
-              </w:rPr>
-              <w:t>Không bao giờ trả một tổng thiếu; ngoài phạm vi Bản 1.</w:t>
+              <w:t>Phục vụ kiểm toán IPO và truy vết an toàn thông tin (bắt buộc).</w:t>
             </w:r>
           </w:p>
         </w:tc>
@@ -2234,7 +3544,7 @@
           <w:kern w:val="0"/>
           <w14:ligatures w14:val="none"/>
         </w:rPr>
-        <w:t>BUSINESS RULE CẦN CHỦ DATA ROOM / BOD XÁC NHẬN</w:t>
+        <w:t>BUSINESS RULE CẦN CHỦ DATA ROOM XÁC NHẬN</w:t>
       </w:r>
     </w:p>
     <w:tbl>
@@ -2447,7 +3757,26 @@
                 <w:lang w:val="en-US"/>
                 <w14:ligatures w14:val="none"/>
               </w:rPr>
-              <w:t>AI có được tổng hợp câu trả lời cho nhà đầu tư (bật Investor.AI.Summarize) hay chỉ tìm và trích nguyên văn?</w:t>
+              <w:t xml:space="preserve">AI có được tổng hợp câu trả lời cho nhà đầu tư hay chỉ tìm và trích nguyên văn? </w:t>
+            </w:r>
+          </w:p>
+          <w:p wp14:textId="6F9198AE">
+            <w:pPr>
+              <w:rPr>
+                <w:rFonts w:ascii="Times New Roman" w:hAnsi="Times New Roman" w:eastAsia="Times New Roman" w:cs="Times New Roman"/>
+                <w:color w:val="000000"/>
+                <w:kern w:val="0"/>
+                <w:lang w:val="en-US"/>
+                <w14:ligatures w14:val="none"/>
+              </w:rPr>
+            </w:pPr>
+            <w:r>
+              <w:rPr>
+                <w:rFonts w:ascii="Times New Roman" w:hAnsi="Times New Roman" w:eastAsia="Times New Roman" w:cs="Times New Roman"/>
+                <w:color w:val="000000" w:themeColor="text1" w:themeTint="FF" w:themeShade="FF"/>
+                <w:lang w:val="en-US"/>
+              </w:rPr>
+              <w:t>(Bật/tắt Investor.AI.Summarize).</w:t>
             </w:r>
           </w:p>
         </w:tc>
@@ -2496,7 +3825,15 @@
                 <w:color w:val="000000" w:themeColor="text1" w:themeTint="FF" w:themeShade="FF"/>
                 <w:lang w:val="en-US"/>
               </w:rPr>
-              <w:t>Chờ BOD xác nhận (trước tuần 6)</w:t>
+              <w:t>Chờ cung cấp/xác nhận</w:t>
+            </w:r>
+            <w:r>
+              <w:rPr>
+                <w:rFonts w:ascii="Times New Roman" w:hAnsi="Times New Roman" w:eastAsia="Times New Roman" w:cs="Times New Roman"/>
+                <w:color w:val="000000" w:themeColor="text1" w:themeTint="FF" w:themeShade="FF"/>
+                <w:lang w:val="en-US"/>
+              </w:rPr>
+              <w:t xml:space="preserve"/>
             </w:r>
           </w:p>
         </w:tc>
@@ -2549,7 +3886,7 @@
                 <w:color w:val="000000" w:themeColor="text1" w:themeTint="FF" w:themeShade="FF"/>
                 <w:lang w:val="en-US"/>
               </w:rPr>
-              <w:t>Tách mỗi nhóm nhà đầu tư một site và bật RAC không?</w:t>
+              <w:t>Tách mỗi nhóm nhà đầu tư một site và bật RAC không; AI_Use mặc định cho file đang có?</w:t>
             </w:r>
           </w:p>
         </w:tc>
@@ -2578,7 +3915,7 @@
                 <w:lang w:val="en-US"/>
                 <w14:ligatures w14:val="none"/>
               </w:rPr>
-              <w:t>BR-02, BR-04, chỉ mục theo phân vùng; bắt buộc nếu phép thử 3 thất bại.</w:t>
+              <w:t>BR-03, BR-04, chỉ mục theo phân vùng, độ phủ AI.</w:t>
             </w:r>
           </w:p>
         </w:tc>
@@ -2598,7 +3935,7 @@
                 <w:color w:val="000000" w:themeColor="text1" w:themeTint="FF" w:themeShade="FF"/>
                 <w:lang w:val="en-US"/>
               </w:rPr>
-              <w:t>Chờ Chủ Data Room (tuần 2)</w:t>
+              <w:t>Chờ cung cấp/xác nhận</w:t>
             </w:r>
           </w:p>
         </w:tc>
@@ -2684,7 +4021,7 @@
                 <w:szCs w:val="24"/>
                 <w:lang w:val="en-US"/>
               </w:rPr>
-              <w:t>Gán AI_Use cho toàn bộ file đang có: mặc định Excluded, thư mục nào được Allowed?</w:t>
+              <w:t>Có cho trích câu từ tài liệu chỉ-xem (chặn tải) và hiển thị ảnh cắt vùng trang scan không?</w:t>
             </w:r>
           </w:p>
         </w:tc>
@@ -2724,7 +4061,7 @@
                 <w:szCs w:val="24"/>
                 <w:lang w:val="en-US"/>
               </w:rPr>
-              <w:t>BR-03, độ phủ AI, lịch nạp production.</w:t>
+              <w:t>BR-05, chính sách hiển thị, trách nhiệm vận hành.</w:t>
             </w:r>
           </w:p>
         </w:tc>
@@ -2763,7 +4100,7 @@
                 <w:szCs w:val="24"/>
                 <w:lang w:val="en-US"/>
               </w:rPr>
-              <w:t>Chờ Chủ Data Room (tuần 6)</w:t>
+              <w:t>Chờ cung cấp/xác nhận</w:t>
             </w:r>
           </w:p>
         </w:tc>
@@ -2849,7 +4186,7 @@
                 <w:szCs w:val="24"/>
                 <w:lang w:val="en-US"/>
               </w:rPr>
-              <w:t>Có cho trích câu từ tài liệu chỉ-xem (chặn tải) và cho hiển thị ảnh cắt trang scan không?</w:t>
+              <w:t>Ngưỡng chấp nhận: độ đúng ≥ 99% (tin cậy 95%), từ chối nhầm ≤ 15%, 0 rò rỉ; bộ lọc injection chặn hay chỉ ghi log.</w:t>
             </w:r>
           </w:p>
         </w:tc>
@@ -2889,7 +4226,7 @@
                 <w:szCs w:val="24"/>
                 <w:lang w:val="en-US"/>
               </w:rPr>
-              <w:t>BR-05, chính sách hiển thị.</w:t>
+              <w:t>BR-06, tiêu chí UAT/Go-live, truyền thông với nhà đầu tư.</w:t>
             </w:r>
           </w:p>
         </w:tc>
@@ -2928,423 +4265,7 @@
                 <w:szCs w:val="24"/>
                 <w:lang w:val="en-US"/>
               </w:rPr>
-              <w:t>Chờ Chủ Data Room (tuần 2)</w:t>
-            </w:r>
-          </w:p>
-        </w:tc>
-      </w:tr>
-      <w:tr>
-        <w:trPr>
-          <w:trHeight w:val="855"/>
-          <w:tblCellSpacing w:w="15" w:type="dxa"/>
-        </w:trPr>
-        <w:tc>
-          <w:tcPr>
-            <w:tcW w:w="698" w:type="dxa"/>
-            <w:tcMar/>
-            <w:vAlign w:val="center"/>
-            <w:hideMark/>
-          </w:tcPr>
-          <w:p>
-            <w:pPr>
-              <w:jc w:val="center"/>
-              <w:rPr>
-                <w:rFonts w:ascii="Times New Roman" w:hAnsi="Times New Roman" w:eastAsia="Times New Roman" w:cs="Times New Roman"/>
-                <w:color w:val="000000"/>
-                <w:kern w:val="0"/>
-                <w14:ligatures w14:val="none"/>
-              </w:rPr>
-            </w:pPr>
-            <w:r>
-              <w:rPr>
-                <w:rFonts w:ascii="Times New Roman" w:hAnsi="Times New Roman" w:eastAsia="Times New Roman" w:cs="Times New Roman"/>
-                <w:color w:val="000000"/>
-                <w:kern w:val="0"/>
-                <w14:ligatures w14:val="none"/>
-              </w:rPr>
-              <w:t>5</w:t>
-            </w:r>
-          </w:p>
-        </w:tc>
-        <w:tc>
-          <w:tcPr>
-            <w:tcW w:w="4042" w:type="dxa"/>
-            <w:tcMar/>
-            <w:vAlign w:val="center"/>
-            <w:hideMark/>
-          </w:tcPr>
-          <w:p>
-            <w:pPr/>
-            <w:r>
-              <w:rPr>
-                <w:rFonts w:ascii="Times New Roman" w:hAnsi="Times New Roman" w:eastAsia="Times New Roman" w:cs="Times New Roman"/>
-                <w:color w:val="000000"/>
-                <w:kern w:val="0"/>
-                <w:lang w:val="en-US"/>
-                <w14:ligatures w14:val="none"/>
-              </w:rPr>
-              <w:t>Thay "chính xác 100% / bảo mật tuyệt đối" bằng: độ đúng ≥ 99% (tin cậy 95%), từ chối nhầm ≤ 15%, 0 rò rỉ.</w:t>
-            </w:r>
-          </w:p>
-        </w:tc>
-        <w:tc>
-          <w:tcPr>
-            <w:tcW w:w="2062" w:type="dxa"/>
-            <w:tcMar/>
-            <w:vAlign w:val="center"/>
-            <w:hideMark/>
-          </w:tcPr>
-          <w:p>
-            <w:pPr>
-              <w:rPr>
-                <w:rFonts w:ascii="Times New Roman" w:hAnsi="Times New Roman" w:eastAsia="Times New Roman" w:cs="Times New Roman"/>
-                <w:color w:val="000000"/>
-                <w:kern w:val="0"/>
-                <w:lang w:val="en-US"/>
-                <w14:ligatures w14:val="none"/>
-              </w:rPr>
-            </w:pPr>
-            <w:r>
-              <w:rPr>
-                <w:rFonts w:ascii="Times New Roman" w:hAnsi="Times New Roman" w:eastAsia="Times New Roman" w:cs="Times New Roman"/>
-                <w:color w:val="000000"/>
-                <w:kern w:val="0"/>
-                <w:lang w:val="en-US"/>
-                <w14:ligatures w14:val="none"/>
-              </w:rPr>
-              <w:t>Cổng go-live, tiêu chí UAT, truyền thông với nhà đầu tư.</w:t>
-            </w:r>
-          </w:p>
-        </w:tc>
-        <w:tc>
-          <w:tcPr>
-            <w:tcW w:w="2557" w:type="dxa"/>
-            <w:tcMar/>
-            <w:vAlign w:val="center"/>
-          </w:tcPr>
-          <w:p>
-            <w:pPr>
-              <w:pStyle w:val="Normal"/>
-            </w:pPr>
-            <w:r>
-              <w:rPr>
-                <w:rFonts w:ascii="Times New Roman" w:hAnsi="Times New Roman" w:eastAsia="Times New Roman" w:cs="Times New Roman"/>
-                <w:color w:val="000000" w:themeColor="text1" w:themeTint="FF" w:themeShade="FF"/>
-                <w:lang w:val="en-US"/>
-              </w:rPr>
-              <w:t>Chờ BOD xác nhận</w:t>
-            </w:r>
-          </w:p>
-        </w:tc>
-      </w:tr>
-      <w:tr>
-        <w:trPr>
-          <w:trHeight w:val="855"/>
-          <w:tblCellSpacing w:w="15" w:type="dxa"/>
-        </w:trPr>
-        <w:tc>
-          <w:tcPr>
-            <w:tcW w:w="698" w:type="dxa"/>
-            <w:tcMar/>
-            <w:vAlign w:val="center"/>
-            <w:hideMark/>
-          </w:tcPr>
-          <w:p>
-            <w:pPr>
-              <w:jc w:val="center"/>
-              <w:rPr>
-                <w:rFonts w:ascii="Times New Roman" w:hAnsi="Times New Roman" w:eastAsia="Times New Roman" w:cs="Times New Roman"/>
-                <w:color w:val="000000"/>
-                <w:kern w:val="0"/>
-                <w14:ligatures w14:val="none"/>
-              </w:rPr>
-            </w:pPr>
-            <w:r>
-              <w:rPr>
-                <w:rFonts w:ascii="Times New Roman" w:hAnsi="Times New Roman" w:eastAsia="Times New Roman" w:cs="Times New Roman"/>
-                <w:color w:val="000000"/>
-                <w:kern w:val="0"/>
-                <w14:ligatures w14:val="none"/>
-              </w:rPr>
-              <w:t>6</w:t>
-            </w:r>
-          </w:p>
-        </w:tc>
-        <w:tc>
-          <w:tcPr>
-            <w:tcW w:w="4042" w:type="dxa"/>
-            <w:tcMar/>
-            <w:vAlign w:val="center"/>
-            <w:hideMark/>
-          </w:tcPr>
-          <w:p>
-            <w:pPr/>
-            <w:r>
-              <w:rPr>
-                <w:rFonts w:ascii="Times New Roman" w:hAnsi="Times New Roman" w:eastAsia="Times New Roman" w:cs="Times New Roman"/>
-                <w:color w:val="000000"/>
-                <w:kern w:val="0"/>
-                <w:lang w:val="en-US"/>
-                <w14:ligatures w14:val="none"/>
-              </w:rPr>
-              <w:t>Bộ lọc prompt injection: chặn hay chỉ ghi log; hạn mức câu hỏi của mỗi người dùng.</w:t>
-            </w:r>
-          </w:p>
-        </w:tc>
-        <w:tc>
-          <w:tcPr>
-            <w:tcW w:w="2062" w:type="dxa"/>
-            <w:tcMar/>
-            <w:vAlign w:val="center"/>
-            <w:hideMark/>
-          </w:tcPr>
-          <w:p>
-            <w:pPr>
-              <w:rPr>
-                <w:rFonts w:ascii="Times New Roman" w:hAnsi="Times New Roman" w:eastAsia="Times New Roman" w:cs="Times New Roman"/>
-                <w:color w:val="000000"/>
-                <w:kern w:val="0"/>
-                <w:lang w:val="en-US"/>
-                <w14:ligatures w14:val="none"/>
-              </w:rPr>
-            </w:pPr>
-            <w:r>
-              <w:rPr>
-                <w:rFonts w:ascii="Times New Roman" w:hAnsi="Times New Roman" w:eastAsia="Times New Roman" w:cs="Times New Roman"/>
-                <w:color w:val="000000"/>
-                <w:kern w:val="0"/>
-                <w:lang w:val="en-US"/>
-                <w14:ligatures w14:val="none"/>
-              </w:rPr>
-              <w:t>BR-06, trải nghiệm nhà đầu tư.</w:t>
-            </w:r>
-          </w:p>
-        </w:tc>
-        <w:tc>
-          <w:tcPr>
-            <w:tcW w:w="2557" w:type="dxa"/>
-            <w:tcMar/>
-            <w:vAlign w:val="center"/>
-          </w:tcPr>
-          <w:p>
-            <w:pPr>
-              <w:pStyle w:val="Normal"/>
-            </w:pPr>
-            <w:r>
-              <w:rPr>
-                <w:rFonts w:ascii="Times New Roman" w:hAnsi="Times New Roman" w:eastAsia="Times New Roman" w:cs="Times New Roman"/>
-                <w:color w:val="000000" w:themeColor="text1" w:themeTint="FF" w:themeShade="FF"/>
-                <w:lang w:val="en-US"/>
-              </w:rPr>
-              <w:t>Đề xuất: chặn khi tin cậy cao; 8 câu/phút, 60 câu/giờ</w:t>
-            </w:r>
-          </w:p>
-        </w:tc>
-      </w:tr>
-      <w:tr>
-        <w:trPr>
-          <w:trHeight w:val="855"/>
-          <w:tblCellSpacing w:w="15" w:type="dxa"/>
-        </w:trPr>
-        <w:tc>
-          <w:tcPr>
-            <w:tcW w:w="698" w:type="dxa"/>
-            <w:tcMar/>
-            <w:vAlign w:val="center"/>
-            <w:hideMark/>
-          </w:tcPr>
-          <w:p>
-            <w:pPr>
-              <w:jc w:val="center"/>
-              <w:rPr>
-                <w:rFonts w:ascii="Times New Roman" w:hAnsi="Times New Roman" w:eastAsia="Times New Roman" w:cs="Times New Roman"/>
-                <w:color w:val="000000"/>
-                <w:kern w:val="0"/>
-                <w14:ligatures w14:val="none"/>
-              </w:rPr>
-            </w:pPr>
-            <w:r>
-              <w:rPr>
-                <w:rFonts w:ascii="Times New Roman" w:hAnsi="Times New Roman" w:eastAsia="Times New Roman" w:cs="Times New Roman"/>
-                <w:color w:val="000000"/>
-                <w:kern w:val="0"/>
-                <w14:ligatures w14:val="none"/>
-              </w:rPr>
-              <w:t>7</w:t>
-            </w:r>
-          </w:p>
-        </w:tc>
-        <w:tc>
-          <w:tcPr>
-            <w:tcW w:w="4042" w:type="dxa"/>
-            <w:tcMar/>
-            <w:vAlign w:val="center"/>
-            <w:hideMark/>
-          </w:tcPr>
-          <w:p>
-            <w:pPr/>
-            <w:r>
-              <w:rPr>
-                <w:rFonts w:ascii="Times New Roman" w:hAnsi="Times New Roman" w:eastAsia="Times New Roman" w:cs="Times New Roman"/>
-                <w:color w:val="000000"/>
-                <w:kern w:val="0"/>
-                <w:lang w:val="en-US"/>
-                <w14:ligatures w14:val="none"/>
-              </w:rPr>
-              <w:t>Thời hạn lưu nhật ký AI và site neo WORM.</w:t>
-            </w:r>
-          </w:p>
-        </w:tc>
-        <w:tc>
-          <w:tcPr>
-            <w:tcW w:w="2062" w:type="dxa"/>
-            <w:tcMar/>
-            <w:vAlign w:val="center"/>
-            <w:hideMark/>
-          </w:tcPr>
-          <w:p>
-            <w:pPr>
-              <w:rPr>
-                <w:rFonts w:ascii="Times New Roman" w:hAnsi="Times New Roman" w:eastAsia="Times New Roman" w:cs="Times New Roman"/>
-                <w:color w:val="000000"/>
-                <w:kern w:val="0"/>
-                <w:lang w:val="en-US"/>
-                <w14:ligatures w14:val="none"/>
-              </w:rPr>
-            </w:pPr>
-            <w:r>
-              <w:rPr>
-                <w:rFonts w:ascii="Times New Roman" w:hAnsi="Times New Roman" w:eastAsia="Times New Roman" w:cs="Times New Roman"/>
-                <w:color w:val="000000"/>
-                <w:kern w:val="0"/>
-                <w:lang w:val="en-US"/>
-                <w14:ligatures w14:val="none"/>
-              </w:rPr>
-              <w:t>BR-08, Preservation Lock.</w:t>
-            </w:r>
-          </w:p>
-        </w:tc>
-        <w:tc>
-          <w:tcPr>
-            <w:tcW w:w="2557" w:type="dxa"/>
-            <w:tcMar/>
-            <w:vAlign w:val="center"/>
-          </w:tcPr>
-          <w:p>
-            <w:pPr>
-              <w:pStyle w:val="Normal"/>
-            </w:pPr>
-            <w:r>
-              <w:rPr>
-                <w:rFonts w:ascii="Times New Roman" w:hAnsi="Times New Roman" w:eastAsia="Times New Roman" w:cs="Times New Roman"/>
-                <w:color w:val="000000" w:themeColor="text1" w:themeTint="FF" w:themeShade="FF"/>
-                <w:lang w:val="en-US"/>
-              </w:rPr>
-              <w:t>Chờ luật sư (tuần 12)</w:t>
-            </w:r>
-          </w:p>
-        </w:tc>
-      </w:tr>
-      <w:tr>
-        <w:trPr>
-          <w:trHeight w:val="855"/>
-          <w:tblCellSpacing w:w="15" w:type="dxa"/>
-        </w:trPr>
-        <w:tc>
-          <w:tcPr>
-            <w:tcW w:w="698" w:type="dxa"/>
-            <w:tcMar/>
-            <w:vAlign w:val="center"/>
-            <w:hideMark/>
-          </w:tcPr>
-          <w:p>
-            <w:pPr>
-              <w:jc w:val="center"/>
-              <w:rPr>
-                <w:rFonts w:ascii="Times New Roman" w:hAnsi="Times New Roman" w:eastAsia="Times New Roman" w:cs="Times New Roman"/>
-                <w:color w:val="000000"/>
-                <w:kern w:val="0"/>
-                <w14:ligatures w14:val="none"/>
-              </w:rPr>
-            </w:pPr>
-            <w:r>
-              <w:rPr>
-                <w:rFonts w:ascii="Times New Roman" w:hAnsi="Times New Roman" w:eastAsia="Times New Roman" w:cs="Times New Roman"/>
-                <w:color w:val="000000"/>
-                <w:kern w:val="0"/>
-                <w14:ligatures w14:val="none"/>
-              </w:rPr>
-              <w:t>8</w:t>
-            </w:r>
-          </w:p>
-        </w:tc>
-        <w:tc>
-          <w:tcPr>
-            <w:tcW w:w="4042" w:type="dxa"/>
-            <w:tcMar/>
-            <w:vAlign w:val="center"/>
-            <w:hideMark/>
-          </w:tcPr>
-          <w:p>
-            <w:pPr/>
-            <w:r>
-              <w:rPr>
-                <w:rFonts w:ascii="Times New Roman" w:hAnsi="Times New Roman" w:eastAsia="Times New Roman" w:cs="Times New Roman"/>
-                <w:color w:val="000000"/>
-                <w:kern w:val="0"/>
-                <w:lang w:val="en-US"/>
-                <w14:ligatures w14:val="none"/>
-              </w:rPr>
-              <w:t>Hạn mức ngân sách GPU on-prem.</w:t>
-            </w:r>
-          </w:p>
-        </w:tc>
-        <w:tc>
-          <w:tcPr>
-            <w:tcW w:w="2062" w:type="dxa"/>
-            <w:tcMar/>
-            <w:vAlign w:val="center"/>
-            <w:hideMark/>
-          </w:tcPr>
-          <w:p>
-            <w:pPr>
-              <w:rPr>
-                <w:rFonts w:ascii="Times New Roman" w:hAnsi="Times New Roman" w:eastAsia="Times New Roman" w:cs="Times New Roman"/>
-                <w:color w:val="000000"/>
-                <w:kern w:val="0"/>
-                <w:lang w:val="en-US"/>
-                <w14:ligatures w14:val="none"/>
-              </w:rPr>
-            </w:pPr>
-            <w:r>
-              <w:rPr>
-                <w:rFonts w:ascii="Times New Roman" w:hAnsi="Times New Roman" w:eastAsia="Times New Roman" w:cs="Times New Roman"/>
-                <w:color w:val="000000"/>
-                <w:kern w:val="0"/>
-                <w:lang w:val="en-US"/>
-                <w14:ligatures w14:val="none"/>
-              </w:rPr>
-              <w:t>Toàn bộ dự án, lịch go-live.</w:t>
-            </w:r>
-          </w:p>
-        </w:tc>
-        <w:tc>
-          <w:tcPr>
-            <w:tcW w:w="2557" w:type="dxa"/>
-            <w:tcMar/>
-            <w:vAlign w:val="center"/>
-          </w:tcPr>
-          <w:p>
-            <w:pPr>
-              <w:pStyle w:val="Normal"/>
-            </w:pPr>
-            <w:r>
-              <w:rPr>
-                <w:rFonts w:ascii="Times New Roman" w:hAnsi="Times New Roman" w:eastAsia="Times New Roman" w:cs="Times New Roman"/>
-                <w:color w:val="000000" w:themeColor="text1" w:themeTint="FF" w:themeShade="FF"/>
-                <w:lang w:val="en-US"/>
-              </w:rPr>
-              <w:t>Chờ BOD (tuần 0)</w:t>
+              <w:t>Chờ cung cấp/xác nhận</w:t>
             </w:r>
           </w:p>
         </w:tc>
@@ -3611,7 +4532,7 @@
                 <w:lang w:val="en-US"/>
                 <w14:ligatures w14:val="none"/>
               </w:rPr>
-              <w:t>Site thử Data Room, ≥ 10 tài khoản khách thử (B2B), cấp quyền Sites.Selected, đồng ý quyền directory-reader.</w:t>
+              <w:t>Site thử Data Room, ≥ 10 tài khoản khách thử (B2B), cấp quyền Sites.Selected; chuyển người dùng OTP kiểu cũ sang B2B.</w:t>
             </w:r>
           </w:p>
         </w:tc>
@@ -3667,7 +4588,26 @@
                 <w:kern w:val="0"/>
                 <w14:ligatures w14:val="none"/>
               </w:rPr>
-              <w:t>Cuối tuần 1 (16/10/2026) – để chạy 9 phép thử tích hợp</w:t>
+              <w:t>Trước 16/10/2026 (Dùng cho 9 phép thử tích hợp; OTP trước 31/10/2026)</w:t>
+            </w:r>
+            <w:r>
+              <w:rPr>
+                <w:rFonts w:ascii="Times New Roman" w:hAnsi="Times New Roman" w:eastAsia="Times New Roman" w:cs="Times New Roman"/>
+                <w:color w:val="000000"/>
+                <w:kern w:val="0"/>
+                <w:lang w:val="vi-VN"/>
+                <w14:ligatures w14:val="none"/>
+              </w:rPr>
+              <w:t/>
+            </w:r>
+            <w:r>
+              <w:rPr>
+                <w:rFonts w:ascii="Times New Roman" w:hAnsi="Times New Roman" w:eastAsia="Times New Roman" w:cs="Times New Roman"/>
+                <w:color w:val="000000"/>
+                <w:kern w:val="0"/>
+                <w14:ligatures w14:val="none"/>
+              </w:rPr>
+              <w:t/>
             </w:r>
           </w:p>
         </w:tc>
@@ -3720,7 +4660,7 @@
                 <w:color w:val="000000" w:themeColor="text1" w:themeTint="FF" w:themeShade="FF"/>
                 <w:lang w:val="en-US"/>
               </w:rPr>
-              <w:t>Danh sách người dùng OTP kiểu cũ trên site Data Room và chuyển sang khách B2B.</w:t>
+              <w:t>Bộ câu hỏi chuẩn có đáp án (150 câu phát triển + ≥ 500 câu giữ riêng) và 300 trang scan mẫu kèm 1.000 ô số chép lại.</w:t>
             </w:r>
           </w:p>
         </w:tc>
@@ -3749,7 +4689,7 @@
                 <w:lang w:val="en-US"/>
                 <w14:ligatures w14:val="none"/>
               </w:rPr>
-              <w:t>Quản trị tenant</w:t>
+              <w:t>Trưởng deal team (Người nghiệp vụ)</w:t>
             </w:r>
           </w:p>
         </w:tc>
@@ -3776,602 +4716,26 @@
                 <w:kern w:val="0"/>
                 <w14:ligatures w14:val="none"/>
               </w:rPr>
-              <w:t>Trước 31/10/2026 (Microsoft ngừng OTP kiểu cũ)</w:t>
-            </w:r>
-          </w:p>
-        </w:tc>
-      </w:tr>
-      <w:tr>
-        <w:trPr>
-          <w:trHeight w:val="806"/>
-          <w:tblCellSpacing w:w="15" w:type="dxa"/>
-        </w:trPr>
-        <w:tc>
-          <w:tcPr>
-            <w:tcW w:w="728" w:type="dxa"/>
-            <w:tcMar/>
-            <w:vAlign w:val="center"/>
-            <w:hideMark/>
-          </w:tcPr>
-          <w:p>
-            <w:pPr>
-              <w:jc w:val="center"/>
-              <w:rPr>
-                <w:rFonts w:ascii="Times New Roman" w:hAnsi="Times New Roman" w:eastAsia="Times New Roman" w:cs="Times New Roman"/>
-                <w:color w:val="000000"/>
-                <w:kern w:val="0"/>
-                <w14:ligatures w14:val="none"/>
-              </w:rPr>
-            </w:pPr>
-            <w:r>
-              <w:rPr>
-                <w:rFonts w:ascii="Times New Roman" w:hAnsi="Times New Roman" w:eastAsia="Times New Roman" w:cs="Times New Roman"/>
-                <w:color w:val="000000"/>
-                <w:kern w:val="0"/>
-                <w14:ligatures w14:val="none"/>
-              </w:rPr>
-              <w:t>3</w:t>
-            </w:r>
-          </w:p>
-        </w:tc>
-        <w:tc>
-          <w:tcPr>
-            <w:tcW w:w="3736" w:type="dxa"/>
-            <w:tcMar/>
-            <w:vAlign w:val="center"/>
-            <w:hideMark/>
-          </w:tcPr>
-          <w:p>
-            <w:pPr>
-              <w:rPr>
-                <w:rFonts w:ascii="Times New Roman" w:hAnsi="Times New Roman" w:eastAsia="Times New Roman" w:cs="Times New Roman"/>
-                <w:color w:val="000000"/>
-                <w:kern w:val="0"/>
-                <w:lang w:val="en-US"/>
-                <w14:ligatures w14:val="none"/>
-              </w:rPr>
-            </w:pPr>
-            <w:r>
-              <w:rPr>
-                <w:rFonts w:ascii="Times New Roman" w:hAnsi="Times New Roman" w:eastAsia="Times New Roman" w:cs="Times New Roman"/>
-                <w:color w:val="000000"/>
-                <w:kern w:val="0"/>
-                <w:lang w:val="en-US"/>
-                <w14:ligatures w14:val="none"/>
-              </w:rPr>
-              <w:t>Bộ câu hỏi chuẩn: 150 câu phát triển + ≥ 500 câu giữ riêng có đáp án (hai người chấm).</w:t>
-            </w:r>
-          </w:p>
-        </w:tc>
-        <w:tc>
-          <w:tcPr>
-            <w:tcW w:w="1293" w:type="dxa"/>
-            <w:tcMar/>
-            <w:vAlign w:val="center"/>
-            <w:hideMark/>
-          </w:tcPr>
-          <w:p>
-            <w:pPr>
-              <w:rPr>
-                <w:rFonts w:ascii="Times New Roman" w:hAnsi="Times New Roman" w:eastAsia="Times New Roman" w:cs="Times New Roman"/>
-                <w:color w:val="000000"/>
-                <w:kern w:val="0"/>
-                <w:lang w:val="en-US"/>
-                <w14:ligatures w14:val="none"/>
-              </w:rPr>
-            </w:pPr>
-            <w:r>
-              <w:rPr>
-                <w:rFonts w:ascii="Times New Roman" w:hAnsi="Times New Roman" w:eastAsia="Times New Roman" w:cs="Times New Roman"/>
-                <w:color w:val="000000"/>
-                <w:kern w:val="0"/>
-                <w:lang w:val="en-US"/>
-                <w14:ligatures w14:val="none"/>
-              </w:rPr>
-              <w:t>Trưởng deal team cử người nghiệp vụ</w:t>
-            </w:r>
-          </w:p>
-        </w:tc>
-        <w:tc>
-          <w:tcPr>
-            <w:tcW w:w="3593" w:type="dxa"/>
-            <w:tcMar/>
-            <w:vAlign w:val="center"/>
-            <w:hideMark/>
-          </w:tcPr>
-          <w:p>
-            <w:pPr>
-              <w:rPr>
-                <w:rFonts w:ascii="Times New Roman" w:hAnsi="Times New Roman" w:eastAsia="Times New Roman" w:cs="Times New Roman"/>
-                <w:color w:val="000000"/>
-                <w:kern w:val="0"/>
-                <w14:ligatures w14:val="none"/>
-              </w:rPr>
-            </w:pPr>
-            <w:r>
-              <w:rPr>
-                <w:rFonts w:ascii="Times New Roman" w:hAnsi="Times New Roman" w:eastAsia="Times New Roman" w:cs="Times New Roman"/>
-                <w:color w:val="000000"/>
-                <w:kern w:val="0"/>
-                <w14:ligatures w14:val="none"/>
-              </w:rPr>
-              <w:t>Tập phát triển 30/10/2026; tập giữ riêng 18/12/2026</w:t>
-            </w:r>
-          </w:p>
-        </w:tc>
-      </w:tr>
-      <w:tr>
-        <w:trPr>
-          <w:trHeight w:val="806"/>
-          <w:tblCellSpacing w:w="15" w:type="dxa"/>
-        </w:trPr>
-        <w:tc>
-          <w:tcPr>
-            <w:tcW w:w="728" w:type="dxa"/>
-            <w:tcMar/>
-            <w:vAlign w:val="center"/>
-            <w:hideMark/>
-          </w:tcPr>
-          <w:p>
-            <w:pPr>
-              <w:jc w:val="center"/>
-              <w:rPr>
-                <w:rFonts w:ascii="Times New Roman" w:hAnsi="Times New Roman" w:eastAsia="Times New Roman" w:cs="Times New Roman"/>
-                <w:color w:val="000000"/>
-                <w:kern w:val="0"/>
-                <w14:ligatures w14:val="none"/>
-              </w:rPr>
-            </w:pPr>
-            <w:r>
-              <w:rPr>
-                <w:rFonts w:ascii="Times New Roman" w:hAnsi="Times New Roman" w:eastAsia="Times New Roman" w:cs="Times New Roman"/>
-                <w:color w:val="000000"/>
-                <w:kern w:val="0"/>
-                <w14:ligatures w14:val="none"/>
-              </w:rPr>
-              <w:t>4</w:t>
-            </w:r>
-          </w:p>
-        </w:tc>
-        <w:tc>
-          <w:tcPr>
-            <w:tcW w:w="3736" w:type="dxa"/>
-            <w:tcMar/>
-            <w:vAlign w:val="center"/>
-            <w:hideMark/>
-          </w:tcPr>
-          <w:p>
-            <w:pPr>
-              <w:rPr>
-                <w:rFonts w:ascii="Times New Roman" w:hAnsi="Times New Roman" w:eastAsia="Times New Roman" w:cs="Times New Roman"/>
-                <w:color w:val="000000"/>
-                <w:kern w:val="0"/>
-                <w:lang w:val="en-US"/>
-                <w14:ligatures w14:val="none"/>
-              </w:rPr>
-            </w:pPr>
-            <w:r>
-              <w:rPr>
-                <w:rFonts w:ascii="Times New Roman" w:hAnsi="Times New Roman" w:eastAsia="Times New Roman" w:cs="Times New Roman"/>
-                <w:color w:val="000000"/>
-                <w:kern w:val="0"/>
-                <w:lang w:val="en-US"/>
-                <w14:ligatures w14:val="none"/>
-              </w:rPr>
-              <w:t>300 trang scan mẫu (dấu đỏ, bảng, chữ ký, viết tay) + 1.000 ô số chép lại làm đáp án OCR.</w:t>
-            </w:r>
-          </w:p>
-        </w:tc>
-        <w:tc>
-          <w:tcPr>
-            <w:tcW w:w="1293" w:type="dxa"/>
-            <w:tcMar/>
-            <w:vAlign w:val="center"/>
-            <w:hideMark/>
-          </w:tcPr>
-          <w:p>
-            <w:pPr>
-              <w:rPr>
-                <w:rFonts w:ascii="Times New Roman" w:hAnsi="Times New Roman" w:eastAsia="Times New Roman" w:cs="Times New Roman"/>
-                <w:color w:val="000000"/>
-                <w:kern w:val="0"/>
-                <w:lang w:val="en-US"/>
-                <w14:ligatures w14:val="none"/>
-              </w:rPr>
-            </w:pPr>
-            <w:r>
-              <w:rPr>
-                <w:rFonts w:ascii="Times New Roman" w:hAnsi="Times New Roman" w:eastAsia="Times New Roman" w:cs="Times New Roman"/>
-                <w:color w:val="000000"/>
-                <w:kern w:val="0"/>
-                <w:lang w:val="en-US"/>
-                <w14:ligatures w14:val="none"/>
-              </w:rPr>
-              <w:t>Người nghiệp vụ</w:t>
-            </w:r>
-          </w:p>
-        </w:tc>
-        <w:tc>
-          <w:tcPr>
-            <w:tcW w:w="3593" w:type="dxa"/>
-            <w:tcMar/>
-            <w:vAlign w:val="center"/>
-            <w:hideMark/>
-          </w:tcPr>
-          <w:p>
-            <w:pPr>
-              <w:rPr>
-                <w:rFonts w:ascii="Times New Roman" w:hAnsi="Times New Roman" w:eastAsia="Times New Roman" w:cs="Times New Roman"/>
-                <w:color w:val="000000"/>
-                <w:kern w:val="0"/>
-                <w14:ligatures w14:val="none"/>
-              </w:rPr>
-            </w:pPr>
-            <w:r>
-              <w:rPr>
-                <w:rFonts w:ascii="Times New Roman" w:hAnsi="Times New Roman" w:eastAsia="Times New Roman" w:cs="Times New Roman"/>
-                <w:color w:val="000000"/>
-                <w:kern w:val="0"/>
-                <w14:ligatures w14:val="none"/>
-              </w:rPr>
-              <w:t>Trước 23/10/2026 (PoC OCR)</w:t>
-            </w:r>
-          </w:p>
-        </w:tc>
-      </w:tr>
-      <w:tr>
-        <w:trPr>
-          <w:trHeight w:val="806"/>
-          <w:tblCellSpacing w:w="15" w:type="dxa"/>
-        </w:trPr>
-        <w:tc>
-          <w:tcPr>
-            <w:tcW w:w="728" w:type="dxa"/>
-            <w:tcMar/>
-            <w:vAlign w:val="center"/>
-            <w:hideMark/>
-          </w:tcPr>
-          <w:p>
-            <w:pPr>
-              <w:jc w:val="center"/>
-              <w:rPr>
-                <w:rFonts w:ascii="Times New Roman" w:hAnsi="Times New Roman" w:eastAsia="Times New Roman" w:cs="Times New Roman"/>
-                <w:color w:val="000000"/>
-                <w:kern w:val="0"/>
-                <w14:ligatures w14:val="none"/>
-              </w:rPr>
-            </w:pPr>
-            <w:r>
-              <w:rPr>
-                <w:rFonts w:ascii="Times New Roman" w:hAnsi="Times New Roman" w:eastAsia="Times New Roman" w:cs="Times New Roman"/>
-                <w:color w:val="000000"/>
-                <w:kern w:val="0"/>
-                <w14:ligatures w14:val="none"/>
-              </w:rPr>
-              <w:t>5</w:t>
-            </w:r>
-          </w:p>
-        </w:tc>
-        <w:tc>
-          <w:tcPr>
-            <w:tcW w:w="3736" w:type="dxa"/>
-            <w:tcMar/>
-            <w:vAlign w:val="center"/>
-            <w:hideMark/>
-          </w:tcPr>
-          <w:p>
-            <w:pPr>
-              <w:rPr>
-                <w:rFonts w:ascii="Times New Roman" w:hAnsi="Times New Roman" w:eastAsia="Times New Roman" w:cs="Times New Roman"/>
-                <w:color w:val="000000"/>
-                <w:kern w:val="0"/>
-                <w:lang w:val="en-US"/>
-                <w14:ligatures w14:val="none"/>
-              </w:rPr>
-            </w:pPr>
-            <w:r>
-              <w:rPr>
-                <w:rFonts w:ascii="Times New Roman" w:hAnsi="Times New Roman" w:eastAsia="Times New Roman" w:cs="Times New Roman"/>
-                <w:color w:val="000000"/>
-                <w:kern w:val="0"/>
-                <w:lang w:val="en-US"/>
-                <w14:ligatures w14:val="none"/>
-              </w:rPr>
-              <w:t>Gán AI_Use, nhãn "IPO Data Room", DLP chặn Copilot, Restricted Content Discovery trên production.</w:t>
-            </w:r>
-          </w:p>
-        </w:tc>
-        <w:tc>
-          <w:tcPr>
-            <w:tcW w:w="1293" w:type="dxa"/>
-            <w:tcMar/>
-            <w:vAlign w:val="center"/>
-            <w:hideMark/>
-          </w:tcPr>
-          <w:p>
-            <w:pPr>
-              <w:rPr>
-                <w:rFonts w:ascii="Times New Roman" w:hAnsi="Times New Roman" w:eastAsia="Times New Roman" w:cs="Times New Roman"/>
-                <w:color w:val="000000"/>
-                <w:kern w:val="0"/>
-                <w:lang w:val="en-US"/>
-                <w14:ligatures w14:val="none"/>
-              </w:rPr>
-            </w:pPr>
-            <w:r>
-              <w:rPr>
-                <w:rFonts w:ascii="Times New Roman" w:hAnsi="Times New Roman" w:eastAsia="Times New Roman" w:cs="Times New Roman"/>
-                <w:color w:val="000000"/>
-                <w:kern w:val="0"/>
-                <w:lang w:val="en-US"/>
-                <w14:ligatures w14:val="none"/>
-              </w:rPr>
-              <w:t>Chủ Data Room, Quản trị Purview</w:t>
-            </w:r>
-          </w:p>
-        </w:tc>
-        <w:tc>
-          <w:tcPr>
-            <w:tcW w:w="3593" w:type="dxa"/>
-            <w:tcMar/>
-            <w:vAlign w:val="center"/>
-            <w:hideMark/>
-          </w:tcPr>
-          <w:p>
-            <w:pPr>
-              <w:rPr>
-                <w:rFonts w:ascii="Times New Roman" w:hAnsi="Times New Roman" w:eastAsia="Times New Roman" w:cs="Times New Roman"/>
-                <w:color w:val="000000"/>
-                <w:kern w:val="0"/>
-                <w14:ligatures w14:val="none"/>
-              </w:rPr>
-            </w:pPr>
-            <w:r>
-              <w:rPr>
-                <w:rFonts w:ascii="Times New Roman" w:hAnsi="Times New Roman" w:eastAsia="Times New Roman" w:cs="Times New Roman"/>
-                <w:color w:val="000000"/>
-                <w:kern w:val="0"/>
-                <w14:ligatures w14:val="none"/>
-              </w:rPr>
-              <w:t>Tuần 6 (20/11/2026)</w:t>
-            </w:r>
-          </w:p>
-        </w:tc>
-      </w:tr>
-      <w:tr>
-        <w:trPr>
-          <w:trHeight w:val="806"/>
-          <w:tblCellSpacing w:w="15" w:type="dxa"/>
-        </w:trPr>
-        <w:tc>
-          <w:tcPr>
-            <w:tcW w:w="728" w:type="dxa"/>
-            <w:tcMar/>
-            <w:vAlign w:val="center"/>
-            <w:hideMark/>
-          </w:tcPr>
-          <w:p>
-            <w:pPr>
-              <w:jc w:val="center"/>
-              <w:rPr>
-                <w:rFonts w:ascii="Times New Roman" w:hAnsi="Times New Roman" w:eastAsia="Times New Roman" w:cs="Times New Roman"/>
-                <w:color w:val="000000"/>
-                <w:kern w:val="0"/>
-                <w14:ligatures w14:val="none"/>
-              </w:rPr>
-            </w:pPr>
-            <w:r>
-              <w:rPr>
-                <w:rFonts w:ascii="Times New Roman" w:hAnsi="Times New Roman" w:eastAsia="Times New Roman" w:cs="Times New Roman"/>
-                <w:color w:val="000000"/>
-                <w:kern w:val="0"/>
-                <w14:ligatures w14:val="none"/>
-              </w:rPr>
-              <w:t>6</w:t>
-            </w:r>
-          </w:p>
-        </w:tc>
-        <w:tc>
-          <w:tcPr>
-            <w:tcW w:w="3736" w:type="dxa"/>
-            <w:tcMar/>
-            <w:vAlign w:val="center"/>
-            <w:hideMark/>
-          </w:tcPr>
-          <w:p>
-            <w:pPr>
-              <w:rPr>
-                <w:rFonts w:ascii="Times New Roman" w:hAnsi="Times New Roman" w:eastAsia="Times New Roman" w:cs="Times New Roman"/>
-                <w:color w:val="000000"/>
-                <w:kern w:val="0"/>
-                <w:lang w:val="en-US"/>
-                <w14:ligatures w14:val="none"/>
-              </w:rPr>
-            </w:pPr>
-            <w:r>
-              <w:rPr>
-                <w:rFonts w:ascii="Times New Roman" w:hAnsi="Times New Roman" w:eastAsia="Times New Roman" w:cs="Times New Roman"/>
-                <w:color w:val="000000"/>
-                <w:kern w:val="0"/>
-                <w:lang w:val="en-US"/>
-                <w14:ligatures w14:val="none"/>
-              </w:rPr>
-              <w:t>Ý kiến pháp lý bằng văn bản; thời hạn lưu nhật ký.</w:t>
-            </w:r>
-          </w:p>
-        </w:tc>
-        <w:tc>
-          <w:tcPr>
-            <w:tcW w:w="1293" w:type="dxa"/>
-            <w:tcMar/>
-            <w:vAlign w:val="center"/>
-            <w:hideMark/>
-          </w:tcPr>
-          <w:p>
-            <w:pPr>
-              <w:rPr>
-                <w:rFonts w:ascii="Times New Roman" w:hAnsi="Times New Roman" w:eastAsia="Times New Roman" w:cs="Times New Roman"/>
-                <w:color w:val="000000"/>
-                <w:kern w:val="0"/>
-                <w:lang w:val="en-US"/>
-                <w14:ligatures w14:val="none"/>
-              </w:rPr>
-            </w:pPr>
-            <w:r>
-              <w:rPr>
-                <w:rFonts w:ascii="Times New Roman" w:hAnsi="Times New Roman" w:eastAsia="Times New Roman" w:cs="Times New Roman"/>
-                <w:color w:val="000000"/>
-                <w:kern w:val="0"/>
-                <w:lang w:val="en-US"/>
-                <w14:ligatures w14:val="none"/>
-              </w:rPr>
-              <w:t>Luật sư / Pháp chế</w:t>
-            </w:r>
-          </w:p>
-        </w:tc>
-        <w:tc>
-          <w:tcPr>
-            <w:tcW w:w="3593" w:type="dxa"/>
-            <w:tcMar/>
-            <w:vAlign w:val="center"/>
-            <w:hideMark/>
-          </w:tcPr>
-          <w:p>
-            <w:pPr>
-              <w:rPr>
-                <w:rFonts w:ascii="Times New Roman" w:hAnsi="Times New Roman" w:eastAsia="Times New Roman" w:cs="Times New Roman"/>
-                <w:color w:val="000000"/>
-                <w:kern w:val="0"/>
-                <w14:ligatures w14:val="none"/>
-              </w:rPr>
-            </w:pPr>
-            <w:r>
-              <w:rPr>
-                <w:rFonts w:ascii="Times New Roman" w:hAnsi="Times New Roman" w:eastAsia="Times New Roman" w:cs="Times New Roman"/>
-                <w:color w:val="000000"/>
-                <w:kern w:val="0"/>
-                <w14:ligatures w14:val="none"/>
-              </w:rPr>
-              <w:t>Thời hạn lưu 31/12/2026; ý kiến pháp lý trước 08/02/2027</w:t>
-            </w:r>
-          </w:p>
-        </w:tc>
-      </w:tr>
-      <w:tr>
-        <w:trPr>
-          <w:trHeight w:val="806"/>
-          <w:tblCellSpacing w:w="15" w:type="dxa"/>
-        </w:trPr>
-        <w:tc>
-          <w:tcPr>
-            <w:tcW w:w="728" w:type="dxa"/>
-            <w:tcMar/>
-            <w:vAlign w:val="center"/>
-            <w:hideMark/>
-          </w:tcPr>
-          <w:p>
-            <w:pPr>
-              <w:jc w:val="center"/>
-              <w:rPr>
-                <w:rFonts w:ascii="Times New Roman" w:hAnsi="Times New Roman" w:eastAsia="Times New Roman" w:cs="Times New Roman"/>
-                <w:color w:val="000000"/>
-                <w:kern w:val="0"/>
-                <w14:ligatures w14:val="none"/>
-              </w:rPr>
-            </w:pPr>
-            <w:r>
-              <w:rPr>
-                <w:rFonts w:ascii="Times New Roman" w:hAnsi="Times New Roman" w:eastAsia="Times New Roman" w:cs="Times New Roman"/>
-                <w:color w:val="000000"/>
-                <w:kern w:val="0"/>
-                <w14:ligatures w14:val="none"/>
-              </w:rPr>
-              <w:t>7</w:t>
-            </w:r>
-          </w:p>
-        </w:tc>
-        <w:tc>
-          <w:tcPr>
-            <w:tcW w:w="3736" w:type="dxa"/>
-            <w:tcMar/>
-            <w:vAlign w:val="center"/>
-            <w:hideMark/>
-          </w:tcPr>
-          <w:p>
-            <w:pPr>
-              <w:rPr>
-                <w:rFonts w:ascii="Times New Roman" w:hAnsi="Times New Roman" w:eastAsia="Times New Roman" w:cs="Times New Roman"/>
-                <w:color w:val="000000"/>
-                <w:kern w:val="0"/>
-                <w:lang w:val="en-US"/>
-                <w14:ligatures w14:val="none"/>
-              </w:rPr>
-            </w:pPr>
-            <w:r>
-              <w:rPr>
-                <w:rFonts w:ascii="Times New Roman" w:hAnsi="Times New Roman" w:eastAsia="Times New Roman" w:cs="Times New Roman"/>
-                <w:color w:val="000000"/>
-                <w:kern w:val="0"/>
-                <w:lang w:val="en-US"/>
-                <w14:ligatures w14:val="none"/>
-              </w:rPr>
-              <w:t>Hạn mức ngân sách GPU; cấu hình GPU chọn sau PoC.</w:t>
-            </w:r>
-          </w:p>
-        </w:tc>
-        <w:tc>
-          <w:tcPr>
-            <w:tcW w:w="1293" w:type="dxa"/>
-            <w:tcMar/>
-            <w:vAlign w:val="center"/>
-            <w:hideMark/>
-          </w:tcPr>
-          <w:p>
-            <w:pPr>
-              <w:rPr>
-                <w:rFonts w:ascii="Times New Roman" w:hAnsi="Times New Roman" w:eastAsia="Times New Roman" w:cs="Times New Roman"/>
-                <w:color w:val="000000"/>
-                <w:kern w:val="0"/>
-                <w:lang w:val="en-US"/>
-                <w14:ligatures w14:val="none"/>
-              </w:rPr>
-            </w:pPr>
-            <w:r>
-              <w:rPr>
-                <w:rFonts w:ascii="Times New Roman" w:hAnsi="Times New Roman" w:eastAsia="Times New Roman" w:cs="Times New Roman"/>
-                <w:color w:val="000000"/>
-                <w:kern w:val="0"/>
-                <w:lang w:val="en-US"/>
-                <w14:ligatures w14:val="none"/>
-              </w:rPr>
-              <w:t>BOD</w:t>
-            </w:r>
-          </w:p>
-        </w:tc>
-        <w:tc>
-          <w:tcPr>
-            <w:tcW w:w="3593" w:type="dxa"/>
-            <w:tcMar/>
-            <w:vAlign w:val="center"/>
-            <w:hideMark/>
-          </w:tcPr>
-          <w:p>
-            <w:pPr>
-              <w:rPr>
-                <w:rFonts w:ascii="Times New Roman" w:hAnsi="Times New Roman" w:eastAsia="Times New Roman" w:cs="Times New Roman"/>
-                <w:color w:val="000000"/>
-                <w:kern w:val="0"/>
-                <w14:ligatures w14:val="none"/>
-              </w:rPr>
-            </w:pPr>
-            <w:r>
-              <w:rPr>
-                <w:rFonts w:ascii="Times New Roman" w:hAnsi="Times New Roman" w:eastAsia="Times New Roman" w:cs="Times New Roman"/>
-                <w:color w:val="000000"/>
-                <w:kern w:val="0"/>
-                <w14:ligatures w14:val="none"/>
-              </w:rPr>
-              <w:t>Ngân sách 09/10/2026; cấu hình 30/10/2026</w:t>
+              <w:t>Trước 23/10/2026 (Dùng để Test &amp; Tinh chỉnh độ chính xác)</w:t>
+            </w:r>
+            <w:r>
+              <w:rPr>
+                <w:rFonts w:ascii="Times New Roman" w:hAnsi="Times New Roman" w:eastAsia="Times New Roman" w:cs="Times New Roman"/>
+                <w:color w:val="000000"/>
+                <w:kern w:val="0"/>
+                <w:lang w:val="vi-VN"/>
+                <w14:ligatures w14:val="none"/>
+              </w:rPr>
+              <w:t/>
+            </w:r>
+            <w:r>
+              <w:rPr>
+                <w:rFonts w:ascii="Times New Roman" w:hAnsi="Times New Roman" w:eastAsia="Times New Roman" w:cs="Times New Roman"/>
+                <w:color w:val="000000"/>
+                <w:kern w:val="0"/>
+                <w14:ligatures w14:val="none"/>
+              </w:rPr>
+              <w:t/>
             </w:r>
           </w:p>
         </w:tc>
@@ -4407,6 +4771,15 @@
           <w14:ligatures w14:val="none"/>
         </w:rPr>
         <w:t>TIÊU CHÍ UAT/PILOT ĐỀ XUẤT</w:t>
+      </w:r>
+      <w:r>
+        <w:rPr>
+          <w:rFonts w:ascii="Times New Roman" w:hAnsi="Times New Roman" w:eastAsia="Times New Roman" w:cs="Times New Roman"/>
+          <w:b w:val="1"/>
+          <w:bCs w:val="1"/>
+          <w:color w:val="000000" w:themeColor="text1" w:themeTint="FF" w:themeShade="FF"/>
+        </w:rPr>
+        <w:t xml:space="preserve"> </w:t>
       </w:r>
     </w:p>
     <w:tbl>
@@ -4604,7 +4977,7 @@
                 <w:lang w:val="en-US"/>
                 <w14:ligatures w14:val="none"/>
               </w:rPr>
-              <w:t>Nhà đầu tư hỏi bộ câu giữ riêng (≥ 500 câu, đủ loại nguồn, có dấu/không dấu).</w:t>
+              <w:t>Nhà đầu tư hỏi bộ câu chuẩn (≥ 500 câu).</w:t>
             </w:r>
           </w:p>
         </w:tc>
@@ -4623,7 +4996,7 @@
                 <w:color w:val="000000" w:themeColor="text1" w:themeTint="FF" w:themeShade="FF"/>
                 <w:lang w:val="en-US"/>
               </w:rPr>
-              <w:t>Độ đúng ≥ 99% (tin cậy 95%) trên câu đã trả lời; từ chối nhầm ≤ 15%; 100% trích dẫn nguyên văn hợp lệ.</w:t>
+              <w:t>Đánh giá theo các chỉ số: độ đúng ≥ 99% (tin cậy 95%) / từ chối nhầm ≤ 15% / 100% trích dẫn hợp lệ.</w:t>
             </w:r>
           </w:p>
         </w:tc>
@@ -4686,7 +5059,7 @@
                 <w:lang w:val="en-US"/>
                 <w14:ligatures w14:val="none"/>
               </w:rPr>
-              <w:t>Nhà đầu tư Nhóm B hỏi nội dung chỉ Nhóm A hoặc site Nội bộ có.</w:t>
+              <w:t>Nhà đầu tư Nhóm B hỏi nội dung chỉ Nhóm A có.</w:t>
             </w:r>
           </w:p>
         </w:tc>
@@ -4715,7 +5088,7 @@
                 <w:lang w:val="en-US"/>
                 <w14:ligatures w14:val="none"/>
               </w:rPr>
-              <w:t>Từ chối trung tính, không lộ nội dung hay tên file; 0 lỗi trên ma trận ≥ 3.000 phép thử + kiểm thử xâm nhập.</w:t>
+              <w:t>Hệ thống từ chối trung tính, 0 rò rỉ trên ma trận ≥ 3.000 phép thử.</w:t>
             </w:r>
           </w:p>
         </w:tc>
@@ -4778,7 +5151,7 @@
                 <w:lang w:val="en-US"/>
                 <w14:ligatures w14:val="none"/>
               </w:rPr>
-              <w:t>Gỡ nhà đầu tư khỏi nhóm, offboard, đổi AI_Use sang Excluded, thay file bằng bản đã biên tập.</w:t>
+              <w:t>Gỡ nhà đầu tư khỏi nhóm / offboard / ngắt nguồn quyền.</w:t>
             </w:r>
           </w:p>
         </w:tc>
@@ -4811,7 +5184,7 @@
                 <w:u w:val="none"/>
                 <w:lang w:val="en-US"/>
               </w:rPr>
-              <w:t>Nhóm và offboard: AI chặn ≤ 2 phút; câu kế tiếp không dùng bản cũ hay file bị loại.</w:t>
+              <w:t>AI chặn ≤ 2 phút; nguồn quyền ngừng cập nhật → từ chối mọi câu hỏi trong ≤ 3 phút.</w:t>
             </w:r>
           </w:p>
         </w:tc>
@@ -4874,7 +5247,7 @@
                 <w:lang w:val="en-US"/>
                 <w14:ligatures w14:val="none"/>
               </w:rPr>
-              <w:t>Ngắt nguồn đồng bộ quyền (Entra/SharePoint).</w:t>
+              <w:t>Hỏi về bản scan bị xoay/mờ/dấu đè số.</w:t>
             </w:r>
           </w:p>
         </w:tc>
@@ -4903,7 +5276,7 @@
                 <w:lang w:val="en-US"/>
                 <w14:ligatures w14:val="none"/>
               </w:rPr>
-              <w:t>Hệ thống từ chối mọi câu hỏi trong ≤ 3 phút (đóng an toàn).</w:t>
+              <w:t>Số khớp đáp án người chép; số chưa xác nhận luôn có nhãn "chưa chắc".</w:t>
             </w:r>
           </w:p>
         </w:tc>
@@ -4966,7 +5339,7 @@
                 <w:lang w:val="en-US"/>
                 <w14:ligatures w14:val="none"/>
               </w:rPr>
-              <w:t>Hỏi về bản scan khó (xoay, ảnh chụp, fax, dấu đỏ đè số).</w:t>
+              <w:t>Bắn bộ tấn công prompt injection đa ngôn ngữ.</w:t>
             </w:r>
           </w:p>
         </w:tc>
@@ -4995,171 +5368,7 @@
                 <w:lang w:val="en-US"/>
                 <w14:ligatures w14:val="none"/>
               </w:rPr>
-              <w:t>Con số khớp đáp án người chép; số chưa xác nhận luôn có nhãn "chưa chắc" và ảnh vùng gốc (nếu được phép).</w:t>
-            </w:r>
-          </w:p>
-        </w:tc>
-      </w:tr>
-      <w:tr>
-        <w:trPr>
-          <w:trHeight w:val="913"/>
-          <w:tblCellSpacing w:w="15" w:type="dxa"/>
-        </w:trPr>
-        <w:tc>
-          <w:tcPr>
-            <w:tcW w:w="1226" w:type="dxa"/>
-            <w:tcMar/>
-            <w:vAlign w:val="center"/>
-            <w:hideMark/>
-          </w:tcPr>
-          <w:p>
-            <w:pPr>
-              <w:jc w:val="center"/>
-              <w:rPr>
-                <w:rFonts w:ascii="Times New Roman" w:hAnsi="Times New Roman" w:eastAsia="Times New Roman" w:cs="Times New Roman"/>
-                <w:color w:val="000000"/>
-                <w:kern w:val="0"/>
-                <w14:ligatures w14:val="none"/>
-              </w:rPr>
-            </w:pPr>
-            <w:r>
-              <w:rPr>
-                <w:rFonts w:ascii="Times New Roman" w:hAnsi="Times New Roman" w:eastAsia="Times New Roman" w:cs="Times New Roman"/>
-                <w:color w:val="000000"/>
-                <w:kern w:val="0"/>
-                <w14:ligatures w14:val="none"/>
-              </w:rPr>
-              <w:t>UAT-06</w:t>
-            </w:r>
-          </w:p>
-        </w:tc>
-        <w:tc>
-          <w:tcPr>
-            <w:tcW w:w="2380" w:type="dxa"/>
-            <w:tcMar/>
-            <w:vAlign w:val="center"/>
-            <w:hideMark/>
-          </w:tcPr>
-          <w:p>
-            <w:pPr>
-              <w:rPr>
-                <w:rFonts w:ascii="Times New Roman" w:hAnsi="Times New Roman" w:eastAsia="Times New Roman" w:cs="Times New Roman"/>
-                <w:color w:val="000000"/>
-                <w:kern w:val="0"/>
-                <w:lang w:val="en-US"/>
-                <w14:ligatures w14:val="none"/>
-              </w:rPr>
-            </w:pPr>
-            <w:r>
-              <w:rPr>
-                <w:rFonts w:ascii="Times New Roman" w:hAnsi="Times New Roman" w:eastAsia="Times New Roman" w:cs="Times New Roman"/>
-                <w:color w:val="000000"/>
-                <w:kern w:val="0"/>
-                <w:lang w:val="en-US"/>
-                <w14:ligatures w14:val="none"/>
-              </w:rPr>
-              <w:t>Bắn bộ tấn công prompt injection đa ngôn ngữ (≥ 300 câu) và câu hỏi thật.</w:t>
-            </w:r>
-          </w:p>
-        </w:tc>
-        <w:tc>
-          <w:tcPr>
-            <w:tcW w:w="5624" w:type="dxa"/>
-            <w:tcMar/>
-            <w:vAlign w:val="center"/>
-            <w:hideMark/>
-          </w:tcPr>
-          <w:p>
-            <w:pPr/>
-            <w:r>
-              <w:rPr>
-                <w:rFonts w:ascii="Times New Roman" w:hAnsi="Times New Roman" w:eastAsia="Times New Roman" w:cs="Times New Roman"/>
-                <w:color w:val="000000" w:themeColor="text1" w:themeTint="FF" w:themeShade="FF"/>
-                <w:lang w:val="en-US"/>
-              </w:rPr>
-              <w:t>0 mẫu làm lộ dữ liệu; chặn nhầm ≤ 1% trên câu hỏi thật.</w:t>
-            </w:r>
-          </w:p>
-        </w:tc>
-      </w:tr>
-      <w:tr>
-        <w:trPr>
-          <w:trHeight w:val="913"/>
-          <w:tblCellSpacing w:w="15" w:type="dxa"/>
-        </w:trPr>
-        <w:tc>
-          <w:tcPr>
-            <w:tcW w:w="1226" w:type="dxa"/>
-            <w:tcMar/>
-            <w:vAlign w:val="center"/>
-            <w:hideMark/>
-          </w:tcPr>
-          <w:p>
-            <w:pPr>
-              <w:jc w:val="center"/>
-              <w:rPr>
-                <w:rFonts w:ascii="Times New Roman" w:hAnsi="Times New Roman" w:eastAsia="Times New Roman" w:cs="Times New Roman"/>
-                <w:color w:val="000000"/>
-                <w:kern w:val="0"/>
-                <w14:ligatures w14:val="none"/>
-              </w:rPr>
-            </w:pPr>
-            <w:r>
-              <w:rPr>
-                <w:rFonts w:ascii="Times New Roman" w:hAnsi="Times New Roman" w:eastAsia="Times New Roman" w:cs="Times New Roman"/>
-                <w:color w:val="000000"/>
-                <w:kern w:val="0"/>
-                <w14:ligatures w14:val="none"/>
-              </w:rPr>
-              <w:t>UAT-07</w:t>
-            </w:r>
-          </w:p>
-        </w:tc>
-        <w:tc>
-          <w:tcPr>
-            <w:tcW w:w="2380" w:type="dxa"/>
-            <w:tcMar/>
-            <w:vAlign w:val="center"/>
-            <w:hideMark/>
-          </w:tcPr>
-          <w:p>
-            <w:pPr>
-              <w:rPr>
-                <w:rFonts w:ascii="Times New Roman" w:hAnsi="Times New Roman" w:eastAsia="Times New Roman" w:cs="Times New Roman"/>
-                <w:color w:val="000000"/>
-                <w:kern w:val="0"/>
-                <w:lang w:val="en-US"/>
-                <w14:ligatures w14:val="none"/>
-              </w:rPr>
-            </w:pPr>
-            <w:r>
-              <w:rPr>
-                <w:rFonts w:ascii="Times New Roman" w:hAnsi="Times New Roman" w:eastAsia="Times New Roman" w:cs="Times New Roman"/>
-                <w:color w:val="000000"/>
-                <w:kern w:val="0"/>
-                <w:lang w:val="en-US"/>
-                <w14:ligatures w14:val="none"/>
-              </w:rPr>
-              <w:t>Đo tải giờ cao điểm, có đồng bộ chạy song song.</w:t>
-            </w:r>
-          </w:p>
-        </w:tc>
-        <w:tc>
-          <w:tcPr>
-            <w:tcW w:w="5624" w:type="dxa"/>
-            <w:tcMar/>
-            <w:vAlign w:val="center"/>
-            <w:hideMark/>
-          </w:tcPr>
-          <w:p>
-            <w:pPr/>
-            <w:r>
-              <w:rPr>
-                <w:rFonts w:ascii="Times New Roman" w:hAnsi="Times New Roman" w:eastAsia="Times New Roman" w:cs="Times New Roman"/>
-                <w:color w:val="000000" w:themeColor="text1" w:themeTint="FF" w:themeShade="FF"/>
-                <w:lang w:val="en-US"/>
-              </w:rPr>
-              <w:t>0 file bị loại vì throttling; p95 thời gian trả lời trong ngưỡng chốt ở PoC.</w:t>
+              <w:t>Không mẫu nào làm lộ dữ liệu; chặn nhầm ≤ 1% trên câu hỏi thật.</w:t>
             </w:r>
           </w:p>
         </w:tc>
@@ -5216,7 +5425,255 @@
           <w:lang w:val="en-US"/>
           <w14:ligatures w14:val="none"/>
         </w:rPr>
-        <w:t>Dự án dự kiến 20 tuần cho Bản 1 + 4 tuần hypercare (đội 4–5 người), tính từ tuần 1 = 12/10/2026; ngày go-live gắn với lịch IPO.</w:t>
+        <w:t>Dự án được phân bổ nguồn lực (đội 4–5 người) để Go-live Bản 1 trước ngày 26/02/2027.</w:t>
+      </w:r>
+      <w:r>
+        <w:rPr>
+          <w:rFonts w:ascii="Times New Roman" w:hAnsi="Times New Roman" w:eastAsia="Times New Roman" w:cs="Times New Roman"/>
+          <w:color w:val="000000" w:themeColor="text1" w:themeTint="FF" w:themeShade="FF"/>
+          <w:lang w:val="en-US"/>
+        </w:rPr>
+        <w:t xml:space="preserve"/>
+      </w:r>
+      <w:r>
+        <w:rPr>
+          <w:rFonts w:ascii="Times New Roman" w:hAnsi="Times New Roman" w:eastAsia="Times New Roman" w:cs="Times New Roman"/>
+          <w:color w:val="000000" w:themeColor="text1" w:themeTint="FF" w:themeShade="FF"/>
+          <w:lang w:val="en-US"/>
+        </w:rPr>
+        <w:t/>
+      </w:r>
+      <w:r>
+        <w:rPr>
+          <w:rFonts w:ascii="Times New Roman" w:hAnsi="Times New Roman" w:eastAsia="Times New Roman" w:cs="Times New Roman"/>
+          <w:color w:val="000000" w:themeColor="text1" w:themeTint="FF" w:themeShade="FF"/>
+          <w:lang w:val="en-US"/>
+        </w:rPr>
+        <w:t xml:space="preserve"/>
+      </w:r>
+      <w:r>
+        <w:rPr>
+          <w:rFonts w:ascii="Times New Roman" w:hAnsi="Times New Roman" w:eastAsia="Times New Roman" w:cs="Times New Roman"/>
+          <w:color w:val="000000" w:themeColor="text1" w:themeTint="FF" w:themeShade="FF"/>
+          <w:lang w:val="en-US"/>
+        </w:rPr>
+        <w:t/>
+      </w:r>
+      <w:r>
+        <w:rPr>
+          <w:rFonts w:ascii="Times New Roman" w:hAnsi="Times New Roman" w:eastAsia="Times New Roman" w:cs="Times New Roman"/>
+          <w:color w:val="000000" w:themeColor="text1" w:themeTint="FF" w:themeShade="FF"/>
+          <w:lang w:val="en-US"/>
+        </w:rPr>
+        <w:t xml:space="preserve"/>
+      </w:r>
+      <w:r>
+        <w:rPr>
+          <w:rFonts w:ascii="Times New Roman" w:hAnsi="Times New Roman" w:eastAsia="Times New Roman" w:cs="Times New Roman"/>
+          <w:color w:val="000000" w:themeColor="text1" w:themeTint="FF" w:themeShade="FF"/>
+          <w:lang w:val="en-US"/>
+        </w:rPr>
+        <w:t/>
+      </w:r>
+      <w:r>
+        <w:rPr>
+          <w:rFonts w:ascii="Times New Roman" w:hAnsi="Times New Roman" w:eastAsia="Times New Roman" w:cs="Times New Roman"/>
+          <w:color w:val="000000" w:themeColor="text1" w:themeTint="FF" w:themeShade="FF"/>
+          <w:lang w:val="en-US"/>
+        </w:rPr>
+        <w:t xml:space="preserve"/>
+      </w:r>
+      <w:r>
+        <w:rPr>
+          <w:rFonts w:ascii="Times New Roman" w:hAnsi="Times New Roman" w:eastAsia="Times New Roman" w:cs="Times New Roman"/>
+          <w:color w:val="000000" w:themeColor="text1" w:themeTint="FF" w:themeShade="FF"/>
+          <w:lang w:val="en-US"/>
+        </w:rPr>
+        <w:t/>
+      </w:r>
+      <w:r>
+        <w:rPr>
+          <w:rFonts w:ascii="Times New Roman" w:hAnsi="Times New Roman" w:eastAsia="Times New Roman" w:cs="Times New Roman"/>
+          <w:color w:val="000000" w:themeColor="text1" w:themeTint="FF" w:themeShade="FF"/>
+          <w:lang w:val="en-US"/>
+        </w:rPr>
+        <w:t xml:space="preserve"/>
+      </w:r>
+      <w:r>
+        <w:rPr>
+          <w:rFonts w:ascii="Times New Roman" w:hAnsi="Times New Roman" w:eastAsia="Times New Roman" w:cs="Times New Roman"/>
+          <w:color w:val="000000" w:themeColor="text1" w:themeTint="FF" w:themeShade="FF"/>
+          <w:lang w:val="en-US"/>
+        </w:rPr>
+        <w:t/>
+      </w:r>
+      <w:r>
+        <w:rPr>
+          <w:rFonts w:ascii="Times New Roman" w:hAnsi="Times New Roman" w:eastAsia="Times New Roman" w:cs="Times New Roman"/>
+          <w:color w:val="000000" w:themeColor="text1" w:themeTint="FF" w:themeShade="FF"/>
+          <w:lang w:val="en-US"/>
+        </w:rPr>
+        <w:t xml:space="preserve"/>
+      </w:r>
+      <w:r>
+        <w:rPr>
+          <w:rFonts w:ascii="Times New Roman" w:hAnsi="Times New Roman" w:eastAsia="Times New Roman" w:cs="Times New Roman"/>
+          <w:color w:val="000000" w:themeColor="text1" w:themeTint="FF" w:themeShade="FF"/>
+          <w:lang w:val="en-US"/>
+        </w:rPr>
+        <w:t/>
+      </w:r>
+      <w:r>
+        <w:rPr>
+          <w:rFonts w:ascii="Times New Roman" w:hAnsi="Times New Roman" w:eastAsia="Times New Roman" w:cs="Times New Roman"/>
+          <w:color w:val="000000" w:themeColor="text1" w:themeTint="FF" w:themeShade="FF"/>
+          <w:lang w:val="en-US"/>
+        </w:rPr>
+        <w:t xml:space="preserve"/>
+      </w:r>
+      <w:r>
+        <w:rPr>
+          <w:rFonts w:ascii="Times New Roman" w:hAnsi="Times New Roman" w:eastAsia="Times New Roman" w:cs="Times New Roman"/>
+          <w:color w:val="000000" w:themeColor="text1" w:themeTint="FF" w:themeShade="FF"/>
+          <w:lang w:val="en-US"/>
+        </w:rPr>
+        <w:t/>
+      </w:r>
+      <w:r>
+        <w:rPr>
+          <w:rFonts w:ascii="Times New Roman" w:hAnsi="Times New Roman" w:eastAsia="Times New Roman" w:cs="Times New Roman"/>
+          <w:color w:val="000000" w:themeColor="text1" w:themeTint="FF" w:themeShade="FF"/>
+          <w:lang w:val="en-US"/>
+        </w:rPr>
+        <w:t xml:space="preserve"/>
+      </w:r>
+      <w:r>
+        <w:rPr>
+          <w:rFonts w:ascii="Times New Roman" w:hAnsi="Times New Roman" w:eastAsia="Times New Roman" w:cs="Times New Roman"/>
+          <w:color w:val="000000" w:themeColor="text1" w:themeTint="FF" w:themeShade="FF"/>
+          <w:lang w:val="en-US"/>
+        </w:rPr>
+        <w:t/>
+      </w:r>
+      <w:r>
+        <w:rPr>
+          <w:rFonts w:ascii="Times New Roman" w:hAnsi="Times New Roman" w:eastAsia="Times New Roman" w:cs="Times New Roman"/>
+          <w:color w:val="000000" w:themeColor="text1" w:themeTint="FF" w:themeShade="FF"/>
+          <w:lang w:val="en-US"/>
+        </w:rPr>
+        <w:t xml:space="preserve"/>
+      </w:r>
+      <w:r>
+        <w:rPr>
+          <w:rFonts w:ascii="Times New Roman" w:hAnsi="Times New Roman" w:eastAsia="Times New Roman" w:cs="Times New Roman"/>
+          <w:color w:val="000000" w:themeColor="text1" w:themeTint="FF" w:themeShade="FF"/>
+          <w:lang w:val="en-US"/>
+        </w:rPr>
+        <w:t/>
+      </w:r>
+      <w:r>
+        <w:rPr>
+          <w:rFonts w:ascii="Times New Roman" w:hAnsi="Times New Roman" w:eastAsia="Times New Roman" w:cs="Times New Roman"/>
+          <w:color w:val="000000" w:themeColor="text1" w:themeTint="FF" w:themeShade="FF"/>
+          <w:lang w:val="en-US"/>
+        </w:rPr>
+        <w:t xml:space="preserve"/>
+      </w:r>
+      <w:r>
+        <w:rPr>
+          <w:rFonts w:ascii="Times New Roman" w:hAnsi="Times New Roman" w:eastAsia="Times New Roman" w:cs="Times New Roman"/>
+          <w:color w:val="000000" w:themeColor="text1" w:themeTint="FF" w:themeShade="FF"/>
+          <w:lang w:val="en-US"/>
+        </w:rPr>
+        <w:t/>
+      </w:r>
+      <w:r>
+        <w:rPr>
+          <w:rFonts w:ascii="Times New Roman" w:hAnsi="Times New Roman" w:eastAsia="Times New Roman" w:cs="Times New Roman"/>
+          <w:color w:val="000000" w:themeColor="text1" w:themeTint="FF" w:themeShade="FF"/>
+          <w:lang w:val="en-US"/>
+        </w:rPr>
+        <w:t xml:space="preserve"/>
+      </w:r>
+      <w:r>
+        <w:rPr>
+          <w:rFonts w:ascii="Times New Roman" w:hAnsi="Times New Roman" w:eastAsia="Times New Roman" w:cs="Times New Roman"/>
+          <w:color w:val="000000" w:themeColor="text1" w:themeTint="FF" w:themeShade="FF"/>
+          <w:lang w:val="en-US"/>
+        </w:rPr>
+        <w:t/>
+      </w:r>
+      <w:r>
+        <w:rPr>
+          <w:rFonts w:ascii="Times New Roman" w:hAnsi="Times New Roman" w:eastAsia="Times New Roman" w:cs="Times New Roman"/>
+          <w:color w:val="000000" w:themeColor="text1" w:themeTint="FF" w:themeShade="FF"/>
+          <w:lang w:val="en-US"/>
+        </w:rPr>
+        <w:t xml:space="preserve"/>
+      </w:r>
+      <w:r>
+        <w:rPr>
+          <w:rFonts w:ascii="Times New Roman" w:hAnsi="Times New Roman" w:eastAsia="Times New Roman" w:cs="Times New Roman"/>
+          <w:color w:val="000000" w:themeColor="text1" w:themeTint="FF" w:themeShade="FF"/>
+          <w:lang w:val="en-US"/>
+        </w:rPr>
+        <w:t/>
+      </w:r>
+      <w:r>
+        <w:rPr>
+          <w:rFonts w:ascii="Times New Roman" w:hAnsi="Times New Roman" w:eastAsia="Times New Roman" w:cs="Times New Roman"/>
+          <w:color w:val="000000" w:themeColor="text1" w:themeTint="FF" w:themeShade="FF"/>
+          <w:lang w:val="en-US"/>
+        </w:rPr>
+        <w:t xml:space="preserve"/>
+      </w:r>
+      <w:r>
+        <w:rPr>
+          <w:rFonts w:ascii="Times New Roman" w:hAnsi="Times New Roman" w:eastAsia="Times New Roman" w:cs="Times New Roman"/>
+          <w:color w:val="000000" w:themeColor="text1" w:themeTint="FF" w:themeShade="FF"/>
+          <w:lang w:val="en-US"/>
+        </w:rPr>
+        <w:t/>
+      </w:r>
+      <w:r>
+        <w:rPr>
+          <w:rFonts w:ascii="Times New Roman" w:hAnsi="Times New Roman" w:eastAsia="Times New Roman" w:cs="Times New Roman"/>
+          <w:color w:val="000000" w:themeColor="text1" w:themeTint="FF" w:themeShade="FF"/>
+          <w:lang w:val="en-US"/>
+        </w:rPr>
+        <w:t xml:space="preserve"/>
+      </w:r>
+      <w:r>
+        <w:rPr>
+          <w:rFonts w:ascii="Times New Roman" w:hAnsi="Times New Roman" w:eastAsia="Times New Roman" w:cs="Times New Roman"/>
+          <w:color w:val="000000" w:themeColor="text1" w:themeTint="FF" w:themeShade="FF"/>
+          <w:lang w:val="en-US"/>
+        </w:rPr>
+        <w:t/>
+      </w:r>
+      <w:r>
+        <w:rPr>
+          <w:rFonts w:ascii="Times New Roman" w:hAnsi="Times New Roman" w:eastAsia="Times New Roman" w:cs="Times New Roman"/>
+          <w:color w:val="000000" w:themeColor="text1" w:themeTint="FF" w:themeShade="FF"/>
+          <w:lang w:val="en-US"/>
+        </w:rPr>
+        <w:t xml:space="preserve"/>
+      </w:r>
+      <w:r>
+        <w:rPr>
+          <w:rFonts w:ascii="Times New Roman" w:hAnsi="Times New Roman" w:eastAsia="Times New Roman" w:cs="Times New Roman"/>
+          <w:color w:val="000000" w:themeColor="text1" w:themeTint="FF" w:themeShade="FF"/>
+          <w:lang w:val="en-US"/>
+        </w:rPr>
+        <w:t/>
+      </w:r>
+      <w:r>
+        <w:rPr>
+          <w:rFonts w:ascii="Times New Roman" w:hAnsi="Times New Roman" w:eastAsia="Times New Roman" w:cs="Times New Roman"/>
+          <w:color w:val="000000" w:themeColor="text1" w:themeTint="FF" w:themeShade="FF"/>
+          <w:lang w:val="en-US"/>
+        </w:rPr>
+        <w:t/>
       </w:r>
     </w:p>
     <w:tbl>
@@ -5414,7 +5871,7 @@
                 <w:lang w:val="en-US"/>
                 <w14:ligatures w14:val="none"/>
               </w:rPr>
-              <w:t>Kế hoạch tổng v0.6 &amp; Demo local</w:t>
+              <w:t>Khởi động Dự án</w:t>
             </w:r>
           </w:p>
         </w:tc>
@@ -5443,7 +5900,7 @@
                 <w:lang w:val="en-US"/>
                 <w14:ligatures w14:val="none"/>
               </w:rPr>
-              <w:t>Demo 4 cổng quyền, OCR bản scan khó, tìm kiếm 1 triệu đoạn, lớp bảo mật đầu vào đã chạy và có số đo. (Đã thực hiện)</w:t>
+              <w:t>Kế hoạch tổng v0.6; demo local 4 cổng quyền, OCR, lớp bảo mật đã chạy. (Đang thực hiện)</w:t>
             </w:r>
           </w:p>
         </w:tc>
@@ -5477,7 +5934,26 @@
                 <w:kern w:val="0"/>
                 <w14:ligatures w14:val="none"/>
               </w:rPr>
-              <w:t>09/10/2026</w:t>
+              <w:t>23/10/2026</w:t>
+            </w:r>
+            <w:r>
+              <w:rPr>
+                <w:rFonts w:ascii="Times New Roman" w:hAnsi="Times New Roman" w:eastAsia="Times New Roman" w:cs="Times New Roman"/>
+                <w:color w:val="000000"/>
+                <w:kern w:val="0"/>
+                <w:lang w:val="vi-VN"/>
+                <w14:ligatures w14:val="none"/>
+              </w:rPr>
+              <w:t/>
+            </w:r>
+            <w:r>
+              <w:rPr>
+                <w:rFonts w:ascii="Times New Roman" w:hAnsi="Times New Roman" w:eastAsia="Times New Roman" w:cs="Times New Roman"/>
+                <w:color w:val="000000"/>
+                <w:kern w:val="0"/>
+                <w14:ligatures w14:val="none"/>
+              </w:rPr>
+              <w:t/>
             </w:r>
           </w:p>
         </w:tc>
@@ -5517,7 +5993,7 @@
                 <w:szCs w:val="24"/>
                 <w:lang w:val="en-US"/>
               </w:rPr>
-              <w:t>Tuần 0 – Ngân sách</w:t>
+              <w:t>9 phép thử tích hợp M365</w:t>
             </w:r>
           </w:p>
         </w:tc>
@@ -5557,7 +6033,7 @@
                 <w:szCs w:val="24"/>
                 <w:lang w:val="en-US"/>
               </w:rPr>
-              <w:t>BOD chốt hạn mức ngân sách GPU; người bảo trợ cấp điều hành được chỉ định.</w:t>
+              <w:t>BOD chốt ngân sách GPU; cổng đi tiếp/dừng, phép thử 3 thất bại → chế độ dự phòng.</w:t>
             </w:r>
           </w:p>
         </w:tc>
@@ -5590,7 +6066,7 @@
                 <w:kern w:val="0"/>
                 <w14:ligatures w14:val="none"/>
               </w:rPr>
-              <w:t>23/10/2026</w:t>
+              <w:t>30/10/2026</w:t>
             </w:r>
           </w:p>
         </w:tc>
@@ -5619,7 +6095,7 @@
                 <w:lang w:val="en-US"/>
                 <w14:ligatures w14:val="none"/>
               </w:rPr>
-              <w:t>9 phép thử tích hợp M365</w:t>
+              <w:t>PoC độ chính xác &amp; Cổng BOD</w:t>
             </w:r>
           </w:p>
         </w:tc>
@@ -5648,7 +6124,7 @@
                 <w:lang w:val="en-US"/>
                 <w14:ligatures w14:val="none"/>
               </w:rPr>
-              <w:t>Cổng đi tiếp/dừng. Phép thử 3 thất bại → chuyển chế độ dự phòng.</w:t>
+              <w:t>So sánh LLM, OCR, chọn cấu hình GPU; hạn chuyển OTP sang B2B 31/10/2026.</w:t>
             </w:r>
           </w:p>
         </w:tc>
@@ -5682,7 +6158,7 @@
                 <w:kern w:val="0"/>
                 <w14:ligatures w14:val="none"/>
               </w:rPr>
-              <w:t>30/10/2026</w:t>
+              <w:t>04/12/2026</w:t>
             </w:r>
           </w:p>
         </w:tc>
@@ -5711,7 +6187,7 @@
                 <w:lang w:val="en-US"/>
                 <w14:ligatures w14:val="none"/>
               </w:rPr>
-              <w:t>PoC độ chính xác &amp; Cổng BOD</w:t>
+              <w:t>Nạp tài liệu &amp; Quyền</w:t>
             </w:r>
           </w:p>
         </w:tc>
@@ -5740,7 +6216,183 @@
                 <w:lang w:val="en-US"/>
                 <w14:ligatures w14:val="none"/>
               </w:rPr>
-              <w:t>So sánh LLM, OCR bake-off, chọn cấu hình GPU. Hạn chuyển OTP sang B2B: 31/10/2026.</w:t>
+              <w:t xml:space="preserve">Connector, bản chép quyền, tập thu hồi, nạp tài liệu, chỉ mục phân vùng.</w:t>
+            </w:r>
+            <w:r>
+              <w:rPr>
+                <w:rFonts w:ascii="Times New Roman" w:hAnsi="Times New Roman" w:eastAsia="Times New Roman" w:cs="Times New Roman"/>
+                <w:color w:val="000000" w:themeColor="text1" w:themeTint="FF" w:themeShade="FF"/>
+                <w:lang w:val="en-US"/>
+              </w:rPr>
+              <w:t/>
+            </w:r>
+            <w:r>
+              <w:rPr>
+                <w:rFonts w:ascii="Times New Roman" w:hAnsi="Times New Roman" w:eastAsia="Times New Roman" w:cs="Times New Roman"/>
+                <w:color w:val="000000" w:themeColor="text1" w:themeTint="FF" w:themeShade="FF"/>
+                <w:lang w:val="en-US"/>
+              </w:rPr>
+              <w:t xml:space="preserve"/>
+            </w:r>
+            <w:r>
+              <w:rPr>
+                <w:rFonts w:ascii="Times New Roman" w:hAnsi="Times New Roman" w:eastAsia="Times New Roman" w:cs="Times New Roman"/>
+                <w:color w:val="000000" w:themeColor="text1" w:themeTint="FF" w:themeShade="FF"/>
+                <w:lang w:val="en-US"/>
+              </w:rPr>
+              <w:t/>
+            </w:r>
+            <w:r>
+              <w:rPr>
+                <w:rFonts w:ascii="Times New Roman" w:hAnsi="Times New Roman" w:eastAsia="Times New Roman" w:cs="Times New Roman"/>
+                <w:color w:val="000000" w:themeColor="text1" w:themeTint="FF" w:themeShade="FF"/>
+                <w:lang w:val="en-US"/>
+              </w:rPr>
+              <w:t xml:space="preserve"/>
+            </w:r>
+            <w:r>
+              <w:rPr>
+                <w:rFonts w:ascii="Times New Roman" w:hAnsi="Times New Roman" w:eastAsia="Times New Roman" w:cs="Times New Roman"/>
+                <w:color w:val="000000" w:themeColor="text1" w:themeTint="FF" w:themeShade="FF"/>
+                <w:lang w:val="en-US"/>
+              </w:rPr>
+              <w:t/>
+            </w:r>
+            <w:r>
+              <w:rPr>
+                <w:rFonts w:ascii="Times New Roman" w:hAnsi="Times New Roman" w:eastAsia="Times New Roman" w:cs="Times New Roman"/>
+                <w:color w:val="000000" w:themeColor="text1" w:themeTint="FF" w:themeShade="FF"/>
+                <w:lang w:val="en-US"/>
+              </w:rPr>
+              <w:t xml:space="preserve"/>
+            </w:r>
+            <w:r>
+              <w:rPr>
+                <w:rFonts w:ascii="Times New Roman" w:hAnsi="Times New Roman" w:eastAsia="Times New Roman" w:cs="Times New Roman"/>
+                <w:color w:val="000000" w:themeColor="text1" w:themeTint="FF" w:themeShade="FF"/>
+                <w:lang w:val="en-US"/>
+              </w:rPr>
+              <w:t/>
+            </w:r>
+            <w:r>
+              <w:rPr>
+                <w:rFonts w:ascii="Times New Roman" w:hAnsi="Times New Roman" w:eastAsia="Times New Roman" w:cs="Times New Roman"/>
+                <w:color w:val="000000" w:themeColor="text1" w:themeTint="FF" w:themeShade="FF"/>
+                <w:lang w:val="en-US"/>
+              </w:rPr>
+              <w:t xml:space="preserve"/>
+            </w:r>
+            <w:r>
+              <w:rPr>
+                <w:rFonts w:ascii="Times New Roman" w:hAnsi="Times New Roman" w:eastAsia="Times New Roman" w:cs="Times New Roman"/>
+                <w:color w:val="000000" w:themeColor="text1" w:themeTint="FF" w:themeShade="FF"/>
+                <w:lang w:val="en-US"/>
+              </w:rPr>
+              <w:t/>
+            </w:r>
+            <w:r>
+              <w:rPr>
+                <w:rFonts w:ascii="Times New Roman" w:hAnsi="Times New Roman" w:eastAsia="Times New Roman" w:cs="Times New Roman"/>
+                <w:color w:val="000000" w:themeColor="text1" w:themeTint="FF" w:themeShade="FF"/>
+                <w:lang w:val="en-US"/>
+              </w:rPr>
+              <w:t xml:space="preserve"/>
+            </w:r>
+            <w:r>
+              <w:rPr>
+                <w:rFonts w:ascii="Times New Roman" w:hAnsi="Times New Roman" w:eastAsia="Times New Roman" w:cs="Times New Roman"/>
+                <w:color w:val="000000" w:themeColor="text1" w:themeTint="FF" w:themeShade="FF"/>
+                <w:lang w:val="en-US"/>
+              </w:rPr>
+              <w:t/>
+            </w:r>
+            <w:r>
+              <w:rPr>
+                <w:rFonts w:ascii="Times New Roman" w:hAnsi="Times New Roman" w:eastAsia="Times New Roman" w:cs="Times New Roman"/>
+                <w:color w:val="000000" w:themeColor="text1" w:themeTint="FF" w:themeShade="FF"/>
+                <w:lang w:val="en-US"/>
+              </w:rPr>
+              <w:t xml:space="preserve"/>
+            </w:r>
+            <w:r>
+              <w:rPr>
+                <w:rFonts w:ascii="Times New Roman" w:hAnsi="Times New Roman" w:eastAsia="Times New Roman" w:cs="Times New Roman"/>
+                <w:color w:val="000000" w:themeColor="text1" w:themeTint="FF" w:themeShade="FF"/>
+                <w:lang w:val="en-US"/>
+              </w:rPr>
+              <w:t/>
+            </w:r>
+            <w:r>
+              <w:rPr>
+                <w:rFonts w:ascii="Times New Roman" w:hAnsi="Times New Roman" w:eastAsia="Times New Roman" w:cs="Times New Roman"/>
+                <w:color w:val="000000" w:themeColor="text1" w:themeTint="FF" w:themeShade="FF"/>
+                <w:lang w:val="en-US"/>
+              </w:rPr>
+              <w:t xml:space="preserve"/>
+            </w:r>
+            <w:r>
+              <w:rPr>
+                <w:rFonts w:ascii="Times New Roman" w:hAnsi="Times New Roman" w:eastAsia="Times New Roman" w:cs="Times New Roman"/>
+                <w:color w:val="000000" w:themeColor="text1" w:themeTint="FF" w:themeShade="FF"/>
+                <w:lang w:val="en-US"/>
+              </w:rPr>
+              <w:t/>
+            </w:r>
+            <w:r>
+              <w:rPr>
+                <w:rFonts w:ascii="Times New Roman" w:hAnsi="Times New Roman" w:eastAsia="Times New Roman" w:cs="Times New Roman"/>
+                <w:color w:val="000000" w:themeColor="text1" w:themeTint="FF" w:themeShade="FF"/>
+                <w:lang w:val="en-US"/>
+              </w:rPr>
+              <w:t xml:space="preserve"/>
+            </w:r>
+            <w:r>
+              <w:rPr>
+                <w:rFonts w:ascii="Times New Roman" w:hAnsi="Times New Roman" w:eastAsia="Times New Roman" w:cs="Times New Roman"/>
+                <w:color w:val="000000" w:themeColor="text1" w:themeTint="FF" w:themeShade="FF"/>
+                <w:lang w:val="en-US"/>
+              </w:rPr>
+              <w:t/>
+            </w:r>
+            <w:r>
+              <w:rPr>
+                <w:rFonts w:ascii="Times New Roman" w:hAnsi="Times New Roman" w:eastAsia="Times New Roman" w:cs="Times New Roman"/>
+                <w:color w:val="000000" w:themeColor="text1" w:themeTint="FF" w:themeShade="FF"/>
+                <w:lang w:val="en-US"/>
+              </w:rPr>
+              <w:t xml:space="preserve"/>
+            </w:r>
+            <w:r>
+              <w:rPr>
+                <w:rFonts w:ascii="Times New Roman" w:hAnsi="Times New Roman" w:eastAsia="Times New Roman" w:cs="Times New Roman"/>
+                <w:color w:val="000000" w:themeColor="text1" w:themeTint="FF" w:themeShade="FF"/>
+                <w:lang w:val="en-US"/>
+              </w:rPr>
+              <w:t/>
+            </w:r>
+            <w:r>
+              <w:rPr>
+                <w:rFonts w:ascii="Times New Roman" w:hAnsi="Times New Roman" w:eastAsia="Times New Roman" w:cs="Times New Roman"/>
+                <w:color w:val="000000" w:themeColor="text1" w:themeTint="FF" w:themeShade="FF"/>
+                <w:lang w:val="en-US"/>
+              </w:rPr>
+              <w:t xml:space="preserve"/>
+            </w:r>
+            <w:r>
+              <w:rPr>
+                <w:rFonts w:ascii="Times New Roman" w:hAnsi="Times New Roman" w:eastAsia="Times New Roman" w:cs="Times New Roman"/>
+                <w:color w:val="000000" w:themeColor="text1" w:themeTint="FF" w:themeShade="FF"/>
+                <w:lang w:val="en-US"/>
+              </w:rPr>
+              <w:t/>
+            </w:r>
+            <w:r>
+              <w:rPr>
+                <w:rFonts w:ascii="Times New Roman" w:hAnsi="Times New Roman" w:eastAsia="Times New Roman" w:cs="Times New Roman"/>
+                <w:color w:val="000000" w:themeColor="text1" w:themeTint="FF" w:themeShade="FF"/>
+                <w:lang w:val="en-US"/>
+              </w:rPr>
+              <w:t xml:space="preserve"/>
             </w:r>
           </w:p>
         </w:tc>
@@ -5774,7 +6426,7 @@
                 <w:kern w:val="0"/>
                 <w14:ligatures w14:val="none"/>
               </w:rPr>
-              <w:t>04/12/2026</w:t>
+              <w:t>08/01/2027</w:t>
             </w:r>
           </w:p>
         </w:tc>
@@ -5803,7 +6455,7 @@
                 <w:lang w:val="en-US"/>
                 <w14:ligatures w14:val="none"/>
               </w:rPr>
-              <w:t>Nạp tài liệu &amp; Quyền</w:t>
+              <w:t>Luồng truy vấn</w:t>
             </w:r>
           </w:p>
         </w:tc>
@@ -5830,7 +6482,199 @@
                 <w:color w:val="000000" w:themeColor="text1" w:themeTint="FF" w:themeShade="FF"/>
                 <w:lang w:val="en-US"/>
               </w:rPr>
-              <w:t>Connector, bản chép quyền, tập thu hồi, nạp, chỉ mục phân vùng.</w:t>
+              <w:t xml:space="preserve">Gateway, kiểm tra trực tiếp, giao diện qua DMZ, kiểm chứng, nhật ký.</w:t>
+            </w:r>
+            <w:r>
+              <w:rPr>
+                <w:rFonts w:ascii="Times New Roman" w:hAnsi="Times New Roman" w:eastAsia="Times New Roman" w:cs="Times New Roman"/>
+                <w:color w:val="000000" w:themeColor="text1" w:themeTint="FF" w:themeShade="FF"/>
+                <w:lang w:val="en-US"/>
+              </w:rPr>
+              <w:t/>
+            </w:r>
+            <w:r>
+              <w:rPr>
+                <w:rFonts w:ascii="Times New Roman" w:hAnsi="Times New Roman" w:eastAsia="Times New Roman" w:cs="Times New Roman"/>
+                <w:color w:val="000000" w:themeColor="text1" w:themeTint="FF" w:themeShade="FF"/>
+                <w:lang w:val="en-US"/>
+              </w:rPr>
+              <w:t xml:space="preserve"/>
+            </w:r>
+            <w:r>
+              <w:rPr>
+                <w:rFonts w:ascii="Times New Roman" w:hAnsi="Times New Roman" w:eastAsia="Times New Roman" w:cs="Times New Roman"/>
+                <w:color w:val="000000" w:themeColor="text1" w:themeTint="FF" w:themeShade="FF"/>
+                <w:lang w:val="en-US"/>
+              </w:rPr>
+              <w:t/>
+            </w:r>
+            <w:r>
+              <w:rPr>
+                <w:rFonts w:ascii="Times New Roman" w:hAnsi="Times New Roman" w:eastAsia="Times New Roman" w:cs="Times New Roman"/>
+                <w:color w:val="000000" w:themeColor="text1" w:themeTint="FF" w:themeShade="FF"/>
+                <w:lang w:val="en-US"/>
+              </w:rPr>
+              <w:t xml:space="preserve"/>
+            </w:r>
+            <w:r>
+              <w:rPr>
+                <w:rFonts w:ascii="Times New Roman" w:hAnsi="Times New Roman" w:eastAsia="Times New Roman" w:cs="Times New Roman"/>
+                <w:color w:val="000000" w:themeColor="text1" w:themeTint="FF" w:themeShade="FF"/>
+                <w:lang w:val="en-US"/>
+              </w:rPr>
+              <w:t/>
+            </w:r>
+            <w:r>
+              <w:rPr>
+                <w:rFonts w:ascii="Times New Roman" w:hAnsi="Times New Roman" w:eastAsia="Times New Roman" w:cs="Times New Roman"/>
+                <w:color w:val="000000" w:themeColor="text1" w:themeTint="FF" w:themeShade="FF"/>
+                <w:lang w:val="en-US"/>
+              </w:rPr>
+              <w:t xml:space="preserve"/>
+            </w:r>
+            <w:r>
+              <w:rPr>
+                <w:rFonts w:ascii="Times New Roman" w:hAnsi="Times New Roman" w:eastAsia="Times New Roman" w:cs="Times New Roman"/>
+                <w:color w:val="000000" w:themeColor="text1" w:themeTint="FF" w:themeShade="FF"/>
+                <w:lang w:val="en-US"/>
+              </w:rPr>
+              <w:t/>
+            </w:r>
+            <w:r>
+              <w:rPr>
+                <w:rFonts w:ascii="Times New Roman" w:hAnsi="Times New Roman" w:eastAsia="Times New Roman" w:cs="Times New Roman"/>
+                <w:color w:val="000000" w:themeColor="text1" w:themeTint="FF" w:themeShade="FF"/>
+                <w:lang w:val="en-US"/>
+              </w:rPr>
+              <w:t xml:space="preserve"/>
+            </w:r>
+            <w:r>
+              <w:rPr>
+                <w:rFonts w:ascii="Times New Roman" w:hAnsi="Times New Roman" w:eastAsia="Times New Roman" w:cs="Times New Roman"/>
+                <w:color w:val="000000" w:themeColor="text1" w:themeTint="FF" w:themeShade="FF"/>
+                <w:lang w:val="en-US"/>
+              </w:rPr>
+              <w:t/>
+            </w:r>
+            <w:r>
+              <w:rPr>
+                <w:rFonts w:ascii="Times New Roman" w:hAnsi="Times New Roman" w:eastAsia="Times New Roman" w:cs="Times New Roman"/>
+                <w:color w:val="000000" w:themeColor="text1" w:themeTint="FF" w:themeShade="FF"/>
+                <w:lang w:val="en-US"/>
+              </w:rPr>
+              <w:t xml:space="preserve"/>
+            </w:r>
+            <w:r>
+              <w:rPr>
+                <w:rFonts w:ascii="Times New Roman" w:hAnsi="Times New Roman" w:eastAsia="Times New Roman" w:cs="Times New Roman"/>
+                <w:color w:val="000000" w:themeColor="text1" w:themeTint="FF" w:themeShade="FF"/>
+                <w:lang w:val="en-US"/>
+              </w:rPr>
+              <w:t/>
+            </w:r>
+            <w:r>
+              <w:rPr>
+                <w:rFonts w:ascii="Times New Roman" w:hAnsi="Times New Roman" w:eastAsia="Times New Roman" w:cs="Times New Roman"/>
+                <w:color w:val="000000" w:themeColor="text1" w:themeTint="FF" w:themeShade="FF"/>
+                <w:lang w:val="en-US"/>
+              </w:rPr>
+              <w:t xml:space="preserve"/>
+            </w:r>
+            <w:r>
+              <w:rPr>
+                <w:rFonts w:ascii="Times New Roman" w:hAnsi="Times New Roman" w:eastAsia="Times New Roman" w:cs="Times New Roman"/>
+                <w:color w:val="000000" w:themeColor="text1" w:themeTint="FF" w:themeShade="FF"/>
+                <w:lang w:val="en-US"/>
+              </w:rPr>
+              <w:t/>
+            </w:r>
+            <w:r>
+              <w:rPr>
+                <w:rFonts w:ascii="Times New Roman" w:hAnsi="Times New Roman" w:eastAsia="Times New Roman" w:cs="Times New Roman"/>
+                <w:color w:val="000000" w:themeColor="text1" w:themeTint="FF" w:themeShade="FF"/>
+                <w:lang w:val="en-US"/>
+              </w:rPr>
+              <w:t xml:space="preserve"/>
+            </w:r>
+            <w:r>
+              <w:rPr>
+                <w:rFonts w:ascii="Times New Roman" w:hAnsi="Times New Roman" w:eastAsia="Times New Roman" w:cs="Times New Roman"/>
+                <w:color w:val="000000" w:themeColor="text1" w:themeTint="FF" w:themeShade="FF"/>
+                <w:lang w:val="en-US"/>
+              </w:rPr>
+              <w:t/>
+            </w:r>
+            <w:r>
+              <w:rPr>
+                <w:rFonts w:ascii="Times New Roman" w:hAnsi="Times New Roman" w:eastAsia="Times New Roman" w:cs="Times New Roman"/>
+                <w:color w:val="000000" w:themeColor="text1" w:themeTint="FF" w:themeShade="FF"/>
+                <w:lang w:val="en-US"/>
+              </w:rPr>
+              <w:t xml:space="preserve"/>
+            </w:r>
+            <w:r>
+              <w:rPr>
+                <w:rFonts w:ascii="Times New Roman" w:hAnsi="Times New Roman" w:eastAsia="Times New Roman" w:cs="Times New Roman"/>
+                <w:color w:val="000000" w:themeColor="text1" w:themeTint="FF" w:themeShade="FF"/>
+                <w:lang w:val="en-US"/>
+              </w:rPr>
+              <w:t/>
+            </w:r>
+            <w:r>
+              <w:rPr>
+                <w:rFonts w:ascii="Times New Roman" w:hAnsi="Times New Roman" w:eastAsia="Times New Roman" w:cs="Times New Roman"/>
+                <w:color w:val="000000" w:themeColor="text1" w:themeTint="FF" w:themeShade="FF"/>
+                <w:lang w:val="en-US"/>
+              </w:rPr>
+              <w:t xml:space="preserve"/>
+            </w:r>
+            <w:r>
+              <w:rPr>
+                <w:rFonts w:ascii="Times New Roman" w:hAnsi="Times New Roman" w:eastAsia="Times New Roman" w:cs="Times New Roman"/>
+                <w:color w:val="000000" w:themeColor="text1" w:themeTint="FF" w:themeShade="FF"/>
+                <w:lang w:val="en-US"/>
+              </w:rPr>
+              <w:t/>
+            </w:r>
+            <w:r>
+              <w:rPr>
+                <w:rFonts w:ascii="Times New Roman" w:hAnsi="Times New Roman" w:eastAsia="Times New Roman" w:cs="Times New Roman"/>
+                <w:color w:val="000000" w:themeColor="text1" w:themeTint="FF" w:themeShade="FF"/>
+                <w:lang w:val="en-US"/>
+              </w:rPr>
+              <w:t xml:space="preserve"/>
+            </w:r>
+            <w:r>
+              <w:rPr>
+                <w:rFonts w:ascii="Times New Roman" w:hAnsi="Times New Roman" w:eastAsia="Times New Roman" w:cs="Times New Roman"/>
+                <w:color w:val="000000" w:themeColor="text1" w:themeTint="FF" w:themeShade="FF"/>
+                <w:lang w:val="en-US"/>
+              </w:rPr>
+              <w:t/>
+            </w:r>
+            <w:r>
+              <w:rPr>
+                <w:rFonts w:ascii="Times New Roman" w:hAnsi="Times New Roman" w:eastAsia="Times New Roman" w:cs="Times New Roman"/>
+                <w:color w:val="000000" w:themeColor="text1" w:themeTint="FF" w:themeShade="FF"/>
+                <w:lang w:val="en-US"/>
+              </w:rPr>
+              <w:t xml:space="preserve"/>
+            </w:r>
+            <w:r>
+              <w:rPr>
+                <w:rFonts w:ascii="Times New Roman" w:hAnsi="Times New Roman" w:eastAsia="Times New Roman" w:cs="Times New Roman"/>
+                <w:color w:val="000000" w:themeColor="text1" w:themeTint="FF" w:themeShade="FF"/>
+                <w:lang w:val="en-US"/>
+              </w:rPr>
+              <w:t/>
+            </w:r>
+            <w:r>
+              <w:rPr>
+                <w:rFonts w:ascii="Times New Roman" w:hAnsi="Times New Roman" w:eastAsia="Times New Roman" w:cs="Times New Roman"/>
+                <w:color w:val="000000" w:themeColor="text1" w:themeTint="FF" w:themeShade="FF"/>
+                <w:lang w:val="en-US"/>
+              </w:rPr>
+              <w:t/>
             </w:r>
           </w:p>
         </w:tc>
@@ -5864,7 +6708,21 @@
                 <w:kern w:val="0"/>
                 <w14:ligatures w14:val="none"/>
               </w:rPr>
-              <w:t>08/01/2027</w:t>
+              <w:t>05/02/2027</w:t>
+            </w:r>
+            <w:r>
+              <w:rPr>
+                <w:rFonts w:ascii="Times New Roman" w:hAnsi="Times New Roman" w:eastAsia="Times New Roman" w:cs="Times New Roman"/>
+                <w:color w:val="000000" w:themeColor="text1" w:themeTint="FF" w:themeShade="FF"/>
+              </w:rPr>
+              <w:t/>
+            </w:r>
+            <w:r>
+              <w:rPr>
+                <w:rFonts w:ascii="Times New Roman" w:hAnsi="Times New Roman" w:eastAsia="Times New Roman" w:cs="Times New Roman"/>
+                <w:color w:val="000000" w:themeColor="text1" w:themeTint="FF" w:themeShade="FF"/>
+              </w:rPr>
+              <w:t/>
             </w:r>
           </w:p>
         </w:tc>
@@ -5893,7 +6751,7 @@
                 <w:lang w:val="en-US"/>
                 <w14:ligatures w14:val="none"/>
               </w:rPr>
-              <w:t>Luồng truy vấn</w:t>
+              <w:t>Kiểm thử &amp; Quét bảo mật (Security Scan)</w:t>
             </w:r>
           </w:p>
         </w:tc>
@@ -5922,7 +6780,7 @@
                 <w:lang w:val="en-US"/>
                 <w14:ligatures w14:val="none"/>
               </w:rPr>
-              <w:t>Gateway, kiểm tra trực tiếp, giao diện qua DMZ, kiểm chứng L5, nhật ký, neo WORM.</w:t>
+              <w:t>Ma trận rò rỉ, red-team, pentest độc lập, sửa và kiểm lại (lưu ý Tết ~06/02/2027).</w:t>
             </w:r>
           </w:p>
         </w:tc>
@@ -5956,7 +6814,21 @@
                 <w:kern w:val="0"/>
                 <w14:ligatures w14:val="none"/>
               </w:rPr>
-              <w:t>22/01/2027</w:t>
+              <w:t>26/02/2027</w:t>
+            </w:r>
+            <w:r>
+              <w:rPr>
+                <w:rFonts w:ascii="Times New Roman" w:hAnsi="Times New Roman" w:eastAsia="Times New Roman" w:cs="Times New Roman"/>
+                <w:color w:val="000000" w:themeColor="text1" w:themeTint="FF" w:themeShade="FF"/>
+              </w:rPr>
+              <w:t/>
+            </w:r>
+            <w:r>
+              <w:rPr>
+                <w:rFonts w:ascii="Times New Roman" w:hAnsi="Times New Roman" w:eastAsia="Times New Roman" w:cs="Times New Roman"/>
+                <w:color w:val="000000" w:themeColor="text1" w:themeTint="FF" w:themeShade="FF"/>
+              </w:rPr>
+              <w:t/>
             </w:r>
           </w:p>
         </w:tc>
@@ -5989,7 +6861,7 @@
                 <w:u w:val="none"/>
                 <w:lang w:val="vi-VN"/>
               </w:rPr>
-              <w:t>Kiểm thử &amp; Kiểm thử xâm nhập</w:t>
+              <w:t>Go-live Bản 1</w:t>
             </w:r>
           </w:p>
         </w:tc>
@@ -6008,375 +6880,7 @@
                 <w:color w:val="000000" w:themeColor="text1" w:themeTint="FF" w:themeShade="FF"/>
                 <w:lang w:val="en-US"/>
               </w:rPr>
-              <w:t>Ma trận rò rỉ, thu hồi, đo tải, red-team, pentest độc lập, chấm bộ giữ riêng, tập runbook.</w:t>
-            </w:r>
-          </w:p>
-        </w:tc>
-      </w:tr>
-      <w:tr>
-        <w:trPr>
-          <w:trHeight w:val="1020"/>
-          <w:tblCellSpacing w:w="15" w:type="dxa"/>
-        </w:trPr>
-        <w:tc>
-          <w:tcPr>
-            <w:tcW w:w="1510" w:type="dxa"/>
-            <w:tcMar/>
-            <w:vAlign w:val="center"/>
-            <w:hideMark/>
-          </w:tcPr>
-          <w:p>
-            <w:pPr>
-              <w:jc w:val="center"/>
-              <w:rPr>
-                <w:rFonts w:ascii="Times New Roman" w:hAnsi="Times New Roman" w:eastAsia="Times New Roman" w:cs="Times New Roman"/>
-                <w:color w:val="000000"/>
-                <w:kern w:val="0"/>
-                <w14:ligatures w14:val="none"/>
-              </w:rPr>
-            </w:pPr>
-            <w:r>
-              <w:rPr>
-                <w:rFonts w:ascii="Times New Roman" w:hAnsi="Times New Roman" w:eastAsia="Times New Roman" w:cs="Times New Roman"/>
-                <w:color w:val="000000"/>
-                <w:kern w:val="0"/>
-                <w14:ligatures w14:val="none"/>
-              </w:rPr>
-              <w:t>05/02/2027</w:t>
-            </w:r>
-          </w:p>
-        </w:tc>
-        <w:tc>
-          <w:tcPr>
-            <w:tcW w:w="2521" w:type="dxa"/>
-            <w:tcMar/>
-            <w:vAlign w:val="center"/>
-            <w:hideMark/>
-          </w:tcPr>
-          <w:p>
-            <w:pPr>
-              <w:rPr>
-                <w:rFonts w:ascii="Times New Roman" w:hAnsi="Times New Roman" w:eastAsia="Times New Roman" w:cs="Times New Roman"/>
-                <w:color w:val="000000"/>
-                <w:kern w:val="0"/>
-                <w:lang w:val="en-US"/>
-                <w14:ligatures w14:val="none"/>
-              </w:rPr>
-            </w:pPr>
-            <w:r>
-              <w:rPr>
-                <w:rFonts w:ascii="Times New Roman" w:hAnsi="Times New Roman" w:eastAsia="Times New Roman" w:cs="Times New Roman"/>
-                <w:color w:val="000000"/>
-                <w:kern w:val="0"/>
-                <w:lang w:val="en-US"/>
-                <w14:ligatures w14:val="none"/>
-              </w:rPr>
-              <w:t>Sửa &amp; Kiểm lại</w:t>
-            </w:r>
-          </w:p>
-        </w:tc>
-        <w:tc>
-          <w:tcPr>
-            <w:tcW w:w="5199" w:type="dxa"/>
-            <w:tcMar/>
-            <w:vAlign w:val="center"/>
-            <w:hideMark/>
-          </w:tcPr>
-          <w:p>
-            <w:pPr>
-              <w:rPr>
-                <w:rFonts w:ascii="Times New Roman" w:hAnsi="Times New Roman" w:eastAsia="Times New Roman" w:cs="Times New Roman"/>
-                <w:color w:val="000000"/>
-                <w:kern w:val="0"/>
-                <w:lang w:val="en-US"/>
-                <w14:ligatures w14:val="none"/>
-              </w:rPr>
-            </w:pPr>
-            <w:r>
-              <w:rPr>
-                <w:rFonts w:ascii="Times New Roman" w:hAnsi="Times New Roman" w:eastAsia="Times New Roman" w:cs="Times New Roman"/>
-                <w:color w:val="000000"/>
-                <w:kern w:val="0"/>
-                <w:lang w:val="en-US"/>
-                <w14:ligatures w14:val="none"/>
-              </w:rPr>
-              <w:t>Sửa mọi phát hiện, pentest lại. Lưu ý Tết Nguyên đán (~06/02/2027): có thể lùi 1 tuần.</w:t>
-            </w:r>
-          </w:p>
-        </w:tc>
-      </w:tr>
-      <w:tr>
-        <w:trPr>
-          <w:trHeight w:val="1020"/>
-          <w:tblCellSpacing w:w="15" w:type="dxa"/>
-        </w:trPr>
-        <w:tc>
-          <w:tcPr>
-            <w:tcW w:w="1510" w:type="dxa"/>
-            <w:tcMar/>
-            <w:vAlign w:val="center"/>
-            <w:hideMark/>
-          </w:tcPr>
-          <w:p>
-            <w:pPr>
-              <w:jc w:val="center"/>
-              <w:rPr>
-                <w:rFonts w:ascii="Times New Roman" w:hAnsi="Times New Roman" w:eastAsia="Times New Roman" w:cs="Times New Roman"/>
-                <w:color w:val="000000"/>
-                <w:kern w:val="0"/>
-                <w14:ligatures w14:val="none"/>
-              </w:rPr>
-            </w:pPr>
-            <w:r>
-              <w:rPr>
-                <w:rFonts w:ascii="Times New Roman" w:hAnsi="Times New Roman" w:eastAsia="Times New Roman" w:cs="Times New Roman"/>
-                <w:color w:val="000000"/>
-                <w:kern w:val="0"/>
-                <w14:ligatures w14:val="none"/>
-              </w:rPr>
-              <w:t>19/02/2027</w:t>
-            </w:r>
-          </w:p>
-        </w:tc>
-        <w:tc>
-          <w:tcPr>
-            <w:tcW w:w="2521" w:type="dxa"/>
-            <w:tcMar/>
-            <w:vAlign w:val="center"/>
-            <w:hideMark/>
-          </w:tcPr>
-          <w:p>
-            <w:pPr>
-              <w:rPr>
-                <w:rFonts w:ascii="Times New Roman" w:hAnsi="Times New Roman" w:eastAsia="Times New Roman" w:cs="Times New Roman"/>
-                <w:color w:val="000000"/>
-                <w:kern w:val="0"/>
-                <w:lang w:val="en-US"/>
-                <w14:ligatures w14:val="none"/>
-              </w:rPr>
-            </w:pPr>
-            <w:r>
-              <w:rPr>
-                <w:rFonts w:ascii="Times New Roman" w:hAnsi="Times New Roman" w:eastAsia="Times New Roman" w:cs="Times New Roman"/>
-                <w:color w:val="000000"/>
-                <w:kern w:val="0"/>
-                <w:lang w:val="en-US"/>
-                <w14:ligatures w14:val="none"/>
-              </w:rPr>
-              <w:t>Thử nội bộ</w:t>
-            </w:r>
-          </w:p>
-        </w:tc>
-        <w:tc>
-          <w:tcPr>
-            <w:tcW w:w="5199" w:type="dxa"/>
-            <w:tcMar/>
-            <w:vAlign w:val="center"/>
-            <w:hideMark/>
-          </w:tcPr>
-          <w:p>
-            <w:pPr>
-              <w:rPr>
-                <w:rFonts w:ascii="Times New Roman" w:hAnsi="Times New Roman" w:eastAsia="Times New Roman" w:cs="Times New Roman"/>
-                <w:color w:val="000000"/>
-                <w:kern w:val="0"/>
-                <w:lang w:val="en-US"/>
-                <w14:ligatures w14:val="none"/>
-              </w:rPr>
-            </w:pPr>
-            <w:r>
-              <w:rPr>
-                <w:rFonts w:ascii="Times New Roman" w:hAnsi="Times New Roman" w:eastAsia="Times New Roman" w:cs="Times New Roman"/>
-                <w:color w:val="000000"/>
-                <w:kern w:val="0"/>
-                <w:lang w:val="en-US"/>
-                <w14:ligatures w14:val="none"/>
-              </w:rPr>
-              <w:t>Nhân viên và cố vấn dùng với quyền production; test rò rỉ theo nhóm hằng ngày.</w:t>
-            </w:r>
-          </w:p>
-        </w:tc>
-      </w:tr>
-      <w:tr>
-        <w:trPr>
-          <w:trHeight w:val="1020"/>
-          <w:tblCellSpacing w:w="15" w:type="dxa"/>
-        </w:trPr>
-        <w:tc>
-          <w:tcPr>
-            <w:tcW w:w="1510" w:type="dxa"/>
-            <w:tcMar/>
-            <w:vAlign w:val="center"/>
-            <w:hideMark/>
-          </w:tcPr>
-          <w:p>
-            <w:pPr>
-              <w:jc w:val="center"/>
-              <w:rPr>
-                <w:rFonts w:ascii="Times New Roman" w:hAnsi="Times New Roman" w:eastAsia="Times New Roman" w:cs="Times New Roman"/>
-                <w:color w:val="000000"/>
-                <w:kern w:val="0"/>
-                <w14:ligatures w14:val="none"/>
-              </w:rPr>
-            </w:pPr>
-            <w:r>
-              <w:rPr>
-                <w:rFonts w:ascii="Times New Roman" w:hAnsi="Times New Roman" w:eastAsia="Times New Roman" w:cs="Times New Roman"/>
-                <w:color w:val="000000"/>
-                <w:kern w:val="0"/>
-                <w14:ligatures w14:val="none"/>
-              </w:rPr>
-              <w:t>26/02/2027</w:t>
-            </w:r>
-          </w:p>
-        </w:tc>
-        <w:tc>
-          <w:tcPr>
-            <w:tcW w:w="2521" w:type="dxa"/>
-            <w:tcMar/>
-            <w:vAlign w:val="center"/>
-            <w:hideMark/>
-          </w:tcPr>
-          <w:p>
-            <w:pPr>
-              <w:rPr>
-                <w:rFonts w:ascii="Times New Roman" w:hAnsi="Times New Roman" w:eastAsia="Times New Roman" w:cs="Times New Roman"/>
-                <w:color w:val="000000"/>
-                <w:kern w:val="0"/>
-                <w:lang w:val="en-US"/>
-                <w14:ligatures w14:val="none"/>
-              </w:rPr>
-            </w:pPr>
-            <w:r>
-              <w:rPr>
-                <w:rFonts w:ascii="Times New Roman" w:hAnsi="Times New Roman" w:eastAsia="Times New Roman" w:cs="Times New Roman"/>
-                <w:color w:val="000000"/>
-                <w:kern w:val="0"/>
-                <w:lang w:val="en-US"/>
-                <w14:ligatures w14:val="none"/>
-              </w:rPr>
-              <w:t>Go-live Bản 1</w:t>
-            </w:r>
-          </w:p>
-        </w:tc>
-        <w:tc>
-          <w:tcPr>
-            <w:tcW w:w="5199" w:type="dxa"/>
-            <w:tcMar/>
-            <w:vAlign w:val="center"/>
-            <w:hideMark/>
-          </w:tcPr>
-          <w:p>
-            <w:pPr>
-              <w:rPr>
-                <w:rFonts w:ascii="Times New Roman" w:hAnsi="Times New Roman" w:eastAsia="Times New Roman" w:cs="Times New Roman"/>
-                <w:color w:val="000000"/>
-                <w:kern w:val="0"/>
-                <w:lang w:val="en-US"/>
-                <w14:ligatures w14:val="none"/>
-              </w:rPr>
-            </w:pPr>
-            <w:r>
-              <w:rPr>
-                <w:rFonts w:ascii="Times New Roman" w:hAnsi="Times New Roman" w:eastAsia="Times New Roman" w:cs="Times New Roman"/>
-                <w:color w:val="000000"/>
-                <w:kern w:val="0"/>
-                <w:lang w:val="en-US"/>
-                <w14:ligatures w14:val="none"/>
-              </w:rPr>
-              <w:t>Mở đồng thời cho các nhóm nhà đầu tư. Một cổng trượt → dời ít nhất 2 tuần.</w:t>
-            </w:r>
-          </w:p>
-        </w:tc>
-      </w:tr>
-      <w:tr>
-        <w:trPr>
-          <w:trHeight w:val="1020"/>
-          <w:tblCellSpacing w:w="15" w:type="dxa"/>
-        </w:trPr>
-        <w:tc>
-          <w:tcPr>
-            <w:tcW w:w="1510" w:type="dxa"/>
-            <w:tcMar/>
-            <w:vAlign w:val="center"/>
-            <w:hideMark/>
-          </w:tcPr>
-          <w:p>
-            <w:pPr>
-              <w:jc w:val="center"/>
-              <w:rPr>
-                <w:rFonts w:ascii="Times New Roman" w:hAnsi="Times New Roman" w:eastAsia="Times New Roman" w:cs="Times New Roman"/>
-                <w:color w:val="000000"/>
-                <w:kern w:val="0"/>
-                <w14:ligatures w14:val="none"/>
-              </w:rPr>
-            </w:pPr>
-            <w:r>
-              <w:rPr>
-                <w:rFonts w:ascii="Times New Roman" w:hAnsi="Times New Roman" w:eastAsia="Times New Roman" w:cs="Times New Roman"/>
-                <w:color w:val="000000"/>
-                <w:kern w:val="0"/>
-                <w14:ligatures w14:val="none"/>
-              </w:rPr>
-              <w:t>26/03/2027</w:t>
-            </w:r>
-          </w:p>
-        </w:tc>
-        <w:tc>
-          <w:tcPr>
-            <w:tcW w:w="2521" w:type="dxa"/>
-            <w:tcMar/>
-            <w:vAlign w:val="center"/>
-            <w:hideMark/>
-          </w:tcPr>
-          <w:p>
-            <w:pPr>
-              <w:rPr>
-                <w:rFonts w:ascii="Times New Roman" w:hAnsi="Times New Roman" w:eastAsia="Times New Roman" w:cs="Times New Roman"/>
-                <w:color w:val="000000"/>
-                <w:kern w:val="0"/>
-                <w:lang w:val="en-US"/>
-                <w14:ligatures w14:val="none"/>
-              </w:rPr>
-            </w:pPr>
-            <w:r>
-              <w:rPr>
-                <w:rFonts w:ascii="Times New Roman" w:hAnsi="Times New Roman" w:eastAsia="Times New Roman" w:cs="Times New Roman"/>
-                <w:color w:val="000000"/>
-                <w:kern w:val="0"/>
-                <w:lang w:val="en-US"/>
-                <w14:ligatures w14:val="none"/>
-              </w:rPr>
-              <w:t>Kết thúc Hypercare</w:t>
-            </w:r>
-          </w:p>
-        </w:tc>
-        <w:tc>
-          <w:tcPr>
-            <w:tcW w:w="5199" w:type="dxa"/>
-            <w:tcMar/>
-            <w:vAlign w:val="center"/>
-            <w:hideMark/>
-          </w:tcPr>
-          <w:p>
-            <w:pPr>
-              <w:rPr>
-                <w:rFonts w:ascii="Times New Roman" w:hAnsi="Times New Roman" w:eastAsia="Times New Roman" w:cs="Times New Roman"/>
-                <w:color w:val="000000"/>
-                <w:kern w:val="0"/>
-                <w:lang w:val="en-US"/>
-                <w14:ligatures w14:val="none"/>
-              </w:rPr>
-            </w:pPr>
-            <w:r>
-              <w:rPr>
-                <w:rFonts w:ascii="Times New Roman" w:hAnsi="Times New Roman" w:eastAsia="Times New Roman" w:cs="Times New Roman"/>
-                <w:color w:val="000000"/>
-                <w:kern w:val="0"/>
-                <w:lang w:val="en-US"/>
-                <w14:ligatures w14:val="none"/>
-              </w:rPr>
-              <w:t>Ca trực ≥ 2 người; sau đó bắt đầu Bản 2 (8–10 tuần).</w:t>
+              <w:t>Thử nội bộ 15–19/02 → Go-live → Hypercare đến 26/03/2027.</w:t>
             </w:r>
           </w:p>
         </w:tc>
@@ -6407,7 +6911,7 @@
           <w:bCs w:val="1"/>
           <w:color w:val="000000" w:themeColor="text1" w:themeTint="FF" w:themeShade="FF"/>
         </w:rPr>
-        <w:t>MA TRẬN ĐỐI CHIẾU 28 YÊU CẦU GỐC (KẾ HOẠCH BẢO MẬT AI DATA ROOM)</w:t>
+        <w:t>MA TRẬN ĐỐI CHIẾU 28 YÊU CẦU NGHIỆP VỤ GỐC</w:t>
       </w:r>
     </w:p>
     <w:tbl>
@@ -6453,7 +6957,17 @@
                 <w:color w:val="000000" w:themeColor="text1" w:themeTint="FF" w:themeShade="FF"/>
                 <w:lang w:val="en-US"/>
               </w:rPr>
-              <w:t>STT</w:t>
+              <w:t>ST</w:t>
+            </w:r>
+            <w:r>
+              <w:rPr>
+                <w:rFonts w:ascii="Times New Roman" w:hAnsi="Times New Roman" w:eastAsia="Times New Roman" w:cs="Times New Roman"/>
+                <w:b w:val="1"/>
+                <w:bCs w:val="1"/>
+                <w:color w:val="000000" w:themeColor="text1" w:themeTint="FF" w:themeShade="FF"/>
+                <w:lang w:val="en-US"/>
+              </w:rPr>
+              <w:t>T</w:t>
             </w:r>
           </w:p>
         </w:tc>
@@ -6476,7 +6990,17 @@
                 <w:color w:val="000000" w:themeColor="text1" w:themeTint="FF" w:themeShade="FF"/>
                 <w:lang w:val="en-US"/>
               </w:rPr>
-              <w:t>Yêu cầu gốc</w:t>
+              <w:t xml:space="preserve">YCNV </w:t>
+            </w:r>
+            <w:r>
+              <w:rPr>
+                <w:rFonts w:ascii="Times New Roman" w:hAnsi="Times New Roman" w:eastAsia="Times New Roman" w:cs="Times New Roman"/>
+                <w:b w:val="1"/>
+                <w:bCs w:val="1"/>
+                <w:color w:val="000000" w:themeColor="text1" w:themeTint="FF" w:themeShade="FF"/>
+                <w:lang w:val="en-US"/>
+              </w:rPr>
+              <w:t>gốc</w:t>
             </w:r>
           </w:p>
         </w:tc>
@@ -6499,7 +7023,17 @@
                 <w:color w:val="000000" w:themeColor="text1" w:themeTint="FF" w:themeShade="FF"/>
                 <w:lang w:val="en-US"/>
               </w:rPr>
-              <w:t>Nội dung yêu cầu gốc</w:t>
+              <w:t>Nội</w:t>
+            </w:r>
+            <w:r>
+              <w:rPr>
+                <w:rFonts w:ascii="Times New Roman" w:hAnsi="Times New Roman" w:eastAsia="Times New Roman" w:cs="Times New Roman"/>
+                <w:b w:val="1"/>
+                <w:bCs w:val="1"/>
+                <w:color w:val="000000" w:themeColor="text1" w:themeTint="FF" w:themeShade="FF"/>
+                <w:lang w:val="en-US"/>
+              </w:rPr>
+              <w:t xml:space="preserve"> dung YCNV gốc</w:t>
             </w:r>
           </w:p>
         </w:tc>
@@ -6614,20 +7148,9 @@
                 <w:u w:val="none"/>
                 <w:lang w:val="en-US"/>
               </w:rPr>
-              <w:t>Rò rỉ dữ liệu chéo</w:t>
-            </w:r>
-          </w:p>
-        </w:tc>
-        <w:tc>
-          <w:tcPr>
-            <w:tcW w:w="4380" w:type="dxa"/>
-            <w:tcMar/>
-            <w:vAlign w:val="center"/>
-          </w:tcPr>
-          <w:p>
-            <w:pPr>
-              <w:spacing w:before="0" w:beforeAutospacing="off" w:after="0" w:afterAutospacing="off"/>
-              <w:jc w:val="center"/>
+              <w:t xml:space="preserve">Rò rỉ dữ liệu chéo </w:t>
+            </w:r>
+            <w:r>
               <w:rPr>
                 <w:rFonts w:ascii="Times New Roman" w:hAnsi="Times New Roman" w:eastAsia="Times New Roman" w:cs="Times New Roman"/>
                 <w:b w:val="0"/>
@@ -6642,8 +7165,20 @@
                 <w:u w:val="none"/>
                 <w:lang w:val="en-US"/>
               </w:rPr>
-            </w:pPr>
-            <w:r>
+              <w:t xml:space="preserve"/>
+            </w:r>
+          </w:p>
+        </w:tc>
+        <w:tc>
+          <w:tcPr>
+            <w:tcW w:w="4380" w:type="dxa"/>
+            <w:tcMar/>
+            <w:vAlign w:val="center"/>
+          </w:tcPr>
+          <w:p>
+            <w:pPr>
+              <w:spacing w:before="0" w:beforeAutospacing="off" w:after="0" w:afterAutospacing="off"/>
+              <w:jc w:val="center"/>
               <w:rPr>
                 <w:rFonts w:ascii="Times New Roman" w:hAnsi="Times New Roman" w:eastAsia="Times New Roman" w:cs="Times New Roman"/>
                 <w:b w:val="0"/>
@@ -6658,7 +7193,40 @@
                 <w:u w:val="none"/>
                 <w:lang w:val="en-US"/>
               </w:rPr>
-              <w:t>AI không trả lời thông tin mật của nhà đầu tư này cho nhà đầu tư khác</w:t>
+            </w:pPr>
+            <w:r>
+              <w:rPr>
+                <w:rFonts w:ascii="Times New Roman" w:hAnsi="Times New Roman" w:eastAsia="Times New Roman" w:cs="Times New Roman"/>
+                <w:b w:val="0"/>
+                <w:bCs w:val="0"/>
+                <w:i w:val="0"/>
+                <w:iCs w:val="0"/>
+                <w:strike w:val="0"/>
+                <w:dstrike w:val="0"/>
+                <w:color w:val="auto"/>
+                <w:sz w:val="24"/>
+                <w:szCs w:val="24"/>
+                <w:u w:val="none"/>
+                <w:lang w:val="en-US"/>
+              </w:rPr>
+              <w:t xml:space="preserve">AI không trả lời thông tin mật của nhà đầu tư này cho nhà đầu tư khác </w:t>
+            </w:r>
+            <w:r>
+              <w:rPr>
+                <w:rFonts w:ascii="Times New Roman" w:hAnsi="Times New Roman" w:eastAsia="Times New Roman" w:cs="Times New Roman"/>
+                <w:b w:val="0"/>
+                <w:bCs w:val="0"/>
+                <w:i w:val="0"/>
+                <w:iCs w:val="0"/>
+                <w:strike w:val="0"/>
+                <w:dstrike w:val="0"/>
+                <w:color w:val="auto"/>
+                <w:sz w:val="24"/>
+                <w:szCs w:val="24"/>
+                <w:u w:val="none"/>
+                <w:lang w:val="en-US"/>
+              </w:rPr>
+              <w:t/>
             </w:r>
           </w:p>
         </w:tc>
@@ -6707,7 +7275,7 @@
                 <w:u w:val="none"/>
                 <w:lang w:val="vi-VN"/>
               </w:rPr>
-              <w:t>Must</w:t>
+              <w:t xml:space="preserve">Must </w:t>
             </w:r>
           </w:p>
         </w:tc>
@@ -6775,20 +7343,9 @@
                 <w:u w:val="none"/>
                 <w:lang w:val="en-US"/>
               </w:rPr>
-              <w:t>Prompt injection trực tiếp</w:t>
-            </w:r>
-          </w:p>
-        </w:tc>
-        <w:tc>
-          <w:tcPr>
-            <w:tcW w:w="4380" w:type="dxa"/>
-            <w:tcMar/>
-            <w:vAlign w:val="center"/>
-          </w:tcPr>
-          <w:p>
-            <w:pPr>
-              <w:spacing w:before="0" w:beforeAutospacing="off" w:after="0" w:afterAutospacing="off"/>
-              <w:jc w:val="center"/>
+              <w:t xml:space="preserve">Prompt injection trực tiếp </w:t>
+            </w:r>
+            <w:r>
               <w:rPr>
                 <w:rFonts w:ascii="Times New Roman" w:hAnsi="Times New Roman" w:eastAsia="Times New Roman" w:cs="Times New Roman"/>
                 <w:b w:val="0"/>
@@ -6803,8 +7360,20 @@
                 <w:u w:val="none"/>
                 <w:lang w:val="en-US"/>
               </w:rPr>
-            </w:pPr>
-            <w:r>
+              <w:t xml:space="preserve"/>
+            </w:r>
+          </w:p>
+        </w:tc>
+        <w:tc>
+          <w:tcPr>
+            <w:tcW w:w="4380" w:type="dxa"/>
+            <w:tcMar/>
+            <w:vAlign w:val="center"/>
+          </w:tcPr>
+          <w:p>
+            <w:pPr>
+              <w:spacing w:before="0" w:beforeAutospacing="off" w:after="0" w:afterAutospacing="off"/>
+              <w:jc w:val="center"/>
               <w:rPr>
                 <w:rFonts w:ascii="Times New Roman" w:hAnsi="Times New Roman" w:eastAsia="Times New Roman" w:cs="Times New Roman"/>
                 <w:b w:val="0"/>
@@ -6819,7 +7388,23 @@
                 <w:u w:val="none"/>
                 <w:lang w:val="en-US"/>
               </w:rPr>
-              <w:t>Chặn câu hỏi ép bỏ quy tắc, lộ cấu hình, vượt quyền</w:t>
+            </w:pPr>
+            <w:r>
+              <w:rPr>
+                <w:rFonts w:ascii="Times New Roman" w:hAnsi="Times New Roman" w:eastAsia="Times New Roman" w:cs="Times New Roman"/>
+                <w:b w:val="0"/>
+                <w:bCs w:val="0"/>
+                <w:i w:val="0"/>
+                <w:iCs w:val="0"/>
+                <w:strike w:val="0"/>
+                <w:dstrike w:val="0"/>
+                <w:color w:val="auto"/>
+                <w:sz w:val="24"/>
+                <w:szCs w:val="24"/>
+                <w:u w:val="none"/>
+                <w:lang w:val="en-US"/>
+              </w:rPr>
+              <w:t xml:space="preserve">Chặn câu hỏi ép bỏ quy tắc, lộ cấu hình, vượt quyền </w:t>
             </w:r>
           </w:p>
         </w:tc>
@@ -6868,7 +7453,7 @@
                 <w:u w:val="none"/>
                 <w:lang w:val="vi-VN"/>
               </w:rPr>
-              <w:t>Must</w:t>
+              <w:t xml:space="preserve">Must </w:t>
             </w:r>
           </w:p>
         </w:tc>
@@ -6936,20 +7521,9 @@
                 <w:u w:val="none"/>
                 <w:lang w:val="en-US"/>
               </w:rPr>
-              <w:t>Injection gián tiếp qua tài liệu</w:t>
-            </w:r>
-          </w:p>
-        </w:tc>
-        <w:tc>
-          <w:tcPr>
-            <w:tcW w:w="4380" w:type="dxa"/>
-            <w:tcMar/>
-            <w:vAlign w:val="center"/>
-          </w:tcPr>
-          <w:p>
-            <w:pPr>
-              <w:spacing w:before="0" w:beforeAutospacing="off" w:after="0" w:afterAutospacing="off"/>
-              <w:jc w:val="center"/>
+              <w:t xml:space="preserve">Injection gián tiếp </w:t>
+            </w:r>
+            <w:r>
               <w:rPr>
                 <w:rFonts w:ascii="Times New Roman" w:hAnsi="Times New Roman" w:eastAsia="Times New Roman" w:cs="Times New Roman"/>
                 <w:b w:val="0"/>
@@ -6964,8 +7538,20 @@
                 <w:u w:val="none"/>
                 <w:lang w:val="en-US"/>
               </w:rPr>
-            </w:pPr>
-            <w:r>
+              <w:t xml:space="preserve"/>
+            </w:r>
+          </w:p>
+        </w:tc>
+        <w:tc>
+          <w:tcPr>
+            <w:tcW w:w="4380" w:type="dxa"/>
+            <w:tcMar/>
+            <w:vAlign w:val="center"/>
+          </w:tcPr>
+          <w:p>
+            <w:pPr>
+              <w:spacing w:before="0" w:beforeAutospacing="off" w:after="0" w:afterAutospacing="off"/>
+              <w:jc w:val="center"/>
               <w:rPr>
                 <w:rFonts w:ascii="Times New Roman" w:hAnsi="Times New Roman" w:eastAsia="Times New Roman" w:cs="Times New Roman"/>
                 <w:b w:val="0"/>
@@ -6980,7 +7566,23 @@
                 <w:u w:val="none"/>
                 <w:lang w:val="en-US"/>
               </w:rPr>
-              <w:t>Lệnh cài trong tài liệu chỉ được coi là dữ liệu, có gắn cờ</w:t>
+            </w:pPr>
+            <w:r>
+              <w:rPr>
+                <w:rFonts w:ascii="Times New Roman" w:hAnsi="Times New Roman" w:eastAsia="Times New Roman" w:cs="Times New Roman"/>
+                <w:b w:val="0"/>
+                <w:bCs w:val="0"/>
+                <w:i w:val="0"/>
+                <w:iCs w:val="0"/>
+                <w:strike w:val="0"/>
+                <w:dstrike w:val="0"/>
+                <w:color w:val="auto"/>
+                <w:sz w:val="24"/>
+                <w:szCs w:val="24"/>
+                <w:u w:val="none"/>
+                <w:lang w:val="en-US"/>
+              </w:rPr>
+              <w:t xml:space="preserve">Lệnh cài trong tài liệu chỉ được coi là dữ liệu, có gắn cờ </w:t>
             </w:r>
           </w:p>
         </w:tc>
@@ -7001,7 +7603,7 @@
                 <w:color w:val="000000" w:themeColor="text1" w:themeTint="FF" w:themeShade="FF"/>
                 <w:lang w:val="en-US"/>
               </w:rPr>
-              <w:t>BR-03, BR-06</w:t>
+              <w:t>BR-02, BR-06</w:t>
             </w:r>
           </w:p>
         </w:tc>
@@ -7029,7 +7631,7 @@
                 <w:u w:val="none"/>
                 <w:lang w:val="vi-VN"/>
               </w:rPr>
-              <w:t>Must</w:t>
+              <w:t xml:space="preserve">Must </w:t>
             </w:r>
           </w:p>
         </w:tc>
@@ -7097,20 +7699,9 @@
                 <w:u w:val="none"/>
                 <w:lang w:val="en-US"/>
               </w:rPr>
-              <w:t>Đa ngôn ngữ</w:t>
-            </w:r>
-          </w:p>
-        </w:tc>
-        <w:tc>
-          <w:tcPr>
-            <w:tcW w:w="4380" w:type="dxa"/>
-            <w:tcMar/>
-            <w:vAlign w:val="center"/>
-          </w:tcPr>
-          <w:p>
-            <w:pPr>
-              <w:spacing w:before="0" w:beforeAutospacing="off" w:after="0" w:afterAutospacing="off"/>
-              <w:jc w:val="center"/>
+              <w:t xml:space="preserve">Đa ngôn ngữ </w:t>
+            </w:r>
+            <w:r>
               <w:rPr>
                 <w:rFonts w:ascii="Times New Roman" w:hAnsi="Times New Roman" w:eastAsia="Times New Roman" w:cs="Times New Roman"/>
                 <w:b w:val="0"/>
@@ -7125,8 +7716,20 @@
                 <w:u w:val="none"/>
                 <w:lang w:val="en-US"/>
               </w:rPr>
-            </w:pPr>
-            <w:r>
+              <w:t xml:space="preserve"/>
+            </w:r>
+          </w:p>
+        </w:tc>
+        <w:tc>
+          <w:tcPr>
+            <w:tcW w:w="4380" w:type="dxa"/>
+            <w:tcMar/>
+            <w:vAlign w:val="center"/>
+          </w:tcPr>
+          <w:p>
+            <w:pPr>
+              <w:spacing w:before="0" w:beforeAutospacing="off" w:after="0" w:afterAutospacing="off"/>
+              <w:jc w:val="center"/>
               <w:rPr>
                 <w:rFonts w:ascii="Times New Roman" w:hAnsi="Times New Roman" w:eastAsia="Times New Roman" w:cs="Times New Roman"/>
                 <w:b w:val="0"/>
@@ -7141,7 +7744,40 @@
                 <w:u w:val="none"/>
                 <w:lang w:val="en-US"/>
               </w:rPr>
-              <w:t>Câu hỏi và tấn công tiếng Việt, tiếng Anh, trộn lẫn, ký tự ẩn</w:t>
+            </w:pPr>
+            <w:r>
+              <w:rPr>
+                <w:rFonts w:ascii="Times New Roman" w:hAnsi="Times New Roman" w:eastAsia="Times New Roman" w:cs="Times New Roman"/>
+                <w:b w:val="0"/>
+                <w:bCs w:val="0"/>
+                <w:i w:val="0"/>
+                <w:iCs w:val="0"/>
+                <w:strike w:val="0"/>
+                <w:dstrike w:val="0"/>
+                <w:color w:val="auto"/>
+                <w:sz w:val="24"/>
+                <w:szCs w:val="24"/>
+                <w:u w:val="none"/>
+                <w:lang w:val="en-US"/>
+              </w:rPr>
+              <w:t xml:space="preserve">Câu hỏi và tấn công tiếng Việt, tiếng Anh, trộn lẫn, ký tự ẩn </w:t>
+            </w:r>
+            <w:r>
+              <w:rPr>
+                <w:rFonts w:ascii="Times New Roman" w:hAnsi="Times New Roman" w:eastAsia="Times New Roman" w:cs="Times New Roman"/>
+                <w:b w:val="0"/>
+                <w:bCs w:val="0"/>
+                <w:i w:val="0"/>
+                <w:iCs w:val="0"/>
+                <w:strike w:val="0"/>
+                <w:dstrike w:val="0"/>
+                <w:color w:val="auto"/>
+                <w:sz w:val="24"/>
+                <w:szCs w:val="24"/>
+                <w:u w:val="none"/>
+                <w:lang w:val="en-US"/>
+              </w:rPr>
+              <w:t xml:space="preserve"/>
             </w:r>
           </w:p>
         </w:tc>
@@ -7258,20 +7894,9 @@
                 <w:u w:val="none"/>
                 <w:lang w:val="en-US"/>
               </w:rPr>
-              <w:t>Phân quyền trước truy xuất</w:t>
-            </w:r>
-          </w:p>
-        </w:tc>
-        <w:tc>
-          <w:tcPr>
-            <w:tcW w:w="4380" w:type="dxa"/>
-            <w:tcMar/>
-            <w:vAlign w:val="center"/>
-          </w:tcPr>
-          <w:p>
-            <w:pPr>
-              <w:spacing w:before="0" w:beforeAutospacing="off" w:after="0" w:afterAutospacing="off"/>
-              <w:jc w:val="center"/>
+              <w:t xml:space="preserve">Phân quyền trước truy xuất </w:t>
+            </w:r>
+            <w:r>
               <w:rPr>
                 <w:rFonts w:ascii="Times New Roman" w:hAnsi="Times New Roman" w:eastAsia="Times New Roman" w:cs="Times New Roman"/>
                 <w:b w:val="0"/>
@@ -7286,8 +7911,20 @@
                 <w:u w:val="none"/>
                 <w:lang w:val="en-US"/>
               </w:rPr>
-            </w:pPr>
-            <w:r>
+              <w:t xml:space="preserve"/>
+            </w:r>
+          </w:p>
+        </w:tc>
+        <w:tc>
+          <w:tcPr>
+            <w:tcW w:w="4380" w:type="dxa"/>
+            <w:tcMar/>
+            <w:vAlign w:val="center"/>
+          </w:tcPr>
+          <w:p>
+            <w:pPr>
+              <w:spacing w:before="0" w:beforeAutospacing="off" w:after="0" w:afterAutospacing="off"/>
+              <w:jc w:val="center"/>
               <w:rPr>
                 <w:rFonts w:ascii="Times New Roman" w:hAnsi="Times New Roman" w:eastAsia="Times New Roman" w:cs="Times New Roman"/>
                 <w:b w:val="0"/>
@@ -7302,7 +7939,23 @@
                 <w:u w:val="none"/>
                 <w:lang w:val="en-US"/>
               </w:rPr>
-              <w:t>AI không tự quyết quyền; lọc quyền trước và trong lúc truy xuất</w:t>
+            </w:pPr>
+            <w:r>
+              <w:rPr>
+                <w:rFonts w:ascii="Times New Roman" w:hAnsi="Times New Roman" w:eastAsia="Times New Roman" w:cs="Times New Roman"/>
+                <w:b w:val="0"/>
+                <w:bCs w:val="0"/>
+                <w:i w:val="0"/>
+                <w:iCs w:val="0"/>
+                <w:strike w:val="0"/>
+                <w:dstrike w:val="0"/>
+                <w:color w:val="auto"/>
+                <w:sz w:val="24"/>
+                <w:szCs w:val="24"/>
+                <w:u w:val="none"/>
+                <w:lang w:val="en-US"/>
+              </w:rPr>
+              <w:t xml:space="preserve">AI không tự quyết quyền; lọc quyền trước và trong lúc truy xuất </w:t>
             </w:r>
           </w:p>
         </w:tc>
@@ -7351,7 +8004,7 @@
                 <w:u w:val="none"/>
                 <w:lang w:val="vi-VN"/>
               </w:rPr>
-              <w:t>Must</w:t>
+              <w:t xml:space="preserve">Should </w:t>
             </w:r>
           </w:p>
         </w:tc>
@@ -7419,20 +8072,9 @@
                 <w:u w:val="none"/>
                 <w:lang w:val="en-US"/>
               </w:rPr>
-              <w:t>Quyền AI_QUERY</w:t>
-            </w:r>
-          </w:p>
-        </w:tc>
-        <w:tc>
-          <w:tcPr>
-            <w:tcW w:w="4380" w:type="dxa"/>
-            <w:tcMar/>
-            <w:vAlign w:val="center"/>
-          </w:tcPr>
-          <w:p>
-            <w:pPr>
-              <w:spacing w:before="0" w:beforeAutospacing="off" w:after="0" w:afterAutospacing="off"/>
-              <w:jc w:val="center"/>
+              <w:t xml:space="preserve">Quyền AI_QUERY </w:t>
+            </w:r>
+            <w:r>
               <w:rPr>
                 <w:rFonts w:ascii="Times New Roman" w:hAnsi="Times New Roman" w:eastAsia="Times New Roman" w:cs="Times New Roman"/>
                 <w:b w:val="0"/>
@@ -7447,8 +8089,20 @@
                 <w:u w:val="none"/>
                 <w:lang w:val="en-US"/>
               </w:rPr>
-            </w:pPr>
-            <w:r>
+              <w:t xml:space="preserve"/>
+            </w:r>
+          </w:p>
+        </w:tc>
+        <w:tc>
+          <w:tcPr>
+            <w:tcW w:w="4380" w:type="dxa"/>
+            <w:tcMar/>
+            <w:vAlign w:val="center"/>
+          </w:tcPr>
+          <w:p>
+            <w:pPr>
+              <w:spacing w:before="0" w:beforeAutospacing="off" w:after="0" w:afterAutospacing="off"/>
+              <w:jc w:val="center"/>
               <w:rPr>
                 <w:rFonts w:ascii="Times New Roman" w:hAnsi="Times New Roman" w:eastAsia="Times New Roman" w:cs="Times New Roman"/>
                 <w:b w:val="0"/>
@@ -7463,7 +8117,23 @@
                 <w:u w:val="none"/>
                 <w:lang w:val="en-US"/>
               </w:rPr>
-              <w:t>Cho phép AI đọc tài liệu để trả lời</w:t>
+            </w:pPr>
+            <w:r>
+              <w:rPr>
+                <w:rFonts w:ascii="Times New Roman" w:hAnsi="Times New Roman" w:eastAsia="Times New Roman" w:cs="Times New Roman"/>
+                <w:b w:val="0"/>
+                <w:bCs w:val="0"/>
+                <w:i w:val="0"/>
+                <w:iCs w:val="0"/>
+                <w:strike w:val="0"/>
+                <w:dstrike w:val="0"/>
+                <w:color w:val="auto"/>
+                <w:sz w:val="24"/>
+                <w:szCs w:val="24"/>
+                <w:u w:val="none"/>
+                <w:lang w:val="en-US"/>
+              </w:rPr>
+              <w:t xml:space="preserve">Cho phép AI đọc tài liệu để trả lời </w:t>
             </w:r>
           </w:p>
         </w:tc>
@@ -7512,7 +8182,7 @@
                 <w:u w:val="none"/>
                 <w:lang w:val="vi-VN"/>
               </w:rPr>
-              <w:t>Must</w:t>
+              <w:t xml:space="preserve">Must </w:t>
             </w:r>
           </w:p>
         </w:tc>
@@ -7580,624 +8250,9 @@
                 <w:u w:val="none"/>
                 <w:lang w:val="vi-VN"/>
               </w:rPr>
-              <w:t>Quyền AI_SUMMARIZE</w:t>
-            </w:r>
-          </w:p>
-        </w:tc>
-        <w:tc>
-          <w:tcPr>
-            <w:tcW w:w="4380" w:type="dxa"/>
-            <w:tcMar/>
-            <w:vAlign w:val="center"/>
-          </w:tcPr>
-          <w:p>
-            <w:pPr>
-              <w:spacing w:before="0" w:beforeAutospacing="off" w:after="0" w:afterAutospacing="off"/>
-              <w:jc w:val="center"/>
-              <w:rPr>
-                <w:rFonts w:ascii="Times New Roman" w:hAnsi="Times New Roman" w:eastAsia="Times New Roman" w:cs="Times New Roman"/>
-                <w:b w:val="0"/>
-                <w:bCs w:val="0"/>
-                <w:i w:val="0"/>
-                <w:iCs w:val="0"/>
-                <w:strike w:val="0"/>
-                <w:dstrike w:val="0"/>
-                <w:color w:val="auto"/>
-                <w:sz w:val="24"/>
-                <w:szCs w:val="24"/>
-                <w:u w:val="none"/>
-                <w:lang w:val="en-US"/>
-              </w:rPr>
-            </w:pPr>
-            <w:r>
-              <w:rPr>
-                <w:rFonts w:ascii="Times New Roman" w:hAnsi="Times New Roman" w:eastAsia="Times New Roman" w:cs="Times New Roman"/>
-                <w:b w:val="0"/>
-                <w:bCs w:val="0"/>
-                <w:i w:val="0"/>
-                <w:iCs w:val="0"/>
-                <w:strike w:val="0"/>
-                <w:dstrike w:val="0"/>
-                <w:color w:val="auto"/>
-                <w:sz w:val="24"/>
-                <w:szCs w:val="24"/>
-                <w:u w:val="none"/>
-                <w:lang w:val="en-US"/>
-              </w:rPr>
-              <w:t>Cho phép AI tóm tắt, tổng hợp</w:t>
-            </w:r>
-          </w:p>
-        </w:tc>
-        <w:tc>
-          <w:tcPr>
-            <w:tcW w:w="1620" w:type="dxa"/>
-            <w:tcMar/>
-            <w:vAlign w:val="center"/>
-          </w:tcPr>
-          <w:p>
-            <w:pPr>
-              <w:pStyle w:val="Normal"/>
-              <w:jc w:val="center"/>
-            </w:pPr>
-            <w:r>
-              <w:rPr>
-                <w:rFonts w:ascii="Times New Roman" w:hAnsi="Times New Roman" w:eastAsia="Times New Roman" w:cs="Times New Roman"/>
-                <w:color w:val="000000" w:themeColor="text1" w:themeTint="FF" w:themeShade="FF"/>
-                <w:lang w:val="en-US"/>
-              </w:rPr>
-              <w:t>BR-01 / Pending Decision</w:t>
-            </w:r>
-          </w:p>
-        </w:tc>
-        <w:tc>
-          <w:tcPr>
-            <w:tcW w:w="1110" w:type="dxa"/>
-            <w:tcMar/>
-            <w:vAlign w:val="center"/>
-          </w:tcPr>
-          <w:p>
-            <w:pPr>
-              <w:spacing w:before="0" w:beforeAutospacing="off" w:after="0" w:afterAutospacing="off"/>
-            </w:pPr>
-            <w:r>
-              <w:rPr>
-                <w:rFonts w:ascii="Times New Roman" w:hAnsi="Times New Roman" w:eastAsia="Times New Roman" w:cs="Times New Roman"/>
-                <w:b w:val="0"/>
-                <w:bCs w:val="0"/>
-                <w:i w:val="0"/>
-                <w:iCs w:val="0"/>
-                <w:strike w:val="0"/>
-                <w:dstrike w:val="0"/>
-                <w:sz w:val="24"/>
-                <w:szCs w:val="24"/>
-                <w:u w:val="none"/>
-                <w:lang w:val="vi-VN"/>
-              </w:rPr>
-              <w:t>Pending Decision</w:t>
-            </w:r>
-          </w:p>
-        </w:tc>
-      </w:tr>
-      <w:tr>
-        <w:trPr>
-          <w:trHeight w:val="1044"/>
-        </w:trPr>
-        <w:tc>
-          <w:tcPr>
-            <w:tcW w:w="765" w:type="dxa"/>
-            <w:tcMar/>
-            <w:vAlign w:val="center"/>
-          </w:tcPr>
-          <w:p>
-            <w:pPr>
-              <w:pStyle w:val="Normal"/>
-              <w:jc w:val="center"/>
-            </w:pPr>
-            <w:r>
-              <w:rPr>
-                <w:rFonts w:ascii="Times New Roman" w:hAnsi="Times New Roman" w:eastAsia="Times New Roman" w:cs="Times New Roman"/>
-                <w:color w:val="000000" w:themeColor="text1" w:themeTint="FF" w:themeShade="FF"/>
-              </w:rPr>
-              <w:t>8</w:t>
-            </w:r>
-          </w:p>
-        </w:tc>
-        <w:tc>
-          <w:tcPr>
-            <w:tcW w:w="1410" w:type="dxa"/>
-            <w:tcMar/>
-            <w:vAlign w:val="center"/>
-          </w:tcPr>
-          <w:p>
-            <w:pPr>
-              <w:spacing w:before="0" w:beforeAutospacing="off" w:after="0" w:afterAutospacing="off"/>
-              <w:jc w:val="center"/>
-              <w:rPr>
-                <w:rFonts w:ascii="Times New Roman" w:hAnsi="Times New Roman" w:eastAsia="Times New Roman" w:cs="Times New Roman"/>
-                <w:b w:val="0"/>
-                <w:bCs w:val="0"/>
-                <w:i w:val="0"/>
-                <w:iCs w:val="0"/>
-                <w:strike w:val="0"/>
-                <w:dstrike w:val="0"/>
-                <w:color w:val="auto"/>
-                <w:sz w:val="24"/>
-                <w:szCs w:val="24"/>
-                <w:u w:val="none"/>
-                <w:lang w:val="en-US"/>
-              </w:rPr>
-            </w:pPr>
-            <w:r>
-              <w:rPr>
-                <w:rFonts w:ascii="Times New Roman" w:hAnsi="Times New Roman" w:eastAsia="Times New Roman" w:cs="Times New Roman"/>
-                <w:b w:val="0"/>
-                <w:bCs w:val="0"/>
-                <w:i w:val="0"/>
-                <w:iCs w:val="0"/>
-                <w:strike w:val="0"/>
-                <w:dstrike w:val="0"/>
-                <w:color w:val="auto"/>
-                <w:sz w:val="24"/>
-                <w:szCs w:val="24"/>
-                <w:u w:val="none"/>
-                <w:lang w:val="en-US"/>
-              </w:rPr>
-              <w:t>Quyền AI_CITATION</w:t>
-            </w:r>
-          </w:p>
-        </w:tc>
-        <w:tc>
-          <w:tcPr>
-            <w:tcW w:w="4380" w:type="dxa"/>
-            <w:tcMar/>
-            <w:vAlign w:val="center"/>
-          </w:tcPr>
-          <w:p>
-            <w:pPr>
-              <w:spacing w:before="0" w:beforeAutospacing="off" w:after="0" w:afterAutospacing="off"/>
-              <w:jc w:val="center"/>
-              <w:rPr>
-                <w:rFonts w:ascii="Times New Roman" w:hAnsi="Times New Roman" w:eastAsia="Times New Roman" w:cs="Times New Roman"/>
-                <w:b w:val="0"/>
-                <w:bCs w:val="0"/>
-                <w:i w:val="0"/>
-                <w:iCs w:val="0"/>
-                <w:strike w:val="0"/>
-                <w:dstrike w:val="0"/>
-                <w:color w:val="auto"/>
-                <w:sz w:val="24"/>
-                <w:szCs w:val="24"/>
-                <w:u w:val="none"/>
-                <w:lang w:val="en-US"/>
-              </w:rPr>
-            </w:pPr>
-            <w:r>
-              <w:rPr>
-                <w:rFonts w:ascii="Times New Roman" w:hAnsi="Times New Roman" w:eastAsia="Times New Roman" w:cs="Times New Roman"/>
-                <w:b w:val="0"/>
-                <w:bCs w:val="0"/>
-                <w:i w:val="0"/>
-                <w:iCs w:val="0"/>
-                <w:strike w:val="0"/>
-                <w:dstrike w:val="0"/>
-                <w:color w:val="auto"/>
-                <w:sz w:val="24"/>
-                <w:szCs w:val="24"/>
-                <w:u w:val="none"/>
-                <w:lang w:val="en-US"/>
-              </w:rPr>
-              <w:t>Trích dẫn nguồn (phiên bản, trang)</w:t>
-            </w:r>
-          </w:p>
-        </w:tc>
-        <w:tc>
-          <w:tcPr>
-            <w:tcW w:w="1620" w:type="dxa"/>
-            <w:tcMar/>
-            <w:vAlign w:val="center"/>
-          </w:tcPr>
-          <w:p>
-            <w:pPr>
-              <w:pStyle w:val="Normal"/>
-              <w:jc w:val="center"/>
-            </w:pPr>
-            <w:r>
-              <w:rPr>
-                <w:rFonts w:ascii="Times New Roman" w:hAnsi="Times New Roman" w:eastAsia="Times New Roman" w:cs="Times New Roman"/>
-                <w:color w:val="000000" w:themeColor="text1" w:themeTint="FF" w:themeShade="FF"/>
-                <w:lang w:val="en-US"/>
-              </w:rPr>
-              <w:t>BR-05</w:t>
-            </w:r>
-          </w:p>
-        </w:tc>
-        <w:tc>
-          <w:tcPr>
-            <w:tcW w:w="1110" w:type="dxa"/>
-            <w:tcMar/>
-            <w:vAlign w:val="center"/>
-          </w:tcPr>
-          <w:p>
-            <w:pPr>
-              <w:spacing w:before="0" w:beforeAutospacing="off" w:after="0" w:afterAutospacing="off"/>
-            </w:pPr>
-            <w:r>
-              <w:rPr>
-                <w:rFonts w:ascii="Times New Roman" w:hAnsi="Times New Roman" w:eastAsia="Times New Roman" w:cs="Times New Roman"/>
-                <w:b w:val="0"/>
-                <w:bCs w:val="0"/>
-                <w:i w:val="0"/>
-                <w:iCs w:val="0"/>
-                <w:strike w:val="0"/>
-                <w:dstrike w:val="0"/>
-                <w:sz w:val="24"/>
-                <w:szCs w:val="24"/>
-                <w:u w:val="none"/>
-                <w:lang w:val="vi-VN"/>
-              </w:rPr>
-              <w:t>Must</w:t>
-            </w:r>
-          </w:p>
-        </w:tc>
-      </w:tr>
-      <w:tr>
-        <w:trPr>
-          <w:trHeight w:val="1044"/>
-        </w:trPr>
-        <w:tc>
-          <w:tcPr>
-            <w:tcW w:w="765" w:type="dxa"/>
-            <w:tcMar/>
-            <w:vAlign w:val="center"/>
-          </w:tcPr>
-          <w:p>
-            <w:pPr>
-              <w:pStyle w:val="Normal"/>
-              <w:jc w:val="center"/>
-            </w:pPr>
-            <w:r>
-              <w:rPr>
-                <w:rFonts w:ascii="Times New Roman" w:hAnsi="Times New Roman" w:eastAsia="Times New Roman" w:cs="Times New Roman"/>
-                <w:color w:val="000000" w:themeColor="text1" w:themeTint="FF" w:themeShade="FF"/>
-              </w:rPr>
-              <w:t>9</w:t>
-            </w:r>
-          </w:p>
-        </w:tc>
-        <w:tc>
-          <w:tcPr>
-            <w:tcW w:w="1410" w:type="dxa"/>
-            <w:tcMar/>
-            <w:vAlign w:val="center"/>
-          </w:tcPr>
-          <w:p>
-            <w:pPr>
-              <w:spacing w:before="0" w:beforeAutospacing="off" w:after="0" w:afterAutospacing="off"/>
-              <w:jc w:val="center"/>
-              <w:rPr>
-                <w:rFonts w:ascii="Times New Roman" w:hAnsi="Times New Roman" w:eastAsia="Times New Roman" w:cs="Times New Roman"/>
-                <w:b w:val="0"/>
-                <w:bCs w:val="0"/>
-                <w:i w:val="0"/>
-                <w:iCs w:val="0"/>
-                <w:strike w:val="0"/>
-                <w:dstrike w:val="0"/>
-                <w:color w:val="auto"/>
-                <w:sz w:val="24"/>
-                <w:szCs w:val="24"/>
-                <w:u w:val="none"/>
-                <w:lang w:val="en-US"/>
-              </w:rPr>
-            </w:pPr>
-            <w:r>
-              <w:rPr>
-                <w:rFonts w:ascii="Times New Roman" w:hAnsi="Times New Roman" w:eastAsia="Times New Roman" w:cs="Times New Roman"/>
-                <w:b w:val="0"/>
-                <w:bCs w:val="0"/>
-                <w:i w:val="0"/>
-                <w:iCs w:val="0"/>
-                <w:strike w:val="0"/>
-                <w:dstrike w:val="0"/>
-                <w:color w:val="auto"/>
-                <w:sz w:val="24"/>
-                <w:szCs w:val="24"/>
-                <w:u w:val="none"/>
-                <w:lang w:val="en-US"/>
-              </w:rPr>
-              <w:t>Lớp 1 – SSO, MFA, IAM</w:t>
-            </w:r>
-          </w:p>
-        </w:tc>
-        <w:tc>
-          <w:tcPr>
-            <w:tcW w:w="4380" w:type="dxa"/>
-            <w:tcMar/>
-            <w:vAlign w:val="center"/>
-          </w:tcPr>
-          <w:p>
-            <w:pPr>
-              <w:spacing w:before="0" w:beforeAutospacing="off" w:after="0" w:afterAutospacing="off"/>
-              <w:jc w:val="center"/>
-              <w:rPr>
-                <w:rFonts w:ascii="Times New Roman" w:hAnsi="Times New Roman" w:eastAsia="Times New Roman" w:cs="Times New Roman"/>
-                <w:b w:val="0"/>
-                <w:bCs w:val="0"/>
-                <w:i w:val="0"/>
-                <w:iCs w:val="0"/>
-                <w:strike w:val="0"/>
-                <w:dstrike w:val="0"/>
-                <w:color w:val="auto"/>
-                <w:sz w:val="24"/>
-                <w:szCs w:val="24"/>
-                <w:u w:val="none"/>
-                <w:lang w:val="en-US"/>
-              </w:rPr>
-            </w:pPr>
-            <w:r>
-              <w:rPr>
-                <w:rFonts w:ascii="Times New Roman" w:hAnsi="Times New Roman" w:eastAsia="Times New Roman" w:cs="Times New Roman"/>
-                <w:b w:val="0"/>
-                <w:bCs w:val="0"/>
-                <w:i w:val="0"/>
-                <w:iCs w:val="0"/>
-                <w:strike w:val="0"/>
-                <w:dstrike w:val="0"/>
-                <w:color w:val="auto"/>
-                <w:sz w:val="24"/>
-                <w:szCs w:val="24"/>
-                <w:u w:val="none"/>
-                <w:lang w:val="en-US"/>
-              </w:rPr>
-              <w:t>Định danh và phân quyền người dùng</w:t>
-            </w:r>
-          </w:p>
-        </w:tc>
-        <w:tc>
-          <w:tcPr>
-            <w:tcW w:w="1620" w:type="dxa"/>
-            <w:tcMar/>
-            <w:vAlign w:val="center"/>
-          </w:tcPr>
-          <w:p>
-            <w:pPr>
-              <w:pStyle w:val="Normal"/>
-              <w:jc w:val="center"/>
-            </w:pPr>
-            <w:r>
-              <w:rPr>
-                <w:rFonts w:ascii="Times New Roman" w:hAnsi="Times New Roman" w:eastAsia="Times New Roman" w:cs="Times New Roman"/>
-                <w:color w:val="000000" w:themeColor="text1" w:themeTint="FF" w:themeShade="FF"/>
-                <w:lang w:val="en-US"/>
-              </w:rPr>
-              <w:t>BR-01</w:t>
-            </w:r>
-          </w:p>
-        </w:tc>
-        <w:tc>
-          <w:tcPr>
-            <w:tcW w:w="1110" w:type="dxa"/>
-            <w:tcMar/>
-            <w:vAlign w:val="center"/>
-          </w:tcPr>
-          <w:p>
-            <w:pPr>
-              <w:spacing w:before="0" w:beforeAutospacing="off" w:after="0" w:afterAutospacing="off"/>
-            </w:pPr>
-            <w:r>
-              <w:rPr>
-                <w:rFonts w:ascii="Times New Roman" w:hAnsi="Times New Roman" w:eastAsia="Times New Roman" w:cs="Times New Roman"/>
-                <w:b w:val="0"/>
-                <w:bCs w:val="0"/>
-                <w:i w:val="0"/>
-                <w:iCs w:val="0"/>
-                <w:strike w:val="0"/>
-                <w:dstrike w:val="0"/>
-                <w:sz w:val="24"/>
-                <w:szCs w:val="24"/>
-                <w:u w:val="none"/>
-                <w:lang w:val="vi-VN"/>
-              </w:rPr>
-              <w:t>Must</w:t>
-            </w:r>
-          </w:p>
-        </w:tc>
-      </w:tr>
-      <w:tr>
-        <w:trPr>
-          <w:trHeight w:val="1044"/>
-        </w:trPr>
-        <w:tc>
-          <w:tcPr>
-            <w:tcW w:w="765" w:type="dxa"/>
-            <w:tcMar/>
-            <w:vAlign w:val="center"/>
-          </w:tcPr>
-          <w:p>
-            <w:pPr>
-              <w:pStyle w:val="Normal"/>
-              <w:jc w:val="center"/>
-            </w:pPr>
-            <w:r>
-              <w:rPr>
-                <w:rFonts w:ascii="Times New Roman" w:hAnsi="Times New Roman" w:eastAsia="Times New Roman" w:cs="Times New Roman"/>
-                <w:color w:val="000000" w:themeColor="text1" w:themeTint="FF" w:themeShade="FF"/>
-              </w:rPr>
-              <w:t>10</w:t>
-            </w:r>
-          </w:p>
-        </w:tc>
-        <w:tc>
-          <w:tcPr>
-            <w:tcW w:w="1410" w:type="dxa"/>
-            <w:tcMar/>
-            <w:vAlign w:val="center"/>
-          </w:tcPr>
-          <w:p>
-            <w:pPr>
-              <w:spacing w:before="0" w:beforeAutospacing="off" w:after="0" w:afterAutospacing="off"/>
-              <w:jc w:val="center"/>
-              <w:rPr>
-                <w:rFonts w:ascii="Times New Roman" w:hAnsi="Times New Roman" w:eastAsia="Times New Roman" w:cs="Times New Roman"/>
-                <w:b w:val="0"/>
-                <w:bCs w:val="0"/>
-                <w:i w:val="0"/>
-                <w:iCs w:val="0"/>
-                <w:strike w:val="0"/>
-                <w:dstrike w:val="0"/>
-                <w:color w:val="auto"/>
-                <w:sz w:val="24"/>
-                <w:szCs w:val="24"/>
-                <w:u w:val="none"/>
-                <w:lang w:val="en-US"/>
-              </w:rPr>
-            </w:pPr>
-            <w:r>
-              <w:rPr>
-                <w:rFonts w:ascii="Times New Roman" w:hAnsi="Times New Roman" w:eastAsia="Times New Roman" w:cs="Times New Roman"/>
-                <w:b w:val="0"/>
-                <w:bCs w:val="0"/>
-                <w:i w:val="0"/>
-                <w:iCs w:val="0"/>
-                <w:strike w:val="0"/>
-                <w:dstrike w:val="0"/>
-                <w:color w:val="auto"/>
-                <w:sz w:val="24"/>
-                <w:szCs w:val="24"/>
-                <w:u w:val="none"/>
-                <w:lang w:val="en-US"/>
-              </w:rPr>
-              <w:t>Lớp 2 – Input security</w:t>
-            </w:r>
-          </w:p>
-        </w:tc>
-        <w:tc>
-          <w:tcPr>
-            <w:tcW w:w="4380" w:type="dxa"/>
-            <w:tcMar/>
-            <w:vAlign w:val="center"/>
-          </w:tcPr>
-          <w:p>
-            <w:pPr>
-              <w:spacing w:before="0" w:beforeAutospacing="off" w:after="0" w:afterAutospacing="off"/>
-              <w:jc w:val="center"/>
-              <w:rPr>
-                <w:rFonts w:ascii="Times New Roman" w:hAnsi="Times New Roman" w:eastAsia="Times New Roman" w:cs="Times New Roman"/>
-                <w:b w:val="0"/>
-                <w:bCs w:val="0"/>
-                <w:i w:val="0"/>
-                <w:iCs w:val="0"/>
-                <w:strike w:val="0"/>
-                <w:dstrike w:val="0"/>
-                <w:color w:val="auto"/>
-                <w:sz w:val="24"/>
-                <w:szCs w:val="24"/>
-                <w:u w:val="none"/>
-                <w:lang w:val="en-US"/>
-              </w:rPr>
-            </w:pPr>
-            <w:r>
-              <w:rPr>
-                <w:rFonts w:ascii="Times New Roman" w:hAnsi="Times New Roman" w:eastAsia="Times New Roman" w:cs="Times New Roman"/>
-                <w:b w:val="0"/>
-                <w:bCs w:val="0"/>
-                <w:i w:val="0"/>
-                <w:iCs w:val="0"/>
-                <w:strike w:val="0"/>
-                <w:dstrike w:val="0"/>
-                <w:color w:val="auto"/>
-                <w:sz w:val="24"/>
-                <w:szCs w:val="24"/>
-                <w:u w:val="none"/>
-                <w:lang w:val="en-US"/>
-              </w:rPr>
-              <w:t>Chuẩn hóa Unicode, nhận diện ngôn ngữ, lọc PII, chặn ghi đè chỉ dẫn</w:t>
-            </w:r>
-          </w:p>
-        </w:tc>
-        <w:tc>
-          <w:tcPr>
-            <w:tcW w:w="1620" w:type="dxa"/>
-            <w:tcMar/>
-            <w:vAlign w:val="center"/>
-          </w:tcPr>
-          <w:p>
-            <w:pPr>
-              <w:pStyle w:val="Normal"/>
-              <w:jc w:val="center"/>
-            </w:pPr>
-            <w:r>
-              <w:rPr>
-                <w:rFonts w:ascii="Times New Roman" w:hAnsi="Times New Roman" w:eastAsia="Times New Roman" w:cs="Times New Roman"/>
-                <w:color w:val="000000" w:themeColor="text1" w:themeTint="FF" w:themeShade="FF"/>
-                <w:lang w:val="en-US"/>
-              </w:rPr>
-              <w:t>BR-06</w:t>
-            </w:r>
-          </w:p>
-        </w:tc>
-        <w:tc>
-          <w:tcPr>
-            <w:tcW w:w="1110" w:type="dxa"/>
-            <w:tcMar/>
-            <w:vAlign w:val="center"/>
-          </w:tcPr>
-          <w:p>
-            <w:pPr>
-              <w:spacing w:before="0" w:beforeAutospacing="off" w:after="0" w:afterAutospacing="off"/>
-            </w:pPr>
-            <w:r>
-              <w:rPr>
-                <w:rFonts w:ascii="Times New Roman" w:hAnsi="Times New Roman" w:eastAsia="Times New Roman" w:cs="Times New Roman"/>
-                <w:b w:val="0"/>
-                <w:bCs w:val="0"/>
-                <w:i w:val="0"/>
-                <w:iCs w:val="0"/>
-                <w:strike w:val="0"/>
-                <w:dstrike w:val="0"/>
-                <w:sz w:val="24"/>
-                <w:szCs w:val="24"/>
-                <w:u w:val="none"/>
-                <w:lang w:val="vi-VN"/>
-              </w:rPr>
-              <w:t>Must</w:t>
-            </w:r>
-          </w:p>
-        </w:tc>
-      </w:tr>
-      <w:tr>
-        <w:trPr>
-          <w:trHeight w:val="1044"/>
-        </w:trPr>
-        <w:tc>
-          <w:tcPr>
-            <w:tcW w:w="765" w:type="dxa"/>
-            <w:tcMar/>
-            <w:vAlign w:val="center"/>
-          </w:tcPr>
-          <w:p>
-            <w:pPr>
-              <w:pStyle w:val="Normal"/>
-              <w:jc w:val="center"/>
-            </w:pPr>
-            <w:r>
-              <w:rPr>
-                <w:rFonts w:ascii="Times New Roman" w:hAnsi="Times New Roman" w:eastAsia="Times New Roman" w:cs="Times New Roman"/>
-                <w:color w:val="000000" w:themeColor="text1" w:themeTint="FF" w:themeShade="FF"/>
-              </w:rPr>
-              <w:t>11</w:t>
-            </w:r>
-          </w:p>
-        </w:tc>
-        <w:tc>
-          <w:tcPr>
-            <w:tcW w:w="1410" w:type="dxa"/>
-            <w:tcMar/>
-            <w:vAlign w:val="center"/>
-          </w:tcPr>
-          <w:p>
-            <w:pPr>
-              <w:spacing w:before="0" w:beforeAutospacing="off" w:after="0" w:afterAutospacing="off"/>
-              <w:jc w:val="center"/>
+              <w:t xml:space="preserve">Quyền AI_SUMMARIZE </w:t>
+            </w:r>
+            <w:r>
               <w:rPr>
                 <w:rFonts w:ascii="Times New Roman" w:hAnsi="Times New Roman" w:eastAsia="Times New Roman" w:cs="Times New Roman"/>
                 <w:b w:val="0"/>
@@ -8212,8 +8267,723 @@
                 <w:u w:val="none"/>
                 <w:lang w:val="vi-VN"/>
               </w:rPr>
-            </w:pPr>
-            <w:r>
+              <w:t xml:space="preserve"/>
+            </w:r>
+          </w:p>
+        </w:tc>
+        <w:tc>
+          <w:tcPr>
+            <w:tcW w:w="4380" w:type="dxa"/>
+            <w:tcMar/>
+            <w:vAlign w:val="center"/>
+          </w:tcPr>
+          <w:p>
+            <w:pPr>
+              <w:spacing w:before="0" w:beforeAutospacing="off" w:after="0" w:afterAutospacing="off"/>
+              <w:jc w:val="center"/>
+              <w:rPr>
+                <w:rFonts w:ascii="Times New Roman" w:hAnsi="Times New Roman" w:eastAsia="Times New Roman" w:cs="Times New Roman"/>
+                <w:b w:val="0"/>
+                <w:bCs w:val="0"/>
+                <w:i w:val="0"/>
+                <w:iCs w:val="0"/>
+                <w:strike w:val="0"/>
+                <w:dstrike w:val="0"/>
+                <w:color w:val="auto"/>
+                <w:sz w:val="24"/>
+                <w:szCs w:val="24"/>
+                <w:u w:val="none"/>
+                <w:lang w:val="en-US"/>
+              </w:rPr>
+            </w:pPr>
+            <w:r>
+              <w:rPr>
+                <w:rFonts w:ascii="Times New Roman" w:hAnsi="Times New Roman" w:eastAsia="Times New Roman" w:cs="Times New Roman"/>
+                <w:b w:val="0"/>
+                <w:bCs w:val="0"/>
+                <w:i w:val="0"/>
+                <w:iCs w:val="0"/>
+                <w:strike w:val="0"/>
+                <w:dstrike w:val="0"/>
+                <w:color w:val="auto"/>
+                <w:sz w:val="24"/>
+                <w:szCs w:val="24"/>
+                <w:u w:val="none"/>
+                <w:lang w:val="en-US"/>
+              </w:rPr>
+              <w:t xml:space="preserve">Cho phép AI tóm tắt, tổng hợp câu trả lời </w:t>
+            </w:r>
+          </w:p>
+        </w:tc>
+        <w:tc>
+          <w:tcPr>
+            <w:tcW w:w="1620" w:type="dxa"/>
+            <w:tcMar/>
+            <w:vAlign w:val="center"/>
+          </w:tcPr>
+          <w:p>
+            <w:pPr>
+              <w:pStyle w:val="Normal"/>
+              <w:jc w:val="center"/>
+            </w:pPr>
+            <w:r>
+              <w:rPr>
+                <w:rFonts w:ascii="Times New Roman" w:hAnsi="Times New Roman" w:eastAsia="Times New Roman" w:cs="Times New Roman"/>
+                <w:color w:val="000000" w:themeColor="text1" w:themeTint="FF" w:themeShade="FF"/>
+                <w:lang w:val="en-US"/>
+              </w:rPr>
+              <w:t xml:space="preserve">BR-01, </w:t>
+            </w:r>
+          </w:p>
+          <w:p>
+            <w:pPr>
+              <w:pStyle w:val="Normal"/>
+              <w:jc w:val="center"/>
+            </w:pPr>
+            <w:r>
+              <w:rPr>
+                <w:rFonts w:ascii="Times New Roman" w:hAnsi="Times New Roman" w:eastAsia="Times New Roman" w:cs="Times New Roman"/>
+                <w:color w:val="000000" w:themeColor="text1" w:themeTint="FF" w:themeShade="FF"/>
+                <w:lang w:val="en-US"/>
+              </w:rPr>
+              <w:t>Pending Decision</w:t>
+            </w:r>
+          </w:p>
+        </w:tc>
+        <w:tc>
+          <w:tcPr>
+            <w:tcW w:w="1110" w:type="dxa"/>
+            <w:tcMar/>
+            <w:vAlign w:val="center"/>
+          </w:tcPr>
+          <w:p>
+            <w:pPr>
+              <w:spacing w:before="0" w:beforeAutospacing="off" w:after="0" w:afterAutospacing="off"/>
+            </w:pPr>
+            <w:r>
+              <w:rPr>
+                <w:rFonts w:ascii="Times New Roman" w:hAnsi="Times New Roman" w:eastAsia="Times New Roman" w:cs="Times New Roman"/>
+                <w:b w:val="0"/>
+                <w:bCs w:val="0"/>
+                <w:i w:val="0"/>
+                <w:iCs w:val="0"/>
+                <w:strike w:val="0"/>
+                <w:dstrike w:val="0"/>
+                <w:sz w:val="24"/>
+                <w:szCs w:val="24"/>
+                <w:u w:val="none"/>
+                <w:lang w:val="vi-VN"/>
+              </w:rPr>
+              <w:t xml:space="preserve">Pending Decision </w:t>
+            </w:r>
+          </w:p>
+        </w:tc>
+      </w:tr>
+      <w:tr>
+        <w:trPr>
+          <w:trHeight w:val="1044"/>
+        </w:trPr>
+        <w:tc>
+          <w:tcPr>
+            <w:tcW w:w="765" w:type="dxa"/>
+            <w:tcMar/>
+            <w:vAlign w:val="center"/>
+          </w:tcPr>
+          <w:p>
+            <w:pPr>
+              <w:pStyle w:val="Normal"/>
+              <w:jc w:val="center"/>
+            </w:pPr>
+            <w:r>
+              <w:rPr>
+                <w:rFonts w:ascii="Times New Roman" w:hAnsi="Times New Roman" w:eastAsia="Times New Roman" w:cs="Times New Roman"/>
+                <w:color w:val="000000" w:themeColor="text1" w:themeTint="FF" w:themeShade="FF"/>
+              </w:rPr>
+              <w:t>8</w:t>
+            </w:r>
+          </w:p>
+        </w:tc>
+        <w:tc>
+          <w:tcPr>
+            <w:tcW w:w="1410" w:type="dxa"/>
+            <w:tcMar/>
+            <w:vAlign w:val="center"/>
+          </w:tcPr>
+          <w:p>
+            <w:pPr>
+              <w:spacing w:before="0" w:beforeAutospacing="off" w:after="0" w:afterAutospacing="off"/>
+              <w:jc w:val="center"/>
+              <w:rPr>
+                <w:rFonts w:ascii="Times New Roman" w:hAnsi="Times New Roman" w:eastAsia="Times New Roman" w:cs="Times New Roman"/>
+                <w:b w:val="0"/>
+                <w:bCs w:val="0"/>
+                <w:i w:val="0"/>
+                <w:iCs w:val="0"/>
+                <w:strike w:val="0"/>
+                <w:dstrike w:val="0"/>
+                <w:color w:val="auto"/>
+                <w:sz w:val="24"/>
+                <w:szCs w:val="24"/>
+                <w:u w:val="none"/>
+                <w:lang w:val="en-US"/>
+              </w:rPr>
+            </w:pPr>
+            <w:r>
+              <w:rPr>
+                <w:rFonts w:ascii="Times New Roman" w:hAnsi="Times New Roman" w:eastAsia="Times New Roman" w:cs="Times New Roman"/>
+                <w:b w:val="0"/>
+                <w:bCs w:val="0"/>
+                <w:i w:val="0"/>
+                <w:iCs w:val="0"/>
+                <w:strike w:val="0"/>
+                <w:dstrike w:val="0"/>
+                <w:color w:val="auto"/>
+                <w:sz w:val="24"/>
+                <w:szCs w:val="24"/>
+                <w:u w:val="none"/>
+                <w:lang w:val="en-US"/>
+              </w:rPr>
+              <w:t xml:space="preserve">Quyền AI_CITATION </w:t>
+            </w:r>
+            <w:r>
+              <w:rPr>
+                <w:rFonts w:ascii="Times New Roman" w:hAnsi="Times New Roman" w:eastAsia="Times New Roman" w:cs="Times New Roman"/>
+                <w:b w:val="0"/>
+                <w:bCs w:val="0"/>
+                <w:i w:val="0"/>
+                <w:iCs w:val="0"/>
+                <w:strike w:val="0"/>
+                <w:dstrike w:val="0"/>
+                <w:color w:val="auto"/>
+                <w:sz w:val="24"/>
+                <w:szCs w:val="24"/>
+                <w:u w:val="none"/>
+                <w:lang w:val="en-US"/>
+              </w:rPr>
+              <w:t xml:space="preserve"/>
+            </w:r>
+          </w:p>
+        </w:tc>
+        <w:tc>
+          <w:tcPr>
+            <w:tcW w:w="4380" w:type="dxa"/>
+            <w:tcMar/>
+            <w:vAlign w:val="center"/>
+          </w:tcPr>
+          <w:p>
+            <w:pPr>
+              <w:spacing w:before="0" w:beforeAutospacing="off" w:after="0" w:afterAutospacing="off"/>
+              <w:jc w:val="center"/>
+              <w:rPr>
+                <w:rFonts w:ascii="Times New Roman" w:hAnsi="Times New Roman" w:eastAsia="Times New Roman" w:cs="Times New Roman"/>
+                <w:b w:val="0"/>
+                <w:bCs w:val="0"/>
+                <w:i w:val="0"/>
+                <w:iCs w:val="0"/>
+                <w:strike w:val="0"/>
+                <w:dstrike w:val="0"/>
+                <w:color w:val="auto"/>
+                <w:sz w:val="24"/>
+                <w:szCs w:val="24"/>
+                <w:u w:val="none"/>
+                <w:lang w:val="en-US"/>
+              </w:rPr>
+            </w:pPr>
+            <w:r>
+              <w:rPr>
+                <w:rFonts w:ascii="Times New Roman" w:hAnsi="Times New Roman" w:eastAsia="Times New Roman" w:cs="Times New Roman"/>
+                <w:b w:val="0"/>
+                <w:bCs w:val="0"/>
+                <w:i w:val="0"/>
+                <w:iCs w:val="0"/>
+                <w:strike w:val="0"/>
+                <w:dstrike w:val="0"/>
+                <w:color w:val="auto"/>
+                <w:sz w:val="24"/>
+                <w:szCs w:val="24"/>
+                <w:u w:val="none"/>
+                <w:lang w:val="en-US"/>
+              </w:rPr>
+              <w:t xml:space="preserve">Trích dẫn nguồn (phiên bản, trang, vị trí) </w:t>
+            </w:r>
+          </w:p>
+        </w:tc>
+        <w:tc>
+          <w:tcPr>
+            <w:tcW w:w="1620" w:type="dxa"/>
+            <w:tcMar/>
+            <w:vAlign w:val="center"/>
+          </w:tcPr>
+          <w:p>
+            <w:pPr>
+              <w:pStyle w:val="Normal"/>
+              <w:jc w:val="center"/>
+            </w:pPr>
+            <w:r>
+              <w:rPr>
+                <w:rFonts w:ascii="Times New Roman" w:hAnsi="Times New Roman" w:eastAsia="Times New Roman" w:cs="Times New Roman"/>
+                <w:color w:val="000000" w:themeColor="text1" w:themeTint="FF" w:themeShade="FF"/>
+                <w:lang w:val="en-US"/>
+              </w:rPr>
+              <w:t>BR-05</w:t>
+            </w:r>
+          </w:p>
+        </w:tc>
+        <w:tc>
+          <w:tcPr>
+            <w:tcW w:w="1110" w:type="dxa"/>
+            <w:tcMar/>
+            <w:vAlign w:val="center"/>
+          </w:tcPr>
+          <w:p>
+            <w:pPr>
+              <w:spacing w:before="0" w:beforeAutospacing="off" w:after="0" w:afterAutospacing="off"/>
+            </w:pPr>
+            <w:r>
+              <w:rPr>
+                <w:rFonts w:ascii="Times New Roman" w:hAnsi="Times New Roman" w:eastAsia="Times New Roman" w:cs="Times New Roman"/>
+                <w:b w:val="0"/>
+                <w:bCs w:val="0"/>
+                <w:i w:val="0"/>
+                <w:iCs w:val="0"/>
+                <w:strike w:val="0"/>
+                <w:dstrike w:val="0"/>
+                <w:sz w:val="24"/>
+                <w:szCs w:val="24"/>
+                <w:u w:val="none"/>
+                <w:lang w:val="vi-VN"/>
+              </w:rPr>
+              <w:t xml:space="preserve">Must </w:t>
+            </w:r>
+          </w:p>
+        </w:tc>
+      </w:tr>
+      <w:tr>
+        <w:trPr>
+          <w:trHeight w:val="1044"/>
+        </w:trPr>
+        <w:tc>
+          <w:tcPr>
+            <w:tcW w:w="765" w:type="dxa"/>
+            <w:tcMar/>
+            <w:vAlign w:val="center"/>
+          </w:tcPr>
+          <w:p>
+            <w:pPr>
+              <w:pStyle w:val="Normal"/>
+              <w:jc w:val="center"/>
+            </w:pPr>
+            <w:r>
+              <w:rPr>
+                <w:rFonts w:ascii="Times New Roman" w:hAnsi="Times New Roman" w:eastAsia="Times New Roman" w:cs="Times New Roman"/>
+                <w:color w:val="000000" w:themeColor="text1" w:themeTint="FF" w:themeShade="FF"/>
+              </w:rPr>
+              <w:t>9</w:t>
+            </w:r>
+          </w:p>
+        </w:tc>
+        <w:tc>
+          <w:tcPr>
+            <w:tcW w:w="1410" w:type="dxa"/>
+            <w:tcMar/>
+            <w:vAlign w:val="center"/>
+          </w:tcPr>
+          <w:p>
+            <w:pPr>
+              <w:spacing w:before="0" w:beforeAutospacing="off" w:after="0" w:afterAutospacing="off"/>
+              <w:jc w:val="center"/>
+              <w:rPr>
+                <w:rFonts w:ascii="Times New Roman" w:hAnsi="Times New Roman" w:eastAsia="Times New Roman" w:cs="Times New Roman"/>
+                <w:b w:val="0"/>
+                <w:bCs w:val="0"/>
+                <w:i w:val="0"/>
+                <w:iCs w:val="0"/>
+                <w:strike w:val="0"/>
+                <w:dstrike w:val="0"/>
+                <w:color w:val="auto"/>
+                <w:sz w:val="24"/>
+                <w:szCs w:val="24"/>
+                <w:u w:val="none"/>
+                <w:lang w:val="en-US"/>
+              </w:rPr>
+            </w:pPr>
+            <w:r>
+              <w:rPr>
+                <w:rFonts w:ascii="Times New Roman" w:hAnsi="Times New Roman" w:eastAsia="Times New Roman" w:cs="Times New Roman"/>
+                <w:b w:val="0"/>
+                <w:bCs w:val="0"/>
+                <w:i w:val="0"/>
+                <w:iCs w:val="0"/>
+                <w:strike w:val="0"/>
+                <w:dstrike w:val="0"/>
+                <w:color w:val="auto"/>
+                <w:sz w:val="24"/>
+                <w:szCs w:val="24"/>
+                <w:u w:val="none"/>
+                <w:lang w:val="en-US"/>
+              </w:rPr>
+              <w:t xml:space="preserve">SSO, MFA, IAM </w:t>
+            </w:r>
+            <w:r>
+              <w:rPr>
+                <w:rFonts w:ascii="Times New Roman" w:hAnsi="Times New Roman" w:eastAsia="Times New Roman" w:cs="Times New Roman"/>
+                <w:b w:val="0"/>
+                <w:bCs w:val="0"/>
+                <w:i w:val="0"/>
+                <w:iCs w:val="0"/>
+                <w:strike w:val="0"/>
+                <w:dstrike w:val="0"/>
+                <w:color w:val="auto"/>
+                <w:sz w:val="24"/>
+                <w:szCs w:val="24"/>
+                <w:u w:val="none"/>
+                <w:lang w:val="en-US"/>
+              </w:rPr>
+              <w:t xml:space="preserve"/>
+            </w:r>
+          </w:p>
+        </w:tc>
+        <w:tc>
+          <w:tcPr>
+            <w:tcW w:w="4380" w:type="dxa"/>
+            <w:tcMar/>
+            <w:vAlign w:val="center"/>
+          </w:tcPr>
+          <w:p>
+            <w:pPr>
+              <w:spacing w:before="0" w:beforeAutospacing="off" w:after="0" w:afterAutospacing="off"/>
+              <w:jc w:val="center"/>
+              <w:rPr>
+                <w:rFonts w:ascii="Times New Roman" w:hAnsi="Times New Roman" w:eastAsia="Times New Roman" w:cs="Times New Roman"/>
+                <w:b w:val="0"/>
+                <w:bCs w:val="0"/>
+                <w:i w:val="0"/>
+                <w:iCs w:val="0"/>
+                <w:strike w:val="0"/>
+                <w:dstrike w:val="0"/>
+                <w:color w:val="auto"/>
+                <w:sz w:val="24"/>
+                <w:szCs w:val="24"/>
+                <w:u w:val="none"/>
+                <w:lang w:val="en-US"/>
+              </w:rPr>
+            </w:pPr>
+            <w:r>
+              <w:rPr>
+                <w:rFonts w:ascii="Times New Roman" w:hAnsi="Times New Roman" w:eastAsia="Times New Roman" w:cs="Times New Roman"/>
+                <w:b w:val="0"/>
+                <w:bCs w:val="0"/>
+                <w:i w:val="0"/>
+                <w:iCs w:val="0"/>
+                <w:strike w:val="0"/>
+                <w:dstrike w:val="0"/>
+                <w:color w:val="auto"/>
+                <w:sz w:val="24"/>
+                <w:szCs w:val="24"/>
+                <w:u w:val="none"/>
+                <w:lang w:val="en-US"/>
+              </w:rPr>
+              <w:t xml:space="preserve">Định danh và phân quyền người dùng qua Entra </w:t>
+            </w:r>
+            <w:r>
+              <w:rPr>
+                <w:rFonts w:ascii="Times New Roman" w:hAnsi="Times New Roman" w:eastAsia="Times New Roman" w:cs="Times New Roman"/>
+                <w:b w:val="0"/>
+                <w:bCs w:val="0"/>
+                <w:i w:val="0"/>
+                <w:iCs w:val="0"/>
+                <w:strike w:val="0"/>
+                <w:dstrike w:val="0"/>
+                <w:color w:val="auto"/>
+                <w:sz w:val="24"/>
+                <w:szCs w:val="24"/>
+                <w:u w:val="none"/>
+                <w:lang w:val="en-US"/>
+              </w:rPr>
+              <w:t/>
+            </w:r>
+            <w:r>
+              <w:rPr>
+                <w:rFonts w:ascii="Times New Roman" w:hAnsi="Times New Roman" w:eastAsia="Times New Roman" w:cs="Times New Roman"/>
+                <w:b w:val="0"/>
+                <w:bCs w:val="0"/>
+                <w:i w:val="0"/>
+                <w:iCs w:val="0"/>
+                <w:strike w:val="0"/>
+                <w:dstrike w:val="0"/>
+                <w:color w:val="auto"/>
+                <w:sz w:val="24"/>
+                <w:szCs w:val="24"/>
+                <w:u w:val="none"/>
+                <w:lang w:val="en-US"/>
+              </w:rPr>
+              <w:t xml:space="preserve"/>
+            </w:r>
+          </w:p>
+        </w:tc>
+        <w:tc>
+          <w:tcPr>
+            <w:tcW w:w="1620" w:type="dxa"/>
+            <w:tcMar/>
+            <w:vAlign w:val="center"/>
+          </w:tcPr>
+          <w:p>
+            <w:pPr>
+              <w:pStyle w:val="Normal"/>
+              <w:jc w:val="center"/>
+            </w:pPr>
+            <w:r>
+              <w:rPr>
+                <w:rFonts w:ascii="Times New Roman" w:hAnsi="Times New Roman" w:eastAsia="Times New Roman" w:cs="Times New Roman"/>
+                <w:color w:val="000000" w:themeColor="text1" w:themeTint="FF" w:themeShade="FF"/>
+                <w:lang w:val="en-US"/>
+              </w:rPr>
+              <w:t>BR-01</w:t>
+            </w:r>
+          </w:p>
+        </w:tc>
+        <w:tc>
+          <w:tcPr>
+            <w:tcW w:w="1110" w:type="dxa"/>
+            <w:tcMar/>
+            <w:vAlign w:val="center"/>
+          </w:tcPr>
+          <w:p>
+            <w:pPr>
+              <w:spacing w:before="0" w:beforeAutospacing="off" w:after="0" w:afterAutospacing="off"/>
+            </w:pPr>
+            <w:r>
+              <w:rPr>
+                <w:rFonts w:ascii="Times New Roman" w:hAnsi="Times New Roman" w:eastAsia="Times New Roman" w:cs="Times New Roman"/>
+                <w:b w:val="0"/>
+                <w:bCs w:val="0"/>
+                <w:i w:val="0"/>
+                <w:iCs w:val="0"/>
+                <w:strike w:val="0"/>
+                <w:dstrike w:val="0"/>
+                <w:sz w:val="24"/>
+                <w:szCs w:val="24"/>
+                <w:u w:val="none"/>
+                <w:lang w:val="vi-VN"/>
+              </w:rPr>
+              <w:t xml:space="preserve">Must </w:t>
+            </w:r>
+          </w:p>
+        </w:tc>
+      </w:tr>
+      <w:tr>
+        <w:trPr>
+          <w:trHeight w:val="1044"/>
+        </w:trPr>
+        <w:tc>
+          <w:tcPr>
+            <w:tcW w:w="765" w:type="dxa"/>
+            <w:tcMar/>
+            <w:vAlign w:val="center"/>
+          </w:tcPr>
+          <w:p>
+            <w:pPr>
+              <w:pStyle w:val="Normal"/>
+              <w:jc w:val="center"/>
+            </w:pPr>
+            <w:r>
+              <w:rPr>
+                <w:rFonts w:ascii="Times New Roman" w:hAnsi="Times New Roman" w:eastAsia="Times New Roman" w:cs="Times New Roman"/>
+                <w:color w:val="000000" w:themeColor="text1" w:themeTint="FF" w:themeShade="FF"/>
+              </w:rPr>
+              <w:t>10</w:t>
+            </w:r>
+          </w:p>
+        </w:tc>
+        <w:tc>
+          <w:tcPr>
+            <w:tcW w:w="1410" w:type="dxa"/>
+            <w:tcMar/>
+            <w:vAlign w:val="center"/>
+          </w:tcPr>
+          <w:p>
+            <w:pPr>
+              <w:spacing w:before="0" w:beforeAutospacing="off" w:after="0" w:afterAutospacing="off"/>
+              <w:jc w:val="center"/>
+              <w:rPr>
+                <w:rFonts w:ascii="Times New Roman" w:hAnsi="Times New Roman" w:eastAsia="Times New Roman" w:cs="Times New Roman"/>
+                <w:b w:val="0"/>
+                <w:bCs w:val="0"/>
+                <w:i w:val="0"/>
+                <w:iCs w:val="0"/>
+                <w:strike w:val="0"/>
+                <w:dstrike w:val="0"/>
+                <w:color w:val="auto"/>
+                <w:sz w:val="24"/>
+                <w:szCs w:val="24"/>
+                <w:u w:val="none"/>
+                <w:lang w:val="en-US"/>
+              </w:rPr>
+            </w:pPr>
+            <w:r>
+              <w:rPr>
+                <w:rFonts w:ascii="Times New Roman" w:hAnsi="Times New Roman" w:eastAsia="Times New Roman" w:cs="Times New Roman"/>
+                <w:b w:val="0"/>
+                <w:bCs w:val="0"/>
+                <w:i w:val="0"/>
+                <w:iCs w:val="0"/>
+                <w:strike w:val="0"/>
+                <w:dstrike w:val="0"/>
+                <w:color w:val="auto"/>
+                <w:sz w:val="24"/>
+                <w:szCs w:val="24"/>
+                <w:u w:val="none"/>
+                <w:lang w:val="en-US"/>
+              </w:rPr>
+              <w:t xml:space="preserve">Input security </w:t>
+            </w:r>
+            <w:r>
+              <w:rPr>
+                <w:rFonts w:ascii="Times New Roman" w:hAnsi="Times New Roman" w:eastAsia="Times New Roman" w:cs="Times New Roman"/>
+                <w:b w:val="0"/>
+                <w:bCs w:val="0"/>
+                <w:i w:val="0"/>
+                <w:iCs w:val="0"/>
+                <w:strike w:val="0"/>
+                <w:dstrike w:val="0"/>
+                <w:color w:val="auto"/>
+                <w:sz w:val="24"/>
+                <w:szCs w:val="24"/>
+                <w:u w:val="none"/>
+                <w:lang w:val="en-US"/>
+              </w:rPr>
+              <w:t xml:space="preserve"/>
+            </w:r>
+          </w:p>
+        </w:tc>
+        <w:tc>
+          <w:tcPr>
+            <w:tcW w:w="4380" w:type="dxa"/>
+            <w:tcMar/>
+            <w:vAlign w:val="center"/>
+          </w:tcPr>
+          <w:p>
+            <w:pPr>
+              <w:spacing w:before="0" w:beforeAutospacing="off" w:after="0" w:afterAutospacing="off"/>
+              <w:jc w:val="center"/>
+              <w:rPr>
+                <w:rFonts w:ascii="Times New Roman" w:hAnsi="Times New Roman" w:eastAsia="Times New Roman" w:cs="Times New Roman"/>
+                <w:b w:val="0"/>
+                <w:bCs w:val="0"/>
+                <w:i w:val="0"/>
+                <w:iCs w:val="0"/>
+                <w:strike w:val="0"/>
+                <w:dstrike w:val="0"/>
+                <w:color w:val="auto"/>
+                <w:sz w:val="24"/>
+                <w:szCs w:val="24"/>
+                <w:u w:val="none"/>
+                <w:lang w:val="en-US"/>
+              </w:rPr>
+            </w:pPr>
+            <w:r>
+              <w:rPr>
+                <w:rFonts w:ascii="Times New Roman" w:hAnsi="Times New Roman" w:eastAsia="Times New Roman" w:cs="Times New Roman"/>
+                <w:b w:val="0"/>
+                <w:bCs w:val="0"/>
+                <w:i w:val="0"/>
+                <w:iCs w:val="0"/>
+                <w:strike w:val="0"/>
+                <w:dstrike w:val="0"/>
+                <w:color w:val="auto"/>
+                <w:sz w:val="24"/>
+                <w:szCs w:val="24"/>
+                <w:u w:val="none"/>
+                <w:lang w:val="en-US"/>
+              </w:rPr>
+              <w:t xml:space="preserve">Chuẩn hóa Unicode, nhận diện ngôn ngữ, lọc PII, chặn ghi đè chỉ dẫn </w:t>
+            </w:r>
+          </w:p>
+        </w:tc>
+        <w:tc>
+          <w:tcPr>
+            <w:tcW w:w="1620" w:type="dxa"/>
+            <w:tcMar/>
+            <w:vAlign w:val="center"/>
+          </w:tcPr>
+          <w:p>
+            <w:pPr>
+              <w:pStyle w:val="Normal"/>
+              <w:jc w:val="center"/>
+            </w:pPr>
+            <w:r>
+              <w:rPr>
+                <w:rFonts w:ascii="Times New Roman" w:hAnsi="Times New Roman" w:eastAsia="Times New Roman" w:cs="Times New Roman"/>
+                <w:color w:val="000000" w:themeColor="text1" w:themeTint="FF" w:themeShade="FF"/>
+                <w:lang w:val="en-US"/>
+              </w:rPr>
+              <w:t>BR-06</w:t>
+            </w:r>
+          </w:p>
+        </w:tc>
+        <w:tc>
+          <w:tcPr>
+            <w:tcW w:w="1110" w:type="dxa"/>
+            <w:tcMar/>
+            <w:vAlign w:val="center"/>
+          </w:tcPr>
+          <w:p>
+            <w:pPr>
+              <w:spacing w:before="0" w:beforeAutospacing="off" w:after="0" w:afterAutospacing="off"/>
+            </w:pPr>
+            <w:r>
+              <w:rPr>
+                <w:rFonts w:ascii="Times New Roman" w:hAnsi="Times New Roman" w:eastAsia="Times New Roman" w:cs="Times New Roman"/>
+                <w:b w:val="0"/>
+                <w:bCs w:val="0"/>
+                <w:i w:val="0"/>
+                <w:iCs w:val="0"/>
+                <w:strike w:val="0"/>
+                <w:dstrike w:val="0"/>
+                <w:sz w:val="24"/>
+                <w:szCs w:val="24"/>
+                <w:u w:val="none"/>
+                <w:lang w:val="vi-VN"/>
+              </w:rPr>
+              <w:t xml:space="preserve">Must </w:t>
+            </w:r>
+          </w:p>
+        </w:tc>
+      </w:tr>
+      <w:tr>
+        <w:trPr>
+          <w:trHeight w:val="1044"/>
+        </w:trPr>
+        <w:tc>
+          <w:tcPr>
+            <w:tcW w:w="765" w:type="dxa"/>
+            <w:tcMar/>
+            <w:vAlign w:val="center"/>
+          </w:tcPr>
+          <w:p>
+            <w:pPr>
+              <w:pStyle w:val="Normal"/>
+              <w:jc w:val="center"/>
+            </w:pPr>
+            <w:r>
+              <w:rPr>
+                <w:rFonts w:ascii="Times New Roman" w:hAnsi="Times New Roman" w:eastAsia="Times New Roman" w:cs="Times New Roman"/>
+                <w:color w:val="000000" w:themeColor="text1" w:themeTint="FF" w:themeShade="FF"/>
+              </w:rPr>
+              <w:t>11</w:t>
+            </w:r>
+          </w:p>
+        </w:tc>
+        <w:tc>
+          <w:tcPr>
+            <w:tcW w:w="1410" w:type="dxa"/>
+            <w:tcMar/>
+            <w:vAlign w:val="center"/>
+          </w:tcPr>
+          <w:p>
+            <w:pPr>
+              <w:spacing w:before="0" w:beforeAutospacing="off" w:after="0" w:afterAutospacing="off"/>
+              <w:jc w:val="center"/>
               <w:rPr>
                 <w:rFonts w:ascii="Times New Roman" w:hAnsi="Times New Roman" w:eastAsia="Times New Roman" w:cs="Times New Roman"/>
                 <w:b w:val="0"/>
@@ -8228,138 +8998,8 @@
                 <w:u w:val="none"/>
                 <w:lang w:val="vi-VN"/>
               </w:rPr>
-              <w:t>Lớp 3 – Document security</w:t>
-            </w:r>
-          </w:p>
-        </w:tc>
-        <w:tc>
-          <w:tcPr>
-            <w:tcW w:w="4380" w:type="dxa"/>
-            <w:tcMar/>
-            <w:vAlign w:val="center"/>
-          </w:tcPr>
-          <w:p>
-            <w:pPr>
-              <w:spacing w:before="0" w:beforeAutospacing="off" w:after="0" w:afterAutospacing="off"/>
-              <w:jc w:val="center"/>
-              <w:rPr>
-                <w:rFonts w:ascii="Times New Roman" w:hAnsi="Times New Roman" w:eastAsia="Times New Roman" w:cs="Times New Roman"/>
-                <w:b w:val="0"/>
-                <w:bCs w:val="0"/>
-                <w:i w:val="0"/>
-                <w:iCs w:val="0"/>
-                <w:strike w:val="0"/>
-                <w:dstrike w:val="0"/>
-                <w:color w:val="auto"/>
-                <w:sz w:val="24"/>
-                <w:szCs w:val="24"/>
-                <w:u w:val="none"/>
-                <w:lang w:val="en-US"/>
-              </w:rPr>
-            </w:pPr>
-            <w:r>
-              <w:rPr>
-                <w:rFonts w:ascii="Times New Roman" w:hAnsi="Times New Roman" w:eastAsia="Times New Roman" w:cs="Times New Roman"/>
-                <w:b w:val="0"/>
-                <w:bCs w:val="0"/>
-                <w:i w:val="0"/>
-                <w:iCs w:val="0"/>
-                <w:strike w:val="0"/>
-                <w:dstrike w:val="0"/>
-                <w:color w:val="auto"/>
-                <w:sz w:val="24"/>
-                <w:szCs w:val="24"/>
-                <w:u w:val="none"/>
-                <w:lang w:val="en-US"/>
-              </w:rPr>
-              <w:t>Quét mã độc, phát hiện nội dung ẩn trong PDF/Excel</w:t>
-            </w:r>
-          </w:p>
-        </w:tc>
-        <w:tc>
-          <w:tcPr>
-            <w:tcW w:w="1620" w:type="dxa"/>
-            <w:tcMar/>
-            <w:vAlign w:val="center"/>
-          </w:tcPr>
-          <w:p>
-            <w:pPr>
-              <w:pStyle w:val="Normal"/>
-              <w:jc w:val="center"/>
-            </w:pPr>
-            <w:r>
-              <w:rPr>
-                <w:rFonts w:ascii="Times New Roman" w:hAnsi="Times New Roman" w:eastAsia="Times New Roman" w:cs="Times New Roman"/>
-                <w:color w:val="000000" w:themeColor="text1" w:themeTint="FF" w:themeShade="FF"/>
-                <w:lang w:val="en-US"/>
-              </w:rPr>
-              <w:t>BR-03</w:t>
-            </w:r>
-          </w:p>
-        </w:tc>
-        <w:tc>
-          <w:tcPr>
-            <w:tcW w:w="1110" w:type="dxa"/>
-            <w:tcMar/>
-            <w:vAlign w:val="center"/>
-          </w:tcPr>
-          <w:p>
-            <w:pPr>
-              <w:spacing w:before="0" w:beforeAutospacing="off" w:after="0" w:afterAutospacing="off"/>
-            </w:pPr>
-            <w:r>
-              <w:rPr>
-                <w:rFonts w:ascii="Times New Roman" w:hAnsi="Times New Roman" w:eastAsia="Times New Roman" w:cs="Times New Roman"/>
-                <w:b w:val="0"/>
-                <w:bCs w:val="0"/>
-                <w:i w:val="0"/>
-                <w:iCs w:val="0"/>
-                <w:strike w:val="0"/>
-                <w:dstrike w:val="0"/>
-                <w:sz w:val="24"/>
-                <w:szCs w:val="24"/>
-                <w:u w:val="none"/>
-                <w:lang w:val="vi-VN"/>
-              </w:rPr>
-              <w:t>Must</w:t>
-            </w:r>
-          </w:p>
-        </w:tc>
-      </w:tr>
-      <w:tr>
-        <w:trPr>
-          <w:trHeight w:val="1044"/>
-        </w:trPr>
-        <w:tc>
-          <w:tcPr>
-            <w:tcW w:w="765" w:type="dxa"/>
-            <w:tcMar/>
-            <w:vAlign w:val="center"/>
-          </w:tcPr>
-          <w:p>
-            <w:pPr>
-              <w:pStyle w:val="Normal"/>
-              <w:jc w:val="center"/>
-            </w:pPr>
-            <w:r>
-              <w:rPr>
-                <w:rFonts w:ascii="Times New Roman" w:hAnsi="Times New Roman" w:eastAsia="Times New Roman" w:cs="Times New Roman"/>
-                <w:color w:val="000000" w:themeColor="text1" w:themeTint="FF" w:themeShade="FF"/>
-              </w:rPr>
-              <w:t>12</w:t>
-            </w:r>
-          </w:p>
-        </w:tc>
-        <w:tc>
-          <w:tcPr>
-            <w:tcW w:w="1410" w:type="dxa"/>
-            <w:tcMar/>
-            <w:vAlign w:val="center"/>
-          </w:tcPr>
-          <w:p>
-            <w:pPr>
-              <w:spacing w:before="0" w:beforeAutospacing="off" w:after="0" w:afterAutospacing="off"/>
-              <w:jc w:val="center"/>
+            </w:pPr>
+            <w:r>
               <w:rPr>
                 <w:rFonts w:ascii="Times New Roman" w:hAnsi="Times New Roman" w:eastAsia="Times New Roman" w:cs="Times New Roman"/>
                 <w:b w:val="0"/>
@@ -8374,7 +9014,8 @@
                 <w:u w:val="none"/>
                 <w:lang w:val="vi-VN"/>
               </w:rPr>
-            </w:pPr>
+              <w:t xml:space="preserve">Document security </w:t>
+            </w:r>
             <w:r>
               <w:rPr>
                 <w:rFonts w:ascii="Times New Roman" w:hAnsi="Times New Roman" w:eastAsia="Times New Roman" w:cs="Times New Roman"/>
@@ -8390,7 +9031,7 @@
                 <w:u w:val="none"/>
                 <w:lang w:val="vi-VN"/>
               </w:rPr>
-              <w:t>Lớp 4 – Permission-aware RAG</w:t>
+              <w:t xml:space="preserve"/>
             </w:r>
           </w:p>
         </w:tc>
@@ -8434,7 +9075,7 @@
                 <w:u w:val="none"/>
                 <w:lang w:val="en-US"/>
               </w:rPr>
-              <w:t>Lọc theo quyền, quản lý phiên bản tài liệu</w:t>
+              <w:t xml:space="preserve">Quét mã độc, phát hiện nội dung ẩn trong PDF/Excel </w:t>
             </w:r>
           </w:p>
         </w:tc>
@@ -8455,7 +9096,7 @@
                 <w:color w:val="000000" w:themeColor="text1" w:themeTint="FF" w:themeShade="FF"/>
                 <w:lang w:val="en-US"/>
               </w:rPr>
-              <w:t>BR-02, BR-04</w:t>
+              <w:t>BR-02</w:t>
             </w:r>
           </w:p>
         </w:tc>
@@ -8483,7 +9124,7 @@
                 <w:u w:val="none"/>
                 <w:lang w:val="vi-VN"/>
               </w:rPr>
-              <w:t>Must</w:t>
+              <w:t xml:space="preserve">Should </w:t>
             </w:r>
           </w:p>
         </w:tc>
@@ -8508,169 +9149,7 @@
                 <w:rFonts w:ascii="Times New Roman" w:hAnsi="Times New Roman" w:eastAsia="Times New Roman" w:cs="Times New Roman"/>
                 <w:color w:val="000000" w:themeColor="text1" w:themeTint="FF" w:themeShade="FF"/>
               </w:rPr>
-              <w:t>13</w:t>
-            </w:r>
-          </w:p>
-        </w:tc>
-        <w:tc>
-          <w:tcPr>
-            <w:tcW w:w="1410" w:type="dxa"/>
-            <w:tcMar/>
-            <w:vAlign w:val="center"/>
-          </w:tcPr>
-          <w:p>
-            <w:pPr>
-              <w:spacing w:before="0" w:beforeAutospacing="off" w:after="0" w:afterAutospacing="off"/>
-              <w:jc w:val="center"/>
-              <w:rPr>
-                <w:rFonts w:ascii="Times New Roman" w:hAnsi="Times New Roman" w:eastAsia="Times New Roman" w:cs="Times New Roman"/>
-                <w:b w:val="0"/>
-                <w:bCs w:val="0"/>
-                <w:i w:val="0"/>
-                <w:iCs w:val="0"/>
-                <w:strike w:val="0"/>
-                <w:dstrike w:val="0"/>
-                <w:color w:val="auto"/>
-                <w:sz w:val="24"/>
-                <w:szCs w:val="24"/>
-                <w:u w:val="none"/>
-                <w:lang w:val="en-US"/>
-              </w:rPr>
-            </w:pPr>
-            <w:r>
-              <w:rPr>
-                <w:rFonts w:ascii="Times New Roman" w:hAnsi="Times New Roman" w:eastAsia="Times New Roman" w:cs="Times New Roman"/>
-                <w:b w:val="0"/>
-                <w:bCs w:val="0"/>
-                <w:i w:val="0"/>
-                <w:iCs w:val="0"/>
-                <w:strike w:val="0"/>
-                <w:dstrike w:val="0"/>
-                <w:color w:val="auto"/>
-                <w:sz w:val="24"/>
-                <w:szCs w:val="24"/>
-                <w:u w:val="none"/>
-                <w:lang w:val="en-US"/>
-              </w:rPr>
-              <w:t>Lớp 5 – Output security</w:t>
-            </w:r>
-          </w:p>
-        </w:tc>
-        <w:tc>
-          <w:tcPr>
-            <w:tcW w:w="4380" w:type="dxa"/>
-            <w:tcMar/>
-            <w:vAlign w:val="center"/>
-          </w:tcPr>
-          <w:p>
-            <w:pPr>
-              <w:spacing w:before="0" w:beforeAutospacing="off" w:after="0" w:afterAutospacing="off"/>
-              <w:jc w:val="center"/>
-              <w:rPr>
-                <w:rFonts w:ascii="Times New Roman" w:hAnsi="Times New Roman" w:eastAsia="Times New Roman" w:cs="Times New Roman"/>
-                <w:b w:val="0"/>
-                <w:bCs w:val="0"/>
-                <w:i w:val="0"/>
-                <w:iCs w:val="0"/>
-                <w:strike w:val="0"/>
-                <w:dstrike w:val="0"/>
-                <w:color w:val="auto"/>
-                <w:sz w:val="24"/>
-                <w:szCs w:val="24"/>
-                <w:u w:val="none"/>
-                <w:lang w:val="en-US"/>
-              </w:rPr>
-            </w:pPr>
-            <w:r>
-              <w:rPr>
-                <w:rFonts w:ascii="Times New Roman" w:hAnsi="Times New Roman" w:eastAsia="Times New Roman" w:cs="Times New Roman"/>
-                <w:b w:val="0"/>
-                <w:bCs w:val="0"/>
-                <w:i w:val="0"/>
-                <w:iCs w:val="0"/>
-                <w:strike w:val="0"/>
-                <w:dstrike w:val="0"/>
-                <w:color w:val="auto"/>
-                <w:sz w:val="24"/>
-                <w:szCs w:val="24"/>
-                <w:u w:val="none"/>
-                <w:lang w:val="en-US"/>
-              </w:rPr>
-              <w:t>Chống hallucination, DLP, lưu vết</w:t>
-            </w:r>
-          </w:p>
-        </w:tc>
-        <w:tc>
-          <w:tcPr>
-            <w:tcW w:w="1620" w:type="dxa"/>
-            <w:tcMar/>
-            <w:vAlign w:val="center"/>
-          </w:tcPr>
-          <w:p>
-            <w:pPr>
-              <w:pStyle w:val="Normal"/>
-              <w:jc w:val="center"/>
-            </w:pPr>
-            <w:r>
-              <w:rPr>
-                <w:rFonts w:ascii="Times New Roman" w:hAnsi="Times New Roman" w:eastAsia="Times New Roman" w:cs="Times New Roman"/>
-                <w:color w:val="000000" w:themeColor="text1" w:themeTint="FF" w:themeShade="FF"/>
-                <w:lang w:val="en-US"/>
-              </w:rPr>
-              <w:t>BR-05, BR-06, BR-08</w:t>
-            </w:r>
-          </w:p>
-        </w:tc>
-        <w:tc>
-          <w:tcPr>
-            <w:tcW w:w="1110" w:type="dxa"/>
-            <w:tcMar/>
-            <w:vAlign w:val="center"/>
-          </w:tcPr>
-          <w:p>
-            <w:pPr>
-              <w:spacing w:before="0" w:beforeAutospacing="off" w:after="0" w:afterAutospacing="off"/>
-            </w:pPr>
-            <w:r>
-              <w:rPr>
-                <w:rFonts w:ascii="Times New Roman" w:hAnsi="Times New Roman" w:eastAsia="Times New Roman" w:cs="Times New Roman"/>
-                <w:b w:val="0"/>
-                <w:bCs w:val="0"/>
-                <w:i w:val="0"/>
-                <w:iCs w:val="0"/>
-                <w:strike w:val="0"/>
-                <w:dstrike w:val="0"/>
-                <w:sz w:val="24"/>
-                <w:szCs w:val="24"/>
-                <w:u w:val="none"/>
-                <w:lang w:val="vi-VN"/>
-              </w:rPr>
-              <w:t>Must</w:t>
-            </w:r>
-          </w:p>
-        </w:tc>
-      </w:tr>
-      <w:tr>
-        <w:trPr>
-          <w:trHeight w:val="1044"/>
-        </w:trPr>
-        <w:tc>
-          <w:tcPr>
-            <w:tcW w:w="765" w:type="dxa"/>
-            <w:tcMar/>
-            <w:vAlign w:val="center"/>
-          </w:tcPr>
-          <w:p>
-            <w:pPr>
-              <w:pStyle w:val="Normal"/>
-              <w:jc w:val="center"/>
-            </w:pPr>
-            <w:r>
-              <w:rPr>
-                <w:rFonts w:ascii="Times New Roman" w:hAnsi="Times New Roman" w:eastAsia="Times New Roman" w:cs="Times New Roman"/>
-                <w:color w:val="000000" w:themeColor="text1" w:themeTint="FF" w:themeShade="FF"/>
-              </w:rPr>
-              <w:t>14</w:t>
+              <w:t>12</w:t>
             </w:r>
           </w:p>
         </w:tc>
@@ -8714,20 +9193,9 @@
                 <w:u w:val="none"/>
                 <w:lang w:val="vi-VN"/>
               </w:rPr>
-              <w:t>Metadata quyền trên vector DB</w:t>
-            </w:r>
-          </w:p>
-        </w:tc>
-        <w:tc>
-          <w:tcPr>
-            <w:tcW w:w="4380" w:type="dxa"/>
-            <w:tcMar/>
-            <w:vAlign w:val="center"/>
-          </w:tcPr>
-          <w:p>
-            <w:pPr>
-              <w:spacing w:before="0" w:beforeAutospacing="off" w:after="0" w:afterAutospacing="off"/>
-              <w:jc w:val="center"/>
+              <w:t xml:space="preserve">Permission-aware RAG </w:t>
+            </w:r>
+            <w:r>
               <w:rPr>
                 <w:rFonts w:ascii="Times New Roman" w:hAnsi="Times New Roman" w:eastAsia="Times New Roman" w:cs="Times New Roman"/>
                 <w:b w:val="0"/>
@@ -8740,10 +9208,22 @@
                 <w:sz w:val="24"/>
                 <w:szCs w:val="24"/>
                 <w:u w:val="none"/>
-                <w:lang w:val="en-US"/>
-              </w:rPr>
-            </w:pPr>
-            <w:r>
+                <w:lang w:val="vi-VN"/>
+              </w:rPr>
+              <w:t xml:space="preserve"/>
+            </w:r>
+          </w:p>
+        </w:tc>
+        <w:tc>
+          <w:tcPr>
+            <w:tcW w:w="4380" w:type="dxa"/>
+            <w:tcMar/>
+            <w:vAlign w:val="center"/>
+          </w:tcPr>
+          <w:p>
+            <w:pPr>
+              <w:spacing w:before="0" w:beforeAutospacing="off" w:after="0" w:afterAutospacing="off"/>
+              <w:jc w:val="center"/>
               <w:rPr>
                 <w:rFonts w:ascii="Times New Roman" w:hAnsi="Times New Roman" w:eastAsia="Times New Roman" w:cs="Times New Roman"/>
                 <w:b w:val="0"/>
@@ -8758,99 +9238,8 @@
                 <w:u w:val="none"/>
                 <w:lang w:val="en-US"/>
               </w:rPr>
-              <w:t>Thay bằng bản chép quyền + RLS + kiểm tra trực tiếp SharePoint</w:t>
-            </w:r>
-          </w:p>
-        </w:tc>
-        <w:tc>
-          <w:tcPr>
-            <w:tcW w:w="1620" w:type="dxa"/>
-            <w:tcMar/>
-            <w:vAlign w:val="center"/>
-          </w:tcPr>
-          <w:p>
-            <w:pPr>
-              <w:pStyle w:val="Normal"/>
-              <w:spacing w:before="0" w:beforeAutospacing="off" w:after="0" w:afterAutospacing="off"/>
-            </w:pPr>
-            <w:r>
-              <w:rPr>
-                <w:rFonts w:ascii="Times New Roman" w:hAnsi="Times New Roman" w:eastAsia="Times New Roman" w:cs="Times New Roman"/>
-                <w:color w:val="000000" w:themeColor="text1" w:themeTint="FF" w:themeShade="FF"/>
-                <w:lang w:val="en-US"/>
-              </w:rPr>
-              <w:t>BR-02, BR-04</w:t>
-            </w:r>
-          </w:p>
-        </w:tc>
-        <w:tc>
-          <w:tcPr>
-            <w:tcW w:w="1110" w:type="dxa"/>
-            <w:tcMar/>
-            <w:vAlign w:val="center"/>
-          </w:tcPr>
-          <w:p>
-            <w:pPr>
-              <w:pStyle w:val="Normal"/>
-              <w:spacing w:before="0" w:beforeAutospacing="off" w:after="0" w:afterAutospacing="off"/>
-            </w:pPr>
-            <w:r>
-              <w:rPr>
-                <w:rFonts w:ascii="Times New Roman" w:hAnsi="Times New Roman" w:eastAsia="Times New Roman" w:cs="Times New Roman"/>
-                <w:b w:val="0"/>
-                <w:bCs w:val="0"/>
-                <w:i w:val="0"/>
-                <w:iCs w:val="0"/>
-                <w:caps w:val="0"/>
-                <w:smallCaps w:val="0"/>
-                <w:strike w:val="0"/>
-                <w:dstrike w:val="0"/>
-                <w:noProof w:val="0"/>
-                <w:color w:val="000000" w:themeColor="text1" w:themeTint="FF" w:themeShade="FF"/>
-                <w:sz w:val="24"/>
-                <w:szCs w:val="24"/>
-                <w:u w:val="none"/>
-                <w:lang w:val="vi-VN"/>
-              </w:rPr>
-              <w:t>Must</w:t>
-            </w:r>
-          </w:p>
-        </w:tc>
-      </w:tr>
-      <w:tr>
-        <w:trPr>
-          <w:trHeight w:val="1044"/>
-        </w:trPr>
-        <w:tc>
-          <w:tcPr>
-            <w:tcW w:w="765" w:type="dxa"/>
-            <w:tcMar/>
-            <w:vAlign w:val="center"/>
-          </w:tcPr>
-          <w:p>
-            <w:pPr>
-              <w:pStyle w:val="Normal"/>
-              <w:jc w:val="center"/>
-            </w:pPr>
-            <w:r>
-              <w:rPr>
-                <w:rFonts w:ascii="Times New Roman" w:hAnsi="Times New Roman" w:eastAsia="Times New Roman" w:cs="Times New Roman"/>
-                <w:color w:val="000000" w:themeColor="text1" w:themeTint="FF" w:themeShade="FF"/>
-              </w:rPr>
-              <w:t>15</w:t>
-            </w:r>
-          </w:p>
-        </w:tc>
-        <w:tc>
-          <w:tcPr>
-            <w:tcW w:w="1410" w:type="dxa"/>
-            <w:tcMar/>
-            <w:vAlign w:val="center"/>
-          </w:tcPr>
-          <w:p>
-            <w:pPr>
-              <w:spacing w:before="0" w:beforeAutospacing="off" w:after="0" w:afterAutospacing="off"/>
-              <w:jc w:val="center"/>
+            </w:pPr>
+            <w:r>
               <w:rPr>
                 <w:rFonts w:ascii="Times New Roman" w:hAnsi="Times New Roman" w:eastAsia="Times New Roman" w:cs="Times New Roman"/>
                 <w:b w:val="0"/>
@@ -8865,7 +9254,8 @@
                 <w:u w:val="none"/>
                 <w:lang w:val="en-US"/>
               </w:rPr>
-            </w:pPr>
+              <w:t xml:space="preserve">Lọc theo quyền, quản lý phiên bản tài liệu </w:t>
+            </w:r>
             <w:r>
               <w:rPr>
                 <w:rFonts w:ascii="Times New Roman" w:hAnsi="Times New Roman" w:eastAsia="Times New Roman" w:cs="Times New Roman"/>
@@ -8881,13 +9271,87 @@
                 <w:u w:val="none"/>
                 <w:lang w:val="en-US"/>
               </w:rPr>
-              <w:t>Tài liệu/quyền hết hạn</w:t>
-            </w:r>
-          </w:p>
-        </w:tc>
-        <w:tc>
-          <w:tcPr>
-            <w:tcW w:w="4380" w:type="dxa"/>
+              <w:t xml:space="preserve"/>
+            </w:r>
+          </w:p>
+        </w:tc>
+        <w:tc>
+          <w:tcPr>
+            <w:tcW w:w="1620" w:type="dxa"/>
+            <w:tcMar/>
+            <w:vAlign w:val="center"/>
+          </w:tcPr>
+          <w:p>
+            <w:pPr>
+              <w:pStyle w:val="Normal"/>
+              <w:jc w:val="center"/>
+            </w:pPr>
+            <w:r>
+              <w:rPr>
+                <w:rFonts w:ascii="Times New Roman" w:hAnsi="Times New Roman" w:eastAsia="Times New Roman" w:cs="Times New Roman"/>
+                <w:color w:val="000000" w:themeColor="text1" w:themeTint="FF" w:themeShade="FF"/>
+                <w:lang w:val="en-US"/>
+              </w:rPr>
+              <w:t>BR-03, BR-04</w:t>
+            </w:r>
+          </w:p>
+        </w:tc>
+        <w:tc>
+          <w:tcPr>
+            <w:tcW w:w="1110" w:type="dxa"/>
+            <w:tcMar/>
+            <w:vAlign w:val="center"/>
+          </w:tcPr>
+          <w:p>
+            <w:pPr>
+              <w:spacing w:before="0" w:beforeAutospacing="off" w:after="0" w:afterAutospacing="off"/>
+            </w:pPr>
+            <w:r>
+              <w:rPr>
+                <w:rFonts w:ascii="Times New Roman" w:hAnsi="Times New Roman" w:eastAsia="Times New Roman" w:cs="Times New Roman"/>
+                <w:b w:val="0"/>
+                <w:bCs w:val="0"/>
+                <w:i w:val="0"/>
+                <w:iCs w:val="0"/>
+                <w:strike w:val="0"/>
+                <w:dstrike w:val="0"/>
+                <w:sz w:val="24"/>
+                <w:szCs w:val="24"/>
+                <w:u w:val="none"/>
+                <w:lang w:val="vi-VN"/>
+              </w:rPr>
+              <w:t xml:space="preserve">Must </w:t>
+            </w:r>
+          </w:p>
+        </w:tc>
+      </w:tr>
+      <w:tr>
+        <w:trPr>
+          <w:trHeight w:val="1044"/>
+        </w:trPr>
+        <w:tc>
+          <w:tcPr>
+            <w:tcW w:w="765" w:type="dxa"/>
+            <w:tcMar/>
+            <w:vAlign w:val="center"/>
+          </w:tcPr>
+          <w:p>
+            <w:pPr>
+              <w:pStyle w:val="Normal"/>
+              <w:jc w:val="center"/>
+            </w:pPr>
+            <w:r>
+              <w:rPr>
+                <w:rFonts w:ascii="Times New Roman" w:hAnsi="Times New Roman" w:eastAsia="Times New Roman" w:cs="Times New Roman"/>
+                <w:color w:val="000000" w:themeColor="text1" w:themeTint="FF" w:themeShade="FF"/>
+              </w:rPr>
+              <w:t>13</w:t>
+            </w:r>
+          </w:p>
+        </w:tc>
+        <w:tc>
+          <w:tcPr>
+            <w:tcW w:w="1410" w:type="dxa"/>
             <w:tcMar/>
             <w:vAlign w:val="center"/>
           </w:tcPr>
@@ -8925,7 +9389,68 @@
                 <w:u w:val="none"/>
                 <w:lang w:val="en-US"/>
               </w:rPr>
-              <w:t>Quyền có hạn và access review hằng tháng</w:t>
+              <w:t xml:space="preserve">Output security </w:t>
+            </w:r>
+            <w:r>
+              <w:rPr>
+                <w:rFonts w:ascii="Times New Roman" w:hAnsi="Times New Roman" w:eastAsia="Times New Roman" w:cs="Times New Roman"/>
+                <w:b w:val="0"/>
+                <w:bCs w:val="0"/>
+                <w:i w:val="0"/>
+                <w:iCs w:val="0"/>
+                <w:strike w:val="0"/>
+                <w:dstrike w:val="0"/>
+                <w:color w:val="auto"/>
+                <w:sz w:val="24"/>
+                <w:szCs w:val="24"/>
+                <w:u w:val="none"/>
+                <w:lang w:val="en-US"/>
+              </w:rPr>
+              <w:t xml:space="preserve"/>
+            </w:r>
+          </w:p>
+        </w:tc>
+        <w:tc>
+          <w:tcPr>
+            <w:tcW w:w="4380" w:type="dxa"/>
+            <w:tcMar/>
+            <w:vAlign w:val="center"/>
+          </w:tcPr>
+          <w:p>
+            <w:pPr>
+              <w:spacing w:before="0" w:beforeAutospacing="off" w:after="0" w:afterAutospacing="off"/>
+              <w:jc w:val="center"/>
+              <w:rPr>
+                <w:rFonts w:ascii="Times New Roman" w:hAnsi="Times New Roman" w:eastAsia="Times New Roman" w:cs="Times New Roman"/>
+                <w:b w:val="0"/>
+                <w:bCs w:val="0"/>
+                <w:i w:val="0"/>
+                <w:iCs w:val="0"/>
+                <w:strike w:val="0"/>
+                <w:dstrike w:val="0"/>
+                <w:color w:val="auto"/>
+                <w:sz w:val="24"/>
+                <w:szCs w:val="24"/>
+                <w:u w:val="none"/>
+                <w:lang w:val="en-US"/>
+              </w:rPr>
+            </w:pPr>
+            <w:r>
+              <w:rPr>
+                <w:rFonts w:ascii="Times New Roman" w:hAnsi="Times New Roman" w:eastAsia="Times New Roman" w:cs="Times New Roman"/>
+                <w:b w:val="0"/>
+                <w:bCs w:val="0"/>
+                <w:i w:val="0"/>
+                <w:iCs w:val="0"/>
+                <w:strike w:val="0"/>
+                <w:dstrike w:val="0"/>
+                <w:color w:val="auto"/>
+                <w:sz w:val="24"/>
+                <w:szCs w:val="24"/>
+                <w:u w:val="none"/>
+                <w:lang w:val="en-US"/>
+              </w:rPr>
+              <w:t xml:space="preserve">Chống hallucination, che dữ liệu nhạy cảm (DLP) </w:t>
             </w:r>
           </w:p>
         </w:tc>
@@ -8946,7 +9471,7 @@
                 <w:color w:val="000000" w:themeColor="text1" w:themeTint="FF" w:themeShade="FF"/>
                 <w:lang w:val="en-US"/>
               </w:rPr>
-              <w:t>BR-02</w:t>
+              <w:t>BR-05, BR-06</w:t>
             </w:r>
           </w:p>
         </w:tc>
@@ -8974,7 +9499,7 @@
                 <w:u w:val="none"/>
                 <w:lang w:val="vi-VN"/>
               </w:rPr>
-              <w:t>Should</w:t>
+              <w:t xml:space="preserve">Must </w:t>
             </w:r>
           </w:p>
         </w:tc>
@@ -8999,7 +9524,7 @@
                 <w:rFonts w:ascii="Times New Roman" w:hAnsi="Times New Roman" w:eastAsia="Times New Roman" w:cs="Times New Roman"/>
                 <w:color w:val="000000" w:themeColor="text1" w:themeTint="FF" w:themeShade="FF"/>
               </w:rPr>
-              <w:t>16</w:t>
+              <w:t>14</w:t>
             </w:r>
           </w:p>
         </w:tc>
@@ -9013,37 +9538,6 @@
             <w:pPr>
               <w:spacing w:before="0" w:beforeAutospacing="off" w:after="0" w:afterAutospacing="off"/>
               <w:jc w:val="center"/>
-            </w:pPr>
-            <w:r>
-              <w:rPr>
-                <w:rFonts w:ascii="Times New Roman" w:hAnsi="Times New Roman" w:eastAsia="Times New Roman" w:cs="Times New Roman"/>
-                <w:b w:val="1"/>
-                <w:bCs w:val="1"/>
-                <w:i w:val="0"/>
-                <w:iCs w:val="0"/>
-                <w:strike w:val="0"/>
-                <w:dstrike w:val="0"/>
-                <w:sz w:val="24"/>
-                <w:szCs w:val="24"/>
-                <w:u w:val="none"/>
-                <w:lang w:val="en-US"/>
-              </w:rPr>
-              <w:t>Guardrail tự host</w:t>
-            </w:r>
-          </w:p>
-        </w:tc>
-        <w:tc>
-          <w:tcPr>
-            <w:tcW w:w="4380" w:type="dxa"/>
-            <w:tcMar/>
-            <w:vAlign w:val="center"/>
-          </w:tcPr>
-          <w:p>
-            <w:pPr>
-              <w:spacing w:before="0" w:beforeAutospacing="off" w:after="0" w:afterAutospacing="off"/>
-              <w:jc w:val="center"/>
-            </w:pPr>
-            <w:r>
               <w:rPr>
                 <w:rFonts w:ascii="Times New Roman" w:hAnsi="Times New Roman" w:eastAsia="Times New Roman" w:cs="Times New Roman"/>
                 <w:b w:val="0"/>
@@ -9052,18 +9546,183 @@
                 <w:iCs w:val="0"/>
                 <w:strike w:val="0"/>
                 <w:dstrike w:val="0"/>
+                <w:color w:val="auto"/>
                 <w:sz w:val="24"/>
                 <w:szCs w:val="24"/>
                 <w:u w:val="none"/>
-                <w:lang w:val="en-US"/>
-              </w:rPr>
-              <w:t>Bộ lọc tự xây trên bge-m3 (Prompt Guard 2 bị khóa, không có tiếng Việt)</w:t>
+                <w:lang w:val="vi-VN"/>
+              </w:rPr>
+            </w:pPr>
+            <w:r>
+              <w:rPr>
+                <w:rFonts w:ascii="Times New Roman" w:hAnsi="Times New Roman" w:eastAsia="Times New Roman" w:cs="Times New Roman"/>
+                <w:b w:val="0"/>
+                <w:bCs w:val="0"/>
+                <w:i w:val="0"/>
+                <w:iCs w:val="0"/>
+                <w:strike w:val="0"/>
+                <w:dstrike w:val="0"/>
+                <w:color w:val="auto"/>
+                <w:sz w:val="24"/>
+                <w:szCs w:val="24"/>
+                <w:u w:val="none"/>
+                <w:lang w:val="vi-VN"/>
+              </w:rPr>
+              <w:t xml:space="preserve">Metadata quyền </w:t>
+            </w:r>
+            <w:r>
+              <w:rPr>
+                <w:rFonts w:ascii="Times New Roman" w:hAnsi="Times New Roman" w:eastAsia="Times New Roman" w:cs="Times New Roman"/>
+                <w:b w:val="0"/>
+                <w:bCs w:val="0"/>
+                <w:i w:val="0"/>
+                <w:iCs w:val="0"/>
+                <w:strike w:val="0"/>
+                <w:dstrike w:val="0"/>
+                <w:color w:val="auto"/>
+                <w:sz w:val="24"/>
+                <w:szCs w:val="24"/>
+                <w:u w:val="none"/>
+                <w:lang w:val="vi-VN"/>
+              </w:rPr>
+              <w:t xml:space="preserve"/>
+            </w:r>
+          </w:p>
+        </w:tc>
+        <w:tc>
+          <w:tcPr>
+            <w:tcW w:w="4380" w:type="dxa"/>
+            <w:tcMar/>
+            <w:vAlign w:val="center"/>
+          </w:tcPr>
+          <w:p>
+            <w:pPr>
+              <w:spacing w:before="0" w:beforeAutospacing="off" w:after="0" w:afterAutospacing="off"/>
+              <w:jc w:val="center"/>
+              <w:rPr>
+                <w:rFonts w:ascii="Times New Roman" w:hAnsi="Times New Roman" w:eastAsia="Times New Roman" w:cs="Times New Roman"/>
+                <w:b w:val="0"/>
+                <w:bCs w:val="0"/>
+                <w:i w:val="0"/>
+                <w:iCs w:val="0"/>
+                <w:strike w:val="0"/>
+                <w:dstrike w:val="0"/>
+                <w:color w:val="auto"/>
+                <w:sz w:val="24"/>
+                <w:szCs w:val="24"/>
+                <w:u w:val="none"/>
+                <w:lang w:val="en-US"/>
+              </w:rPr>
+            </w:pPr>
+            <w:r>
+              <w:rPr>
+                <w:rFonts w:ascii="Times New Roman" w:hAnsi="Times New Roman" w:eastAsia="Times New Roman" w:cs="Times New Roman"/>
+                <w:b w:val="0"/>
+                <w:bCs w:val="0"/>
+                <w:i w:val="0"/>
+                <w:iCs w:val="0"/>
+                <w:strike w:val="0"/>
+                <w:dstrike w:val="0"/>
+                <w:color w:val="auto"/>
+                <w:sz w:val="24"/>
+                <w:szCs w:val="24"/>
+                <w:u w:val="none"/>
+                <w:lang w:val="en-US"/>
+              </w:rPr>
+              <w:t xml:space="preserve">Bản chép quyền + RLS + kiểm tra trực tiếp thay cho metadata trên vector DB </w:t>
             </w:r>
           </w:p>
         </w:tc>
         <w:tc>
           <w:tcPr>
             <w:tcW w:w="1620" w:type="dxa"/>
+            <w:tcMar/>
+            <w:vAlign w:val="center"/>
+          </w:tcPr>
+          <w:p>
+            <w:pPr>
+              <w:pStyle w:val="Normal"/>
+              <w:spacing w:before="0" w:beforeAutospacing="off" w:after="0" w:afterAutospacing="off"/>
+            </w:pPr>
+            <w:r>
+              <w:rPr>
+                <w:rFonts w:ascii="Times New Roman" w:hAnsi="Times New Roman" w:eastAsia="Times New Roman" w:cs="Times New Roman"/>
+                <w:color w:val="000000" w:themeColor="text1" w:themeTint="FF" w:themeShade="FF"/>
+                <w:lang w:val="en-US"/>
+              </w:rPr>
+              <w:t>BR-03</w:t>
+            </w:r>
+            <w:r>
+              <w:rPr>
+                <w:rFonts w:ascii="Times New Roman" w:hAnsi="Times New Roman" w:eastAsia="Times New Roman" w:cs="Times New Roman"/>
+                <w:color w:val="000000" w:themeColor="text1" w:themeTint="FF" w:themeShade="FF"/>
+                <w:lang w:val="en-US"/>
+              </w:rPr>
+              <w:t/>
+            </w:r>
+            <w:r>
+              <w:rPr>
+                <w:rFonts w:ascii="Times New Roman" w:hAnsi="Times New Roman" w:eastAsia="Times New Roman" w:cs="Times New Roman"/>
+                <w:b w:val="0"/>
+                <w:bCs w:val="0"/>
+                <w:i w:val="0"/>
+                <w:iCs w:val="0"/>
+                <w:caps w:val="0"/>
+                <w:smallCaps w:val="0"/>
+                <w:strike w:val="0"/>
+                <w:dstrike w:val="0"/>
+                <w:noProof w:val="0"/>
+                <w:color w:val="000000" w:themeColor="text1" w:themeTint="FF" w:themeShade="FF"/>
+                <w:sz w:val="24"/>
+                <w:szCs w:val="24"/>
+                <w:u w:val="none"/>
+                <w:lang w:val="en-US"/>
+              </w:rPr>
+              <w:t xml:space="preserve"/>
+            </w:r>
+          </w:p>
+        </w:tc>
+        <w:tc>
+          <w:tcPr>
+            <w:tcW w:w="1110" w:type="dxa"/>
+            <w:tcMar/>
+            <w:vAlign w:val="center"/>
+          </w:tcPr>
+          <w:p>
+            <w:pPr>
+              <w:pStyle w:val="Normal"/>
+              <w:spacing w:before="0" w:beforeAutospacing="off" w:after="0" w:afterAutospacing="off"/>
+            </w:pPr>
+            <w:r>
+              <w:rPr>
+                <w:rFonts w:ascii="Times New Roman" w:hAnsi="Times New Roman" w:eastAsia="Times New Roman" w:cs="Times New Roman"/>
+                <w:b w:val="0"/>
+                <w:bCs w:val="0"/>
+                <w:i w:val="0"/>
+                <w:iCs w:val="0"/>
+                <w:caps w:val="0"/>
+                <w:smallCaps w:val="0"/>
+                <w:strike w:val="0"/>
+                <w:dstrike w:val="0"/>
+                <w:noProof w:val="0"/>
+                <w:color w:val="000000" w:themeColor="text1" w:themeTint="FF" w:themeShade="FF"/>
+                <w:sz w:val="24"/>
+                <w:szCs w:val="24"/>
+                <w:u w:val="none"/>
+                <w:lang w:val="vi-VN"/>
+              </w:rPr>
+              <w:t xml:space="preserve">Must </w:t>
+            </w:r>
+          </w:p>
+        </w:tc>
+      </w:tr>
+      <w:tr>
+        <w:trPr>
+          <w:trHeight w:val="1044"/>
+        </w:trPr>
+        <w:tc>
+          <w:tcPr>
+            <w:tcW w:w="765" w:type="dxa"/>
             <w:tcMar/>
             <w:vAlign w:val="center"/>
           </w:tcPr>
@@ -9076,9 +9735,134 @@
               <w:rPr>
                 <w:rFonts w:ascii="Times New Roman" w:hAnsi="Times New Roman" w:eastAsia="Times New Roman" w:cs="Times New Roman"/>
                 <w:color w:val="000000" w:themeColor="text1" w:themeTint="FF" w:themeShade="FF"/>
-                <w:lang w:val="en-US"/>
-              </w:rPr>
-              <w:t>BR-06</w:t>
+              </w:rPr>
+              <w:t>15</w:t>
+            </w:r>
+          </w:p>
+        </w:tc>
+        <w:tc>
+          <w:tcPr>
+            <w:tcW w:w="1410" w:type="dxa"/>
+            <w:tcMar/>
+            <w:vAlign w:val="center"/>
+          </w:tcPr>
+          <w:p>
+            <w:pPr>
+              <w:spacing w:before="0" w:beforeAutospacing="off" w:after="0" w:afterAutospacing="off"/>
+              <w:jc w:val="center"/>
+              <w:rPr>
+                <w:rFonts w:ascii="Times New Roman" w:hAnsi="Times New Roman" w:eastAsia="Times New Roman" w:cs="Times New Roman"/>
+                <w:b w:val="0"/>
+                <w:bCs w:val="0"/>
+                <w:i w:val="0"/>
+                <w:iCs w:val="0"/>
+                <w:strike w:val="0"/>
+                <w:dstrike w:val="0"/>
+                <w:color w:val="auto"/>
+                <w:sz w:val="24"/>
+                <w:szCs w:val="24"/>
+                <w:u w:val="none"/>
+                <w:lang w:val="en-US"/>
+              </w:rPr>
+            </w:pPr>
+            <w:r>
+              <w:rPr>
+                <w:rFonts w:ascii="Times New Roman" w:hAnsi="Times New Roman" w:eastAsia="Times New Roman" w:cs="Times New Roman"/>
+                <w:b w:val="0"/>
+                <w:bCs w:val="0"/>
+                <w:i w:val="0"/>
+                <w:iCs w:val="0"/>
+                <w:strike w:val="0"/>
+                <w:dstrike w:val="0"/>
+                <w:color w:val="auto"/>
+                <w:sz w:val="24"/>
+                <w:szCs w:val="24"/>
+                <w:u w:val="none"/>
+                <w:lang w:val="en-US"/>
+              </w:rPr>
+              <w:t xml:space="preserve">Quyền hết hạn </w:t>
+            </w:r>
+            <w:r>
+              <w:rPr>
+                <w:rFonts w:ascii="Times New Roman" w:hAnsi="Times New Roman" w:eastAsia="Times New Roman" w:cs="Times New Roman"/>
+                <w:b w:val="0"/>
+                <w:bCs w:val="0"/>
+                <w:i w:val="0"/>
+                <w:iCs w:val="0"/>
+                <w:strike w:val="0"/>
+                <w:dstrike w:val="0"/>
+                <w:color w:val="auto"/>
+                <w:sz w:val="24"/>
+                <w:szCs w:val="24"/>
+                <w:u w:val="none"/>
+                <w:lang w:val="en-US"/>
+              </w:rPr>
+              <w:t xml:space="preserve"/>
+            </w:r>
+          </w:p>
+        </w:tc>
+        <w:tc>
+          <w:tcPr>
+            <w:tcW w:w="4380" w:type="dxa"/>
+            <w:tcMar/>
+            <w:vAlign w:val="center"/>
+          </w:tcPr>
+          <w:p>
+            <w:pPr>
+              <w:spacing w:before="0" w:beforeAutospacing="off" w:after="0" w:afterAutospacing="off"/>
+              <w:jc w:val="center"/>
+              <w:rPr>
+                <w:rFonts w:ascii="Times New Roman" w:hAnsi="Times New Roman" w:eastAsia="Times New Roman" w:cs="Times New Roman"/>
+                <w:b w:val="0"/>
+                <w:bCs w:val="0"/>
+                <w:i w:val="0"/>
+                <w:iCs w:val="0"/>
+                <w:strike w:val="0"/>
+                <w:dstrike w:val="0"/>
+                <w:color w:val="auto"/>
+                <w:sz w:val="24"/>
+                <w:szCs w:val="24"/>
+                <w:u w:val="none"/>
+                <w:lang w:val="en-US"/>
+              </w:rPr>
+            </w:pPr>
+            <w:r>
+              <w:rPr>
+                <w:rFonts w:ascii="Times New Roman" w:hAnsi="Times New Roman" w:eastAsia="Times New Roman" w:cs="Times New Roman"/>
+                <w:b w:val="0"/>
+                <w:bCs w:val="0"/>
+                <w:i w:val="0"/>
+                <w:iCs w:val="0"/>
+                <w:strike w:val="0"/>
+                <w:dstrike w:val="0"/>
+                <w:color w:val="auto"/>
+                <w:sz w:val="24"/>
+                <w:szCs w:val="24"/>
+                <w:u w:val="none"/>
+                <w:lang w:val="en-US"/>
+              </w:rPr>
+              <w:t xml:space="preserve">Quyền có hạn và access review hằng tháng </w:t>
+            </w:r>
+          </w:p>
+        </w:tc>
+        <w:tc>
+          <w:tcPr>
+            <w:tcW w:w="1620" w:type="dxa"/>
+            <w:tcMar/>
+            <w:vAlign w:val="center"/>
+          </w:tcPr>
+          <w:p>
+            <w:pPr>
+              <w:pStyle w:val="Normal"/>
+              <w:jc w:val="center"/>
+            </w:pPr>
+            <w:r>
+              <w:rPr>
+                <w:rFonts w:ascii="Times New Roman" w:hAnsi="Times New Roman" w:eastAsia="Times New Roman" w:cs="Times New Roman"/>
+                <w:color w:val="000000" w:themeColor="text1" w:themeTint="FF" w:themeShade="FF"/>
+                <w:lang w:val="en-US"/>
+              </w:rPr>
+              <w:t>BR-03</w:t>
             </w:r>
           </w:p>
         </w:tc>
@@ -9106,7 +9890,7 @@
                 <w:u w:val="none"/>
                 <w:lang w:val="vi-VN"/>
               </w:rPr>
-              <w:t>Must</w:t>
+              <w:t xml:space="preserve">Pending Decision</w:t>
             </w:r>
           </w:p>
         </w:tc>
@@ -9131,7 +9915,7 @@
                 <w:rFonts w:ascii="Times New Roman" w:hAnsi="Times New Roman" w:eastAsia="Times New Roman" w:cs="Times New Roman"/>
                 <w:color w:val="000000" w:themeColor="text1" w:themeTint="FF" w:themeShade="FF"/>
               </w:rPr>
-              <w:t>17</w:t>
+              <w:t>16</w:t>
             </w:r>
           </w:p>
         </w:tc>
@@ -9160,21 +9944,8 @@
                 <w:u w:val="none"/>
                 <w:lang w:val="en-US"/>
               </w:rPr>
-              <w:t>Red-team đa ngôn ngữ</w:t>
-            </w:r>
-          </w:p>
-        </w:tc>
-        <w:tc>
-          <w:tcPr>
-            <w:tcW w:w="4380" w:type="dxa"/>
-            <w:tcMar/>
-            <w:vAlign w:val="center"/>
-          </w:tcPr>
-          <w:p>
-            <w:pPr>
-              <w:spacing w:before="0" w:beforeAutospacing="off" w:after="0" w:afterAutospacing="off"/>
-              <w:jc w:val="center"/>
-            </w:pPr>
+              <w:t xml:space="preserve">Guardrail tự host </w:t>
+            </w:r>
             <w:r>
               <w:rPr>
                 <w:rFonts w:ascii="Times New Roman" w:hAnsi="Times New Roman" w:eastAsia="Times New Roman" w:cs="Times New Roman"/>
@@ -9189,7 +9960,36 @@
                 <w:u w:val="none"/>
                 <w:lang w:val="en-US"/>
               </w:rPr>
-              <w:t>Bộ tấn công giữ riêng ≥ 300 câu + câu bẫy hợp lệ</w:t>
+              <w:t xml:space="preserve"/>
+            </w:r>
+          </w:p>
+        </w:tc>
+        <w:tc>
+          <w:tcPr>
+            <w:tcW w:w="4380" w:type="dxa"/>
+            <w:tcMar/>
+            <w:vAlign w:val="center"/>
+          </w:tcPr>
+          <w:p>
+            <w:pPr>
+              <w:spacing w:before="0" w:beforeAutospacing="off" w:after="0" w:afterAutospacing="off"/>
+              <w:jc w:val="center"/>
+            </w:pPr>
+            <w:r>
+              <w:rPr>
+                <w:rFonts w:ascii="Times New Roman" w:hAnsi="Times New Roman" w:eastAsia="Times New Roman" w:cs="Times New Roman"/>
+                <w:b w:val="0"/>
+                <w:bCs w:val="0"/>
+                <w:i w:val="0"/>
+                <w:iCs w:val="0"/>
+                <w:strike w:val="0"/>
+                <w:dstrike w:val="0"/>
+                <w:sz w:val="24"/>
+                <w:szCs w:val="24"/>
+                <w:u w:val="none"/>
+                <w:lang w:val="en-US"/>
+              </w:rPr>
+              <w:t xml:space="preserve">Bộ lọc tự xây chạy nội bộ (không phụ thuộc cloud vendor) </w:t>
             </w:r>
           </w:p>
         </w:tc>
@@ -9210,7 +10010,7 @@
                 <w:color w:val="000000" w:themeColor="text1" w:themeTint="FF" w:themeShade="FF"/>
                 <w:lang w:val="en-US"/>
               </w:rPr>
-              <w:t>BR-06, UAT-06</w:t>
+              <w:t>BR-06</w:t>
             </w:r>
           </w:p>
         </w:tc>
@@ -9238,7 +10038,155 @@
                 <w:u w:val="none"/>
                 <w:lang w:val="vi-VN"/>
               </w:rPr>
-              <w:t>Must</w:t>
+              <w:t xml:space="preserve">Must </w:t>
+            </w:r>
+          </w:p>
+        </w:tc>
+      </w:tr>
+      <w:tr>
+        <w:trPr>
+          <w:trHeight w:val="1044"/>
+        </w:trPr>
+        <w:tc>
+          <w:tcPr>
+            <w:tcW w:w="765" w:type="dxa"/>
+            <w:tcMar/>
+            <w:vAlign w:val="center"/>
+          </w:tcPr>
+          <w:p>
+            <w:pPr>
+              <w:pStyle w:val="Normal"/>
+              <w:jc w:val="center"/>
+            </w:pPr>
+            <w:r>
+              <w:rPr>
+                <w:rFonts w:ascii="Times New Roman" w:hAnsi="Times New Roman" w:eastAsia="Times New Roman" w:cs="Times New Roman"/>
+                <w:color w:val="000000" w:themeColor="text1" w:themeTint="FF" w:themeShade="FF"/>
+              </w:rPr>
+              <w:t>17</w:t>
+            </w:r>
+          </w:p>
+        </w:tc>
+        <w:tc>
+          <w:tcPr>
+            <w:tcW w:w="1410" w:type="dxa"/>
+            <w:tcMar/>
+            <w:vAlign w:val="center"/>
+          </w:tcPr>
+          <w:p>
+            <w:pPr>
+              <w:spacing w:before="0" w:beforeAutospacing="off" w:after="0" w:afterAutospacing="off"/>
+              <w:jc w:val="center"/>
+            </w:pPr>
+            <w:r>
+              <w:rPr>
+                <w:rFonts w:ascii="Times New Roman" w:hAnsi="Times New Roman" w:eastAsia="Times New Roman" w:cs="Times New Roman"/>
+                <w:b w:val="1"/>
+                <w:bCs w:val="1"/>
+                <w:i w:val="0"/>
+                <w:iCs w:val="0"/>
+                <w:strike w:val="0"/>
+                <w:dstrike w:val="0"/>
+                <w:sz w:val="24"/>
+                <w:szCs w:val="24"/>
+                <w:u w:val="none"/>
+                <w:lang w:val="en-US"/>
+              </w:rPr>
+              <w:t xml:space="preserve">Red-team đa ngôn ngữ </w:t>
+            </w:r>
+            <w:r>
+              <w:rPr>
+                <w:rFonts w:ascii="Times New Roman" w:hAnsi="Times New Roman" w:eastAsia="Times New Roman" w:cs="Times New Roman"/>
+                <w:b w:val="0"/>
+                <w:bCs w:val="0"/>
+                <w:i w:val="0"/>
+                <w:iCs w:val="0"/>
+                <w:strike w:val="0"/>
+                <w:dstrike w:val="0"/>
+                <w:sz w:val="24"/>
+                <w:szCs w:val="24"/>
+                <w:u w:val="none"/>
+                <w:lang w:val="en-US"/>
+              </w:rPr>
+              <w:t xml:space="preserve"/>
+            </w:r>
+          </w:p>
+        </w:tc>
+        <w:tc>
+          <w:tcPr>
+            <w:tcW w:w="4380" w:type="dxa"/>
+            <w:tcMar/>
+            <w:vAlign w:val="center"/>
+          </w:tcPr>
+          <w:p>
+            <w:pPr>
+              <w:spacing w:before="0" w:beforeAutospacing="off" w:after="0" w:afterAutospacing="off"/>
+              <w:jc w:val="center"/>
+            </w:pPr>
+            <w:r>
+              <w:rPr>
+                <w:rFonts w:ascii="Times New Roman" w:hAnsi="Times New Roman" w:eastAsia="Times New Roman" w:cs="Times New Roman"/>
+                <w:b w:val="0"/>
+                <w:bCs w:val="0"/>
+                <w:i w:val="0"/>
+                <w:iCs w:val="0"/>
+                <w:strike w:val="0"/>
+                <w:dstrike w:val="0"/>
+                <w:sz w:val="24"/>
+                <w:szCs w:val="24"/>
+                <w:u w:val="none"/>
+                <w:lang w:val="en-US"/>
+              </w:rPr>
+              <w:t xml:space="preserve">Bộ tấn công giữ riêng ≥ 300 câu + câu hỏi hợp lệ để đo chặn nhầm </w:t>
+            </w:r>
+          </w:p>
+        </w:tc>
+        <w:tc>
+          <w:tcPr>
+            <w:tcW w:w="1620" w:type="dxa"/>
+            <w:tcMar/>
+            <w:vAlign w:val="center"/>
+          </w:tcPr>
+          <w:p>
+            <w:pPr>
+              <w:pStyle w:val="Normal"/>
+              <w:jc w:val="center"/>
+            </w:pPr>
+            <w:r>
+              <w:rPr>
+                <w:rFonts w:ascii="Times New Roman" w:hAnsi="Times New Roman" w:eastAsia="Times New Roman" w:cs="Times New Roman"/>
+                <w:color w:val="000000" w:themeColor="text1" w:themeTint="FF" w:themeShade="FF"/>
+                <w:lang w:val="en-US"/>
+              </w:rPr>
+              <w:t>BR-06</w:t>
+            </w:r>
+          </w:p>
+        </w:tc>
+        <w:tc>
+          <w:tcPr>
+            <w:tcW w:w="1110" w:type="dxa"/>
+            <w:tcMar/>
+            <w:vAlign w:val="center"/>
+          </w:tcPr>
+          <w:p>
+            <w:pPr>
+              <w:spacing w:before="0" w:beforeAutospacing="off" w:after="0" w:afterAutospacing="off"/>
+            </w:pPr>
+            <w:r>
+              <w:rPr>
+                <w:rFonts w:ascii="Times New Roman" w:hAnsi="Times New Roman" w:eastAsia="Times New Roman" w:cs="Times New Roman"/>
+                <w:b w:val="0"/>
+                <w:bCs w:val="0"/>
+                <w:i w:val="0"/>
+                <w:iCs w:val="0"/>
+                <w:strike w:val="0"/>
+                <w:dstrike w:val="0"/>
+                <w:sz w:val="24"/>
+                <w:szCs w:val="24"/>
+                <w:u w:val="none"/>
+                <w:lang w:val="vi-VN"/>
+              </w:rPr>
+              <w:t xml:space="preserve">Must </w:t>
             </w:r>
           </w:p>
         </w:tc>
@@ -9292,70 +10240,8 @@
                 <w:u w:val="none"/>
                 <w:lang w:val="vi-VN"/>
               </w:rPr>
-              <w:t>Prompt có thẻ &lt;untrusted_document&gt;</w:t>
-            </w:r>
-          </w:p>
-        </w:tc>
-        <w:tc>
-          <w:tcPr>
-            <w:tcW w:w="4380" w:type="dxa"/>
-            <w:tcMar/>
-            <w:vAlign w:val="center"/>
-          </w:tcPr>
-          <w:p>
-            <w:pPr>
-              <w:spacing w:before="0" w:beforeAutospacing="off" w:after="0" w:afterAutospacing="off"/>
-              <w:jc w:val="center"/>
-            </w:pPr>
-            <w:r>
-              <w:rPr>
-                <w:rFonts w:ascii="Times New Roman" w:hAnsi="Times New Roman" w:eastAsia="Times New Roman" w:cs="Times New Roman"/>
-                <w:b w:val="0"/>
-                <w:bCs w:val="0"/>
-                <w:i w:val="0"/>
-                <w:iCs w:val="0"/>
-                <w:strike w:val="0"/>
-                <w:dstrike w:val="0"/>
-                <w:sz w:val="24"/>
-                <w:szCs w:val="24"/>
-                <w:u w:val="none"/>
-                <w:lang w:val="en-US"/>
-              </w:rPr>
-              <w:t>Đóng gói tài liệu với ranh giới ngẫu nhiên mỗi lần hỏi</w:t>
-            </w:r>
-          </w:p>
-        </w:tc>
-        <w:tc>
-          <w:tcPr>
-            <w:tcW w:w="1620" w:type="dxa"/>
-            <w:tcMar/>
-            <w:vAlign w:val="center"/>
-          </w:tcPr>
-          <w:p>
-            <w:pPr>
-              <w:pStyle w:val="Normal"/>
-              <w:jc w:val="center"/>
-            </w:pPr>
-            <w:r>
-              <w:rPr>
-                <w:rFonts w:ascii="Times New Roman" w:hAnsi="Times New Roman" w:eastAsia="Times New Roman" w:cs="Times New Roman"/>
-                <w:color w:val="000000" w:themeColor="text1" w:themeTint="FF" w:themeShade="FF"/>
-                <w:lang w:val="en-US"/>
-              </w:rPr>
-              <w:t>BR-06</w:t>
-            </w:r>
-          </w:p>
-        </w:tc>
-        <w:tc>
-          <w:tcPr>
-            <w:tcW w:w="1110" w:type="dxa"/>
-            <w:tcMar/>
-            <w:vAlign w:val="center"/>
-          </w:tcPr>
-          <w:p>
-            <w:pPr>
-              <w:spacing w:before="0" w:beforeAutospacing="off" w:after="0" w:afterAutospacing="off"/>
-            </w:pPr>
+              <w:t xml:space="preserve">Prompt an toàn </w:t>
+            </w:r>
             <w:r>
               <w:rPr>
                 <w:rFonts w:ascii="Times New Roman" w:hAnsi="Times New Roman" w:eastAsia="Times New Roman" w:cs="Times New Roman"/>
@@ -9370,7 +10256,85 @@
                 <w:u w:val="none"/>
                 <w:lang w:val="vi-VN"/>
               </w:rPr>
-              <w:t>Must</w:t>
+              <w:t xml:space="preserve"/>
+            </w:r>
+          </w:p>
+        </w:tc>
+        <w:tc>
+          <w:tcPr>
+            <w:tcW w:w="4380" w:type="dxa"/>
+            <w:tcMar/>
+            <w:vAlign w:val="center"/>
+          </w:tcPr>
+          <w:p>
+            <w:pPr>
+              <w:spacing w:before="0" w:beforeAutospacing="off" w:after="0" w:afterAutospacing="off"/>
+              <w:jc w:val="center"/>
+            </w:pPr>
+            <w:r>
+              <w:rPr>
+                <w:rFonts w:ascii="Times New Roman" w:hAnsi="Times New Roman" w:eastAsia="Times New Roman" w:cs="Times New Roman"/>
+                <w:b w:val="0"/>
+                <w:bCs w:val="0"/>
+                <w:i w:val="0"/>
+                <w:iCs w:val="0"/>
+                <w:strike w:val="0"/>
+                <w:dstrike w:val="0"/>
+                <w:sz w:val="24"/>
+                <w:szCs w:val="24"/>
+                <w:u w:val="none"/>
+                <w:lang w:val="en-US"/>
+              </w:rPr>
+              <w:t xml:space="preserve">Đóng gói tài liệu trong thẻ &lt;untrusted_document&gt; </w:t>
+            </w:r>
+          </w:p>
+        </w:tc>
+        <w:tc>
+          <w:tcPr>
+            <w:tcW w:w="1620" w:type="dxa"/>
+            <w:tcMar/>
+            <w:vAlign w:val="center"/>
+          </w:tcPr>
+          <w:p>
+            <w:pPr>
+              <w:pStyle w:val="Normal"/>
+              <w:jc w:val="center"/>
+            </w:pPr>
+            <w:r>
+              <w:rPr>
+                <w:rFonts w:ascii="Times New Roman" w:hAnsi="Times New Roman" w:eastAsia="Times New Roman" w:cs="Times New Roman"/>
+                <w:color w:val="000000" w:themeColor="text1" w:themeTint="FF" w:themeShade="FF"/>
+                <w:lang w:val="en-US"/>
+              </w:rPr>
+              <w:t>BR-06</w:t>
+            </w:r>
+          </w:p>
+        </w:tc>
+        <w:tc>
+          <w:tcPr>
+            <w:tcW w:w="1110" w:type="dxa"/>
+            <w:tcMar/>
+            <w:vAlign w:val="center"/>
+          </w:tcPr>
+          <w:p>
+            <w:pPr>
+              <w:spacing w:before="0" w:beforeAutospacing="off" w:after="0" w:afterAutospacing="off"/>
+            </w:pPr>
+            <w:r>
+              <w:rPr>
+                <w:rFonts w:ascii="Times New Roman" w:hAnsi="Times New Roman" w:eastAsia="Times New Roman" w:cs="Times New Roman"/>
+                <w:b w:val="0"/>
+                <w:bCs w:val="0"/>
+                <w:i w:val="0"/>
+                <w:iCs w:val="0"/>
+                <w:strike w:val="0"/>
+                <w:dstrike w:val="0"/>
+                <w:sz w:val="24"/>
+                <w:szCs w:val="24"/>
+                <w:u w:val="none"/>
+                <w:lang w:val="vi-VN"/>
+              </w:rPr>
+              <w:t xml:space="preserve">Must </w:t>
             </w:r>
           </w:p>
         </w:tc>
@@ -9424,70 +10388,8 @@
                 <w:u w:val="none"/>
                 <w:lang w:val="vi-VN"/>
               </w:rPr>
-              <w:t>Grounding</w:t>
-            </w:r>
-          </w:p>
-        </w:tc>
-        <w:tc>
-          <w:tcPr>
-            <w:tcW w:w="4380" w:type="dxa"/>
-            <w:tcMar/>
-            <w:vAlign w:val="center"/>
-          </w:tcPr>
-          <w:p>
-            <w:pPr>
-              <w:spacing w:before="0" w:beforeAutospacing="off" w:after="0" w:afterAutospacing="off"/>
-              <w:jc w:val="center"/>
-            </w:pPr>
-            <w:r>
-              <w:rPr>
-                <w:rFonts w:ascii="Times New Roman" w:hAnsi="Times New Roman" w:eastAsia="Times New Roman" w:cs="Times New Roman"/>
-                <w:b w:val="0"/>
-                <w:bCs w:val="0"/>
-                <w:i w:val="0"/>
-                <w:iCs w:val="0"/>
-                <w:strike w:val="0"/>
-                <w:dstrike w:val="0"/>
-                <w:sz w:val="24"/>
-                <w:szCs w:val="24"/>
-                <w:u w:val="none"/>
-                <w:lang w:val="en-US"/>
-              </w:rPr>
-              <w:t>Chỉ trả lời từ tài liệu; không có thì từ chối trung tính</w:t>
-            </w:r>
-          </w:p>
-        </w:tc>
-        <w:tc>
-          <w:tcPr>
-            <w:tcW w:w="1620" w:type="dxa"/>
-            <w:tcMar/>
-            <w:vAlign w:val="center"/>
-          </w:tcPr>
-          <w:p>
-            <w:pPr>
-              <w:pStyle w:val="Normal"/>
-              <w:jc w:val="center"/>
-            </w:pPr>
-            <w:r>
-              <w:rPr>
-                <w:rFonts w:ascii="Times New Roman" w:hAnsi="Times New Roman" w:eastAsia="Times New Roman" w:cs="Times New Roman"/>
-                <w:color w:val="000000" w:themeColor="text1" w:themeTint="FF" w:themeShade="FF"/>
-                <w:lang w:val="en-US"/>
-              </w:rPr>
-              <w:t>BR-05</w:t>
-            </w:r>
-          </w:p>
-        </w:tc>
-        <w:tc>
-          <w:tcPr>
-            <w:tcW w:w="1110" w:type="dxa"/>
-            <w:tcMar/>
-            <w:vAlign w:val="center"/>
-          </w:tcPr>
-          <w:p>
-            <w:pPr>
-              <w:spacing w:before="0" w:beforeAutospacing="off" w:after="0" w:afterAutospacing="off"/>
-            </w:pPr>
+              <w:t xml:space="preserve">Grounding </w:t>
+            </w:r>
             <w:r>
               <w:rPr>
                 <w:rFonts w:ascii="Times New Roman" w:hAnsi="Times New Roman" w:eastAsia="Times New Roman" w:cs="Times New Roman"/>
@@ -9502,7 +10404,85 @@
                 <w:u w:val="none"/>
                 <w:lang w:val="vi-VN"/>
               </w:rPr>
-              <w:t>Must</w:t>
+              <w:t xml:space="preserve"/>
+            </w:r>
+          </w:p>
+        </w:tc>
+        <w:tc>
+          <w:tcPr>
+            <w:tcW w:w="4380" w:type="dxa"/>
+            <w:tcMar/>
+            <w:vAlign w:val="center"/>
+          </w:tcPr>
+          <w:p>
+            <w:pPr>
+              <w:spacing w:before="0" w:beforeAutospacing="off" w:after="0" w:afterAutospacing="off"/>
+              <w:jc w:val="center"/>
+            </w:pPr>
+            <w:r>
+              <w:rPr>
+                <w:rFonts w:ascii="Times New Roman" w:hAnsi="Times New Roman" w:eastAsia="Times New Roman" w:cs="Times New Roman"/>
+                <w:b w:val="0"/>
+                <w:bCs w:val="0"/>
+                <w:i w:val="0"/>
+                <w:iCs w:val="0"/>
+                <w:strike w:val="0"/>
+                <w:dstrike w:val="0"/>
+                <w:sz w:val="24"/>
+                <w:szCs w:val="24"/>
+                <w:u w:val="none"/>
+                <w:lang w:val="en-US"/>
+              </w:rPr>
+              <w:t xml:space="preserve">Chỉ trả lời từ tài liệu; không có thì từ chối trung tính </w:t>
+            </w:r>
+          </w:p>
+        </w:tc>
+        <w:tc>
+          <w:tcPr>
+            <w:tcW w:w="1620" w:type="dxa"/>
+            <w:tcMar/>
+            <w:vAlign w:val="center"/>
+          </w:tcPr>
+          <w:p>
+            <w:pPr>
+              <w:pStyle w:val="Normal"/>
+              <w:jc w:val="center"/>
+            </w:pPr>
+            <w:r>
+              <w:rPr>
+                <w:rFonts w:ascii="Times New Roman" w:hAnsi="Times New Roman" w:eastAsia="Times New Roman" w:cs="Times New Roman"/>
+                <w:color w:val="000000" w:themeColor="text1" w:themeTint="FF" w:themeShade="FF"/>
+                <w:lang w:val="en-US"/>
+              </w:rPr>
+              <w:t>BR-05</w:t>
+            </w:r>
+          </w:p>
+        </w:tc>
+        <w:tc>
+          <w:tcPr>
+            <w:tcW w:w="1110" w:type="dxa"/>
+            <w:tcMar/>
+            <w:vAlign w:val="center"/>
+          </w:tcPr>
+          <w:p>
+            <w:pPr>
+              <w:spacing w:before="0" w:beforeAutospacing="off" w:after="0" w:afterAutospacing="off"/>
+            </w:pPr>
+            <w:r>
+              <w:rPr>
+                <w:rFonts w:ascii="Times New Roman" w:hAnsi="Times New Roman" w:eastAsia="Times New Roman" w:cs="Times New Roman"/>
+                <w:b w:val="0"/>
+                <w:bCs w:val="0"/>
+                <w:i w:val="0"/>
+                <w:iCs w:val="0"/>
+                <w:strike w:val="0"/>
+                <w:dstrike w:val="0"/>
+                <w:sz w:val="24"/>
+                <w:szCs w:val="24"/>
+                <w:u w:val="none"/>
+                <w:lang w:val="vi-VN"/>
+              </w:rPr>
+              <w:t xml:space="preserve">Should </w:t>
             </w:r>
           </w:p>
         </w:tc>
@@ -9556,70 +10536,8 @@
                 <w:u w:val="none"/>
                 <w:lang w:val="vi-VN"/>
               </w:rPr>
-              <w:t>OCR PDF scan</w:t>
-            </w:r>
-          </w:p>
-        </w:tc>
-        <w:tc>
-          <w:tcPr>
-            <w:tcW w:w="4380" w:type="dxa"/>
-            <w:tcMar/>
-            <w:vAlign w:val="center"/>
-          </w:tcPr>
-          <w:p>
-            <w:pPr>
-              <w:spacing w:before="0" w:beforeAutospacing="off" w:after="0" w:afterAutospacing="off"/>
-              <w:jc w:val="center"/>
-            </w:pPr>
-            <w:r>
-              <w:rPr>
-                <w:rFonts w:ascii="Times New Roman" w:hAnsi="Times New Roman" w:eastAsia="Times New Roman" w:cs="Times New Roman"/>
-                <w:b w:val="0"/>
-                <w:bCs w:val="0"/>
-                <w:i w:val="0"/>
-                <w:iCs w:val="0"/>
-                <w:strike w:val="0"/>
-                <w:dstrike w:val="0"/>
-                <w:sz w:val="24"/>
-                <w:szCs w:val="24"/>
-                <w:u w:val="none"/>
-                <w:lang w:val="en-US"/>
-              </w:rPr>
-              <w:t>PaddleOCR-VL + làm sạch trang (thay Tesseract/Textract)</w:t>
-            </w:r>
-          </w:p>
-        </w:tc>
-        <w:tc>
-          <w:tcPr>
-            <w:tcW w:w="1620" w:type="dxa"/>
-            <w:tcMar/>
-            <w:vAlign w:val="center"/>
-          </w:tcPr>
-          <w:p>
-            <w:pPr>
-              <w:pStyle w:val="Normal"/>
-              <w:jc w:val="center"/>
-            </w:pPr>
-            <w:r>
-              <w:rPr>
-                <w:rFonts w:ascii="Times New Roman" w:hAnsi="Times New Roman" w:eastAsia="Times New Roman" w:cs="Times New Roman"/>
-                <w:color w:val="000000" w:themeColor="text1" w:themeTint="FF" w:themeShade="FF"/>
-                <w:lang w:val="en-US"/>
-              </w:rPr>
-              <w:t>BR-03</w:t>
-            </w:r>
-          </w:p>
-        </w:tc>
-        <w:tc>
-          <w:tcPr>
-            <w:tcW w:w="1110" w:type="dxa"/>
-            <w:tcMar/>
-            <w:vAlign w:val="center"/>
-          </w:tcPr>
-          <w:p>
-            <w:pPr>
-              <w:spacing w:before="0" w:beforeAutospacing="off" w:after="0" w:afterAutospacing="off"/>
-            </w:pPr>
+              <w:t xml:space="preserve">OCR bản scan </w:t>
+            </w:r>
             <w:r>
               <w:rPr>
                 <w:rFonts w:ascii="Times New Roman" w:hAnsi="Times New Roman" w:eastAsia="Times New Roman" w:cs="Times New Roman"/>
@@ -9634,61 +10552,7 @@
                 <w:u w:val="none"/>
                 <w:lang w:val="vi-VN"/>
               </w:rPr>
-              <w:t>Must</w:t>
-            </w:r>
-          </w:p>
-        </w:tc>
-      </w:tr>
-      <w:tr>
-        <w:trPr>
-          <w:trHeight w:val="855"/>
-        </w:trPr>
-        <w:tc>
-          <w:tcPr>
-            <w:tcW w:w="765" w:type="dxa"/>
-            <w:tcMar/>
-            <w:vAlign w:val="center"/>
-          </w:tcPr>
-          <w:p>
-            <w:pPr>
-              <w:pStyle w:val="Normal"/>
-              <w:jc w:val="center"/>
-            </w:pPr>
-            <w:r>
-              <w:rPr>
-                <w:rFonts w:ascii="Times New Roman" w:hAnsi="Times New Roman" w:eastAsia="Times New Roman" w:cs="Times New Roman"/>
-                <w:color w:val="000000" w:themeColor="text1" w:themeTint="FF" w:themeShade="FF"/>
-              </w:rPr>
-              <w:t>21</w:t>
-            </w:r>
-          </w:p>
-        </w:tc>
-        <w:tc>
-          <w:tcPr>
-            <w:tcW w:w="1410" w:type="dxa"/>
-            <w:tcMar/>
-            <w:vAlign w:val="center"/>
-          </w:tcPr>
-          <w:p>
-            <w:pPr>
-              <w:spacing w:before="0" w:beforeAutospacing="off" w:after="0" w:afterAutospacing="off"/>
-              <w:jc w:val="center"/>
-            </w:pPr>
-            <w:r>
-              <w:rPr>
-                <w:rFonts w:ascii="Times New Roman" w:hAnsi="Times New Roman" w:eastAsia="Times New Roman" w:cs="Times New Roman"/>
-                <w:b w:val="1"/>
-                <w:bCs w:val="1"/>
-                <w:i w:val="0"/>
-                <w:iCs w:val="0"/>
-                <w:strike w:val="0"/>
-                <w:dstrike w:val="0"/>
-                <w:sz w:val="24"/>
-                <w:szCs w:val="24"/>
-                <w:u w:val="none"/>
-                <w:lang w:val="en-US"/>
-              </w:rPr>
-              <w:t>Excel giữ ngữ cảnh</w:t>
+              <w:t xml:space="preserve"/>
             </w:r>
           </w:p>
         </w:tc>
@@ -9717,7 +10581,7 @@
                 <w:u w:val="none"/>
                 <w:lang w:val="en-US"/>
               </w:rPr>
-              <w:t>Đọc trực tiếp xlsx, giữ đơn vị, kỳ, sheet ẩn</w:t>
+              <w:t xml:space="preserve">Đọc PDF scan/ảnh, giữ dấu tiếng Việt, bảng, con dấu </w:t>
             </w:r>
           </w:p>
         </w:tc>
@@ -9738,7 +10602,7 @@
                 <w:color w:val="000000" w:themeColor="text1" w:themeTint="FF" w:themeShade="FF"/>
                 <w:lang w:val="en-US"/>
               </w:rPr>
-              <w:t>BR-03</w:t>
+              <w:t>BR-02</w:t>
             </w:r>
           </w:p>
         </w:tc>
@@ -9766,14 +10630,14 @@
                 <w:u w:val="none"/>
                 <w:lang w:val="vi-VN"/>
               </w:rPr>
-              <w:t>Must</w:t>
+              <w:t xml:space="preserve">Must </w:t>
             </w:r>
           </w:p>
         </w:tc>
       </w:tr>
       <w:tr>
         <w:trPr>
-          <w:trHeight w:val="900"/>
+          <w:trHeight w:val="855"/>
         </w:trPr>
         <w:tc>
           <w:tcPr>
@@ -9791,7 +10655,7 @@
                 <w:rFonts w:ascii="Times New Roman" w:hAnsi="Times New Roman" w:eastAsia="Times New Roman" w:cs="Times New Roman"/>
                 <w:color w:val="000000" w:themeColor="text1" w:themeTint="FF" w:themeShade="FF"/>
               </w:rPr>
-              <w:t>22</w:t>
+              <w:t>21</w:t>
             </w:r>
           </w:p>
         </w:tc>
@@ -9820,21 +10684,8 @@
                 <w:u w:val="none"/>
                 <w:lang w:val="en-US"/>
               </w:rPr>
-              <w:t>Làm sạch ký tự ẩn</w:t>
-            </w:r>
-          </w:p>
-        </w:tc>
-        <w:tc>
-          <w:tcPr>
-            <w:tcW w:w="4380" w:type="dxa"/>
-            <w:tcMar/>
-            <w:vAlign w:val="center"/>
-          </w:tcPr>
-          <w:p>
-            <w:pPr>
-              <w:spacing w:before="0" w:beforeAutospacing="off" w:after="0" w:afterAutospacing="off"/>
-              <w:jc w:val="center"/>
-            </w:pPr>
+              <w:t xml:space="preserve">Excel tài chính </w:t>
+            </w:r>
             <w:r>
               <w:rPr>
                 <w:rFonts w:ascii="Times New Roman" w:hAnsi="Times New Roman" w:eastAsia="Times New Roman" w:cs="Times New Roman"/>
@@ -9849,7 +10700,36 @@
                 <w:u w:val="none"/>
                 <w:lang w:val="en-US"/>
               </w:rPr>
-              <w:t>Bỏ zero-width, ký tự giả dạng ở khâu nạp và ở câu hỏi</w:t>
+              <w:t xml:space="preserve"/>
+            </w:r>
+          </w:p>
+        </w:tc>
+        <w:tc>
+          <w:tcPr>
+            <w:tcW w:w="4380" w:type="dxa"/>
+            <w:tcMar/>
+            <w:vAlign w:val="center"/>
+          </w:tcPr>
+          <w:p>
+            <w:pPr>
+              <w:spacing w:before="0" w:beforeAutospacing="off" w:after="0" w:afterAutospacing="off"/>
+              <w:jc w:val="center"/>
+            </w:pPr>
+            <w:r>
+              <w:rPr>
+                <w:rFonts w:ascii="Times New Roman" w:hAnsi="Times New Roman" w:eastAsia="Times New Roman" w:cs="Times New Roman"/>
+                <w:b w:val="0"/>
+                <w:bCs w:val="0"/>
+                <w:i w:val="0"/>
+                <w:iCs w:val="0"/>
+                <w:strike w:val="0"/>
+                <w:dstrike w:val="0"/>
+                <w:sz w:val="24"/>
+                <w:szCs w:val="24"/>
+                <w:u w:val="none"/>
+                <w:lang w:val="en-US"/>
+              </w:rPr>
+              <w:t xml:space="preserve">Đọc trực tiếp xlsx, giữ đơn vị, kỳ, sheet ẩn </w:t>
             </w:r>
           </w:p>
         </w:tc>
@@ -9870,7 +10750,7 @@
                 <w:color w:val="000000" w:themeColor="text1" w:themeTint="FF" w:themeShade="FF"/>
                 <w:lang w:val="en-US"/>
               </w:rPr>
-              <w:t>BR-03, BR-06</w:t>
+              <w:t>BR-02</w:t>
             </w:r>
           </w:p>
         </w:tc>
@@ -9898,14 +10778,14 @@
                 <w:u w:val="none"/>
                 <w:lang w:val="vi-VN"/>
               </w:rPr>
-              <w:t>Must</w:t>
+              <w:t xml:space="preserve">Must </w:t>
             </w:r>
           </w:p>
         </w:tc>
       </w:tr>
       <w:tr>
         <w:trPr>
-          <w:trHeight w:val="1044"/>
+          <w:trHeight w:val="900"/>
         </w:trPr>
         <w:tc>
           <w:tcPr>
@@ -9923,7 +10803,7 @@
                 <w:rFonts w:ascii="Times New Roman" w:hAnsi="Times New Roman" w:eastAsia="Times New Roman" w:cs="Times New Roman"/>
                 <w:color w:val="000000" w:themeColor="text1" w:themeTint="FF" w:themeShade="FF"/>
               </w:rPr>
-              <w:t>23</w:t>
+              <w:t>22</w:t>
             </w:r>
           </w:p>
         </w:tc>
@@ -9952,21 +10832,8 @@
                 <w:u w:val="none"/>
                 <w:lang w:val="en-US"/>
               </w:rPr>
-              <w:t>Cắt đoạn theo cấu trúc</w:t>
-            </w:r>
-          </w:p>
-        </w:tc>
-        <w:tc>
-          <w:tcPr>
-            <w:tcW w:w="4380" w:type="dxa"/>
-            <w:tcMar/>
-            <w:vAlign w:val="center"/>
-          </w:tcPr>
-          <w:p>
-            <w:pPr>
-              <w:spacing w:before="0" w:beforeAutospacing="off" w:after="0" w:afterAutospacing="off"/>
-              <w:jc w:val="center"/>
-            </w:pPr>
+              <w:t xml:space="preserve">Làm sạch ký tự ẩn </w:t>
+            </w:r>
             <w:r>
               <w:rPr>
                 <w:rFonts w:ascii="Times New Roman" w:hAnsi="Times New Roman" w:eastAsia="Times New Roman" w:cs="Times New Roman"/>
@@ -9981,7 +10848,36 @@
                 <w:u w:val="none"/>
                 <w:lang w:val="en-US"/>
               </w:rPr>
-              <w:t>Không cắt giữa bảng tài chính</w:t>
+              <w:t xml:space="preserve"/>
+            </w:r>
+          </w:p>
+        </w:tc>
+        <w:tc>
+          <w:tcPr>
+            <w:tcW w:w="4380" w:type="dxa"/>
+            <w:tcMar/>
+            <w:vAlign w:val="center"/>
+          </w:tcPr>
+          <w:p>
+            <w:pPr>
+              <w:spacing w:before="0" w:beforeAutospacing="off" w:after="0" w:afterAutospacing="off"/>
+              <w:jc w:val="center"/>
+            </w:pPr>
+            <w:r>
+              <w:rPr>
+                <w:rFonts w:ascii="Times New Roman" w:hAnsi="Times New Roman" w:eastAsia="Times New Roman" w:cs="Times New Roman"/>
+                <w:b w:val="0"/>
+                <w:bCs w:val="0"/>
+                <w:i w:val="0"/>
+                <w:iCs w:val="0"/>
+                <w:strike w:val="0"/>
+                <w:dstrike w:val="0"/>
+                <w:sz w:val="24"/>
+                <w:szCs w:val="24"/>
+                <w:u w:val="none"/>
+                <w:lang w:val="en-US"/>
+              </w:rPr>
+              <w:t xml:space="preserve">Bỏ zero-width, ký tự giả dạng ở khâu nạp và ở câu hỏi </w:t>
             </w:r>
           </w:p>
         </w:tc>
@@ -10002,7 +10898,7 @@
                 <w:color w:val="000000" w:themeColor="text1" w:themeTint="FF" w:themeShade="FF"/>
                 <w:lang w:val="en-US"/>
               </w:rPr>
-              <w:t>BR-03</w:t>
+              <w:t>BR-02, BR-06</w:t>
             </w:r>
           </w:p>
         </w:tc>
@@ -10030,7 +10926,7 @@
                 <w:u w:val="none"/>
                 <w:lang w:val="vi-VN"/>
               </w:rPr>
-              <w:t>Should</w:t>
+              <w:t xml:space="preserve">Should </w:t>
             </w:r>
           </w:p>
         </w:tc>
@@ -10055,7 +10951,7 @@
                 <w:rFonts w:ascii="Times New Roman" w:hAnsi="Times New Roman" w:eastAsia="Times New Roman" w:cs="Times New Roman"/>
                 <w:color w:val="000000" w:themeColor="text1" w:themeTint="FF" w:themeShade="FF"/>
               </w:rPr>
-              <w:t>24</w:t>
+              <w:t>23</w:t>
             </w:r>
           </w:p>
         </w:tc>
@@ -10084,21 +10980,8 @@
                 <w:u w:val="none"/>
                 <w:lang w:val="en-US"/>
               </w:rPr>
-              <w:t>Audit log riêng cho AI</w:t>
-            </w:r>
-          </w:p>
-        </w:tc>
-        <w:tc>
-          <w:tcPr>
-            <w:tcW w:w="4380" w:type="dxa"/>
-            <w:tcMar/>
-            <w:vAlign w:val="center"/>
-          </w:tcPr>
-          <w:p>
-            <w:pPr>
-              <w:spacing w:before="0" w:beforeAutospacing="off" w:after="0" w:afterAutospacing="off"/>
-              <w:jc w:val="center"/>
-            </w:pPr>
+              <w:t xml:space="preserve">Cắt đoạn theo cấu trúc </w:t>
+            </w:r>
             <w:r>
               <w:rPr>
                 <w:rFonts w:ascii="Times New Roman" w:hAnsi="Times New Roman" w:eastAsia="Times New Roman" w:cs="Times New Roman"/>
@@ -10113,7 +10996,36 @@
                 <w:u w:val="none"/>
                 <w:lang w:val="en-US"/>
               </w:rPr>
-              <w:t>Ai hỏi gì, lúc nào, file và phiên bản nào</w:t>
+              <w:t xml:space="preserve"/>
+            </w:r>
+          </w:p>
+        </w:tc>
+        <w:tc>
+          <w:tcPr>
+            <w:tcW w:w="4380" w:type="dxa"/>
+            <w:tcMar/>
+            <w:vAlign w:val="center"/>
+          </w:tcPr>
+          <w:p>
+            <w:pPr>
+              <w:spacing w:before="0" w:beforeAutospacing="off" w:after="0" w:afterAutospacing="off"/>
+              <w:jc w:val="center"/>
+            </w:pPr>
+            <w:r>
+              <w:rPr>
+                <w:rFonts w:ascii="Times New Roman" w:hAnsi="Times New Roman" w:eastAsia="Times New Roman" w:cs="Times New Roman"/>
+                <w:b w:val="0"/>
+                <w:bCs w:val="0"/>
+                <w:i w:val="0"/>
+                <w:iCs w:val="0"/>
+                <w:strike w:val="0"/>
+                <w:dstrike w:val="0"/>
+                <w:sz w:val="24"/>
+                <w:szCs w:val="24"/>
+                <w:u w:val="none"/>
+                <w:lang w:val="en-US"/>
+              </w:rPr>
+              <w:t xml:space="preserve">Không cắt giữa bảng tài chính </w:t>
             </w:r>
           </w:p>
         </w:tc>
@@ -10134,7 +11046,7 @@
                 <w:color w:val="000000" w:themeColor="text1" w:themeTint="FF" w:themeShade="FF"/>
                 <w:lang w:val="en-US"/>
               </w:rPr>
-              <w:t>BR-08</w:t>
+              <w:t>BR-02</w:t>
             </w:r>
           </w:p>
         </w:tc>
@@ -10162,7 +11074,7 @@
                 <w:u w:val="none"/>
                 <w:lang w:val="vi-VN"/>
               </w:rPr>
-              <w:t>Must</w:t>
+              <w:t xml:space="preserve">Should </w:t>
             </w:r>
           </w:p>
         </w:tc>
@@ -10187,7 +11099,7 @@
                 <w:rFonts w:ascii="Times New Roman" w:hAnsi="Times New Roman" w:eastAsia="Times New Roman" w:cs="Times New Roman"/>
                 <w:color w:val="000000" w:themeColor="text1" w:themeTint="FF" w:themeShade="FF"/>
               </w:rPr>
-              <w:t>25</w:t>
+              <w:t>24</w:t>
             </w:r>
           </w:p>
         </w:tc>
@@ -10202,6 +11114,22 @@
               <w:spacing w:before="0" w:beforeAutospacing="off" w:after="0" w:afterAutospacing="off"/>
               <w:jc w:val="center"/>
             </w:pPr>
+            <w:r>
+              <w:rPr>
+                <w:rFonts w:ascii="Times New Roman" w:hAnsi="Times New Roman" w:eastAsia="Times New Roman" w:cs="Times New Roman"/>
+                <w:b w:val="1"/>
+                <w:bCs w:val="1"/>
+                <w:i w:val="0"/>
+                <w:iCs w:val="0"/>
+                <w:strike w:val="0"/>
+                <w:dstrike w:val="0"/>
+                <w:sz w:val="24"/>
+                <w:szCs w:val="24"/>
+                <w:u w:val="none"/>
+                <w:lang w:val="en-US"/>
+              </w:rPr>
+              <w:t xml:space="preserve">Audit log riêng cho AI </w:t>
+            </w:r>
             <w:r>
               <w:rPr>
                 <w:rFonts w:ascii="Times New Roman" w:hAnsi="Times New Roman" w:eastAsia="Times New Roman" w:cs="Times New Roman"/>
@@ -10216,7 +11144,7 @@
                 <w:u w:val="none"/>
                 <w:lang w:val="en-US"/>
               </w:rPr>
-              <w:t>API security, quản lý secret</w:t>
+              <w:t xml:space="preserve"/>
             </w:r>
           </w:p>
         </w:tc>
@@ -10245,7 +11173,7 @@
                 <w:u w:val="none"/>
                 <w:lang w:val="en-US"/>
               </w:rPr>
-              <w:t>Chỉ kết nối chiều ra, WAF tại DMZ, kho khóa riêng</w:t>
+              <w:t xml:space="preserve">Ai hỏi gì, lúc nào, file và phiên bản nào </w:t>
             </w:r>
           </w:p>
         </w:tc>
@@ -10266,7 +11194,7 @@
                 <w:color w:val="000000" w:themeColor="text1" w:themeTint="FF" w:themeShade="FF"/>
                 <w:lang w:val="en-US"/>
               </w:rPr>
-              <w:t>BR-09</w:t>
+              <w:t>BR-07</w:t>
             </w:r>
           </w:p>
         </w:tc>
@@ -10294,7 +11222,7 @@
                 <w:u w:val="none"/>
                 <w:lang w:val="vi-VN"/>
               </w:rPr>
-              <w:t>Must</w:t>
+              <w:t xml:space="preserve">Should </w:t>
             </w:r>
           </w:p>
         </w:tc>
@@ -10319,7 +11247,7 @@
                 <w:rFonts w:ascii="Times New Roman" w:hAnsi="Times New Roman" w:eastAsia="Times New Roman" w:cs="Times New Roman"/>
                 <w:color w:val="000000" w:themeColor="text1" w:themeTint="FF" w:themeShade="FF"/>
               </w:rPr>
-              <w:t>26</w:t>
+              <w:t>25</w:t>
             </w:r>
           </w:p>
         </w:tc>
@@ -10348,7 +11276,7 @@
                 <w:u w:val="none"/>
                 <w:lang w:val="en-US"/>
               </w:rPr>
-              <w:t>Data residency</w:t>
+              <w:t xml:space="preserve">Bảo mật API &amp; secret </w:t>
             </w:r>
           </w:p>
         </w:tc>
@@ -10377,7 +11305,7 @@
                 <w:u w:val="none"/>
                 <w:lang w:val="en-US"/>
               </w:rPr>
-              <w:t>LLM on-prem tại Việt Nam (thay proxy tới OpenAI)</w:t>
+              <w:t xml:space="preserve">Chỉ kết nối chiều ra, WAF tại DMZ, kho khóa riêng </w:t>
             </w:r>
           </w:p>
         </w:tc>
@@ -10398,7 +11326,7 @@
                 <w:color w:val="000000" w:themeColor="text1" w:themeTint="FF" w:themeShade="FF"/>
                 <w:lang w:val="en-US"/>
               </w:rPr>
-              <w:t>BR-04, BR-09</w:t>
+              <w:t>BR-07</w:t>
             </w:r>
           </w:p>
         </w:tc>
@@ -10426,7 +11354,7 @@
                 <w:u w:val="none"/>
                 <w:lang w:val="vi-VN"/>
               </w:rPr>
-              <w:t>Must</w:t>
+              <w:t xml:space="preserve">Should </w:t>
             </w:r>
           </w:p>
         </w:tc>
@@ -10451,7 +11379,7 @@
                 <w:rFonts w:ascii="Times New Roman" w:hAnsi="Times New Roman" w:eastAsia="Times New Roman" w:cs="Times New Roman"/>
                 <w:color w:val="000000" w:themeColor="text1" w:themeTint="FF" w:themeShade="FF"/>
               </w:rPr>
-              <w:t>27</w:t>
+              <w:t>26</w:t>
             </w:r>
           </w:p>
         </w:tc>
@@ -10480,7 +11408,7 @@
                 <w:u w:val="none"/>
                 <w:lang w:val="en-US"/>
               </w:rPr>
-              <w:t>Chống cạn tài nguyên</w:t>
+              <w:t xml:space="preserve">Data residency </w:t>
             </w:r>
           </w:p>
         </w:tc>
@@ -10509,7 +11437,7 @@
                 <w:u w:val="none"/>
                 <w:lang w:val="en-US"/>
               </w:rPr>
-              <w:t>Hạn mức theo người, trần số câu xử lý đồng thời</w:t>
+              <w:t xml:space="preserve">LLM on-prem tại Việt Nam, dữ liệu không ra ngoài </w:t>
             </w:r>
           </w:p>
         </w:tc>
@@ -10530,7 +11458,7 @@
                 <w:color w:val="000000" w:themeColor="text1" w:themeTint="FF" w:themeShade="FF"/>
                 <w:lang w:val="en-US"/>
               </w:rPr>
-              <w:t>BR-06, BR-09</w:t>
+              <w:t>BR-04, BR-07</w:t>
             </w:r>
           </w:p>
         </w:tc>
@@ -10558,7 +11486,7 @@
                 <w:u w:val="none"/>
                 <w:lang w:val="vi-VN"/>
               </w:rPr>
-              <w:t>Must</w:t>
+              <w:t xml:space="preserve">Must </w:t>
             </w:r>
           </w:p>
         </w:tc>
@@ -10583,7 +11511,7 @@
                 <w:rFonts w:ascii="Times New Roman" w:hAnsi="Times New Roman" w:eastAsia="Times New Roman" w:cs="Times New Roman"/>
                 <w:color w:val="000000" w:themeColor="text1" w:themeTint="FF" w:themeShade="FF"/>
               </w:rPr>
-              <w:t>28</w:t>
+              <w:t>27</w:t>
             </w:r>
           </w:p>
         </w:tc>
@@ -10612,7 +11540,7 @@
                 <w:u w:val="none"/>
                 <w:lang w:val="en-US"/>
               </w:rPr>
-              <w:t>Số liệu tài chính chính xác</w:t>
+              <w:t xml:space="preserve">Chống cạn tài nguyên </w:t>
             </w:r>
           </w:p>
         </w:tc>
@@ -10641,7 +11569,7 @@
                 <w:u w:val="none"/>
                 <w:lang w:val="en-US"/>
               </w:rPr>
-              <w:t>Con số phải có trong câu trích; định nghĩa đo ≥ 99% (tin cậy 95%)</w:t>
+              <w:t xml:space="preserve">Hạn mức theo người dùng, trần số câu xử lý đồng thời </w:t>
             </w:r>
           </w:p>
         </w:tc>
@@ -10662,7 +11590,7 @@
                 <w:color w:val="000000" w:themeColor="text1" w:themeTint="FF" w:themeShade="FF"/>
                 <w:lang w:val="en-US"/>
               </w:rPr>
-              <w:t>BR-05</w:t>
+              <w:t>BR-06</w:t>
             </w:r>
           </w:p>
         </w:tc>
@@ -10690,7 +11618,139 @@
                 <w:u w:val="none"/>
                 <w:lang w:val="vi-VN"/>
               </w:rPr>
-              <w:t>Must</w:t>
+              <w:t xml:space="preserve">Should </w:t>
+            </w:r>
+          </w:p>
+        </w:tc>
+      </w:tr>
+      <w:tr>
+        <w:trPr>
+          <w:trHeight w:val="1044"/>
+        </w:trPr>
+        <w:tc>
+          <w:tcPr>
+            <w:tcW w:w="765" w:type="dxa"/>
+            <w:tcMar/>
+            <w:vAlign w:val="center"/>
+          </w:tcPr>
+          <w:p>
+            <w:pPr>
+              <w:pStyle w:val="Normal"/>
+              <w:jc w:val="center"/>
+            </w:pPr>
+            <w:r>
+              <w:rPr>
+                <w:rFonts w:ascii="Times New Roman" w:hAnsi="Times New Roman" w:eastAsia="Times New Roman" w:cs="Times New Roman"/>
+                <w:color w:val="000000" w:themeColor="text1" w:themeTint="FF" w:themeShade="FF"/>
+              </w:rPr>
+              <w:t>28</w:t>
+            </w:r>
+          </w:p>
+        </w:tc>
+        <w:tc>
+          <w:tcPr>
+            <w:tcW w:w="1410" w:type="dxa"/>
+            <w:tcMar/>
+            <w:vAlign w:val="center"/>
+          </w:tcPr>
+          <w:p>
+            <w:pPr>
+              <w:spacing w:before="0" w:beforeAutospacing="off" w:after="0" w:afterAutospacing="off"/>
+              <w:jc w:val="center"/>
+            </w:pPr>
+            <w:r>
+              <w:rPr>
+                <w:rFonts w:ascii="Times New Roman" w:hAnsi="Times New Roman" w:eastAsia="Times New Roman" w:cs="Times New Roman"/>
+                <w:b w:val="0"/>
+                <w:bCs w:val="0"/>
+                <w:i w:val="0"/>
+                <w:iCs w:val="0"/>
+                <w:strike w:val="0"/>
+                <w:dstrike w:val="0"/>
+                <w:sz w:val="24"/>
+                <w:szCs w:val="24"/>
+                <w:u w:val="none"/>
+                <w:lang w:val="en-US"/>
+              </w:rPr>
+              <w:t xml:space="preserve">Số liệu chính xác </w:t>
+            </w:r>
+          </w:p>
+        </w:tc>
+        <w:tc>
+          <w:tcPr>
+            <w:tcW w:w="4380" w:type="dxa"/>
+            <w:tcMar/>
+            <w:vAlign w:val="center"/>
+          </w:tcPr>
+          <w:p>
+            <w:pPr>
+              <w:spacing w:before="0" w:beforeAutospacing="off" w:after="0" w:afterAutospacing="off"/>
+              <w:jc w:val="center"/>
+            </w:pPr>
+            <w:r>
+              <w:rPr>
+                <w:rFonts w:ascii="Times New Roman" w:hAnsi="Times New Roman" w:eastAsia="Times New Roman" w:cs="Times New Roman"/>
+                <w:b w:val="0"/>
+                <w:bCs w:val="0"/>
+                <w:i w:val="0"/>
+                <w:iCs w:val="0"/>
+                <w:strike w:val="0"/>
+                <w:dstrike w:val="0"/>
+                <w:sz w:val="24"/>
+                <w:szCs w:val="24"/>
+                <w:u w:val="none"/>
+                <w:lang w:val="en-US"/>
+              </w:rPr>
+              <w:t xml:space="preserve">Con số phải có trong câu trích; độ đúng ≥ 99% (tin cậy 95%) </w:t>
+            </w:r>
+          </w:p>
+        </w:tc>
+        <w:tc>
+          <w:tcPr>
+            <w:tcW w:w="1620" w:type="dxa"/>
+            <w:tcMar/>
+            <w:vAlign w:val="center"/>
+          </w:tcPr>
+          <w:p>
+            <w:pPr>
+              <w:pStyle w:val="Normal"/>
+              <w:jc w:val="center"/>
+            </w:pPr>
+            <w:r>
+              <w:rPr>
+                <w:rFonts w:ascii="Times New Roman" w:hAnsi="Times New Roman" w:eastAsia="Times New Roman" w:cs="Times New Roman"/>
+                <w:color w:val="000000" w:themeColor="text1" w:themeTint="FF" w:themeShade="FF"/>
+                <w:lang w:val="en-US"/>
+              </w:rPr>
+              <w:t>BR-05</w:t>
+            </w:r>
+          </w:p>
+        </w:tc>
+        <w:tc>
+          <w:tcPr>
+            <w:tcW w:w="1110" w:type="dxa"/>
+            <w:tcMar/>
+            <w:vAlign w:val="center"/>
+          </w:tcPr>
+          <w:p>
+            <w:pPr>
+              <w:spacing w:before="0" w:beforeAutospacing="off" w:after="0" w:afterAutospacing="off"/>
+            </w:pPr>
+            <w:r>
+              <w:rPr>
+                <w:rFonts w:ascii="Times New Roman" w:hAnsi="Times New Roman" w:eastAsia="Times New Roman" w:cs="Times New Roman"/>
+                <w:b w:val="0"/>
+                <w:bCs w:val="0"/>
+                <w:i w:val="0"/>
+                <w:iCs w:val="0"/>
+                <w:strike w:val="0"/>
+                <w:dstrike w:val="0"/>
+                <w:sz w:val="24"/>
+                <w:szCs w:val="24"/>
+                <w:u w:val="none"/>
+                <w:lang w:val="vi-VN"/>
+              </w:rPr>
+              <w:t>Should</w:t>
             </w:r>
           </w:p>
         </w:tc>
@@ -10739,7 +11799,7 @@
           <w:color w:val="000000" w:themeColor="text1" w:themeTint="FF" w:themeShade="FF"/>
           <w:lang w:val="en-US"/>
         </w:rPr>
-        <w:t>• Kế hoạch tổng: AI core cho Data Room trên SharePoint (IPO), bản v0.6 ngày 07/10/2026.</w:t>
+        <w:t>• Kế hoạch tổng: AI core cho Data Room trên SharePoint (IPO), v0.6 – 07/10/2026.</w:t>
       </w:r>
     </w:p>
     <w:p xmlns:wp14="http://schemas.microsoft.com/office/word/2010/wordml" wp14:textId="19B9F746">
@@ -10752,20 +11812,87 @@
           <w:color w:val="000000" w:themeColor="text1" w:themeTint="FF" w:themeShade="FF"/>
           <w:lang w:val="en-US"/>
         </w:rPr>
-        <w:t>• Kế hoạch triển khai và bảo mật hệ thống AI cho Data Room (IPO) – tài liệu tham khảo.</w:t>
-      </w:r>
-    </w:p>
-    <w:p>
-      <w:pPr>
-        <w:spacing w:beforeAutospacing="on" w:afterAutospacing="on"/>
-      </w:pPr>
+        <w:t xml:space="preserve">• Kế hoạch bảo mật AI Data Room (tham khảo) và số đo bản demo ngày 07/10/2026.</w:t>
+      </w:r>
       <w:r>
         <w:rPr>
           <w:rFonts w:ascii="Times New Roman" w:hAnsi="Times New Roman" w:eastAsia="Times New Roman" w:cs="Times New Roman"/>
           <w:color w:val="000000" w:themeColor="text1" w:themeTint="FF" w:themeShade="FF"/>
           <w:lang w:val="en-US"/>
         </w:rPr>
-        <w:t>• Bản demo local và số đo ngày 07/10/2026 (README, logs của dự án dataroom-ai-demo).</w:t>
+        <w:t/>
+      </w:r>
+      <w:r>
+        <w:rPr>
+          <w:rFonts w:ascii="Times New Roman" w:hAnsi="Times New Roman" w:eastAsia="Times New Roman" w:cs="Times New Roman"/>
+          <w:color w:val="000000" w:themeColor="text1" w:themeTint="FF" w:themeShade="FF"/>
+          <w:lang w:val="en-US"/>
+        </w:rPr>
+        <w:t xml:space="preserve"/>
+      </w:r>
+      <w:r>
+        <w:rPr>
+          <w:rFonts w:ascii="Times New Roman" w:hAnsi="Times New Roman" w:eastAsia="Times New Roman" w:cs="Times New Roman"/>
+          <w:color w:val="000000" w:themeColor="text1" w:themeTint="FF" w:themeShade="FF"/>
+          <w:lang w:val="en-US"/>
+        </w:rPr>
+        <w:t/>
+      </w:r>
+      <w:r>
+        <w:rPr>
+          <w:rFonts w:ascii="Times New Roman" w:hAnsi="Times New Roman" w:eastAsia="Times New Roman" w:cs="Times New Roman"/>
+          <w:color w:val="000000" w:themeColor="text1" w:themeTint="FF" w:themeShade="FF"/>
+          <w:lang w:val="en-US"/>
+        </w:rPr>
+        <w:t xml:space="preserve"/>
+      </w:r>
+      <w:r>
+        <w:rPr>
+          <w:rFonts w:ascii="Times New Roman" w:hAnsi="Times New Roman" w:eastAsia="Times New Roman" w:cs="Times New Roman"/>
+          <w:color w:val="000000" w:themeColor="text1" w:themeTint="FF" w:themeShade="FF"/>
+          <w:lang w:val="en-US"/>
+        </w:rPr>
+        <w:t/>
+      </w:r>
+      <w:r>
+        <w:rPr>
+          <w:rFonts w:ascii="Times New Roman" w:hAnsi="Times New Roman" w:eastAsia="Times New Roman" w:cs="Times New Roman"/>
+          <w:color w:val="000000" w:themeColor="text1" w:themeTint="FF" w:themeShade="FF"/>
+          <w:lang w:val="en-US"/>
+        </w:rPr>
+        <w:t xml:space="preserve"/>
+      </w:r>
+      <w:r>
+        <w:rPr>
+          <w:rFonts w:ascii="Times New Roman" w:hAnsi="Times New Roman" w:eastAsia="Times New Roman" w:cs="Times New Roman"/>
+          <w:color w:val="000000" w:themeColor="text1" w:themeTint="FF" w:themeShade="FF"/>
+          <w:lang w:val="en-US"/>
+        </w:rPr>
+        <w:t/>
+      </w:r>
+      <w:r>
+        <w:rPr>
+          <w:rFonts w:ascii="Times New Roman" w:hAnsi="Times New Roman" w:eastAsia="Times New Roman" w:cs="Times New Roman"/>
+          <w:color w:val="000000" w:themeColor="text1" w:themeTint="FF" w:themeShade="FF"/>
+          <w:lang w:val="en-US"/>
+        </w:rPr>
+        <w:t xml:space="preserve"/>
+      </w:r>
+      <w:r>
+        <w:rPr>
+          <w:rFonts w:ascii="Times New Roman" w:hAnsi="Times New Roman" w:eastAsia="Times New Roman" w:cs="Times New Roman"/>
+          <w:color w:val="000000" w:themeColor="text1" w:themeTint="FF" w:themeShade="FF"/>
+          <w:lang w:val="en-US"/>
+        </w:rPr>
+        <w:t/>
+      </w:r>
+      <w:r>
+        <w:rPr>
+          <w:rFonts w:ascii="Times New Roman" w:hAnsi="Times New Roman" w:eastAsia="Times New Roman" w:cs="Times New Roman"/>
+          <w:color w:val="000000" w:themeColor="text1" w:themeTint="FF" w:themeShade="FF"/>
+          <w:lang w:val="en-US"/>
+        </w:rPr>
+        <w:t xml:space="preserve"/>
       </w:r>
     </w:p>
     <w:sectPr>
@@ -11060,7 +12187,100 @@
         <w:shd w:val="clear" w:color="auto" w:fill="FFFFFF"/>
         <w:lang w:val="en-US"/>
       </w:rPr>
-      <w:t>DAIT – DATA ROOM IPO | BUSINESS REQUIREMENT DOCUMENT | AI CORE CHO DATA ROOM</w:t>
+      <w:t>DAIT – DATA ROOM | BUSINESS REQUIREMENT DOCUMENT | AI CORE DATA ROOM IPO</w:t>
+    </w:r>
+    <w:r>
+      <w:rPr>
+        <w:rStyle w:val="normaltextrun"/>
+        <w:rFonts w:ascii="Arial" w:hAnsi="Arial" w:cs="Arial"/>
+        <w:color w:val="6E747C"/>
+        <w:sz w:val="16"/>
+        <w:szCs w:val="16"/>
+        <w:shd w:val="clear" w:color="auto" w:fill="FFFFFF"/>
+        <w:lang w:val="vi-VN"/>
+      </w:rPr>
+      <w:t xml:space="preserve"/>
+    </w:r>
+    <w:r>
+      <w:rPr>
+        <w:rStyle w:val="normaltextrun"/>
+        <w:rFonts w:ascii="Arial" w:hAnsi="Arial" w:cs="Arial"/>
+        <w:color w:val="6E747C"/>
+        <w:sz w:val="16"/>
+        <w:szCs w:val="16"/>
+        <w:shd w:val="clear" w:color="auto" w:fill="FFFFFF"/>
+        <w:lang w:val="en-US"/>
+      </w:rPr>
+      <w:t/>
+    </w:r>
+    <w:r>
+      <w:rPr>
+        <w:rStyle w:val="normaltextrun"/>
+        <w:rFonts w:ascii="Arial" w:hAnsi="Arial" w:cs="Arial"/>
+        <w:color w:val="6E747C"/>
+        <w:sz w:val="16"/>
+        <w:szCs w:val="16"/>
+        <w:shd w:val="clear" w:color="auto" w:fill="FFFFFF"/>
+        <w:lang w:val="vi-VN"/>
+      </w:rPr>
+      <w:t xml:space="preserve"/>
+    </w:r>
+    <w:r>
+      <w:rPr>
+        <w:rStyle w:val="normaltextrun"/>
+        <w:rFonts w:ascii="Arial" w:hAnsi="Arial" w:cs="Arial"/>
+        <w:color w:val="6E747C"/>
+        <w:sz w:val="16"/>
+        <w:szCs w:val="16"/>
+        <w:shd w:val="clear" w:color="auto" w:fill="FFFFFF"/>
+        <w:lang w:val="en-US"/>
+      </w:rPr>
+      <w:t xml:space="preserve"/>
+    </w:r>
+    <w:r>
+      <w:rPr>
+        <w:rStyle w:val="normaltextrun"/>
+        <w:rFonts w:ascii="Arial" w:hAnsi="Arial" w:cs="Arial"/>
+        <w:color w:val="6E747C"/>
+        <w:sz w:val="16"/>
+        <w:szCs w:val="16"/>
+        <w:shd w:val="clear" w:color="auto" w:fill="FFFFFF"/>
+        <w:lang w:val="en-US"/>
+      </w:rPr>
+      <w:t/>
+    </w:r>
+    <w:r>
+      <w:rPr>
+        <w:rStyle w:val="normaltextrun"/>
+        <w:rFonts w:ascii="Arial" w:hAnsi="Arial" w:cs="Arial"/>
+        <w:color w:val="6E747C"/>
+        <w:sz w:val="16"/>
+        <w:szCs w:val="16"/>
+        <w:lang w:val="en-US"/>
+      </w:rPr>
+      <w:t/>
+    </w:r>
+    <w:r>
+      <w:rPr>
+        <w:rStyle w:val="normaltextrun"/>
+        <w:rFonts w:ascii="Arial" w:hAnsi="Arial" w:cs="Arial"/>
+        <w:color w:val="6E747C"/>
+        <w:sz w:val="16"/>
+        <w:szCs w:val="16"/>
+        <w:lang w:val="en-US"/>
+      </w:rPr>
+      <w:t/>
+    </w:r>
+    <w:r>
+      <w:rPr>
+        <w:rStyle w:val="normaltextrun"/>
+        <w:rFonts w:ascii="Arial" w:hAnsi="Arial" w:cs="Arial"/>
+        <w:color w:val="6E747C"/>
+        <w:sz w:val="16"/>
+        <w:szCs w:val="16"/>
+        <w:lang w:val="vi-VN"/>
+      </w:rPr>
+      <w:t xml:space="preserve"/>
     </w:r>
   </w:p>
 </w:hdr>

--- a/docs/DAIT-BRD- Dự án AI Data Room v1.0 - 07.10.2026.docx
+++ b/docs/DAIT-BRD- Dự án AI Data Room v1.0 - 07.10.2026.docx
@@ -511,7 +511,7 @@
                 <w:lang w:val="vi-VN"/>
                 <w14:ligatures w14:val="none"/>
               </w:rPr>
-              <w:t xml:space="preserve">Go-live Bản 1 ngày 26/02/2027</w:t>
+              <w:t xml:space="preserve">Ready for Pilot/UAT ngày 20/11/2026</w:t>
             </w:r>
             <w:r>
               <w:rPr>
@@ -1082,7 +1082,7 @@
           <w:color w:val="000000" w:themeColor="text1" w:themeTint="FF" w:themeShade="FF"/>
           <w:lang w:val="en-US"/>
         </w:rPr>
-        <w:t>Phạm vi Out-of-scope: Không xây Data Room, trình xem, watermark hay chức năng cấp quyền (thuộc SharePoint, Entra, Purview do Chủ Data Room và Quản trị tenant thực hiện). Không lưu file gốc on-prem. Câu hỏi đếm/tổng và kho bản ghi thuộc Bản 2, chờ đánh giá sau Go-live.</w:t>
+        <w:t>Phạm vi Out-of-scope: Không xây Data Room, trình xem, watermark hay chức năng cấp quyền (thuộc SharePoint, Entra, Purview do Chủ Data Room và Quản trị tenant thực hiện). Không lưu file gốc on-prem. Mở cho nhà đầu tư (Go-live) sau khi Pilot/UAT đạt các cổng; câu hỏi đếm/tổng thuộc Bản 2.</w:t>
       </w:r>
     </w:p>
     <w:p xmlns:wp14="http://schemas.microsoft.com/office/word/2010/wordml" wp14:textId="77777777" wp14:noSpellErr="1">
@@ -4588,7 +4588,7 @@
                 <w:kern w:val="0"/>
                 <w14:ligatures w14:val="none"/>
               </w:rPr>
-              <w:t>Trước 16/10/2026 (Dùng cho 9 phép thử tích hợp; OTP trước 31/10/2026)</w:t>
+              <w:t>Trước 14/10/2026 (Dùng cho 9 phép thử tích hợp; OTP trước 31/10/2026)</w:t>
             </w:r>
             <w:r>
               <w:rPr>
@@ -4660,7 +4660,7 @@
                 <w:color w:val="000000" w:themeColor="text1" w:themeTint="FF" w:themeShade="FF"/>
                 <w:lang w:val="en-US"/>
               </w:rPr>
-              <w:t>Bộ câu hỏi chuẩn có đáp án (150 câu phát triển + ≥ 500 câu giữ riêng) và 300 trang scan mẫu kèm 1.000 ô số chép lại.</w:t>
+              <w:t>Tối thiểu 100 câu hỏi mẫu có đáp án và 50 trang scan mẫu (dấu đỏ, bảng, chữ ký) kèm con số chép lại.</w:t>
             </w:r>
           </w:p>
         </w:tc>
@@ -4716,7 +4716,7 @@
                 <w:kern w:val="0"/>
                 <w14:ligatures w14:val="none"/>
               </w:rPr>
-              <w:t>Trước 23/10/2026 (Dùng để Test &amp; Tinh chỉnh độ chính xác)</w:t>
+              <w:t>Trước 16/10/2026 (Dùng để Test &amp; Tinh chỉnh độ chính xác)</w:t>
             </w:r>
             <w:r>
               <w:rPr>
@@ -4977,7 +4977,7 @@
                 <w:lang w:val="en-US"/>
                 <w14:ligatures w14:val="none"/>
               </w:rPr>
-              <w:t>Nhà đầu tư hỏi bộ câu chuẩn (≥ 500 câu).</w:t>
+              <w:t>Hỏi bộ câu chuẩn trên site thử (≥ 100 câu).</w:t>
             </w:r>
           </w:p>
         </w:tc>
@@ -5425,7 +5425,7 @@
           <w:lang w:val="en-US"/>
           <w14:ligatures w14:val="none"/>
         </w:rPr>
-        <w:t>Dự án được phân bổ nguồn lực (đội 4–5 người) để Go-live Bản 1 trước ngày 26/02/2027.</w:t>
+        <w:t>Dự án được phân bổ nguồn lực để hoàn thiện và nghiệm thu (UAT) trước ngày 20/11/2026.</w:t>
       </w:r>
       <w:r>
         <w:rPr>
@@ -5934,7 +5934,7 @@
                 <w:kern w:val="0"/>
                 <w14:ligatures w14:val="none"/>
               </w:rPr>
-              <w:t>23/10/2026</w:t>
+              <w:t>16/10/2026</w:t>
             </w:r>
             <w:r>
               <w:rPr>
@@ -5993,7 +5993,7 @@
                 <w:szCs w:val="24"/>
                 <w:lang w:val="en-US"/>
               </w:rPr>
-              <w:t>9 phép thử tích hợp M365</w:t>
+              <w:t>Baseline nghiệp vụ &amp; PoC</w:t>
             </w:r>
           </w:p>
         </w:tc>
@@ -6033,7 +6033,7 @@
                 <w:szCs w:val="24"/>
                 <w:lang w:val="en-US"/>
               </w:rPr>
-              <w:t>BOD chốt ngân sách GPU; cổng đi tiếp/dừng, phép thử 3 thất bại → chế độ dự phòng.</w:t>
+              <w:t>Chủ Data Room xác nhận Business Rule; có site thử, khách thử; chạy 9 phép thử tích hợp M365.</w:t>
             </w:r>
           </w:p>
         </w:tc>
@@ -6066,7 +6066,7 @@
                 <w:kern w:val="0"/>
                 <w14:ligatures w14:val="none"/>
               </w:rPr>
-              <w:t>30/10/2026</w:t>
+              <w:t>23/10/2026</w:t>
             </w:r>
           </w:p>
         </w:tc>
@@ -6095,7 +6095,7 @@
                 <w:lang w:val="en-US"/>
                 <w14:ligatures w14:val="none"/>
               </w:rPr>
-              <w:t>PoC độ chính xác &amp; Cổng BOD</w:t>
+              <w:t>Tích hợp Luồng Lõi</w:t>
             </w:r>
           </w:p>
         </w:tc>
@@ -6124,7 +6124,7 @@
                 <w:lang w:val="en-US"/>
                 <w14:ligatures w14:val="none"/>
               </w:rPr>
-              <w:t>So sánh LLM, OCR, chọn cấu hình GPU; hạn chuyển OTP sang B2B 31/10/2026.</w:t>
+              <w:t>Kết nối Graph thật (delta, quyền, kiểm tra trực tiếp) thay tenant giả lập; nạp tài liệu site thử.</w:t>
             </w:r>
           </w:p>
         </w:tc>
@@ -6158,7 +6158,7 @@
                 <w:kern w:val="0"/>
                 <w14:ligatures w14:val="none"/>
               </w:rPr>
-              <w:t>04/12/2026</w:t>
+              <w:t>30/10/2026</w:t>
             </w:r>
           </w:p>
         </w:tc>
@@ -6187,7 +6187,7 @@
                 <w:lang w:val="en-US"/>
                 <w14:ligatures w14:val="none"/>
               </w:rPr>
-              <w:t>Nạp tài liệu &amp; Quyền</w:t>
+              <w:t>Demo Lần 1</w:t>
             </w:r>
           </w:p>
         </w:tc>
@@ -6216,7 +6216,7 @@
                 <w:lang w:val="en-US"/>
                 <w14:ligatures w14:val="none"/>
               </w:rPr>
-              <w:t xml:space="preserve">Connector, bản chép quyền, tập thu hồi, nạp tài liệu, chỉ mục phân vùng.</w:t>
+              <w:t xml:space="preserve">Demo trên site thử cho Chủ Data Room/BOD để lấy feedback; hạn chuyển OTP sang B2B 31/10.</w:t>
             </w:r>
             <w:r>
               <w:rPr>
@@ -6426,7 +6426,7 @@
                 <w:kern w:val="0"/>
                 <w14:ligatures w14:val="none"/>
               </w:rPr>
-              <w:t>08/01/2027</w:t>
+              <w:t>13/11/2026</w:t>
             </w:r>
           </w:p>
         </w:tc>
@@ -6455,7 +6455,7 @@
                 <w:lang w:val="en-US"/>
                 <w14:ligatures w14:val="none"/>
               </w:rPr>
-              <w:t>Luồng truy vấn</w:t>
+              <w:t>Hoàn thiện Toàn bộ Tính năng</w:t>
             </w:r>
           </w:p>
         </w:tc>
@@ -6482,7 +6482,7 @@
                 <w:color w:val="000000" w:themeColor="text1" w:themeTint="FF" w:themeShade="FF"/>
                 <w:lang w:val="en-US"/>
               </w:rPr>
-              <w:t xml:space="preserve">Gateway, kiểm tra trực tiếp, giao diện qua DMZ, kiểm chứng, nhật ký.</w:t>
+              <w:t xml:space="preserve">Đăng nhập Entra, giao diện, kiểm chứng, nhật ký, dashboard, bộ lọc bảo mật; đo trên bộ câu chuẩn.</w:t>
             </w:r>
             <w:r>
               <w:rPr>
@@ -6708,7 +6708,7 @@
                 <w:kern w:val="0"/>
                 <w14:ligatures w14:val="none"/>
               </w:rPr>
-              <w:t>05/02/2027</w:t>
+              <w:t>18/11/2026</w:t>
             </w:r>
             <w:r>
               <w:rPr>
@@ -6780,7 +6780,7 @@
                 <w:lang w:val="en-US"/>
                 <w14:ligatures w14:val="none"/>
               </w:rPr>
-              <w:t>Ma trận rò rỉ, red-team, pentest độc lập, sửa và kiểm lại (lưu ý Tết ~06/02/2027).</w:t>
+              <w:t>QA nội bộ, ma trận rò rỉ, red-team, quét lỗ hổng.</w:t>
             </w:r>
           </w:p>
         </w:tc>
@@ -6814,7 +6814,7 @@
                 <w:kern w:val="0"/>
                 <w14:ligatures w14:val="none"/>
               </w:rPr>
-              <w:t>26/02/2027</w:t>
+              <w:t>20/11/2026</w:t>
             </w:r>
             <w:r>
               <w:rPr>
@@ -6861,7 +6861,7 @@
                 <w:u w:val="none"/>
                 <w:lang w:val="vi-VN"/>
               </w:rPr>
-              <w:t>Go-live Bản 1</w:t>
+              <w:t>Ready for Pilot / UAT</w:t>
             </w:r>
           </w:p>
         </w:tc>
@@ -6880,7 +6880,7 @@
                 <w:color w:val="000000" w:themeColor="text1" w:themeTint="FF" w:themeShade="FF"/>
                 <w:lang w:val="en-US"/>
               </w:rPr>
-              <w:t>Thử nội bộ 15–19/02 → Go-live → Hypercare đến 26/03/2027.</w:t>
+              <w:t>Pilot nội bộ (nhân viên, cố vấn) → UAT → Fix → Sign-off trước khi mở cho nhà đầu tư.</w:t>
             </w:r>
           </w:p>
         </w:tc>

--- a/docs/DAIT-BRD- Dự án AI Data Room v1.0 - 07.10.2026.docx
+++ b/docs/DAIT-BRD- Dự án AI Data Room v1.0 - 07.10.2026.docx
@@ -11782,117 +11782,6 @@
           <w:color w:val="000000" w:themeColor="text1" w:themeTint="FF" w:themeShade="FF"/>
         </w:rPr>
         <w:t>TÀI LIỆU THAM KHẢO CHÍNH</w:t>
-      </w:r>
-    </w:p>
-    <w:p>
-      <w:pPr>
-        <w:spacing w:beforeAutospacing="on" w:afterAutospacing="on"/>
-        <w:rPr>
-          <w:rFonts w:ascii="Times New Roman" w:hAnsi="Times New Roman" w:eastAsia="Times New Roman" w:cs="Times New Roman"/>
-          <w:color w:val="000000" w:themeColor="text1" w:themeTint="FF" w:themeShade="FF"/>
-          <w:lang w:val="en-US"/>
-        </w:rPr>
-      </w:pPr>
-      <w:r>
-        <w:rPr>
-          <w:rFonts w:ascii="Times New Roman" w:hAnsi="Times New Roman" w:eastAsia="Times New Roman" w:cs="Times New Roman"/>
-          <w:color w:val="000000" w:themeColor="text1" w:themeTint="FF" w:themeShade="FF"/>
-          <w:lang w:val="en-US"/>
-        </w:rPr>
-        <w:t>• Kế hoạch tổng: AI core cho Data Room trên SharePoint (IPO), v0.6 – 07/10/2026.</w:t>
-      </w:r>
-    </w:p>
-    <w:p xmlns:wp14="http://schemas.microsoft.com/office/word/2010/wordml" wp14:textId="19B9F746">
-      <w:pPr>
-        <w:spacing w:beforeAutospacing="on" w:afterAutospacing="on"/>
-      </w:pPr>
-      <w:r>
-        <w:rPr>
-          <w:rFonts w:ascii="Times New Roman" w:hAnsi="Times New Roman" w:eastAsia="Times New Roman" w:cs="Times New Roman"/>
-          <w:color w:val="000000" w:themeColor="text1" w:themeTint="FF" w:themeShade="FF"/>
-          <w:lang w:val="en-US"/>
-        </w:rPr>
-        <w:t xml:space="preserve">• Kế hoạch bảo mật AI Data Room (tham khảo) và số đo bản demo ngày 07/10/2026.</w:t>
-      </w:r>
-      <w:r>
-        <w:rPr>
-          <w:rFonts w:ascii="Times New Roman" w:hAnsi="Times New Roman" w:eastAsia="Times New Roman" w:cs="Times New Roman"/>
-          <w:color w:val="000000" w:themeColor="text1" w:themeTint="FF" w:themeShade="FF"/>
-          <w:lang w:val="en-US"/>
-        </w:rPr>
-        <w:t/>
-      </w:r>
-      <w:r>
-        <w:rPr>
-          <w:rFonts w:ascii="Times New Roman" w:hAnsi="Times New Roman" w:eastAsia="Times New Roman" w:cs="Times New Roman"/>
-          <w:color w:val="000000" w:themeColor="text1" w:themeTint="FF" w:themeShade="FF"/>
-          <w:lang w:val="en-US"/>
-        </w:rPr>
-        <w:t xml:space="preserve"/>
-      </w:r>
-      <w:r>
-        <w:rPr>
-          <w:rFonts w:ascii="Times New Roman" w:hAnsi="Times New Roman" w:eastAsia="Times New Roman" w:cs="Times New Roman"/>
-          <w:color w:val="000000" w:themeColor="text1" w:themeTint="FF" w:themeShade="FF"/>
-          <w:lang w:val="en-US"/>
-        </w:rPr>
-        <w:t/>
-      </w:r>
-      <w:r>
-        <w:rPr>
-          <w:rFonts w:ascii="Times New Roman" w:hAnsi="Times New Roman" w:eastAsia="Times New Roman" w:cs="Times New Roman"/>
-          <w:color w:val="000000" w:themeColor="text1" w:themeTint="FF" w:themeShade="FF"/>
-          <w:lang w:val="en-US"/>
-        </w:rPr>
-        <w:t xml:space="preserve"/>
-      </w:r>
-      <w:r>
-        <w:rPr>
-          <w:rFonts w:ascii="Times New Roman" w:hAnsi="Times New Roman" w:eastAsia="Times New Roman" w:cs="Times New Roman"/>
-          <w:color w:val="000000" w:themeColor="text1" w:themeTint="FF" w:themeShade="FF"/>
-          <w:lang w:val="en-US"/>
-        </w:rPr>
-        <w:t/>
-      </w:r>
-      <w:r>
-        <w:rPr>
-          <w:rFonts w:ascii="Times New Roman" w:hAnsi="Times New Roman" w:eastAsia="Times New Roman" w:cs="Times New Roman"/>
-          <w:color w:val="000000" w:themeColor="text1" w:themeTint="FF" w:themeShade="FF"/>
-          <w:lang w:val="en-US"/>
-        </w:rPr>
-        <w:t xml:space="preserve"/>
-      </w:r>
-      <w:r>
-        <w:rPr>
-          <w:rFonts w:ascii="Times New Roman" w:hAnsi="Times New Roman" w:eastAsia="Times New Roman" w:cs="Times New Roman"/>
-          <w:color w:val="000000" w:themeColor="text1" w:themeTint="FF" w:themeShade="FF"/>
-          <w:lang w:val="en-US"/>
-        </w:rPr>
-        <w:t/>
-      </w:r>
-      <w:r>
-        <w:rPr>
-          <w:rFonts w:ascii="Times New Roman" w:hAnsi="Times New Roman" w:eastAsia="Times New Roman" w:cs="Times New Roman"/>
-          <w:color w:val="000000" w:themeColor="text1" w:themeTint="FF" w:themeShade="FF"/>
-          <w:lang w:val="en-US"/>
-        </w:rPr>
-        <w:t xml:space="preserve"/>
-      </w:r>
-      <w:r>
-        <w:rPr>
-          <w:rFonts w:ascii="Times New Roman" w:hAnsi="Times New Roman" w:eastAsia="Times New Roman" w:cs="Times New Roman"/>
-          <w:color w:val="000000" w:themeColor="text1" w:themeTint="FF" w:themeShade="FF"/>
-          <w:lang w:val="en-US"/>
-        </w:rPr>
-        <w:t/>
-      </w:r>
-      <w:r>
-        <w:rPr>
-          <w:rFonts w:ascii="Times New Roman" w:hAnsi="Times New Roman" w:eastAsia="Times New Roman" w:cs="Times New Roman"/>
-          <w:color w:val="000000" w:themeColor="text1" w:themeTint="FF" w:themeShade="FF"/>
-          <w:lang w:val="en-US"/>
-        </w:rPr>
-        <w:t xml:space="preserve"/>
       </w:r>
     </w:p>
     <w:sectPr>
